--- a/Vorbereitung Bester PhD.docx
+++ b/Vorbereitung Bester PhD.docx
@@ -7658,6 +7658,9 @@
       <w:r>
         <w:t xml:space="preserve"> 7-8 h pro Tag </w:t>
       </w:r>
+      <w:r>
+        <w:t xml:space="preserve">/ regelmäßigen Schlafrhythmus etablieren, </w:t>
+      </w:r>
     </w:p>
     <w:p>
       <w:r>
@@ -7743,6 +7746,98 @@
       </w:r>
     </w:p>
     <w:p>
+      <w:pPr>
+        <w:rPr>
+          <w:b/>
+          <w:bCs/>
+        </w:rPr>
+      </w:pPr>
+      <w:proofErr w:type="gramStart"/>
+      <w:r>
+        <w:rPr>
+          <w:b/>
+          <w:bCs/>
+        </w:rPr>
+        <w:t>Deine wichtigsten Paper</w:t>
+      </w:r>
+      <w:proofErr w:type="gramEnd"/>
+      <w:r>
+        <w:rPr>
+          <w:b/>
+          <w:bCs/>
+        </w:rPr>
+        <w:t>, Programme</w:t>
+      </w:r>
+      <w:r>
+        <w:rPr>
+          <w:b/>
+          <w:bCs/>
+        </w:rPr>
+        <w:t xml:space="preserve"> und Bücher als Rettungsanker: </w:t>
+      </w:r>
+    </w:p>
+    <w:p>
+      <w:r>
+        <w:t>-</w:t>
+      </w:r>
+      <w:proofErr w:type="spellStart"/>
+      <w:r>
+        <w:t>latticegen</w:t>
+      </w:r>
+      <w:proofErr w:type="spellEnd"/>
+    </w:p>
+    <w:p>
+      <w:r>
+        <w:t>-</w:t>
+      </w:r>
+      <w:proofErr w:type="spellStart"/>
+      <w:r>
+        <w:t>Ex</w:t>
+      </w:r>
+      <w:r>
+        <w:t>c</w:t>
+      </w:r>
+      <w:r>
+        <w:t>iton</w:t>
+      </w:r>
+      <w:proofErr w:type="spellEnd"/>
+      <w:r>
+        <w:t xml:space="preserve"> </w:t>
+      </w:r>
+      <w:proofErr w:type="spellStart"/>
+      <w:r>
+        <w:t>physics</w:t>
+      </w:r>
+      <w:proofErr w:type="spellEnd"/>
+      <w:r>
+        <w:t xml:space="preserve"> </w:t>
+      </w:r>
+      <w:proofErr w:type="spellStart"/>
+      <w:r>
+        <w:t>book</w:t>
+      </w:r>
+      <w:proofErr w:type="spellEnd"/>
+      <w:r>
+        <w:t xml:space="preserve"> and </w:t>
+      </w:r>
+      <w:proofErr w:type="spellStart"/>
+      <w:r>
+        <w:t>dissertations</w:t>
+      </w:r>
+      <w:proofErr w:type="spellEnd"/>
+    </w:p>
+    <w:p>
+      <w:r>
+        <w:t>-</w:t>
+      </w:r>
+      <w:r>
+        <w:t>Claude und Claude Code</w:t>
+      </w:r>
+      <w:r>
+        <w:t xml:space="preserve"> </w:t>
+      </w:r>
+    </w:p>
+    <w:p>
       <w:r>
         <w:rPr>
           <w:b/>
@@ -8039,6 +8134,7 @@
     </w:p>
     <w:p>
       <w:r>
+        <w:lastRenderedPageBreak/>
         <w:t xml:space="preserve">2.What </w:t>
       </w:r>
       <w:proofErr w:type="spellStart"/>
@@ -8204,1797 +8300,1916 @@
     </w:p>
     <w:p>
       <w:r>
+        <w:t>3.</w:t>
+      </w:r>
+      <w:r>
+        <w:t xml:space="preserve">Can the </w:t>
+      </w:r>
+      <w:proofErr w:type="spellStart"/>
+      <w:r>
+        <w:t>twisting</w:t>
+      </w:r>
+      <w:proofErr w:type="spellEnd"/>
+      <w:r>
+        <w:t xml:space="preserve"> </w:t>
+      </w:r>
+      <w:proofErr w:type="spellStart"/>
+      <w:r>
+        <w:t>angles</w:t>
+      </w:r>
+      <w:proofErr w:type="spellEnd"/>
+      <w:r>
+        <w:t xml:space="preserve"> in </w:t>
+      </w:r>
+      <w:proofErr w:type="spellStart"/>
+      <w:r>
+        <w:t>bilayer</w:t>
+      </w:r>
+      <w:proofErr w:type="spellEnd"/>
+      <w:r>
+        <w:t xml:space="preserve"> </w:t>
+      </w:r>
+      <w:proofErr w:type="spellStart"/>
+      <w:r>
+        <w:t>graphene</w:t>
+      </w:r>
+      <w:proofErr w:type="spellEnd"/>
+      <w:r>
+        <w:t xml:space="preserve"> (1.1°) and in </w:t>
+      </w:r>
+      <w:proofErr w:type="spellStart"/>
+      <w:r>
+        <w:t>other</w:t>
+      </w:r>
+      <w:proofErr w:type="spellEnd"/>
+      <w:r>
+        <w:t xml:space="preserve"> Moiré </w:t>
+      </w:r>
+      <w:proofErr w:type="spellStart"/>
+      <w:r>
+        <w:t>mateirals</w:t>
+      </w:r>
+      <w:proofErr w:type="spellEnd"/>
+      <w:r>
+        <w:t xml:space="preserve"> </w:t>
+      </w:r>
+      <w:proofErr w:type="spellStart"/>
+      <w:r>
+        <w:t>theoretically</w:t>
+      </w:r>
+      <w:proofErr w:type="spellEnd"/>
+      <w:r>
+        <w:t xml:space="preserve"> </w:t>
+      </w:r>
+      <w:proofErr w:type="spellStart"/>
+      <w:r>
+        <w:t>be</w:t>
+      </w:r>
+      <w:proofErr w:type="spellEnd"/>
+      <w:r>
+        <w:t xml:space="preserve"> </w:t>
+      </w:r>
+      <w:proofErr w:type="spellStart"/>
+      <w:r>
+        <w:t>calculated</w:t>
+      </w:r>
+      <w:proofErr w:type="spellEnd"/>
+      <w:r>
+        <w:t xml:space="preserve"> </w:t>
+      </w:r>
+      <w:proofErr w:type="spellStart"/>
+      <w:r>
+        <w:t>or</w:t>
+      </w:r>
+      <w:proofErr w:type="spellEnd"/>
+      <w:r>
+        <w:t xml:space="preserve"> </w:t>
+      </w:r>
+      <w:proofErr w:type="spellStart"/>
+      <w:r>
+        <w:t>modelled</w:t>
+      </w:r>
+      <w:proofErr w:type="spellEnd"/>
+      <w:r>
+        <w:t xml:space="preserve">? Are </w:t>
+      </w:r>
+      <w:proofErr w:type="spellStart"/>
+      <w:r>
+        <w:t>there</w:t>
+      </w:r>
+      <w:proofErr w:type="spellEnd"/>
+      <w:r>
+        <w:t xml:space="preserve"> </w:t>
+      </w:r>
+      <w:proofErr w:type="spellStart"/>
+      <w:r>
+        <w:t>futrther</w:t>
+      </w:r>
+      <w:proofErr w:type="spellEnd"/>
+      <w:r>
+        <w:t xml:space="preserve"> </w:t>
+      </w:r>
+      <w:proofErr w:type="spellStart"/>
+      <w:r>
+        <w:t>twisting</w:t>
+      </w:r>
+      <w:proofErr w:type="spellEnd"/>
+      <w:r>
+        <w:t xml:space="preserve"> </w:t>
+      </w:r>
+      <w:proofErr w:type="spellStart"/>
+      <w:r>
+        <w:t>angles</w:t>
+      </w:r>
+      <w:proofErr w:type="spellEnd"/>
+      <w:r>
+        <w:t xml:space="preserve"> </w:t>
+      </w:r>
+      <w:proofErr w:type="spellStart"/>
+      <w:r>
+        <w:t>when</w:t>
+      </w:r>
+      <w:proofErr w:type="spellEnd"/>
+      <w:r>
+        <w:t xml:space="preserve"> </w:t>
+      </w:r>
+      <w:proofErr w:type="spellStart"/>
+      <w:r>
+        <w:t>superconductivity</w:t>
+      </w:r>
+      <w:proofErr w:type="spellEnd"/>
+      <w:r>
+        <w:t xml:space="preserve"> </w:t>
+      </w:r>
+      <w:proofErr w:type="spellStart"/>
+      <w:r>
+        <w:t>appears</w:t>
+      </w:r>
+      <w:proofErr w:type="spellEnd"/>
+      <w:r>
+        <w:t xml:space="preserve">? </w:t>
+      </w:r>
+    </w:p>
+    <w:p>
+      <w:r>
+        <w:rPr>
+          <w:b/>
+          <w:bCs/>
+        </w:rPr>
+        <w:t>4</w:t>
+      </w:r>
+      <w:r>
+        <w:t xml:space="preserve">.Is the Code </w:t>
+      </w:r>
+      <w:proofErr w:type="spellStart"/>
+      <w:r>
+        <w:t>developed</w:t>
+      </w:r>
+      <w:proofErr w:type="spellEnd"/>
+      <w:r>
+        <w:t xml:space="preserve"> by Franz and Gabriel Bester </w:t>
+      </w:r>
+      <w:proofErr w:type="spellStart"/>
+      <w:r>
+        <w:t>part</w:t>
+      </w:r>
+      <w:proofErr w:type="spellEnd"/>
+      <w:r>
+        <w:t xml:space="preserve"> of Octopus </w:t>
+      </w:r>
+      <w:proofErr w:type="spellStart"/>
+      <w:r>
+        <w:t>or</w:t>
+      </w:r>
+      <w:proofErr w:type="spellEnd"/>
+      <w:r>
+        <w:t xml:space="preserve"> </w:t>
+      </w:r>
+      <w:proofErr w:type="spellStart"/>
+      <w:r>
+        <w:t>another</w:t>
+      </w:r>
+      <w:proofErr w:type="spellEnd"/>
+      <w:r>
+        <w:t xml:space="preserve"> DFT </w:t>
+      </w:r>
+      <w:proofErr w:type="spellStart"/>
+      <w:r>
+        <w:t>program</w:t>
+      </w:r>
+      <w:proofErr w:type="spellEnd"/>
+      <w:r>
+        <w:t xml:space="preserve">? How </w:t>
+      </w:r>
+      <w:proofErr w:type="spellStart"/>
+      <w:r>
+        <w:t>can</w:t>
+      </w:r>
+      <w:proofErr w:type="spellEnd"/>
+      <w:r>
+        <w:t xml:space="preserve"> I </w:t>
+      </w:r>
+      <w:proofErr w:type="spellStart"/>
+      <w:r>
+        <w:t>run</w:t>
+      </w:r>
+      <w:proofErr w:type="spellEnd"/>
+      <w:r>
+        <w:t xml:space="preserve"> it at </w:t>
+      </w:r>
+      <w:proofErr w:type="spellStart"/>
+      <w:r>
+        <w:t>my</w:t>
+      </w:r>
+      <w:proofErr w:type="spellEnd"/>
+      <w:r>
+        <w:t xml:space="preserve"> PC and at the </w:t>
+      </w:r>
+      <w:proofErr w:type="spellStart"/>
+      <w:r>
+        <w:t>cluster</w:t>
+      </w:r>
+      <w:proofErr w:type="spellEnd"/>
+      <w:r>
+        <w:t xml:space="preserve">? </w:t>
+      </w:r>
+      <w:proofErr w:type="spellStart"/>
+      <w:r>
+        <w:t>Is</w:t>
+      </w:r>
+      <w:proofErr w:type="spellEnd"/>
+      <w:r>
+        <w:t xml:space="preserve"> </w:t>
+      </w:r>
+      <w:proofErr w:type="spellStart"/>
+      <w:r>
+        <w:t>there</w:t>
+      </w:r>
+      <w:proofErr w:type="spellEnd"/>
+      <w:r>
+        <w:t xml:space="preserve"> a </w:t>
+      </w:r>
+      <w:proofErr w:type="spellStart"/>
+      <w:r>
+        <w:t>manual</w:t>
+      </w:r>
+      <w:proofErr w:type="spellEnd"/>
+      <w:r>
+        <w:t xml:space="preserve"> and </w:t>
+      </w:r>
+      <w:proofErr w:type="spellStart"/>
+      <w:r>
+        <w:t>tutorials</w:t>
+      </w:r>
+      <w:proofErr w:type="spellEnd"/>
+      <w:r>
+        <w:t xml:space="preserve"> for the code? </w:t>
+      </w:r>
+    </w:p>
+    <w:p>
+      <w:r>
+        <w:t xml:space="preserve">5.Which </w:t>
+      </w:r>
+      <w:proofErr w:type="spellStart"/>
+      <w:r>
+        <w:t>advantages</w:t>
+      </w:r>
+      <w:proofErr w:type="spellEnd"/>
+      <w:r>
+        <w:t xml:space="preserve"> (and </w:t>
+      </w:r>
+      <w:proofErr w:type="spellStart"/>
+      <w:r>
+        <w:t>disadvantages</w:t>
+      </w:r>
+      <w:proofErr w:type="spellEnd"/>
+      <w:r>
+        <w:t xml:space="preserve">) </w:t>
+      </w:r>
+      <w:proofErr w:type="spellStart"/>
+      <w:r>
+        <w:t>does</w:t>
+      </w:r>
+      <w:proofErr w:type="spellEnd"/>
+      <w:r>
+        <w:t xml:space="preserve"> it </w:t>
+      </w:r>
+      <w:proofErr w:type="spellStart"/>
+      <w:r>
+        <w:t>have</w:t>
+      </w:r>
+      <w:proofErr w:type="spellEnd"/>
+      <w:r>
+        <w:t xml:space="preserve"> in </w:t>
+      </w:r>
+      <w:proofErr w:type="spellStart"/>
+      <w:r>
+        <w:t>comparison</w:t>
+      </w:r>
+      <w:proofErr w:type="spellEnd"/>
+      <w:r>
+        <w:t xml:space="preserve"> to </w:t>
+      </w:r>
+      <w:proofErr w:type="spellStart"/>
+      <w:r>
+        <w:t>other</w:t>
+      </w:r>
+      <w:proofErr w:type="spellEnd"/>
+      <w:r>
+        <w:t xml:space="preserve"> </w:t>
+      </w:r>
+      <w:proofErr w:type="spellStart"/>
+      <w:r>
+        <w:t>common</w:t>
+      </w:r>
+      <w:proofErr w:type="spellEnd"/>
+      <w:r>
+        <w:t xml:space="preserve"> TD-DFT </w:t>
+      </w:r>
+      <w:proofErr w:type="spellStart"/>
+      <w:r>
+        <w:t>programs</w:t>
+      </w:r>
+      <w:proofErr w:type="spellEnd"/>
+      <w:r>
+        <w:t xml:space="preserve"> such as </w:t>
+      </w:r>
+      <w:proofErr w:type="spellStart"/>
+      <w:r>
+        <w:t>BerleleyGW</w:t>
+      </w:r>
+      <w:proofErr w:type="spellEnd"/>
+      <w:r>
+        <w:t xml:space="preserve">, </w:t>
+      </w:r>
+      <w:proofErr w:type="spellStart"/>
+      <w:r>
+        <w:t>VasP</w:t>
+      </w:r>
+      <w:proofErr w:type="spellEnd"/>
+      <w:r>
+        <w:t xml:space="preserve">, Octopus?  </w:t>
+      </w:r>
+    </w:p>
+    <w:p>
+      <w:pPr>
+        <w:rPr>
+          <w:b/>
+          <w:bCs/>
+        </w:rPr>
+      </w:pPr>
+      <w:r>
+        <w:rPr>
+          <w:b/>
+          <w:bCs/>
+        </w:rPr>
+        <w:t xml:space="preserve">6. </w:t>
+      </w:r>
+      <w:proofErr w:type="spellStart"/>
+      <w:r>
+        <w:rPr>
+          <w:b/>
+          <w:bCs/>
+        </w:rPr>
+        <w:t>Which</w:t>
+      </w:r>
+      <w:proofErr w:type="spellEnd"/>
+      <w:r>
+        <w:rPr>
+          <w:b/>
+          <w:bCs/>
+        </w:rPr>
+        <w:t xml:space="preserve"> </w:t>
+      </w:r>
+      <w:proofErr w:type="spellStart"/>
+      <w:r>
+        <w:rPr>
+          <w:b/>
+          <w:bCs/>
+        </w:rPr>
+        <w:t>programs</w:t>
+      </w:r>
+      <w:proofErr w:type="spellEnd"/>
+      <w:r>
+        <w:rPr>
+          <w:b/>
+          <w:bCs/>
+        </w:rPr>
+        <w:t xml:space="preserve">, </w:t>
+      </w:r>
+      <w:proofErr w:type="spellStart"/>
+      <w:r>
+        <w:rPr>
+          <w:b/>
+          <w:bCs/>
+        </w:rPr>
+        <w:t>books</w:t>
+      </w:r>
+      <w:proofErr w:type="spellEnd"/>
+      <w:r>
+        <w:rPr>
+          <w:b/>
+          <w:bCs/>
+        </w:rPr>
+        <w:t xml:space="preserve">, </w:t>
+      </w:r>
+      <w:proofErr w:type="spellStart"/>
+      <w:r>
+        <w:rPr>
+          <w:b/>
+          <w:bCs/>
+        </w:rPr>
+        <w:t>theoretical</w:t>
+      </w:r>
+      <w:proofErr w:type="spellEnd"/>
+      <w:r>
+        <w:rPr>
+          <w:b/>
+          <w:bCs/>
+        </w:rPr>
+        <w:t xml:space="preserve"> </w:t>
+      </w:r>
+      <w:proofErr w:type="spellStart"/>
+      <w:r>
+        <w:rPr>
+          <w:b/>
+          <w:bCs/>
+        </w:rPr>
+        <w:t>backgrounds</w:t>
+      </w:r>
+      <w:proofErr w:type="spellEnd"/>
+      <w:r>
+        <w:rPr>
+          <w:b/>
+          <w:bCs/>
+        </w:rPr>
+        <w:t xml:space="preserve">, </w:t>
+      </w:r>
+      <w:proofErr w:type="spellStart"/>
+      <w:r>
+        <w:rPr>
+          <w:b/>
+          <w:bCs/>
+        </w:rPr>
+        <w:t>papers</w:t>
+      </w:r>
+      <w:proofErr w:type="spellEnd"/>
+      <w:r>
+        <w:rPr>
+          <w:b/>
+          <w:bCs/>
+        </w:rPr>
+        <w:t xml:space="preserve"> do I </w:t>
+      </w:r>
+      <w:proofErr w:type="spellStart"/>
+      <w:r>
+        <w:rPr>
+          <w:b/>
+          <w:bCs/>
+        </w:rPr>
+        <w:t>need</w:t>
+      </w:r>
+      <w:proofErr w:type="spellEnd"/>
+      <w:r>
+        <w:rPr>
+          <w:b/>
+          <w:bCs/>
+        </w:rPr>
+        <w:t xml:space="preserve"> to </w:t>
+      </w:r>
+      <w:proofErr w:type="spellStart"/>
+      <w:r>
+        <w:rPr>
+          <w:b/>
+          <w:bCs/>
+        </w:rPr>
+        <w:t>study</w:t>
+      </w:r>
+      <w:proofErr w:type="spellEnd"/>
+      <w:r>
+        <w:rPr>
+          <w:b/>
+          <w:bCs/>
+        </w:rPr>
+        <w:t xml:space="preserve"> and </w:t>
+      </w:r>
+      <w:proofErr w:type="spellStart"/>
+      <w:r>
+        <w:rPr>
+          <w:b/>
+          <w:bCs/>
+        </w:rPr>
+        <w:t>learn</w:t>
+      </w:r>
+      <w:proofErr w:type="spellEnd"/>
+      <w:r>
+        <w:rPr>
+          <w:b/>
+          <w:bCs/>
+        </w:rPr>
+        <w:t xml:space="preserve"> to deal </w:t>
+      </w:r>
+      <w:proofErr w:type="spellStart"/>
+      <w:r>
+        <w:rPr>
+          <w:b/>
+          <w:bCs/>
+        </w:rPr>
+        <w:t>with</w:t>
+      </w:r>
+      <w:proofErr w:type="spellEnd"/>
+      <w:r>
+        <w:rPr>
+          <w:b/>
+          <w:bCs/>
+        </w:rPr>
+        <w:t xml:space="preserve"> </w:t>
+      </w:r>
+      <w:proofErr w:type="spellStart"/>
+      <w:r>
+        <w:rPr>
+          <w:b/>
+          <w:bCs/>
+        </w:rPr>
+        <w:t>within</w:t>
+      </w:r>
+      <w:proofErr w:type="spellEnd"/>
+      <w:r>
+        <w:rPr>
+          <w:b/>
+          <w:bCs/>
+        </w:rPr>
+        <w:t xml:space="preserve"> the </w:t>
+      </w:r>
+      <w:proofErr w:type="spellStart"/>
+      <w:r>
+        <w:rPr>
+          <w:b/>
+          <w:bCs/>
+        </w:rPr>
+        <w:t>first</w:t>
+      </w:r>
+      <w:proofErr w:type="spellEnd"/>
+      <w:r>
+        <w:rPr>
+          <w:b/>
+          <w:bCs/>
+        </w:rPr>
+        <w:t xml:space="preserve"> </w:t>
+      </w:r>
+      <w:proofErr w:type="spellStart"/>
+      <w:r>
+        <w:rPr>
+          <w:b/>
+          <w:bCs/>
+        </w:rPr>
+        <w:t>months</w:t>
+      </w:r>
+      <w:proofErr w:type="spellEnd"/>
+      <w:r>
+        <w:rPr>
+          <w:b/>
+          <w:bCs/>
+        </w:rPr>
+        <w:t xml:space="preserve"> of the PhD</w:t>
+      </w:r>
+      <w:r>
+        <w:rPr>
+          <w:b/>
+          <w:bCs/>
+        </w:rPr>
+        <w:t xml:space="preserve">? </w:t>
+      </w:r>
+      <w:proofErr w:type="spellStart"/>
+      <w:r>
+        <w:rPr>
+          <w:b/>
+          <w:bCs/>
+        </w:rPr>
+        <w:t>Which</w:t>
+      </w:r>
+      <w:proofErr w:type="spellEnd"/>
+      <w:r>
+        <w:rPr>
+          <w:b/>
+          <w:bCs/>
+        </w:rPr>
+        <w:t xml:space="preserve"> </w:t>
+      </w:r>
+      <w:proofErr w:type="spellStart"/>
+      <w:r>
+        <w:rPr>
+          <w:b/>
+          <w:bCs/>
+        </w:rPr>
+        <w:t>computational</w:t>
+      </w:r>
+      <w:proofErr w:type="spellEnd"/>
+      <w:r>
+        <w:rPr>
+          <w:b/>
+          <w:bCs/>
+        </w:rPr>
+        <w:t xml:space="preserve"> </w:t>
+      </w:r>
+      <w:proofErr w:type="spellStart"/>
+      <w:r>
+        <w:rPr>
+          <w:b/>
+          <w:bCs/>
+        </w:rPr>
+        <w:t>programs</w:t>
+      </w:r>
+      <w:proofErr w:type="spellEnd"/>
+      <w:r>
+        <w:rPr>
+          <w:b/>
+          <w:bCs/>
+        </w:rPr>
+        <w:t xml:space="preserve"> do i </w:t>
+      </w:r>
+      <w:proofErr w:type="spellStart"/>
+      <w:r>
+        <w:rPr>
+          <w:b/>
+          <w:bCs/>
+        </w:rPr>
+        <w:t>need</w:t>
+      </w:r>
+      <w:proofErr w:type="spellEnd"/>
+      <w:r>
+        <w:rPr>
+          <w:b/>
+          <w:bCs/>
+        </w:rPr>
+        <w:t xml:space="preserve"> to </w:t>
+      </w:r>
+      <w:proofErr w:type="spellStart"/>
+      <w:r>
+        <w:rPr>
+          <w:b/>
+          <w:bCs/>
+        </w:rPr>
+        <w:t>know</w:t>
+      </w:r>
+      <w:proofErr w:type="spellEnd"/>
+      <w:r>
+        <w:rPr>
+          <w:b/>
+          <w:bCs/>
+        </w:rPr>
+        <w:t xml:space="preserve"> and </w:t>
+      </w:r>
+      <w:proofErr w:type="spellStart"/>
+      <w:r>
+        <w:rPr>
+          <w:b/>
+          <w:bCs/>
+        </w:rPr>
+        <w:t>use</w:t>
+      </w:r>
+      <w:proofErr w:type="spellEnd"/>
+      <w:r>
+        <w:rPr>
+          <w:b/>
+          <w:bCs/>
+        </w:rPr>
+        <w:t xml:space="preserve">?  </w:t>
+      </w:r>
+      <w:r>
+        <w:rPr>
+          <w:b/>
+          <w:bCs/>
+        </w:rPr>
+        <w:t xml:space="preserve">Do I </w:t>
+      </w:r>
+      <w:proofErr w:type="spellStart"/>
+      <w:r>
+        <w:rPr>
+          <w:b/>
+          <w:bCs/>
+        </w:rPr>
+        <w:t>need</w:t>
+      </w:r>
+      <w:proofErr w:type="spellEnd"/>
+      <w:r>
+        <w:rPr>
+          <w:b/>
+          <w:bCs/>
+        </w:rPr>
+        <w:t xml:space="preserve"> to </w:t>
+      </w:r>
+      <w:proofErr w:type="spellStart"/>
+      <w:r>
+        <w:rPr>
+          <w:b/>
+          <w:bCs/>
+        </w:rPr>
+        <w:t>know</w:t>
+      </w:r>
+      <w:proofErr w:type="spellEnd"/>
+      <w:r>
+        <w:rPr>
+          <w:b/>
+          <w:bCs/>
+        </w:rPr>
+        <w:t xml:space="preserve"> C++ </w:t>
+      </w:r>
+      <w:proofErr w:type="spellStart"/>
+      <w:r>
+        <w:rPr>
+          <w:b/>
+          <w:bCs/>
+        </w:rPr>
+        <w:t>or</w:t>
+      </w:r>
+      <w:proofErr w:type="spellEnd"/>
+      <w:r>
+        <w:rPr>
+          <w:b/>
+          <w:bCs/>
+        </w:rPr>
+        <w:t xml:space="preserve"> </w:t>
+      </w:r>
+      <w:proofErr w:type="spellStart"/>
+      <w:r>
+        <w:rPr>
+          <w:b/>
+          <w:bCs/>
+        </w:rPr>
+        <w:t>could</w:t>
+      </w:r>
+      <w:proofErr w:type="spellEnd"/>
+      <w:r>
+        <w:rPr>
+          <w:b/>
+          <w:bCs/>
+        </w:rPr>
+        <w:t xml:space="preserve"> it </w:t>
+      </w:r>
+      <w:proofErr w:type="spellStart"/>
+      <w:r>
+        <w:rPr>
+          <w:b/>
+          <w:bCs/>
+        </w:rPr>
+        <w:t>be</w:t>
+      </w:r>
+      <w:proofErr w:type="spellEnd"/>
+      <w:r>
+        <w:rPr>
+          <w:b/>
+          <w:bCs/>
+        </w:rPr>
+        <w:t xml:space="preserve"> </w:t>
+      </w:r>
+      <w:proofErr w:type="spellStart"/>
+      <w:r>
+        <w:rPr>
+          <w:b/>
+          <w:bCs/>
+        </w:rPr>
+        <w:t>helpful</w:t>
+      </w:r>
+      <w:proofErr w:type="spellEnd"/>
+      <w:r>
+        <w:rPr>
+          <w:b/>
+          <w:bCs/>
+        </w:rPr>
+        <w:t xml:space="preserve"> to </w:t>
+      </w:r>
+      <w:proofErr w:type="spellStart"/>
+      <w:r>
+        <w:rPr>
+          <w:b/>
+          <w:bCs/>
+        </w:rPr>
+        <w:t>know</w:t>
+      </w:r>
+      <w:proofErr w:type="spellEnd"/>
+      <w:r>
+        <w:rPr>
+          <w:b/>
+          <w:bCs/>
+        </w:rPr>
+        <w:t xml:space="preserve"> C++? </w:t>
+      </w:r>
+    </w:p>
+    <w:p>
+      <w:r>
+        <w:t>7</w:t>
+      </w:r>
+      <w:r>
+        <w:t xml:space="preserve">.Which </w:t>
+      </w:r>
+      <w:proofErr w:type="spellStart"/>
+      <w:r>
+        <w:t>systems</w:t>
+      </w:r>
+      <w:proofErr w:type="spellEnd"/>
+      <w:r>
+        <w:t xml:space="preserve"> and </w:t>
+      </w:r>
+      <w:proofErr w:type="spellStart"/>
+      <w:r>
+        <w:t>physical</w:t>
+      </w:r>
+      <w:proofErr w:type="spellEnd"/>
+      <w:r>
+        <w:t xml:space="preserve"> </w:t>
+      </w:r>
+      <w:proofErr w:type="spellStart"/>
+      <w:r>
+        <w:t>phenomena</w:t>
+      </w:r>
+      <w:proofErr w:type="spellEnd"/>
+      <w:r>
+        <w:t xml:space="preserve"> </w:t>
+      </w:r>
+      <w:proofErr w:type="spellStart"/>
+      <w:r>
+        <w:t>have</w:t>
+      </w:r>
+      <w:proofErr w:type="spellEnd"/>
+      <w:r>
+        <w:t xml:space="preserve"> </w:t>
+      </w:r>
+      <w:proofErr w:type="spellStart"/>
+      <w:r>
+        <w:t>already</w:t>
+      </w:r>
+      <w:proofErr w:type="spellEnd"/>
+      <w:r>
+        <w:t xml:space="preserve"> </w:t>
+      </w:r>
+      <w:proofErr w:type="spellStart"/>
+      <w:r>
+        <w:t>been</w:t>
+      </w:r>
+      <w:proofErr w:type="spellEnd"/>
+      <w:r>
+        <w:t xml:space="preserve"> </w:t>
+      </w:r>
+      <w:proofErr w:type="spellStart"/>
+      <w:r>
+        <w:t>modeled</w:t>
+      </w:r>
+      <w:proofErr w:type="spellEnd"/>
+      <w:r>
+        <w:t xml:space="preserve"> </w:t>
+      </w:r>
+      <w:proofErr w:type="spellStart"/>
+      <w:r>
+        <w:t>with</w:t>
+      </w:r>
+      <w:proofErr w:type="spellEnd"/>
+      <w:r>
+        <w:t xml:space="preserve"> the code of Franz? </w:t>
+      </w:r>
+    </w:p>
+    <w:p>
+      <w:r>
+        <w:t xml:space="preserve">8. </w:t>
+      </w:r>
+      <w:proofErr w:type="spellStart"/>
+      <w:r>
+        <w:t>Which</w:t>
+      </w:r>
+      <w:proofErr w:type="spellEnd"/>
+      <w:r>
+        <w:t xml:space="preserve"> </w:t>
+      </w:r>
+      <w:proofErr w:type="spellStart"/>
+      <w:r>
+        <w:t>teaching</w:t>
+      </w:r>
+      <w:proofErr w:type="spellEnd"/>
+      <w:r>
+        <w:t xml:space="preserve"> </w:t>
+      </w:r>
+      <w:proofErr w:type="spellStart"/>
+      <w:r>
+        <w:t>duties</w:t>
+      </w:r>
+      <w:proofErr w:type="spellEnd"/>
+      <w:r>
+        <w:t xml:space="preserve"> </w:t>
+      </w:r>
+      <w:proofErr w:type="spellStart"/>
+      <w:r>
+        <w:t>or</w:t>
+      </w:r>
+      <w:proofErr w:type="spellEnd"/>
+      <w:r>
+        <w:t xml:space="preserve"> </w:t>
+      </w:r>
+      <w:proofErr w:type="spellStart"/>
+      <w:r>
+        <w:t>recommendations</w:t>
+      </w:r>
+      <w:proofErr w:type="spellEnd"/>
+      <w:r>
+        <w:t xml:space="preserve"> do I </w:t>
+      </w:r>
+      <w:proofErr w:type="spellStart"/>
+      <w:r>
+        <w:t>have</w:t>
+      </w:r>
+      <w:proofErr w:type="spellEnd"/>
+      <w:r>
+        <w:t xml:space="preserve"> </w:t>
+      </w:r>
+      <w:proofErr w:type="spellStart"/>
+      <w:r>
+        <w:t>or</w:t>
+      </w:r>
+      <w:proofErr w:type="spellEnd"/>
+      <w:r>
+        <w:t xml:space="preserve"> </w:t>
+      </w:r>
+      <w:proofErr w:type="spellStart"/>
+      <w:r>
+        <w:t>can</w:t>
+      </w:r>
+      <w:proofErr w:type="spellEnd"/>
+      <w:r>
+        <w:t xml:space="preserve"> I do? </w:t>
+      </w:r>
+    </w:p>
+    <w:p>
+      <w:pPr>
+        <w:rPr>
+          <w:b/>
+          <w:bCs/>
+        </w:rPr>
+      </w:pPr>
+      <w:r>
+        <w:rPr>
+          <w:b/>
+          <w:bCs/>
+        </w:rPr>
+        <w:t xml:space="preserve">9. Are </w:t>
+      </w:r>
+      <w:proofErr w:type="spellStart"/>
+      <w:r>
+        <w:rPr>
+          <w:b/>
+          <w:bCs/>
+        </w:rPr>
+        <w:t>there</w:t>
+      </w:r>
+      <w:proofErr w:type="spellEnd"/>
+      <w:r>
+        <w:rPr>
+          <w:b/>
+          <w:bCs/>
+        </w:rPr>
+        <w:t xml:space="preserve"> important </w:t>
+      </w:r>
+      <w:proofErr w:type="spellStart"/>
+      <w:r>
+        <w:rPr>
+          <w:b/>
+          <w:bCs/>
+        </w:rPr>
+        <w:t>conferences</w:t>
+      </w:r>
+      <w:proofErr w:type="spellEnd"/>
+      <w:r>
+        <w:rPr>
+          <w:b/>
+          <w:bCs/>
+        </w:rPr>
+        <w:t xml:space="preserve"> </w:t>
+      </w:r>
+      <w:proofErr w:type="spellStart"/>
+      <w:r>
+        <w:rPr>
+          <w:b/>
+          <w:bCs/>
+        </w:rPr>
+        <w:t>or</w:t>
+      </w:r>
+      <w:proofErr w:type="spellEnd"/>
+      <w:r>
+        <w:rPr>
+          <w:b/>
+          <w:bCs/>
+        </w:rPr>
+        <w:t xml:space="preserve"> </w:t>
+      </w:r>
+      <w:proofErr w:type="spellStart"/>
+      <w:r>
+        <w:rPr>
+          <w:b/>
+          <w:bCs/>
+        </w:rPr>
+        <w:t>summer</w:t>
+      </w:r>
+      <w:proofErr w:type="spellEnd"/>
+      <w:r>
+        <w:rPr>
+          <w:b/>
+          <w:bCs/>
+        </w:rPr>
+        <w:t xml:space="preserve"> </w:t>
+      </w:r>
+      <w:proofErr w:type="spellStart"/>
+      <w:r>
+        <w:rPr>
+          <w:b/>
+          <w:bCs/>
+        </w:rPr>
+        <w:t>schools</w:t>
+      </w:r>
+      <w:proofErr w:type="spellEnd"/>
+      <w:r>
+        <w:rPr>
+          <w:b/>
+          <w:bCs/>
+        </w:rPr>
+        <w:t xml:space="preserve"> for </w:t>
+      </w:r>
+      <w:proofErr w:type="spellStart"/>
+      <w:r>
+        <w:rPr>
+          <w:b/>
+          <w:bCs/>
+        </w:rPr>
+        <w:t>which</w:t>
+      </w:r>
+      <w:proofErr w:type="spellEnd"/>
+      <w:r>
+        <w:rPr>
+          <w:b/>
+          <w:bCs/>
+        </w:rPr>
+        <w:t xml:space="preserve"> I </w:t>
+      </w:r>
+      <w:proofErr w:type="spellStart"/>
+      <w:r>
+        <w:rPr>
+          <w:b/>
+          <w:bCs/>
+        </w:rPr>
+        <w:t>could</w:t>
+      </w:r>
+      <w:proofErr w:type="spellEnd"/>
+      <w:r>
+        <w:rPr>
+          <w:b/>
+          <w:bCs/>
+        </w:rPr>
+        <w:t xml:space="preserve"> </w:t>
+      </w:r>
+      <w:proofErr w:type="spellStart"/>
+      <w:r>
+        <w:rPr>
+          <w:b/>
+          <w:bCs/>
+        </w:rPr>
+        <w:t>apply</w:t>
+      </w:r>
+      <w:proofErr w:type="spellEnd"/>
+      <w:r>
+        <w:rPr>
+          <w:b/>
+          <w:bCs/>
+        </w:rPr>
+        <w:t xml:space="preserve"> and </w:t>
+      </w:r>
+      <w:proofErr w:type="spellStart"/>
+      <w:r>
+        <w:rPr>
+          <w:b/>
+          <w:bCs/>
+        </w:rPr>
+        <w:t>need</w:t>
+      </w:r>
+      <w:proofErr w:type="spellEnd"/>
+      <w:r>
+        <w:rPr>
+          <w:b/>
+          <w:bCs/>
+        </w:rPr>
+        <w:t xml:space="preserve"> to </w:t>
+      </w:r>
+      <w:proofErr w:type="spellStart"/>
+      <w:r>
+        <w:rPr>
+          <w:b/>
+          <w:bCs/>
+        </w:rPr>
+        <w:t>apply</w:t>
+      </w:r>
+      <w:proofErr w:type="spellEnd"/>
+      <w:r>
+        <w:rPr>
+          <w:b/>
+          <w:bCs/>
+        </w:rPr>
+        <w:t xml:space="preserve"> for </w:t>
+      </w:r>
+      <w:proofErr w:type="spellStart"/>
+      <w:r>
+        <w:rPr>
+          <w:b/>
+          <w:bCs/>
+        </w:rPr>
+        <w:t>early</w:t>
+      </w:r>
+      <w:proofErr w:type="spellEnd"/>
+      <w:r>
+        <w:rPr>
+          <w:b/>
+          <w:bCs/>
+        </w:rPr>
+        <w:t xml:space="preserve">? </w:t>
+      </w:r>
+    </w:p>
+    <w:p>
+      <w:pPr>
+        <w:rPr>
+          <w:b/>
+          <w:bCs/>
+        </w:rPr>
+      </w:pPr>
+      <w:r>
+        <w:rPr>
+          <w:b/>
+          <w:bCs/>
+        </w:rPr>
+        <w:t xml:space="preserve">10. </w:t>
+      </w:r>
+      <w:proofErr w:type="spellStart"/>
+      <w:r>
+        <w:rPr>
+          <w:b/>
+          <w:bCs/>
+        </w:rPr>
+        <w:t>Which</w:t>
+      </w:r>
+      <w:proofErr w:type="spellEnd"/>
+      <w:r>
+        <w:rPr>
+          <w:b/>
+          <w:bCs/>
+        </w:rPr>
+        <w:t xml:space="preserve"> </w:t>
+      </w:r>
+      <w:proofErr w:type="spellStart"/>
+      <w:r>
+        <w:rPr>
+          <w:b/>
+          <w:bCs/>
+        </w:rPr>
+        <w:t>papers</w:t>
+      </w:r>
+      <w:proofErr w:type="spellEnd"/>
+      <w:r>
+        <w:rPr>
+          <w:b/>
+          <w:bCs/>
+        </w:rPr>
+        <w:t xml:space="preserve"> </w:t>
+      </w:r>
+      <w:proofErr w:type="spellStart"/>
+      <w:r>
+        <w:rPr>
+          <w:b/>
+          <w:bCs/>
+        </w:rPr>
+        <w:t>can</w:t>
+      </w:r>
+      <w:proofErr w:type="spellEnd"/>
+      <w:r>
+        <w:rPr>
+          <w:b/>
+          <w:bCs/>
+        </w:rPr>
+        <w:t xml:space="preserve"> </w:t>
+      </w:r>
+      <w:proofErr w:type="spellStart"/>
+      <w:r>
+        <w:rPr>
+          <w:b/>
+          <w:bCs/>
+        </w:rPr>
+        <w:t>you</w:t>
+      </w:r>
+      <w:proofErr w:type="spellEnd"/>
+      <w:r>
+        <w:rPr>
+          <w:b/>
+          <w:bCs/>
+        </w:rPr>
+        <w:t xml:space="preserve"> </w:t>
+      </w:r>
+      <w:proofErr w:type="spellStart"/>
+      <w:r>
+        <w:rPr>
+          <w:b/>
+          <w:bCs/>
+        </w:rPr>
+        <w:t>recommend</w:t>
+      </w:r>
+      <w:proofErr w:type="spellEnd"/>
+      <w:r>
+        <w:rPr>
+          <w:b/>
+          <w:bCs/>
+        </w:rPr>
+        <w:t xml:space="preserve"> to </w:t>
+      </w:r>
+      <w:proofErr w:type="spellStart"/>
+      <w:r>
+        <w:rPr>
+          <w:b/>
+          <w:bCs/>
+        </w:rPr>
+        <w:t>read</w:t>
+      </w:r>
+      <w:proofErr w:type="spellEnd"/>
+      <w:r>
+        <w:rPr>
+          <w:b/>
+          <w:bCs/>
+        </w:rPr>
+        <w:t xml:space="preserve"> and </w:t>
+      </w:r>
+      <w:proofErr w:type="spellStart"/>
+      <w:r>
+        <w:rPr>
+          <w:b/>
+          <w:bCs/>
+        </w:rPr>
+        <w:t>study</w:t>
+      </w:r>
+      <w:proofErr w:type="spellEnd"/>
+      <w:r>
+        <w:rPr>
+          <w:b/>
+          <w:bCs/>
+        </w:rPr>
+        <w:t xml:space="preserve"> </w:t>
+      </w:r>
+      <w:proofErr w:type="spellStart"/>
+      <w:r>
+        <w:rPr>
+          <w:b/>
+          <w:bCs/>
+        </w:rPr>
+        <w:t>first</w:t>
+      </w:r>
+      <w:proofErr w:type="spellEnd"/>
+      <w:r>
+        <w:rPr>
+          <w:b/>
+          <w:bCs/>
+        </w:rPr>
+        <w:t xml:space="preserve">? </w:t>
+      </w:r>
+    </w:p>
+    <w:p>
+      <w:pPr>
+        <w:rPr>
+          <w:b/>
+          <w:bCs/>
+        </w:rPr>
+      </w:pPr>
+      <w:r>
+        <w:rPr>
+          <w:b/>
+          <w:bCs/>
+        </w:rPr>
+        <w:t xml:space="preserve">11. </w:t>
+      </w:r>
+      <w:proofErr w:type="spellStart"/>
+      <w:r>
+        <w:rPr>
+          <w:b/>
+          <w:bCs/>
+        </w:rPr>
+        <w:t>Which</w:t>
+      </w:r>
+      <w:proofErr w:type="spellEnd"/>
+      <w:r>
+        <w:rPr>
+          <w:b/>
+          <w:bCs/>
+        </w:rPr>
+        <w:t xml:space="preserve"> </w:t>
+      </w:r>
+      <w:proofErr w:type="spellStart"/>
+      <w:r>
+        <w:rPr>
+          <w:b/>
+          <w:bCs/>
+        </w:rPr>
+        <w:t>regular</w:t>
+      </w:r>
+      <w:proofErr w:type="spellEnd"/>
+      <w:r>
+        <w:rPr>
+          <w:b/>
+          <w:bCs/>
+        </w:rPr>
+        <w:t xml:space="preserve"> </w:t>
+      </w:r>
+      <w:proofErr w:type="spellStart"/>
+      <w:r>
+        <w:rPr>
+          <w:b/>
+          <w:bCs/>
+        </w:rPr>
+        <w:t>relevent</w:t>
+      </w:r>
+      <w:proofErr w:type="spellEnd"/>
+      <w:r>
+        <w:rPr>
+          <w:b/>
+          <w:bCs/>
+        </w:rPr>
+        <w:t xml:space="preserve"> </w:t>
+      </w:r>
+      <w:proofErr w:type="spellStart"/>
+      <w:r>
+        <w:rPr>
+          <w:b/>
+          <w:bCs/>
+        </w:rPr>
+        <w:t>meetings</w:t>
+      </w:r>
+      <w:proofErr w:type="spellEnd"/>
+      <w:r>
+        <w:rPr>
+          <w:b/>
+          <w:bCs/>
+        </w:rPr>
+        <w:t xml:space="preserve"> </w:t>
+      </w:r>
+      <w:proofErr w:type="spellStart"/>
+      <w:r>
+        <w:rPr>
+          <w:b/>
+          <w:bCs/>
+        </w:rPr>
+        <w:t>are</w:t>
+      </w:r>
+      <w:proofErr w:type="spellEnd"/>
+      <w:r>
+        <w:rPr>
+          <w:b/>
+          <w:bCs/>
+        </w:rPr>
+        <w:t xml:space="preserve"> </w:t>
+      </w:r>
+      <w:proofErr w:type="spellStart"/>
+      <w:r>
+        <w:rPr>
+          <w:b/>
+          <w:bCs/>
+        </w:rPr>
+        <w:t>there</w:t>
+      </w:r>
+      <w:proofErr w:type="spellEnd"/>
+      <w:r>
+        <w:rPr>
+          <w:b/>
+          <w:bCs/>
+        </w:rPr>
+        <w:t xml:space="preserve"> I </w:t>
+      </w:r>
+      <w:proofErr w:type="spellStart"/>
+      <w:r>
+        <w:rPr>
+          <w:b/>
+          <w:bCs/>
+        </w:rPr>
+        <w:t>need</w:t>
+      </w:r>
+      <w:proofErr w:type="spellEnd"/>
+      <w:r>
+        <w:rPr>
+          <w:b/>
+          <w:bCs/>
+        </w:rPr>
+        <w:t xml:space="preserve"> </w:t>
+      </w:r>
+      <w:proofErr w:type="spellStart"/>
+      <w:r>
+        <w:rPr>
+          <w:b/>
+          <w:bCs/>
+        </w:rPr>
+        <w:t>or</w:t>
+      </w:r>
+      <w:proofErr w:type="spellEnd"/>
+      <w:r>
+        <w:rPr>
+          <w:b/>
+          <w:bCs/>
+        </w:rPr>
+        <w:t xml:space="preserve"> </w:t>
+      </w:r>
+      <w:proofErr w:type="spellStart"/>
+      <w:r>
+        <w:rPr>
+          <w:b/>
+          <w:bCs/>
+        </w:rPr>
+        <w:t>should</w:t>
+      </w:r>
+      <w:proofErr w:type="spellEnd"/>
+      <w:r>
+        <w:rPr>
+          <w:b/>
+          <w:bCs/>
+        </w:rPr>
+        <w:t xml:space="preserve"> </w:t>
+      </w:r>
+      <w:proofErr w:type="spellStart"/>
+      <w:r>
+        <w:rPr>
+          <w:b/>
+          <w:bCs/>
+        </w:rPr>
+        <w:t>attend</w:t>
+      </w:r>
+      <w:proofErr w:type="spellEnd"/>
+      <w:r>
+        <w:rPr>
+          <w:b/>
+          <w:bCs/>
+        </w:rPr>
+        <w:t xml:space="preserve"> such as </w:t>
+      </w:r>
+      <w:proofErr w:type="spellStart"/>
+      <w:r>
+        <w:rPr>
+          <w:b/>
+          <w:bCs/>
+        </w:rPr>
+        <w:t>group</w:t>
+      </w:r>
+      <w:proofErr w:type="spellEnd"/>
+      <w:r>
+        <w:rPr>
+          <w:b/>
+          <w:bCs/>
+        </w:rPr>
+        <w:t xml:space="preserve"> </w:t>
+      </w:r>
+      <w:proofErr w:type="spellStart"/>
+      <w:r>
+        <w:rPr>
+          <w:b/>
+          <w:bCs/>
+        </w:rPr>
+        <w:t>meeting</w:t>
+      </w:r>
+      <w:proofErr w:type="spellEnd"/>
+      <w:r>
+        <w:rPr>
+          <w:b/>
+          <w:bCs/>
+        </w:rPr>
+        <w:t xml:space="preserve">? </w:t>
+      </w:r>
+    </w:p>
+    <w:p>
+      <w:r>
+        <w:rPr>
+          <w:b/>
+          <w:bCs/>
+        </w:rPr>
+        <w:t xml:space="preserve">12. </w:t>
+      </w:r>
+      <w:r>
+        <w:t xml:space="preserve">Why </w:t>
+      </w:r>
+      <w:proofErr w:type="spellStart"/>
+      <w:r>
+        <w:t>haven’t</w:t>
+      </w:r>
+      <w:proofErr w:type="spellEnd"/>
+      <w:r>
+        <w:t xml:space="preserve"> </w:t>
+      </w:r>
+      <w:proofErr w:type="spellStart"/>
+      <w:r>
+        <w:t>been</w:t>
+      </w:r>
+      <w:proofErr w:type="spellEnd"/>
+      <w:r>
+        <w:t xml:space="preserve"> </w:t>
+      </w:r>
+      <w:proofErr w:type="spellStart"/>
+      <w:r>
+        <w:t>there</w:t>
+      </w:r>
+      <w:proofErr w:type="spellEnd"/>
+      <w:r>
+        <w:t xml:space="preserve"> </w:t>
+      </w:r>
+      <w:proofErr w:type="spellStart"/>
+      <w:r>
+        <w:t>observed</w:t>
+      </w:r>
+      <w:proofErr w:type="spellEnd"/>
+      <w:r>
+        <w:t xml:space="preserve"> </w:t>
+      </w:r>
+      <w:proofErr w:type="spellStart"/>
+      <w:r>
+        <w:t>any</w:t>
+      </w:r>
+      <w:proofErr w:type="spellEnd"/>
+      <w:r>
+        <w:t xml:space="preserve"> </w:t>
+      </w:r>
+      <w:proofErr w:type="spellStart"/>
+      <w:r>
+        <w:t>or</w:t>
+      </w:r>
+      <w:proofErr w:type="spellEnd"/>
+      <w:r>
+        <w:t xml:space="preserve"> </w:t>
+      </w:r>
+      <w:proofErr w:type="spellStart"/>
+      <w:r>
+        <w:t>only</w:t>
+      </w:r>
+      <w:proofErr w:type="spellEnd"/>
+      <w:r>
+        <w:t xml:space="preserve"> a </w:t>
+      </w:r>
+      <w:proofErr w:type="spellStart"/>
+      <w:r>
+        <w:t>few</w:t>
+      </w:r>
+      <w:proofErr w:type="spellEnd"/>
+      <w:r>
+        <w:t xml:space="preserve"> </w:t>
+      </w:r>
+      <w:proofErr w:type="spellStart"/>
+      <w:r>
+        <w:t>excited</w:t>
+      </w:r>
+      <w:proofErr w:type="spellEnd"/>
+      <w:r>
+        <w:t xml:space="preserve"> </w:t>
+      </w:r>
+      <w:proofErr w:type="spellStart"/>
+      <w:r>
+        <w:t>states</w:t>
+      </w:r>
+      <w:proofErr w:type="spellEnd"/>
+      <w:r>
+        <w:t xml:space="preserve"> </w:t>
+      </w:r>
+      <w:proofErr w:type="spellStart"/>
+      <w:r>
+        <w:t>dark</w:t>
+      </w:r>
+      <w:proofErr w:type="spellEnd"/>
+      <w:r>
+        <w:t xml:space="preserve"> </w:t>
+      </w:r>
+      <w:proofErr w:type="spellStart"/>
+      <w:r>
+        <w:t>exzitons</w:t>
+      </w:r>
+      <w:proofErr w:type="spellEnd"/>
+      <w:r>
+        <w:t xml:space="preserve">? </w:t>
+      </w:r>
+      <w:proofErr w:type="spellStart"/>
+      <w:r>
+        <w:t>Could</w:t>
+      </w:r>
+      <w:proofErr w:type="spellEnd"/>
+      <w:r>
+        <w:t xml:space="preserve"> </w:t>
+      </w:r>
+      <w:proofErr w:type="spellStart"/>
+      <w:r>
+        <w:t>this</w:t>
+      </w:r>
+      <w:proofErr w:type="spellEnd"/>
+      <w:r>
+        <w:t xml:space="preserve"> </w:t>
+      </w:r>
+      <w:proofErr w:type="spellStart"/>
+      <w:r>
+        <w:t>be</w:t>
+      </w:r>
+      <w:proofErr w:type="spellEnd"/>
+      <w:r>
+        <w:t xml:space="preserve"> an </w:t>
+      </w:r>
+      <w:proofErr w:type="spellStart"/>
+      <w:r>
+        <w:t>interesting</w:t>
+      </w:r>
+      <w:proofErr w:type="spellEnd"/>
+      <w:r>
+        <w:t xml:space="preserve"> </w:t>
+      </w:r>
+      <w:proofErr w:type="spellStart"/>
+      <w:r>
+        <w:t>challenge</w:t>
+      </w:r>
+      <w:proofErr w:type="spellEnd"/>
+      <w:r>
+        <w:t xml:space="preserve">? </w:t>
+      </w:r>
+    </w:p>
+    <w:p>
+      <w:r>
+        <w:t xml:space="preserve">13. </w:t>
+      </w:r>
+      <w:proofErr w:type="spellStart"/>
+      <w:r>
+        <w:t>Which</w:t>
+      </w:r>
+      <w:proofErr w:type="spellEnd"/>
+      <w:r>
+        <w:t xml:space="preserve"> </w:t>
+      </w:r>
+      <w:proofErr w:type="spellStart"/>
+      <w:r>
+        <w:t>kind</w:t>
+      </w:r>
+      <w:proofErr w:type="spellEnd"/>
+      <w:r>
+        <w:t xml:space="preserve"> of </w:t>
+      </w:r>
+      <w:proofErr w:type="spellStart"/>
+      <w:r>
+        <w:t>exzitons</w:t>
+      </w:r>
+      <w:proofErr w:type="spellEnd"/>
+      <w:r>
+        <w:t xml:space="preserve"> </w:t>
+      </w:r>
+      <w:proofErr w:type="spellStart"/>
+      <w:r>
+        <w:t>have</w:t>
+      </w:r>
+      <w:proofErr w:type="spellEnd"/>
+      <w:r>
+        <w:t xml:space="preserve"> </w:t>
+      </w:r>
+      <w:proofErr w:type="spellStart"/>
+      <w:r>
+        <w:t>been</w:t>
+      </w:r>
+      <w:proofErr w:type="spellEnd"/>
+      <w:r>
+        <w:t xml:space="preserve"> </w:t>
+      </w:r>
+      <w:proofErr w:type="spellStart"/>
+      <w:r>
+        <w:t>modelled</w:t>
+      </w:r>
+      <w:proofErr w:type="spellEnd"/>
+      <w:r>
+        <w:t xml:space="preserve"> and </w:t>
+      </w:r>
+      <w:proofErr w:type="spellStart"/>
+      <w:r>
+        <w:t>observed</w:t>
+      </w:r>
+      <w:proofErr w:type="spellEnd"/>
+      <w:r>
+        <w:t xml:space="preserve"> in Moiré TMDs? </w:t>
+      </w:r>
+      <w:proofErr w:type="spellStart"/>
+      <w:r>
+        <w:t>Especially</w:t>
+      </w:r>
+      <w:proofErr w:type="spellEnd"/>
+      <w:r>
+        <w:t xml:space="preserve"> </w:t>
+      </w:r>
+      <w:proofErr w:type="spellStart"/>
+      <w:r>
+        <w:t>dark</w:t>
+      </w:r>
+      <w:proofErr w:type="spellEnd"/>
+      <w:r>
+        <w:t xml:space="preserve"> </w:t>
+      </w:r>
+      <w:proofErr w:type="spellStart"/>
+      <w:r>
+        <w:t>exzitons</w:t>
+      </w:r>
+      <w:proofErr w:type="spellEnd"/>
+      <w:r>
+        <w:t xml:space="preserve">, </w:t>
+      </w:r>
+      <w:proofErr w:type="spellStart"/>
+      <w:r>
+        <w:t>trions</w:t>
+      </w:r>
+      <w:proofErr w:type="spellEnd"/>
+      <w:r>
+        <w:t xml:space="preserve"> and </w:t>
+      </w:r>
+      <w:proofErr w:type="spellStart"/>
+      <w:r>
+        <w:t>biexzitons</w:t>
+      </w:r>
+      <w:proofErr w:type="spellEnd"/>
+      <w:r>
+        <w:t xml:space="preserve">? </w:t>
+      </w:r>
+    </w:p>
+    <w:p>
+      <w:r>
+        <w:t xml:space="preserve">14. Wer wird mein Zweitbetreuer und </w:t>
+      </w:r>
+      <w:proofErr w:type="spellStart"/>
+      <w:r>
+        <w:t>Prüfungskommittee</w:t>
+      </w:r>
+      <w:proofErr w:type="spellEnd"/>
+      <w:r>
+        <w:t xml:space="preserve">? Wie häufig trifft man sich mit dem? </w:t>
+      </w:r>
+    </w:p>
+    <w:p>
+      <w:pPr>
+        <w:rPr>
+          <w:b/>
+          <w:bCs/>
+        </w:rPr>
+      </w:pPr>
+      <w:r>
+        <w:rPr>
+          <w:b/>
+          <w:bCs/>
+        </w:rPr>
+        <w:t xml:space="preserve">First </w:t>
+      </w:r>
+      <w:proofErr w:type="spellStart"/>
+      <w:r>
+        <w:rPr>
+          <w:b/>
+          <w:bCs/>
+        </w:rPr>
+        <w:t>day</w:t>
+      </w:r>
+      <w:proofErr w:type="spellEnd"/>
+      <w:r>
+        <w:rPr>
+          <w:b/>
+          <w:bCs/>
+        </w:rPr>
+        <w:t xml:space="preserve">: </w:t>
+      </w:r>
+      <w:proofErr w:type="spellStart"/>
+      <w:r>
+        <w:rPr>
+          <w:b/>
+          <w:bCs/>
+        </w:rPr>
+        <w:t>set-up</w:t>
+      </w:r>
+      <w:proofErr w:type="spellEnd"/>
+      <w:r>
+        <w:rPr>
+          <w:b/>
+          <w:bCs/>
+        </w:rPr>
+        <w:t xml:space="preserve"> of all important </w:t>
+      </w:r>
+      <w:proofErr w:type="spellStart"/>
+      <w:r>
+        <w:rPr>
+          <w:b/>
+          <w:bCs/>
+        </w:rPr>
+        <w:t>programs</w:t>
+      </w:r>
+      <w:proofErr w:type="spellEnd"/>
+      <w:r>
+        <w:rPr>
+          <w:b/>
+          <w:bCs/>
+        </w:rPr>
+        <w:t>:</w:t>
+      </w:r>
+    </w:p>
+    <w:p>
+      <w:r>
+        <w:t>-</w:t>
+      </w:r>
+      <w:proofErr w:type="spellStart"/>
+      <w:r>
+        <w:t>doctolib</w:t>
+      </w:r>
+      <w:proofErr w:type="spellEnd"/>
+      <w:r>
+        <w:t xml:space="preserve"> und </w:t>
+      </w:r>
+      <w:proofErr w:type="spellStart"/>
+      <w:r>
+        <w:t>geventis</w:t>
+      </w:r>
+      <w:proofErr w:type="spellEnd"/>
+      <w:r>
+        <w:t xml:space="preserve"> registrieren </w:t>
+      </w:r>
+    </w:p>
+    <w:p>
+      <w:r>
+        <w:rPr>
+          <w:b/>
+          <w:bCs/>
+        </w:rPr>
+        <w:t>-</w:t>
+      </w:r>
+      <w:r>
+        <w:t>Laptop einrichten -Schlüssel/Transponder erhalten</w:t>
+      </w:r>
+      <w:r>
+        <w:t xml:space="preserve"> für HARBOR und MPSD</w:t>
+      </w:r>
+    </w:p>
+    <w:p>
+      <w:r>
+        <w:t xml:space="preserve">-Einrichten einer </w:t>
+      </w:r>
+      <w:proofErr w:type="spellStart"/>
+      <w:r>
+        <w:t>linux</w:t>
+      </w:r>
+      <w:proofErr w:type="spellEnd"/>
+      <w:r>
+        <w:t xml:space="preserve">/Unix Programmierumgebung: </w:t>
+      </w:r>
+      <w:proofErr w:type="spellStart"/>
+      <w:r>
+        <w:t>vs</w:t>
+      </w:r>
+      <w:proofErr w:type="spellEnd"/>
+      <w:r>
+        <w:t xml:space="preserve"> code, </w:t>
+      </w:r>
+      <w:r>
+        <w:t>(</w:t>
+      </w:r>
+      <w:proofErr w:type="spellStart"/>
+      <w:r>
+        <w:t>anaconda</w:t>
+      </w:r>
+      <w:proofErr w:type="spellEnd"/>
+      <w:r>
+        <w:t xml:space="preserve">?), </w:t>
+      </w:r>
+      <w:proofErr w:type="spellStart"/>
+      <w:r>
+        <w:t>compiler</w:t>
+      </w:r>
+      <w:proofErr w:type="spellEnd"/>
+      <w:r>
+        <w:t xml:space="preserve"> für </w:t>
+      </w:r>
+      <w:proofErr w:type="spellStart"/>
+      <w:r>
+        <w:t>python</w:t>
+      </w:r>
+      <w:proofErr w:type="spellEnd"/>
+      <w:r>
+        <w:t xml:space="preserve"> und Fortran,</w:t>
+      </w:r>
+    </w:p>
+    <w:p>
+      <w:r>
         <w:lastRenderedPageBreak/>
-        <w:t>3.</w:t>
-      </w:r>
-      <w:r>
-        <w:t xml:space="preserve">Can the </w:t>
-      </w:r>
-      <w:proofErr w:type="spellStart"/>
-      <w:r>
-        <w:t>twisting</w:t>
-      </w:r>
-      <w:proofErr w:type="spellEnd"/>
-      <w:r>
-        <w:t xml:space="preserve"> </w:t>
-      </w:r>
-      <w:proofErr w:type="spellStart"/>
-      <w:r>
-        <w:t>angles</w:t>
-      </w:r>
-      <w:proofErr w:type="spellEnd"/>
-      <w:r>
-        <w:t xml:space="preserve"> in </w:t>
-      </w:r>
-      <w:proofErr w:type="spellStart"/>
-      <w:r>
-        <w:t>bilayer</w:t>
-      </w:r>
-      <w:proofErr w:type="spellEnd"/>
-      <w:r>
-        <w:t xml:space="preserve"> </w:t>
-      </w:r>
-      <w:proofErr w:type="spellStart"/>
-      <w:r>
-        <w:t>graphene</w:t>
-      </w:r>
-      <w:proofErr w:type="spellEnd"/>
-      <w:r>
-        <w:t xml:space="preserve"> (1.1°) and in </w:t>
-      </w:r>
-      <w:proofErr w:type="spellStart"/>
-      <w:r>
-        <w:t>other</w:t>
-      </w:r>
-      <w:proofErr w:type="spellEnd"/>
-      <w:r>
-        <w:t xml:space="preserve"> Moiré </w:t>
-      </w:r>
-      <w:proofErr w:type="spellStart"/>
-      <w:r>
-        <w:t>mateirals</w:t>
-      </w:r>
-      <w:proofErr w:type="spellEnd"/>
-      <w:r>
-        <w:t xml:space="preserve"> </w:t>
-      </w:r>
-      <w:proofErr w:type="spellStart"/>
-      <w:r>
-        <w:t>theoretically</w:t>
-      </w:r>
-      <w:proofErr w:type="spellEnd"/>
-      <w:r>
-        <w:t xml:space="preserve"> </w:t>
-      </w:r>
-      <w:proofErr w:type="spellStart"/>
-      <w:r>
-        <w:t>be</w:t>
-      </w:r>
-      <w:proofErr w:type="spellEnd"/>
-      <w:r>
-        <w:t xml:space="preserve"> </w:t>
-      </w:r>
-      <w:proofErr w:type="spellStart"/>
-      <w:r>
-        <w:t>calculated</w:t>
-      </w:r>
-      <w:proofErr w:type="spellEnd"/>
-      <w:r>
-        <w:t xml:space="preserve"> </w:t>
-      </w:r>
-      <w:proofErr w:type="spellStart"/>
-      <w:r>
-        <w:t>or</w:t>
-      </w:r>
-      <w:proofErr w:type="spellEnd"/>
-      <w:r>
-        <w:t xml:space="preserve"> </w:t>
-      </w:r>
-      <w:proofErr w:type="spellStart"/>
-      <w:r>
-        <w:t>modelled</w:t>
-      </w:r>
-      <w:proofErr w:type="spellEnd"/>
-      <w:r>
-        <w:t xml:space="preserve">? Are </w:t>
-      </w:r>
-      <w:proofErr w:type="spellStart"/>
-      <w:r>
-        <w:t>there</w:t>
-      </w:r>
-      <w:proofErr w:type="spellEnd"/>
-      <w:r>
-        <w:t xml:space="preserve"> </w:t>
-      </w:r>
-      <w:proofErr w:type="spellStart"/>
-      <w:r>
-        <w:t>futrther</w:t>
-      </w:r>
-      <w:proofErr w:type="spellEnd"/>
-      <w:r>
-        <w:t xml:space="preserve"> </w:t>
-      </w:r>
-      <w:proofErr w:type="spellStart"/>
-      <w:r>
-        <w:t>twisting</w:t>
-      </w:r>
-      <w:proofErr w:type="spellEnd"/>
-      <w:r>
-        <w:t xml:space="preserve"> </w:t>
-      </w:r>
-      <w:proofErr w:type="spellStart"/>
-      <w:r>
-        <w:t>angles</w:t>
-      </w:r>
-      <w:proofErr w:type="spellEnd"/>
-      <w:r>
-        <w:t xml:space="preserve"> </w:t>
-      </w:r>
-      <w:proofErr w:type="spellStart"/>
-      <w:r>
-        <w:t>when</w:t>
-      </w:r>
-      <w:proofErr w:type="spellEnd"/>
-      <w:r>
-        <w:t xml:space="preserve"> </w:t>
-      </w:r>
-      <w:proofErr w:type="spellStart"/>
-      <w:r>
-        <w:t>superconductivity</w:t>
-      </w:r>
-      <w:proofErr w:type="spellEnd"/>
-      <w:r>
-        <w:t xml:space="preserve"> </w:t>
-      </w:r>
-      <w:proofErr w:type="spellStart"/>
-      <w:r>
-        <w:t>appears</w:t>
-      </w:r>
-      <w:proofErr w:type="spellEnd"/>
-      <w:r>
-        <w:t xml:space="preserve">? </w:t>
-      </w:r>
-    </w:p>
-    <w:p>
-      <w:r>
-        <w:rPr>
-          <w:b/>
-          <w:bCs/>
-        </w:rPr>
-        <w:t>4</w:t>
-      </w:r>
-      <w:r>
-        <w:t xml:space="preserve">.Is the Code </w:t>
-      </w:r>
-      <w:proofErr w:type="spellStart"/>
-      <w:r>
-        <w:t>developed</w:t>
-      </w:r>
-      <w:proofErr w:type="spellEnd"/>
-      <w:r>
-        <w:t xml:space="preserve"> by Franz and Gabriel Bester </w:t>
-      </w:r>
-      <w:proofErr w:type="spellStart"/>
-      <w:r>
-        <w:t>part</w:t>
-      </w:r>
-      <w:proofErr w:type="spellEnd"/>
-      <w:r>
-        <w:t xml:space="preserve"> of Octopus </w:t>
-      </w:r>
-      <w:proofErr w:type="spellStart"/>
-      <w:r>
-        <w:t>or</w:t>
-      </w:r>
-      <w:proofErr w:type="spellEnd"/>
-      <w:r>
-        <w:t xml:space="preserve"> </w:t>
-      </w:r>
-      <w:proofErr w:type="spellStart"/>
-      <w:r>
-        <w:t>another</w:t>
-      </w:r>
-      <w:proofErr w:type="spellEnd"/>
-      <w:r>
-        <w:t xml:space="preserve"> DFT </w:t>
-      </w:r>
-      <w:proofErr w:type="spellStart"/>
-      <w:r>
-        <w:t>program</w:t>
-      </w:r>
-      <w:proofErr w:type="spellEnd"/>
-      <w:r>
-        <w:t xml:space="preserve">? How </w:t>
-      </w:r>
-      <w:proofErr w:type="spellStart"/>
-      <w:r>
-        <w:t>can</w:t>
-      </w:r>
-      <w:proofErr w:type="spellEnd"/>
-      <w:r>
-        <w:t xml:space="preserve"> I </w:t>
-      </w:r>
-      <w:proofErr w:type="spellStart"/>
-      <w:r>
-        <w:t>run</w:t>
-      </w:r>
-      <w:proofErr w:type="spellEnd"/>
-      <w:r>
-        <w:t xml:space="preserve"> it at </w:t>
-      </w:r>
-      <w:proofErr w:type="spellStart"/>
-      <w:r>
-        <w:t>my</w:t>
-      </w:r>
-      <w:proofErr w:type="spellEnd"/>
-      <w:r>
-        <w:t xml:space="preserve"> PC and at the </w:t>
-      </w:r>
-      <w:proofErr w:type="spellStart"/>
-      <w:r>
-        <w:t>cluster</w:t>
-      </w:r>
-      <w:proofErr w:type="spellEnd"/>
-      <w:r>
-        <w:t xml:space="preserve">? </w:t>
-      </w:r>
-      <w:proofErr w:type="spellStart"/>
-      <w:r>
-        <w:t>Is</w:t>
-      </w:r>
-      <w:proofErr w:type="spellEnd"/>
-      <w:r>
-        <w:t xml:space="preserve"> </w:t>
-      </w:r>
-      <w:proofErr w:type="spellStart"/>
-      <w:r>
-        <w:t>there</w:t>
-      </w:r>
-      <w:proofErr w:type="spellEnd"/>
-      <w:r>
-        <w:t xml:space="preserve"> a </w:t>
-      </w:r>
-      <w:proofErr w:type="spellStart"/>
-      <w:r>
-        <w:t>manual</w:t>
-      </w:r>
-      <w:proofErr w:type="spellEnd"/>
-      <w:r>
-        <w:t xml:space="preserve"> and </w:t>
-      </w:r>
-      <w:proofErr w:type="spellStart"/>
-      <w:r>
-        <w:t>tutorials</w:t>
-      </w:r>
-      <w:proofErr w:type="spellEnd"/>
-      <w:r>
-        <w:t xml:space="preserve"> for the code? </w:t>
-      </w:r>
-    </w:p>
-    <w:p>
-      <w:r>
-        <w:t xml:space="preserve">5.Which </w:t>
-      </w:r>
-      <w:proofErr w:type="spellStart"/>
-      <w:r>
-        <w:t>advantages</w:t>
-      </w:r>
-      <w:proofErr w:type="spellEnd"/>
-      <w:r>
-        <w:t xml:space="preserve"> (and </w:t>
-      </w:r>
-      <w:proofErr w:type="spellStart"/>
-      <w:r>
-        <w:t>disadvantages</w:t>
-      </w:r>
-      <w:proofErr w:type="spellEnd"/>
-      <w:r>
-        <w:t xml:space="preserve">) </w:t>
-      </w:r>
-      <w:proofErr w:type="spellStart"/>
-      <w:r>
-        <w:t>does</w:t>
-      </w:r>
-      <w:proofErr w:type="spellEnd"/>
-      <w:r>
-        <w:t xml:space="preserve"> it </w:t>
-      </w:r>
-      <w:proofErr w:type="spellStart"/>
-      <w:r>
-        <w:t>have</w:t>
-      </w:r>
-      <w:proofErr w:type="spellEnd"/>
-      <w:r>
-        <w:t xml:space="preserve"> in </w:t>
-      </w:r>
-      <w:proofErr w:type="spellStart"/>
-      <w:r>
-        <w:t>comparison</w:t>
-      </w:r>
-      <w:proofErr w:type="spellEnd"/>
-      <w:r>
-        <w:t xml:space="preserve"> to </w:t>
-      </w:r>
-      <w:proofErr w:type="spellStart"/>
-      <w:r>
-        <w:t>other</w:t>
-      </w:r>
-      <w:proofErr w:type="spellEnd"/>
-      <w:r>
-        <w:t xml:space="preserve"> </w:t>
-      </w:r>
-      <w:proofErr w:type="spellStart"/>
-      <w:r>
-        <w:t>common</w:t>
-      </w:r>
-      <w:proofErr w:type="spellEnd"/>
-      <w:r>
-        <w:t xml:space="preserve"> TD-DFT </w:t>
-      </w:r>
-      <w:proofErr w:type="spellStart"/>
-      <w:r>
-        <w:t>programs</w:t>
-      </w:r>
-      <w:proofErr w:type="spellEnd"/>
-      <w:r>
-        <w:t xml:space="preserve"> such as </w:t>
-      </w:r>
-      <w:proofErr w:type="spellStart"/>
-      <w:r>
-        <w:t>BerleleyGW</w:t>
-      </w:r>
-      <w:proofErr w:type="spellEnd"/>
-      <w:r>
-        <w:t xml:space="preserve">, </w:t>
-      </w:r>
-      <w:proofErr w:type="spellStart"/>
-      <w:r>
-        <w:t>VasP</w:t>
-      </w:r>
-      <w:proofErr w:type="spellEnd"/>
-      <w:r>
-        <w:t xml:space="preserve">, Octopus?  </w:t>
-      </w:r>
-    </w:p>
-    <w:p>
-      <w:pPr>
-        <w:rPr>
-          <w:b/>
-          <w:bCs/>
-        </w:rPr>
-      </w:pPr>
-      <w:r>
-        <w:rPr>
-          <w:b/>
-          <w:bCs/>
-        </w:rPr>
-        <w:t xml:space="preserve">6. </w:t>
-      </w:r>
-      <w:proofErr w:type="spellStart"/>
-      <w:r>
-        <w:rPr>
-          <w:b/>
-          <w:bCs/>
-        </w:rPr>
-        <w:t>Which</w:t>
-      </w:r>
-      <w:proofErr w:type="spellEnd"/>
-      <w:r>
-        <w:rPr>
-          <w:b/>
-          <w:bCs/>
-        </w:rPr>
-        <w:t xml:space="preserve"> </w:t>
-      </w:r>
-      <w:proofErr w:type="spellStart"/>
-      <w:r>
-        <w:rPr>
-          <w:b/>
-          <w:bCs/>
-        </w:rPr>
-        <w:t>programs</w:t>
-      </w:r>
-      <w:proofErr w:type="spellEnd"/>
-      <w:r>
-        <w:rPr>
-          <w:b/>
-          <w:bCs/>
-        </w:rPr>
-        <w:t xml:space="preserve">, </w:t>
-      </w:r>
-      <w:proofErr w:type="spellStart"/>
-      <w:r>
-        <w:rPr>
-          <w:b/>
-          <w:bCs/>
-        </w:rPr>
-        <w:t>books</w:t>
-      </w:r>
-      <w:proofErr w:type="spellEnd"/>
-      <w:r>
-        <w:rPr>
-          <w:b/>
-          <w:bCs/>
-        </w:rPr>
-        <w:t xml:space="preserve">, </w:t>
-      </w:r>
-      <w:proofErr w:type="spellStart"/>
-      <w:r>
-        <w:rPr>
-          <w:b/>
-          <w:bCs/>
-        </w:rPr>
-        <w:t>theoretical</w:t>
-      </w:r>
-      <w:proofErr w:type="spellEnd"/>
-      <w:r>
-        <w:rPr>
-          <w:b/>
-          <w:bCs/>
-        </w:rPr>
-        <w:t xml:space="preserve"> </w:t>
-      </w:r>
-      <w:proofErr w:type="spellStart"/>
-      <w:r>
-        <w:rPr>
-          <w:b/>
-          <w:bCs/>
-        </w:rPr>
-        <w:t>backgrounds</w:t>
-      </w:r>
-      <w:proofErr w:type="spellEnd"/>
-      <w:r>
-        <w:rPr>
-          <w:b/>
-          <w:bCs/>
-        </w:rPr>
-        <w:t xml:space="preserve">, </w:t>
-      </w:r>
-      <w:proofErr w:type="spellStart"/>
-      <w:r>
-        <w:rPr>
-          <w:b/>
-          <w:bCs/>
-        </w:rPr>
-        <w:t>papers</w:t>
-      </w:r>
-      <w:proofErr w:type="spellEnd"/>
-      <w:r>
-        <w:rPr>
-          <w:b/>
-          <w:bCs/>
-        </w:rPr>
-        <w:t xml:space="preserve"> do I </w:t>
-      </w:r>
-      <w:proofErr w:type="spellStart"/>
-      <w:r>
-        <w:rPr>
-          <w:b/>
-          <w:bCs/>
-        </w:rPr>
-        <w:t>need</w:t>
-      </w:r>
-      <w:proofErr w:type="spellEnd"/>
-      <w:r>
-        <w:rPr>
-          <w:b/>
-          <w:bCs/>
-        </w:rPr>
-        <w:t xml:space="preserve"> to </w:t>
-      </w:r>
-      <w:proofErr w:type="spellStart"/>
-      <w:r>
-        <w:rPr>
-          <w:b/>
-          <w:bCs/>
-        </w:rPr>
-        <w:t>study</w:t>
-      </w:r>
-      <w:proofErr w:type="spellEnd"/>
-      <w:r>
-        <w:rPr>
-          <w:b/>
-          <w:bCs/>
-        </w:rPr>
-        <w:t xml:space="preserve"> and </w:t>
-      </w:r>
-      <w:proofErr w:type="spellStart"/>
-      <w:r>
-        <w:rPr>
-          <w:b/>
-          <w:bCs/>
-        </w:rPr>
-        <w:t>learn</w:t>
-      </w:r>
-      <w:proofErr w:type="spellEnd"/>
-      <w:r>
-        <w:rPr>
-          <w:b/>
-          <w:bCs/>
-        </w:rPr>
-        <w:t xml:space="preserve"> to deal </w:t>
-      </w:r>
-      <w:proofErr w:type="spellStart"/>
-      <w:r>
-        <w:rPr>
-          <w:b/>
-          <w:bCs/>
-        </w:rPr>
-        <w:t>with</w:t>
-      </w:r>
-      <w:proofErr w:type="spellEnd"/>
-      <w:r>
-        <w:rPr>
-          <w:b/>
-          <w:bCs/>
-        </w:rPr>
-        <w:t xml:space="preserve"> </w:t>
-      </w:r>
-      <w:proofErr w:type="spellStart"/>
-      <w:r>
-        <w:rPr>
-          <w:b/>
-          <w:bCs/>
-        </w:rPr>
-        <w:t>within</w:t>
-      </w:r>
-      <w:proofErr w:type="spellEnd"/>
-      <w:r>
-        <w:rPr>
-          <w:b/>
-          <w:bCs/>
-        </w:rPr>
-        <w:t xml:space="preserve"> the </w:t>
-      </w:r>
-      <w:proofErr w:type="spellStart"/>
-      <w:r>
-        <w:rPr>
-          <w:b/>
-          <w:bCs/>
-        </w:rPr>
-        <w:t>first</w:t>
-      </w:r>
-      <w:proofErr w:type="spellEnd"/>
-      <w:r>
-        <w:rPr>
-          <w:b/>
-          <w:bCs/>
-        </w:rPr>
-        <w:t xml:space="preserve"> </w:t>
-      </w:r>
-      <w:proofErr w:type="spellStart"/>
-      <w:r>
-        <w:rPr>
-          <w:b/>
-          <w:bCs/>
-        </w:rPr>
-        <w:t>months</w:t>
-      </w:r>
-      <w:proofErr w:type="spellEnd"/>
-      <w:r>
-        <w:rPr>
-          <w:b/>
-          <w:bCs/>
-        </w:rPr>
-        <w:t xml:space="preserve"> of the PhD</w:t>
-      </w:r>
-      <w:r>
-        <w:rPr>
-          <w:b/>
-          <w:bCs/>
-        </w:rPr>
-        <w:t xml:space="preserve">? </w:t>
-      </w:r>
-      <w:proofErr w:type="spellStart"/>
-      <w:r>
-        <w:rPr>
-          <w:b/>
-          <w:bCs/>
-        </w:rPr>
-        <w:t>Which</w:t>
-      </w:r>
-      <w:proofErr w:type="spellEnd"/>
-      <w:r>
-        <w:rPr>
-          <w:b/>
-          <w:bCs/>
-        </w:rPr>
-        <w:t xml:space="preserve"> </w:t>
-      </w:r>
-      <w:proofErr w:type="spellStart"/>
-      <w:r>
-        <w:rPr>
-          <w:b/>
-          <w:bCs/>
-        </w:rPr>
-        <w:t>computational</w:t>
-      </w:r>
-      <w:proofErr w:type="spellEnd"/>
-      <w:r>
-        <w:rPr>
-          <w:b/>
-          <w:bCs/>
-        </w:rPr>
-        <w:t xml:space="preserve"> </w:t>
-      </w:r>
-      <w:proofErr w:type="spellStart"/>
-      <w:r>
-        <w:rPr>
-          <w:b/>
-          <w:bCs/>
-        </w:rPr>
-        <w:t>programs</w:t>
-      </w:r>
-      <w:proofErr w:type="spellEnd"/>
-      <w:r>
-        <w:rPr>
-          <w:b/>
-          <w:bCs/>
-        </w:rPr>
-        <w:t xml:space="preserve"> do i </w:t>
-      </w:r>
-      <w:proofErr w:type="spellStart"/>
-      <w:r>
-        <w:rPr>
-          <w:b/>
-          <w:bCs/>
-        </w:rPr>
-        <w:t>need</w:t>
-      </w:r>
-      <w:proofErr w:type="spellEnd"/>
-      <w:r>
-        <w:rPr>
-          <w:b/>
-          <w:bCs/>
-        </w:rPr>
-        <w:t xml:space="preserve"> to </w:t>
-      </w:r>
-      <w:proofErr w:type="spellStart"/>
-      <w:r>
-        <w:rPr>
-          <w:b/>
-          <w:bCs/>
-        </w:rPr>
-        <w:t>know</w:t>
-      </w:r>
-      <w:proofErr w:type="spellEnd"/>
-      <w:r>
-        <w:rPr>
-          <w:b/>
-          <w:bCs/>
-        </w:rPr>
-        <w:t xml:space="preserve"> and </w:t>
-      </w:r>
-      <w:proofErr w:type="spellStart"/>
-      <w:r>
-        <w:rPr>
-          <w:b/>
-          <w:bCs/>
-        </w:rPr>
-        <w:t>use</w:t>
-      </w:r>
-      <w:proofErr w:type="spellEnd"/>
-      <w:r>
-        <w:rPr>
-          <w:b/>
-          <w:bCs/>
-        </w:rPr>
-        <w:t xml:space="preserve">?  </w:t>
-      </w:r>
-    </w:p>
-    <w:p>
-      <w:r>
-        <w:t>7</w:t>
-      </w:r>
-      <w:r>
-        <w:t xml:space="preserve">.Which </w:t>
-      </w:r>
-      <w:proofErr w:type="spellStart"/>
-      <w:r>
-        <w:t>systems</w:t>
-      </w:r>
-      <w:proofErr w:type="spellEnd"/>
-      <w:r>
-        <w:t xml:space="preserve"> and </w:t>
-      </w:r>
-      <w:proofErr w:type="spellStart"/>
-      <w:r>
-        <w:t>physical</w:t>
-      </w:r>
-      <w:proofErr w:type="spellEnd"/>
-      <w:r>
-        <w:t xml:space="preserve"> </w:t>
-      </w:r>
-      <w:proofErr w:type="spellStart"/>
-      <w:r>
-        <w:t>phenomena</w:t>
-      </w:r>
-      <w:proofErr w:type="spellEnd"/>
-      <w:r>
-        <w:t xml:space="preserve"> </w:t>
-      </w:r>
-      <w:proofErr w:type="spellStart"/>
-      <w:r>
-        <w:t>have</w:t>
-      </w:r>
-      <w:proofErr w:type="spellEnd"/>
-      <w:r>
-        <w:t xml:space="preserve"> </w:t>
-      </w:r>
-      <w:proofErr w:type="spellStart"/>
-      <w:r>
-        <w:t>already</w:t>
-      </w:r>
-      <w:proofErr w:type="spellEnd"/>
-      <w:r>
-        <w:t xml:space="preserve"> </w:t>
-      </w:r>
-      <w:proofErr w:type="spellStart"/>
-      <w:r>
-        <w:t>been</w:t>
-      </w:r>
-      <w:proofErr w:type="spellEnd"/>
-      <w:r>
-        <w:t xml:space="preserve"> </w:t>
-      </w:r>
-      <w:proofErr w:type="spellStart"/>
-      <w:r>
-        <w:t>modeled</w:t>
-      </w:r>
-      <w:proofErr w:type="spellEnd"/>
-      <w:r>
-        <w:t xml:space="preserve"> </w:t>
-      </w:r>
-      <w:proofErr w:type="spellStart"/>
-      <w:r>
-        <w:t>with</w:t>
-      </w:r>
-      <w:proofErr w:type="spellEnd"/>
-      <w:r>
-        <w:t xml:space="preserve"> the code of Franz? </w:t>
-      </w:r>
-    </w:p>
-    <w:p>
-      <w:r>
-        <w:t xml:space="preserve">8. </w:t>
-      </w:r>
-      <w:proofErr w:type="spellStart"/>
-      <w:r>
-        <w:t>Which</w:t>
-      </w:r>
-      <w:proofErr w:type="spellEnd"/>
-      <w:r>
-        <w:t xml:space="preserve"> </w:t>
-      </w:r>
-      <w:proofErr w:type="spellStart"/>
-      <w:r>
-        <w:t>teaching</w:t>
-      </w:r>
-      <w:proofErr w:type="spellEnd"/>
-      <w:r>
-        <w:t xml:space="preserve"> </w:t>
-      </w:r>
-      <w:proofErr w:type="spellStart"/>
-      <w:r>
-        <w:t>duties</w:t>
-      </w:r>
-      <w:proofErr w:type="spellEnd"/>
-      <w:r>
-        <w:t xml:space="preserve"> </w:t>
-      </w:r>
-      <w:proofErr w:type="spellStart"/>
-      <w:r>
-        <w:t>or</w:t>
-      </w:r>
-      <w:proofErr w:type="spellEnd"/>
-      <w:r>
-        <w:t xml:space="preserve"> </w:t>
-      </w:r>
-      <w:proofErr w:type="spellStart"/>
-      <w:r>
-        <w:t>recommendations</w:t>
-      </w:r>
-      <w:proofErr w:type="spellEnd"/>
-      <w:r>
-        <w:t xml:space="preserve"> do I </w:t>
-      </w:r>
-      <w:proofErr w:type="spellStart"/>
-      <w:r>
-        <w:t>have</w:t>
-      </w:r>
-      <w:proofErr w:type="spellEnd"/>
-      <w:r>
-        <w:t xml:space="preserve"> </w:t>
-      </w:r>
-      <w:proofErr w:type="spellStart"/>
-      <w:r>
-        <w:t>or</w:t>
-      </w:r>
-      <w:proofErr w:type="spellEnd"/>
-      <w:r>
-        <w:t xml:space="preserve"> </w:t>
-      </w:r>
-      <w:proofErr w:type="spellStart"/>
-      <w:r>
-        <w:t>can</w:t>
-      </w:r>
-      <w:proofErr w:type="spellEnd"/>
-      <w:r>
-        <w:t xml:space="preserve"> I do? </w:t>
-      </w:r>
-    </w:p>
-    <w:p>
-      <w:pPr>
-        <w:rPr>
-          <w:b/>
-          <w:bCs/>
-        </w:rPr>
-      </w:pPr>
-      <w:r>
-        <w:rPr>
-          <w:b/>
-          <w:bCs/>
-        </w:rPr>
-        <w:t xml:space="preserve">9. Are </w:t>
-      </w:r>
-      <w:proofErr w:type="spellStart"/>
-      <w:r>
-        <w:rPr>
-          <w:b/>
-          <w:bCs/>
-        </w:rPr>
-        <w:t>there</w:t>
-      </w:r>
-      <w:proofErr w:type="spellEnd"/>
-      <w:r>
-        <w:rPr>
-          <w:b/>
-          <w:bCs/>
-        </w:rPr>
-        <w:t xml:space="preserve"> important </w:t>
-      </w:r>
-      <w:proofErr w:type="spellStart"/>
-      <w:r>
-        <w:rPr>
-          <w:b/>
-          <w:bCs/>
-        </w:rPr>
-        <w:t>conferences</w:t>
-      </w:r>
-      <w:proofErr w:type="spellEnd"/>
-      <w:r>
-        <w:rPr>
-          <w:b/>
-          <w:bCs/>
-        </w:rPr>
-        <w:t xml:space="preserve"> </w:t>
-      </w:r>
-      <w:proofErr w:type="spellStart"/>
-      <w:r>
-        <w:rPr>
-          <w:b/>
-          <w:bCs/>
-        </w:rPr>
-        <w:t>or</w:t>
-      </w:r>
-      <w:proofErr w:type="spellEnd"/>
-      <w:r>
-        <w:rPr>
-          <w:b/>
-          <w:bCs/>
-        </w:rPr>
-        <w:t xml:space="preserve"> </w:t>
-      </w:r>
-      <w:proofErr w:type="spellStart"/>
-      <w:r>
-        <w:rPr>
-          <w:b/>
-          <w:bCs/>
-        </w:rPr>
-        <w:t>summer</w:t>
-      </w:r>
-      <w:proofErr w:type="spellEnd"/>
-      <w:r>
-        <w:rPr>
-          <w:b/>
-          <w:bCs/>
-        </w:rPr>
-        <w:t xml:space="preserve"> </w:t>
-      </w:r>
-      <w:proofErr w:type="spellStart"/>
-      <w:r>
-        <w:rPr>
-          <w:b/>
-          <w:bCs/>
-        </w:rPr>
-        <w:t>schools</w:t>
-      </w:r>
-      <w:proofErr w:type="spellEnd"/>
-      <w:r>
-        <w:rPr>
-          <w:b/>
-          <w:bCs/>
-        </w:rPr>
-        <w:t xml:space="preserve"> for </w:t>
-      </w:r>
-      <w:proofErr w:type="spellStart"/>
-      <w:r>
-        <w:rPr>
-          <w:b/>
-          <w:bCs/>
-        </w:rPr>
-        <w:t>which</w:t>
-      </w:r>
-      <w:proofErr w:type="spellEnd"/>
-      <w:r>
-        <w:rPr>
-          <w:b/>
-          <w:bCs/>
-        </w:rPr>
-        <w:t xml:space="preserve"> I </w:t>
-      </w:r>
-      <w:proofErr w:type="spellStart"/>
-      <w:r>
-        <w:rPr>
-          <w:b/>
-          <w:bCs/>
-        </w:rPr>
-        <w:t>could</w:t>
-      </w:r>
-      <w:proofErr w:type="spellEnd"/>
-      <w:r>
-        <w:rPr>
-          <w:b/>
-          <w:bCs/>
-        </w:rPr>
-        <w:t xml:space="preserve"> </w:t>
-      </w:r>
-      <w:proofErr w:type="spellStart"/>
-      <w:r>
-        <w:rPr>
-          <w:b/>
-          <w:bCs/>
-        </w:rPr>
-        <w:t>apply</w:t>
-      </w:r>
-      <w:proofErr w:type="spellEnd"/>
-      <w:r>
-        <w:rPr>
-          <w:b/>
-          <w:bCs/>
-        </w:rPr>
-        <w:t xml:space="preserve"> and </w:t>
-      </w:r>
-      <w:proofErr w:type="spellStart"/>
-      <w:r>
-        <w:rPr>
-          <w:b/>
-          <w:bCs/>
-        </w:rPr>
-        <w:t>need</w:t>
-      </w:r>
-      <w:proofErr w:type="spellEnd"/>
-      <w:r>
-        <w:rPr>
-          <w:b/>
-          <w:bCs/>
-        </w:rPr>
-        <w:t xml:space="preserve"> to </w:t>
-      </w:r>
-      <w:proofErr w:type="spellStart"/>
-      <w:r>
-        <w:rPr>
-          <w:b/>
-          <w:bCs/>
-        </w:rPr>
-        <w:t>apply</w:t>
-      </w:r>
-      <w:proofErr w:type="spellEnd"/>
-      <w:r>
-        <w:rPr>
-          <w:b/>
-          <w:bCs/>
-        </w:rPr>
-        <w:t xml:space="preserve"> for </w:t>
-      </w:r>
-      <w:proofErr w:type="spellStart"/>
-      <w:r>
-        <w:rPr>
-          <w:b/>
-          <w:bCs/>
-        </w:rPr>
-        <w:t>early</w:t>
-      </w:r>
-      <w:proofErr w:type="spellEnd"/>
-      <w:r>
-        <w:rPr>
-          <w:b/>
-          <w:bCs/>
-        </w:rPr>
-        <w:t xml:space="preserve">? </w:t>
-      </w:r>
-    </w:p>
-    <w:p>
-      <w:pPr>
-        <w:rPr>
-          <w:b/>
-          <w:bCs/>
-        </w:rPr>
-      </w:pPr>
-      <w:r>
-        <w:rPr>
-          <w:b/>
-          <w:bCs/>
-        </w:rPr>
-        <w:t xml:space="preserve">10. </w:t>
-      </w:r>
-      <w:proofErr w:type="spellStart"/>
-      <w:r>
-        <w:rPr>
-          <w:b/>
-          <w:bCs/>
-        </w:rPr>
-        <w:t>Which</w:t>
-      </w:r>
-      <w:proofErr w:type="spellEnd"/>
-      <w:r>
-        <w:rPr>
-          <w:b/>
-          <w:bCs/>
-        </w:rPr>
-        <w:t xml:space="preserve"> </w:t>
-      </w:r>
-      <w:proofErr w:type="spellStart"/>
-      <w:r>
-        <w:rPr>
-          <w:b/>
-          <w:bCs/>
-        </w:rPr>
-        <w:t>papers</w:t>
-      </w:r>
-      <w:proofErr w:type="spellEnd"/>
-      <w:r>
-        <w:rPr>
-          <w:b/>
-          <w:bCs/>
-        </w:rPr>
-        <w:t xml:space="preserve"> </w:t>
-      </w:r>
-      <w:proofErr w:type="spellStart"/>
-      <w:r>
-        <w:rPr>
-          <w:b/>
-          <w:bCs/>
-        </w:rPr>
-        <w:t>can</w:t>
-      </w:r>
-      <w:proofErr w:type="spellEnd"/>
-      <w:r>
-        <w:rPr>
-          <w:b/>
-          <w:bCs/>
-        </w:rPr>
-        <w:t xml:space="preserve"> </w:t>
-      </w:r>
-      <w:proofErr w:type="spellStart"/>
-      <w:r>
-        <w:rPr>
-          <w:b/>
-          <w:bCs/>
-        </w:rPr>
-        <w:t>you</w:t>
-      </w:r>
-      <w:proofErr w:type="spellEnd"/>
-      <w:r>
-        <w:rPr>
-          <w:b/>
-          <w:bCs/>
-        </w:rPr>
-        <w:t xml:space="preserve"> </w:t>
-      </w:r>
-      <w:proofErr w:type="spellStart"/>
-      <w:r>
-        <w:rPr>
-          <w:b/>
-          <w:bCs/>
-        </w:rPr>
-        <w:t>recommend</w:t>
-      </w:r>
-      <w:proofErr w:type="spellEnd"/>
-      <w:r>
-        <w:rPr>
-          <w:b/>
-          <w:bCs/>
-        </w:rPr>
-        <w:t xml:space="preserve"> to </w:t>
-      </w:r>
-      <w:proofErr w:type="spellStart"/>
-      <w:r>
-        <w:rPr>
-          <w:b/>
-          <w:bCs/>
-        </w:rPr>
-        <w:t>read</w:t>
-      </w:r>
-      <w:proofErr w:type="spellEnd"/>
-      <w:r>
-        <w:rPr>
-          <w:b/>
-          <w:bCs/>
-        </w:rPr>
-        <w:t xml:space="preserve"> and </w:t>
-      </w:r>
-      <w:proofErr w:type="spellStart"/>
-      <w:r>
-        <w:rPr>
-          <w:b/>
-          <w:bCs/>
-        </w:rPr>
-        <w:t>study</w:t>
-      </w:r>
-      <w:proofErr w:type="spellEnd"/>
-      <w:r>
-        <w:rPr>
-          <w:b/>
-          <w:bCs/>
-        </w:rPr>
-        <w:t xml:space="preserve"> </w:t>
-      </w:r>
-      <w:proofErr w:type="spellStart"/>
-      <w:r>
-        <w:rPr>
-          <w:b/>
-          <w:bCs/>
-        </w:rPr>
-        <w:t>first</w:t>
-      </w:r>
-      <w:proofErr w:type="spellEnd"/>
-      <w:r>
-        <w:rPr>
-          <w:b/>
-          <w:bCs/>
-        </w:rPr>
-        <w:t xml:space="preserve">? </w:t>
-      </w:r>
-    </w:p>
-    <w:p>
-      <w:pPr>
-        <w:rPr>
-          <w:b/>
-          <w:bCs/>
-        </w:rPr>
-      </w:pPr>
-      <w:r>
-        <w:rPr>
-          <w:b/>
-          <w:bCs/>
-        </w:rPr>
-        <w:t xml:space="preserve">11. </w:t>
-      </w:r>
-      <w:proofErr w:type="spellStart"/>
-      <w:r>
-        <w:rPr>
-          <w:b/>
-          <w:bCs/>
-        </w:rPr>
-        <w:t>Which</w:t>
-      </w:r>
-      <w:proofErr w:type="spellEnd"/>
-      <w:r>
-        <w:rPr>
-          <w:b/>
-          <w:bCs/>
-        </w:rPr>
-        <w:t xml:space="preserve"> </w:t>
-      </w:r>
-      <w:proofErr w:type="spellStart"/>
-      <w:r>
-        <w:rPr>
-          <w:b/>
-          <w:bCs/>
-        </w:rPr>
-        <w:t>regular</w:t>
-      </w:r>
-      <w:proofErr w:type="spellEnd"/>
-      <w:r>
-        <w:rPr>
-          <w:b/>
-          <w:bCs/>
-        </w:rPr>
-        <w:t xml:space="preserve"> </w:t>
-      </w:r>
-      <w:proofErr w:type="spellStart"/>
-      <w:r>
-        <w:rPr>
-          <w:b/>
-          <w:bCs/>
-        </w:rPr>
-        <w:t>relevent</w:t>
-      </w:r>
-      <w:proofErr w:type="spellEnd"/>
-      <w:r>
-        <w:rPr>
-          <w:b/>
-          <w:bCs/>
-        </w:rPr>
-        <w:t xml:space="preserve"> </w:t>
-      </w:r>
-      <w:proofErr w:type="spellStart"/>
-      <w:r>
-        <w:rPr>
-          <w:b/>
-          <w:bCs/>
-        </w:rPr>
-        <w:t>meetings</w:t>
-      </w:r>
-      <w:proofErr w:type="spellEnd"/>
-      <w:r>
-        <w:rPr>
-          <w:b/>
-          <w:bCs/>
-        </w:rPr>
-        <w:t xml:space="preserve"> </w:t>
-      </w:r>
-      <w:proofErr w:type="spellStart"/>
-      <w:r>
-        <w:rPr>
-          <w:b/>
-          <w:bCs/>
-        </w:rPr>
-        <w:t>are</w:t>
-      </w:r>
-      <w:proofErr w:type="spellEnd"/>
-      <w:r>
-        <w:rPr>
-          <w:b/>
-          <w:bCs/>
-        </w:rPr>
-        <w:t xml:space="preserve"> </w:t>
-      </w:r>
-      <w:proofErr w:type="spellStart"/>
-      <w:r>
-        <w:rPr>
-          <w:b/>
-          <w:bCs/>
-        </w:rPr>
-        <w:t>there</w:t>
-      </w:r>
-      <w:proofErr w:type="spellEnd"/>
-      <w:r>
-        <w:rPr>
-          <w:b/>
-          <w:bCs/>
-        </w:rPr>
-        <w:t xml:space="preserve"> I </w:t>
-      </w:r>
-      <w:proofErr w:type="spellStart"/>
-      <w:r>
-        <w:rPr>
-          <w:b/>
-          <w:bCs/>
-        </w:rPr>
-        <w:t>need</w:t>
-      </w:r>
-      <w:proofErr w:type="spellEnd"/>
-      <w:r>
-        <w:rPr>
-          <w:b/>
-          <w:bCs/>
-        </w:rPr>
-        <w:t xml:space="preserve"> </w:t>
-      </w:r>
-      <w:proofErr w:type="spellStart"/>
-      <w:r>
-        <w:rPr>
-          <w:b/>
-          <w:bCs/>
-        </w:rPr>
-        <w:t>or</w:t>
-      </w:r>
-      <w:proofErr w:type="spellEnd"/>
-      <w:r>
-        <w:rPr>
-          <w:b/>
-          <w:bCs/>
-        </w:rPr>
-        <w:t xml:space="preserve"> </w:t>
-      </w:r>
-      <w:proofErr w:type="spellStart"/>
-      <w:r>
-        <w:rPr>
-          <w:b/>
-          <w:bCs/>
-        </w:rPr>
-        <w:t>should</w:t>
-      </w:r>
-      <w:proofErr w:type="spellEnd"/>
-      <w:r>
-        <w:rPr>
-          <w:b/>
-          <w:bCs/>
-        </w:rPr>
-        <w:t xml:space="preserve"> </w:t>
-      </w:r>
-      <w:proofErr w:type="spellStart"/>
-      <w:r>
-        <w:rPr>
-          <w:b/>
-          <w:bCs/>
-        </w:rPr>
-        <w:t>attend</w:t>
-      </w:r>
-      <w:proofErr w:type="spellEnd"/>
-      <w:r>
-        <w:rPr>
-          <w:b/>
-          <w:bCs/>
-        </w:rPr>
-        <w:t xml:space="preserve"> such as </w:t>
-      </w:r>
-      <w:proofErr w:type="spellStart"/>
-      <w:r>
-        <w:rPr>
-          <w:b/>
-          <w:bCs/>
-        </w:rPr>
-        <w:t>group</w:t>
-      </w:r>
-      <w:proofErr w:type="spellEnd"/>
-      <w:r>
-        <w:rPr>
-          <w:b/>
-          <w:bCs/>
-        </w:rPr>
-        <w:t xml:space="preserve"> </w:t>
-      </w:r>
-      <w:proofErr w:type="spellStart"/>
-      <w:r>
-        <w:rPr>
-          <w:b/>
-          <w:bCs/>
-        </w:rPr>
-        <w:t>meeting</w:t>
-      </w:r>
-      <w:proofErr w:type="spellEnd"/>
-      <w:r>
-        <w:rPr>
-          <w:b/>
-          <w:bCs/>
-        </w:rPr>
-        <w:t xml:space="preserve">? </w:t>
-      </w:r>
-    </w:p>
-    <w:p>
-      <w:r>
-        <w:rPr>
-          <w:b/>
-          <w:bCs/>
-        </w:rPr>
-        <w:t xml:space="preserve">12. </w:t>
-      </w:r>
-      <w:r>
-        <w:t xml:space="preserve">Why </w:t>
-      </w:r>
-      <w:proofErr w:type="spellStart"/>
-      <w:r>
-        <w:t>haven’t</w:t>
-      </w:r>
-      <w:proofErr w:type="spellEnd"/>
-      <w:r>
-        <w:t xml:space="preserve"> </w:t>
-      </w:r>
-      <w:proofErr w:type="spellStart"/>
-      <w:r>
-        <w:t>been</w:t>
-      </w:r>
-      <w:proofErr w:type="spellEnd"/>
-      <w:r>
-        <w:t xml:space="preserve"> </w:t>
-      </w:r>
-      <w:proofErr w:type="spellStart"/>
-      <w:r>
-        <w:t>there</w:t>
-      </w:r>
-      <w:proofErr w:type="spellEnd"/>
-      <w:r>
-        <w:t xml:space="preserve"> </w:t>
-      </w:r>
-      <w:proofErr w:type="spellStart"/>
-      <w:r>
-        <w:t>observed</w:t>
-      </w:r>
-      <w:proofErr w:type="spellEnd"/>
-      <w:r>
-        <w:t xml:space="preserve"> </w:t>
-      </w:r>
-      <w:proofErr w:type="spellStart"/>
-      <w:r>
-        <w:t>any</w:t>
-      </w:r>
-      <w:proofErr w:type="spellEnd"/>
-      <w:r>
-        <w:t xml:space="preserve"> </w:t>
-      </w:r>
-      <w:proofErr w:type="spellStart"/>
-      <w:r>
-        <w:t>or</w:t>
-      </w:r>
-      <w:proofErr w:type="spellEnd"/>
-      <w:r>
-        <w:t xml:space="preserve"> </w:t>
-      </w:r>
-      <w:proofErr w:type="spellStart"/>
-      <w:r>
-        <w:t>only</w:t>
-      </w:r>
-      <w:proofErr w:type="spellEnd"/>
-      <w:r>
-        <w:t xml:space="preserve"> a </w:t>
-      </w:r>
-      <w:proofErr w:type="spellStart"/>
-      <w:r>
-        <w:t>few</w:t>
-      </w:r>
-      <w:proofErr w:type="spellEnd"/>
-      <w:r>
-        <w:t xml:space="preserve"> </w:t>
-      </w:r>
-      <w:proofErr w:type="spellStart"/>
-      <w:r>
-        <w:t>excited</w:t>
-      </w:r>
-      <w:proofErr w:type="spellEnd"/>
-      <w:r>
-        <w:t xml:space="preserve"> </w:t>
-      </w:r>
-      <w:proofErr w:type="spellStart"/>
-      <w:r>
-        <w:t>states</w:t>
-      </w:r>
-      <w:proofErr w:type="spellEnd"/>
-      <w:r>
-        <w:t xml:space="preserve"> </w:t>
-      </w:r>
-      <w:proofErr w:type="spellStart"/>
-      <w:r>
-        <w:t>dark</w:t>
-      </w:r>
-      <w:proofErr w:type="spellEnd"/>
-      <w:r>
-        <w:t xml:space="preserve"> </w:t>
-      </w:r>
-      <w:proofErr w:type="spellStart"/>
-      <w:r>
-        <w:t>exzitons</w:t>
-      </w:r>
-      <w:proofErr w:type="spellEnd"/>
-      <w:r>
-        <w:t xml:space="preserve">? </w:t>
-      </w:r>
-      <w:proofErr w:type="spellStart"/>
-      <w:r>
-        <w:t>Could</w:t>
-      </w:r>
-      <w:proofErr w:type="spellEnd"/>
-      <w:r>
-        <w:t xml:space="preserve"> </w:t>
-      </w:r>
-      <w:proofErr w:type="spellStart"/>
-      <w:r>
-        <w:t>this</w:t>
-      </w:r>
-      <w:proofErr w:type="spellEnd"/>
-      <w:r>
-        <w:t xml:space="preserve"> </w:t>
-      </w:r>
-      <w:proofErr w:type="spellStart"/>
-      <w:r>
-        <w:t>be</w:t>
-      </w:r>
-      <w:proofErr w:type="spellEnd"/>
-      <w:r>
-        <w:t xml:space="preserve"> an </w:t>
-      </w:r>
-      <w:proofErr w:type="spellStart"/>
-      <w:r>
-        <w:t>interesting</w:t>
-      </w:r>
-      <w:proofErr w:type="spellEnd"/>
-      <w:r>
-        <w:t xml:space="preserve"> </w:t>
-      </w:r>
-      <w:proofErr w:type="spellStart"/>
-      <w:r>
-        <w:t>challenge</w:t>
-      </w:r>
-      <w:proofErr w:type="spellEnd"/>
-      <w:r>
-        <w:t xml:space="preserve">? </w:t>
-      </w:r>
-    </w:p>
-    <w:p>
-      <w:r>
-        <w:t xml:space="preserve">13. </w:t>
-      </w:r>
-      <w:proofErr w:type="spellStart"/>
-      <w:r>
-        <w:t>Which</w:t>
-      </w:r>
-      <w:proofErr w:type="spellEnd"/>
-      <w:r>
-        <w:t xml:space="preserve"> </w:t>
-      </w:r>
-      <w:proofErr w:type="spellStart"/>
-      <w:r>
-        <w:t>kind</w:t>
-      </w:r>
-      <w:proofErr w:type="spellEnd"/>
-      <w:r>
-        <w:t xml:space="preserve"> of </w:t>
-      </w:r>
-      <w:proofErr w:type="spellStart"/>
-      <w:r>
-        <w:t>exzitons</w:t>
-      </w:r>
-      <w:proofErr w:type="spellEnd"/>
-      <w:r>
-        <w:t xml:space="preserve"> </w:t>
-      </w:r>
-      <w:proofErr w:type="spellStart"/>
-      <w:r>
-        <w:t>have</w:t>
-      </w:r>
-      <w:proofErr w:type="spellEnd"/>
-      <w:r>
-        <w:t xml:space="preserve"> </w:t>
-      </w:r>
-      <w:proofErr w:type="spellStart"/>
-      <w:r>
-        <w:t>been</w:t>
-      </w:r>
-      <w:proofErr w:type="spellEnd"/>
-      <w:r>
-        <w:t xml:space="preserve"> </w:t>
-      </w:r>
-      <w:proofErr w:type="spellStart"/>
-      <w:r>
-        <w:t>modelled</w:t>
-      </w:r>
-      <w:proofErr w:type="spellEnd"/>
-      <w:r>
-        <w:t xml:space="preserve"> and </w:t>
-      </w:r>
-      <w:proofErr w:type="spellStart"/>
-      <w:r>
-        <w:t>observed</w:t>
-      </w:r>
-      <w:proofErr w:type="spellEnd"/>
-      <w:r>
-        <w:t xml:space="preserve"> in Moiré TMDs? </w:t>
-      </w:r>
-      <w:proofErr w:type="spellStart"/>
-      <w:r>
-        <w:t>Especially</w:t>
-      </w:r>
-      <w:proofErr w:type="spellEnd"/>
-      <w:r>
-        <w:t xml:space="preserve"> </w:t>
-      </w:r>
-      <w:proofErr w:type="spellStart"/>
-      <w:r>
-        <w:t>dark</w:t>
-      </w:r>
-      <w:proofErr w:type="spellEnd"/>
-      <w:r>
-        <w:t xml:space="preserve"> </w:t>
-      </w:r>
-      <w:proofErr w:type="spellStart"/>
-      <w:r>
-        <w:t>exzitons</w:t>
-      </w:r>
-      <w:proofErr w:type="spellEnd"/>
-      <w:r>
-        <w:t xml:space="preserve">, </w:t>
-      </w:r>
-      <w:proofErr w:type="spellStart"/>
-      <w:r>
-        <w:t>trions</w:t>
-      </w:r>
-      <w:proofErr w:type="spellEnd"/>
-      <w:r>
-        <w:t xml:space="preserve"> and </w:t>
-      </w:r>
-      <w:proofErr w:type="spellStart"/>
-      <w:r>
-        <w:t>biexzitons</w:t>
-      </w:r>
-      <w:proofErr w:type="spellEnd"/>
-      <w:r>
-        <w:t xml:space="preserve">? </w:t>
-      </w:r>
-    </w:p>
-    <w:p>
-      <w:r>
-        <w:t xml:space="preserve">14. Wer wird mein Zweitbetreuer und </w:t>
-      </w:r>
-      <w:proofErr w:type="spellStart"/>
-      <w:r>
-        <w:t>Prüfungskommittee</w:t>
-      </w:r>
-      <w:proofErr w:type="spellEnd"/>
-      <w:r>
-        <w:t xml:space="preserve">? Wie häufig trifft man sich mit dem? </w:t>
-      </w:r>
-    </w:p>
-    <w:p>
-      <w:pPr>
-        <w:rPr>
-          <w:b/>
-          <w:bCs/>
-        </w:rPr>
-      </w:pPr>
-      <w:r>
-        <w:rPr>
-          <w:b/>
-          <w:bCs/>
-        </w:rPr>
-        <w:t xml:space="preserve">First </w:t>
-      </w:r>
-      <w:proofErr w:type="spellStart"/>
-      <w:r>
-        <w:rPr>
-          <w:b/>
-          <w:bCs/>
-        </w:rPr>
-        <w:t>day</w:t>
-      </w:r>
-      <w:proofErr w:type="spellEnd"/>
-      <w:r>
-        <w:rPr>
-          <w:b/>
-          <w:bCs/>
-        </w:rPr>
-        <w:t xml:space="preserve">: </w:t>
-      </w:r>
-      <w:proofErr w:type="spellStart"/>
-      <w:r>
-        <w:rPr>
-          <w:b/>
-          <w:bCs/>
-        </w:rPr>
-        <w:t>set-up</w:t>
-      </w:r>
-      <w:proofErr w:type="spellEnd"/>
-      <w:r>
-        <w:rPr>
-          <w:b/>
-          <w:bCs/>
-        </w:rPr>
-        <w:t xml:space="preserve"> of all important </w:t>
-      </w:r>
-      <w:proofErr w:type="spellStart"/>
-      <w:r>
-        <w:rPr>
-          <w:b/>
-          <w:bCs/>
-        </w:rPr>
-        <w:t>programs</w:t>
-      </w:r>
-      <w:proofErr w:type="spellEnd"/>
-      <w:r>
-        <w:rPr>
-          <w:b/>
-          <w:bCs/>
-        </w:rPr>
-        <w:t>:</w:t>
+        <w:t xml:space="preserve">-Matlab installieren </w:t>
+      </w:r>
+    </w:p>
+    <w:p>
+      <w:r>
+        <w:t xml:space="preserve">-Unilizenz für Bücher und </w:t>
+      </w:r>
+      <w:proofErr w:type="spellStart"/>
+      <w:r>
+        <w:t>paper</w:t>
+      </w:r>
+      <w:proofErr w:type="spellEnd"/>
+      <w:r>
+        <w:t xml:space="preserve"> </w:t>
       </w:r>
     </w:p>
     <w:p>
       <w:r>
         <w:t>-</w:t>
       </w:r>
-      <w:proofErr w:type="spellStart"/>
-      <w:r>
-        <w:t>doctolib</w:t>
-      </w:r>
-      <w:proofErr w:type="spellEnd"/>
-      <w:r>
-        <w:t xml:space="preserve"> und </w:t>
-      </w:r>
-      <w:proofErr w:type="spellStart"/>
-      <w:r>
-        <w:t>geventis</w:t>
-      </w:r>
-      <w:proofErr w:type="spellEnd"/>
-      <w:r>
-        <w:t xml:space="preserve"> registrieren </w:t>
-      </w:r>
-    </w:p>
-    <w:p>
-      <w:r>
-        <w:rPr>
-          <w:b/>
-          <w:bCs/>
-        </w:rPr>
-        <w:t>-</w:t>
-      </w:r>
-      <w:r>
-        <w:t>Laptop einrichten -Schlüssel/Transponder erhalten</w:t>
-      </w:r>
-      <w:r>
-        <w:t xml:space="preserve"> für HARBOR und MPSD</w:t>
-      </w:r>
-    </w:p>
-    <w:p>
-      <w:r>
-        <w:t xml:space="preserve">-Einrichten einer </w:t>
-      </w:r>
-      <w:proofErr w:type="spellStart"/>
-      <w:r>
-        <w:t>linux</w:t>
-      </w:r>
-      <w:proofErr w:type="spellEnd"/>
-      <w:r>
-        <w:t xml:space="preserve">/Unix Programmierumgebung: </w:t>
-      </w:r>
-      <w:proofErr w:type="spellStart"/>
-      <w:r>
-        <w:t>vs</w:t>
-      </w:r>
-      <w:proofErr w:type="spellEnd"/>
-      <w:r>
-        <w:t xml:space="preserve"> code, </w:t>
-      </w:r>
-      <w:r>
-        <w:t>(</w:t>
-      </w:r>
-      <w:proofErr w:type="spellStart"/>
-      <w:r>
-        <w:t>anaconda</w:t>
-      </w:r>
-      <w:proofErr w:type="spellEnd"/>
-      <w:r>
-        <w:t xml:space="preserve">?), </w:t>
-      </w:r>
-      <w:proofErr w:type="spellStart"/>
-      <w:r>
-        <w:t>compiler</w:t>
-      </w:r>
-      <w:proofErr w:type="spellEnd"/>
-      <w:r>
-        <w:t xml:space="preserve"> für </w:t>
-      </w:r>
-      <w:proofErr w:type="spellStart"/>
-      <w:r>
-        <w:t>python</w:t>
-      </w:r>
-      <w:proofErr w:type="spellEnd"/>
-      <w:r>
-        <w:t xml:space="preserve"> und Fortran,</w:t>
-      </w:r>
-    </w:p>
-    <w:p>
-      <w:r>
-        <w:t xml:space="preserve">-Matlab installieren </w:t>
-      </w:r>
-    </w:p>
-    <w:p>
-      <w:r>
-        <w:t xml:space="preserve">-Unilizenz für Bücher und </w:t>
-      </w:r>
-      <w:proofErr w:type="spellStart"/>
-      <w:r>
-        <w:t>paper</w:t>
-      </w:r>
-      <w:proofErr w:type="spellEnd"/>
-      <w:r>
-        <w:t xml:space="preserve"> </w:t>
-      </w:r>
-    </w:p>
-    <w:p>
-      <w:r>
-        <w:t>-</w:t>
-      </w:r>
       <w:r>
         <w:rPr>
           <w:b/>
@@ -10008,7 +10223,6 @@
     </w:p>
     <w:p>
       <w:r>
-        <w:lastRenderedPageBreak/>
         <w:t>-Octopus, -</w:t>
       </w:r>
       <w:proofErr w:type="spellStart"/>
@@ -10512,315 +10726,413 @@
     </w:p>
     <w:p/>
     <w:p/>
+    <w:p>
+      <w:pPr>
+        <w:rPr>
+          <w:b/>
+          <w:bCs/>
+        </w:rPr>
+      </w:pPr>
+      <w:r>
+        <w:rPr>
+          <w:b/>
+          <w:bCs/>
+        </w:rPr>
+        <w:t xml:space="preserve">Einführungsgespräch mit Prof. Gabriel Bester: </w:t>
+      </w:r>
+    </w:p>
+    <w:p>
+      <w:r>
+        <w:rPr>
+          <w:b/>
+          <w:bCs/>
+        </w:rPr>
+        <w:t>Von deiner Vorbereitung erzählen:</w:t>
+      </w:r>
+      <w:r>
+        <w:t xml:space="preserve"> </w:t>
+      </w:r>
+      <w:r>
+        <w:t xml:space="preserve">IMPRS </w:t>
+      </w:r>
+      <w:proofErr w:type="spellStart"/>
+      <w:r>
+        <w:t>lecture</w:t>
+      </w:r>
+      <w:proofErr w:type="spellEnd"/>
+      <w:r>
+        <w:t xml:space="preserve"> zu HHGs und </w:t>
+      </w:r>
+      <w:r>
+        <w:t xml:space="preserve">ultrafast </w:t>
+      </w:r>
+      <w:proofErr w:type="spellStart"/>
+      <w:r>
+        <w:t>electrodynamic</w:t>
+      </w:r>
+      <w:proofErr w:type="spellEnd"/>
+      <w:r>
+        <w:t xml:space="preserve"> </w:t>
+      </w:r>
+      <w:proofErr w:type="spellStart"/>
+      <w:r>
+        <w:t>simulations</w:t>
+      </w:r>
+      <w:proofErr w:type="spellEnd"/>
+      <w:r>
+        <w:t xml:space="preserve">. Beschäftigt sich die Gruppe auch mit HHGs, vielleicht sogar in Verbindung mit 2D </w:t>
+      </w:r>
+      <w:proofErr w:type="spellStart"/>
+      <w:r>
+        <w:t>materials</w:t>
+      </w:r>
+      <w:proofErr w:type="spellEnd"/>
+      <w:r>
+        <w:t xml:space="preserve"> und </w:t>
+      </w:r>
+      <w:proofErr w:type="spellStart"/>
+      <w:r>
+        <w:t>Exzitonen</w:t>
+      </w:r>
+      <w:proofErr w:type="spellEnd"/>
+      <w:r>
+        <w:t xml:space="preserve">? </w:t>
+      </w:r>
+    </w:p>
+    <w:p>
+      <w:r>
+        <w:t xml:space="preserve">Sehr viele </w:t>
+      </w:r>
+      <w:proofErr w:type="spellStart"/>
+      <w:r>
+        <w:t>paper</w:t>
+      </w:r>
+      <w:proofErr w:type="spellEnd"/>
+      <w:r>
+        <w:t xml:space="preserve"> herausgesucht zu TMDs, Moiré </w:t>
+      </w:r>
+      <w:proofErr w:type="spellStart"/>
+      <w:r>
+        <w:t>materials</w:t>
+      </w:r>
+      <w:proofErr w:type="spellEnd"/>
+      <w:r>
+        <w:t>,</w:t>
+      </w:r>
+      <w:r>
+        <w:t xml:space="preserve"> Janus 2D </w:t>
+      </w:r>
+      <w:proofErr w:type="spellStart"/>
+      <w:r>
+        <w:t>materials</w:t>
+      </w:r>
+      <w:proofErr w:type="spellEnd"/>
+      <w:r>
+        <w:t xml:space="preserve"> </w:t>
+      </w:r>
+      <w:r>
+        <w:t xml:space="preserve">Bücher, Dissertationen und </w:t>
+      </w:r>
+      <w:proofErr w:type="spellStart"/>
+      <w:r>
+        <w:t>papers</w:t>
+      </w:r>
+      <w:proofErr w:type="spellEnd"/>
+      <w:r>
+        <w:t xml:space="preserve"> </w:t>
+      </w:r>
+      <w:proofErr w:type="spellStart"/>
+      <w:r>
+        <w:t>about</w:t>
+      </w:r>
+      <w:proofErr w:type="spellEnd"/>
+      <w:r>
+        <w:t xml:space="preserve"> </w:t>
+      </w:r>
+      <w:proofErr w:type="spellStart"/>
+      <w:r>
+        <w:t>ex</w:t>
+      </w:r>
+      <w:r>
+        <w:t>c</w:t>
+      </w:r>
+      <w:r>
+        <w:t>itons</w:t>
+      </w:r>
+      <w:proofErr w:type="spellEnd"/>
+      <w:r>
+        <w:t xml:space="preserve"> vor allem in 2D </w:t>
+      </w:r>
+      <w:proofErr w:type="spellStart"/>
+      <w:r>
+        <w:t>materials</w:t>
+      </w:r>
+      <w:proofErr w:type="spellEnd"/>
+      <w:r>
+        <w:t xml:space="preserve"> herausgesucht. </w:t>
+      </w:r>
+      <w:r>
+        <w:t xml:space="preserve">Davon würde ich mir einige heraussuchen und mich über diese ins Thema einarbeiten. </w:t>
+      </w:r>
+      <w:r>
+        <w:t xml:space="preserve"> </w:t>
+      </w:r>
+      <w:r>
+        <w:t xml:space="preserve">Vor allem auch </w:t>
+      </w:r>
+      <w:proofErr w:type="spellStart"/>
+      <w:r>
+        <w:t>paper</w:t>
+      </w:r>
+      <w:proofErr w:type="spellEnd"/>
+      <w:r>
+        <w:t xml:space="preserve">, die im PhD </w:t>
+      </w:r>
+      <w:proofErr w:type="spellStart"/>
+      <w:r>
+        <w:t>seminar</w:t>
+      </w:r>
+      <w:proofErr w:type="spellEnd"/>
+      <w:r>
+        <w:t xml:space="preserve"> genannt wurden, lesen. </w:t>
+      </w:r>
+      <w:r>
+        <w:t xml:space="preserve">Hat er </w:t>
+      </w:r>
+      <w:proofErr w:type="spellStart"/>
+      <w:r>
+        <w:t>paper</w:t>
+      </w:r>
+      <w:proofErr w:type="spellEnd"/>
+      <w:r>
+        <w:t xml:space="preserve">, die er mir empfehlen würde? </w:t>
+      </w:r>
+      <w:r>
+        <w:t xml:space="preserve">Auch habe ich vor allem die </w:t>
+      </w:r>
+      <w:proofErr w:type="spellStart"/>
+      <w:r>
+        <w:t>paper</w:t>
+      </w:r>
+      <w:proofErr w:type="spellEnd"/>
+      <w:r>
+        <w:t xml:space="preserve"> von Franz Fischer recherchiert und möchte diese detaillierter lesen. </w:t>
+      </w:r>
+      <w:r>
+        <w:t xml:space="preserve">Auch gesehen, dass </w:t>
+      </w:r>
+      <w:proofErr w:type="spellStart"/>
+      <w:r>
+        <w:t>nature</w:t>
+      </w:r>
+      <w:proofErr w:type="spellEnd"/>
+      <w:r>
+        <w:t xml:space="preserve"> 2D </w:t>
+      </w:r>
+      <w:proofErr w:type="spellStart"/>
+      <w:r>
+        <w:t>materials</w:t>
+      </w:r>
+      <w:proofErr w:type="spellEnd"/>
+      <w:r>
+        <w:t xml:space="preserve"> and </w:t>
+      </w:r>
+      <w:proofErr w:type="spellStart"/>
+      <w:r>
+        <w:t>application</w:t>
+      </w:r>
+      <w:proofErr w:type="spellEnd"/>
+      <w:r>
+        <w:t xml:space="preserve"> ein empfehlenswertes </w:t>
+      </w:r>
+      <w:proofErr w:type="spellStart"/>
+      <w:r>
+        <w:t>journal</w:t>
+      </w:r>
+      <w:proofErr w:type="spellEnd"/>
+      <w:r>
+        <w:t xml:space="preserve"> zum regelmäßigen Lesen ist.  </w:t>
+      </w:r>
+    </w:p>
+    <w:p>
+      <w:r>
+        <w:t xml:space="preserve">Welche Veranstaltungen muss ich regelmäßig besuchen? Wer wird mein Zweitbetreuer und </w:t>
+      </w:r>
+      <w:proofErr w:type="spellStart"/>
+      <w:r>
+        <w:t>Prüfungskommittee</w:t>
+      </w:r>
+      <w:proofErr w:type="spellEnd"/>
+      <w:r>
+        <w:t xml:space="preserve">? Wie häufig trifft man sich mit dem? </w:t>
+      </w:r>
+    </w:p>
+    <w:p>
+      <w:r>
+        <w:t xml:space="preserve">Registrierung bei </w:t>
+      </w:r>
+      <w:proofErr w:type="spellStart"/>
+      <w:r>
+        <w:t>docota</w:t>
+      </w:r>
+      <w:proofErr w:type="spellEnd"/>
+      <w:r>
+        <w:t xml:space="preserve"> und </w:t>
+      </w:r>
+      <w:proofErr w:type="spellStart"/>
+      <w:r>
+        <w:t>geventis</w:t>
+      </w:r>
+      <w:proofErr w:type="spellEnd"/>
+      <w:r>
+        <w:t xml:space="preserve"> noch nicht funktioniert. Welche organisatorischen Aufgaben gibt es zu tun am Anfang? </w:t>
+      </w:r>
+    </w:p>
+    <w:p>
+      <w:r>
+        <w:t>Welche Programme muss ich gut verstehen und für meine first-</w:t>
+      </w:r>
+      <w:proofErr w:type="spellStart"/>
+      <w:r>
+        <w:t>principle</w:t>
+      </w:r>
+      <w:proofErr w:type="spellEnd"/>
+      <w:r>
+        <w:t xml:space="preserve"> </w:t>
+      </w:r>
+      <w:proofErr w:type="spellStart"/>
+      <w:r>
+        <w:t>calculations</w:t>
+      </w:r>
+      <w:proofErr w:type="spellEnd"/>
+      <w:r>
+        <w:t xml:space="preserve"> nutzen? (</w:t>
+      </w:r>
+      <w:r>
+        <w:t>vor</w:t>
+      </w:r>
+      <w:r>
+        <w:t xml:space="preserve"> allem Octopus, Berkeley GW, Franz code) Vorschlagen, dass du dich selbstständig in Octopus einarbeitest. Und auch intensiv noch mal mit </w:t>
+      </w:r>
+      <w:proofErr w:type="spellStart"/>
+      <w:r>
+        <w:t>python</w:t>
+      </w:r>
+      <w:proofErr w:type="spellEnd"/>
+      <w:r>
+        <w:t xml:space="preserve"> beschäftigst. </w:t>
+      </w:r>
+      <w:r>
+        <w:t xml:space="preserve">Fragen zu Franz Code stellen. </w:t>
+      </w:r>
+    </w:p>
+    <w:p>
+      <w:r>
+        <w:t xml:space="preserve">Während der Einarbeitung die genaue Forschungsfrage präzisieren. Möglichst bald zu einer sehr guten präzisen Forschungsfrage kommen. </w:t>
+      </w:r>
+      <w:proofErr w:type="gramStart"/>
+      <w:r>
+        <w:t>Habe</w:t>
+      </w:r>
+      <w:proofErr w:type="gramEnd"/>
+      <w:r>
+        <w:t xml:space="preserve"> mir auch schon selbst einige Gedanken dazu gemacht: die meisten Ideen sind aber noch sehr grob und stichpunktartig. </w:t>
+      </w:r>
+      <w:r>
+        <w:t xml:space="preserve">Für den Start des PhD muss ich eine grobe Forschungsskizze von meinem Projekt schreiben. Soll ich in dieser auch auf </w:t>
+      </w:r>
+      <w:proofErr w:type="spellStart"/>
+      <w:r>
+        <w:t>wisssenschaftliche</w:t>
+      </w:r>
+      <w:proofErr w:type="spellEnd"/>
+      <w:r>
+        <w:t xml:space="preserve"> Artikel verweisen oder ist das nicht notwendig? </w:t>
+      </w:r>
+    </w:p>
+    <w:p>
+      <w:r>
+        <w:t xml:space="preserve">Mein Arbeitstitel von meinem Einstellungsvertrag heißt ja: „Novel Ab Initio </w:t>
+      </w:r>
+      <w:proofErr w:type="spellStart"/>
+      <w:r>
+        <w:t>Methodology</w:t>
+      </w:r>
+      <w:proofErr w:type="spellEnd"/>
+      <w:r>
+        <w:t xml:space="preserve"> for Trions and </w:t>
+      </w:r>
+      <w:proofErr w:type="spellStart"/>
+      <w:r>
+        <w:t>Biexcitons</w:t>
+      </w:r>
+      <w:proofErr w:type="spellEnd"/>
+      <w:r>
+        <w:t xml:space="preserve"> in Moiré and 2D Janus </w:t>
+      </w:r>
+      <w:proofErr w:type="spellStart"/>
+      <w:r>
+        <w:t>materials</w:t>
+      </w:r>
+      <w:proofErr w:type="spellEnd"/>
+      <w:r>
+        <w:t xml:space="preserve">“. Habt ihr da schon konkrete Ideen, welche Art von </w:t>
+      </w:r>
+      <w:proofErr w:type="spellStart"/>
+      <w:r>
+        <w:t>Methology</w:t>
+      </w:r>
+      <w:proofErr w:type="spellEnd"/>
+      <w:r>
+        <w:t xml:space="preserve"> ich und wir für diese entwickeln wollen? Und welche in anderen 2D Systemen und </w:t>
+      </w:r>
+      <w:proofErr w:type="spellStart"/>
+      <w:r>
+        <w:t>mglw</w:t>
+      </w:r>
+      <w:proofErr w:type="spellEnd"/>
+      <w:r>
+        <w:t xml:space="preserve">. </w:t>
+      </w:r>
+      <w:proofErr w:type="spellStart"/>
+      <w:r>
+        <w:t>Exzitonenarten</w:t>
+      </w:r>
+      <w:proofErr w:type="spellEnd"/>
+      <w:r>
+        <w:t xml:space="preserve"> schon gut funktioniert hat, aber für Trions and </w:t>
+      </w:r>
+      <w:proofErr w:type="spellStart"/>
+      <w:r>
+        <w:t>Biexcitons</w:t>
+      </w:r>
+      <w:proofErr w:type="spellEnd"/>
+      <w:r>
+        <w:t xml:space="preserve"> in Moiré und Janus 2D </w:t>
+      </w:r>
+      <w:proofErr w:type="spellStart"/>
+      <w:r>
+        <w:t>materials</w:t>
+      </w:r>
+      <w:proofErr w:type="spellEnd"/>
+      <w:r>
+        <w:t xml:space="preserve"> noch nicht angewandt wurde?</w:t>
+      </w:r>
+    </w:p>
+    <w:p>
+      <w:r>
+        <w:t xml:space="preserve">Wahrscheinlich wird sie auf GW </w:t>
+      </w:r>
+      <w:proofErr w:type="spellStart"/>
+      <w:r>
+        <w:t>approximation</w:t>
+      </w:r>
+      <w:proofErr w:type="spellEnd"/>
+      <w:r>
+        <w:t xml:space="preserve"> und Bethe-Salpeter Gleichung basieren, oder? </w:t>
+      </w:r>
+    </w:p>
     <w:p/>
-    <w:p/>
-    <w:p/>
-    <w:p/>
-    <w:p/>
-    <w:p/>
-    <w:p/>
-    <w:p/>
-    <w:p>
-      <w:pPr>
-        <w:rPr>
-          <w:b/>
-          <w:bCs/>
-        </w:rPr>
-      </w:pPr>
-      <w:r>
-        <w:rPr>
-          <w:b/>
-          <w:bCs/>
-        </w:rPr>
-        <w:t xml:space="preserve">Einführungsgespräch mit Prof. Gabriel Bester: </w:t>
-      </w:r>
-    </w:p>
-    <w:p>
-      <w:r>
-        <w:rPr>
-          <w:b/>
-          <w:bCs/>
-        </w:rPr>
-        <w:t>Von deiner Vorbereitung erzählen:</w:t>
-      </w:r>
-      <w:r>
-        <w:t xml:space="preserve"> </w:t>
-      </w:r>
-      <w:r>
-        <w:t xml:space="preserve">IMPRS </w:t>
-      </w:r>
-      <w:proofErr w:type="spellStart"/>
-      <w:r>
-        <w:t>lecture</w:t>
-      </w:r>
-      <w:proofErr w:type="spellEnd"/>
-      <w:r>
-        <w:t xml:space="preserve"> zu HHGs und </w:t>
-      </w:r>
-      <w:r>
-        <w:t xml:space="preserve">ultrafast </w:t>
-      </w:r>
-      <w:proofErr w:type="spellStart"/>
-      <w:r>
-        <w:t>electrodynamic</w:t>
-      </w:r>
-      <w:proofErr w:type="spellEnd"/>
-      <w:r>
-        <w:t xml:space="preserve"> </w:t>
-      </w:r>
-      <w:proofErr w:type="spellStart"/>
-      <w:r>
-        <w:t>simulations</w:t>
-      </w:r>
-      <w:proofErr w:type="spellEnd"/>
-      <w:r>
-        <w:t xml:space="preserve">. Beschäftigt sich die Gruppe auch mit HHGs, vielleicht sogar in Verbindung mit 2D </w:t>
-      </w:r>
-      <w:proofErr w:type="spellStart"/>
-      <w:r>
-        <w:t>materials</w:t>
-      </w:r>
-      <w:proofErr w:type="spellEnd"/>
-      <w:r>
-        <w:t xml:space="preserve"> und </w:t>
-      </w:r>
-      <w:proofErr w:type="spellStart"/>
-      <w:r>
-        <w:t>Exzitonen</w:t>
-      </w:r>
-      <w:proofErr w:type="spellEnd"/>
-      <w:r>
-        <w:t xml:space="preserve">? </w:t>
-      </w:r>
-    </w:p>
-    <w:p>
-      <w:r>
-        <w:t xml:space="preserve">Sehr viele </w:t>
-      </w:r>
-      <w:proofErr w:type="spellStart"/>
-      <w:r>
-        <w:t>paper</w:t>
-      </w:r>
-      <w:proofErr w:type="spellEnd"/>
-      <w:r>
-        <w:t xml:space="preserve"> herausgesucht zu TMDs, Moiré </w:t>
-      </w:r>
-      <w:proofErr w:type="spellStart"/>
-      <w:r>
-        <w:t>materials</w:t>
-      </w:r>
-      <w:proofErr w:type="spellEnd"/>
-      <w:r>
-        <w:t>,</w:t>
-      </w:r>
-      <w:r>
-        <w:t xml:space="preserve"> Janus 2D </w:t>
-      </w:r>
-      <w:proofErr w:type="spellStart"/>
-      <w:r>
-        <w:t>materials</w:t>
-      </w:r>
-      <w:proofErr w:type="spellEnd"/>
-      <w:r>
-        <w:t xml:space="preserve"> </w:t>
-      </w:r>
-      <w:r>
-        <w:t xml:space="preserve">Bücher, Dissertationen und </w:t>
-      </w:r>
-      <w:proofErr w:type="spellStart"/>
-      <w:r>
-        <w:t>papers</w:t>
-      </w:r>
-      <w:proofErr w:type="spellEnd"/>
-      <w:r>
-        <w:t xml:space="preserve"> </w:t>
-      </w:r>
-      <w:proofErr w:type="spellStart"/>
-      <w:r>
-        <w:t>about</w:t>
-      </w:r>
-      <w:proofErr w:type="spellEnd"/>
-      <w:r>
-        <w:t xml:space="preserve"> </w:t>
-      </w:r>
-      <w:proofErr w:type="spellStart"/>
-      <w:r>
-        <w:t>exzitons</w:t>
-      </w:r>
-      <w:proofErr w:type="spellEnd"/>
-      <w:r>
-        <w:t xml:space="preserve"> vor allem in 2D </w:t>
-      </w:r>
-      <w:proofErr w:type="spellStart"/>
-      <w:r>
-        <w:t>materials</w:t>
-      </w:r>
-      <w:proofErr w:type="spellEnd"/>
-      <w:r>
-        <w:t xml:space="preserve"> herausgesucht. </w:t>
-      </w:r>
-      <w:r>
-        <w:t xml:space="preserve">Davon würde ich mir einige heraussuchen und mich über diese ins Thema einarbeiten. </w:t>
-      </w:r>
-      <w:r>
-        <w:t xml:space="preserve"> </w:t>
-      </w:r>
-      <w:r>
-        <w:t xml:space="preserve">Vor allem auch </w:t>
-      </w:r>
-      <w:proofErr w:type="spellStart"/>
-      <w:r>
-        <w:t>paper</w:t>
-      </w:r>
-      <w:proofErr w:type="spellEnd"/>
-      <w:r>
-        <w:t xml:space="preserve">, die im PhD </w:t>
-      </w:r>
-      <w:proofErr w:type="spellStart"/>
-      <w:r>
-        <w:t>seminar</w:t>
-      </w:r>
-      <w:proofErr w:type="spellEnd"/>
-      <w:r>
-        <w:t xml:space="preserve"> genannt wurden, lesen. </w:t>
-      </w:r>
-      <w:r>
-        <w:t xml:space="preserve">Hat er </w:t>
-      </w:r>
-      <w:proofErr w:type="spellStart"/>
-      <w:r>
-        <w:t>paper</w:t>
-      </w:r>
-      <w:proofErr w:type="spellEnd"/>
-      <w:r>
-        <w:t xml:space="preserve">, die er mir empfehlen würde? </w:t>
-      </w:r>
-      <w:r>
-        <w:t xml:space="preserve">Auch habe ich vor allem die </w:t>
-      </w:r>
-      <w:proofErr w:type="spellStart"/>
-      <w:r>
-        <w:t>paper</w:t>
-      </w:r>
-      <w:proofErr w:type="spellEnd"/>
-      <w:r>
-        <w:t xml:space="preserve"> von Franz Fischer recherchiert und möchte diese detaillierter lesen. </w:t>
-      </w:r>
-      <w:r>
-        <w:t xml:space="preserve">Auch gesehen, dass </w:t>
-      </w:r>
-      <w:proofErr w:type="spellStart"/>
-      <w:r>
-        <w:t>nature</w:t>
-      </w:r>
-      <w:proofErr w:type="spellEnd"/>
-      <w:r>
-        <w:t xml:space="preserve"> 2D </w:t>
-      </w:r>
-      <w:proofErr w:type="spellStart"/>
-      <w:r>
-        <w:t>materials</w:t>
-      </w:r>
-      <w:proofErr w:type="spellEnd"/>
-      <w:r>
-        <w:t xml:space="preserve"> and </w:t>
-      </w:r>
-      <w:proofErr w:type="spellStart"/>
-      <w:r>
-        <w:t>application</w:t>
-      </w:r>
-      <w:proofErr w:type="spellEnd"/>
-      <w:r>
-        <w:t xml:space="preserve"> ein empfehlenswertes </w:t>
-      </w:r>
-      <w:proofErr w:type="spellStart"/>
-      <w:r>
-        <w:t>journal</w:t>
-      </w:r>
-      <w:proofErr w:type="spellEnd"/>
-      <w:r>
-        <w:t xml:space="preserve"> zum regelmäßigen Lesen ist.  </w:t>
-      </w:r>
-    </w:p>
-    <w:p>
-      <w:r>
-        <w:t xml:space="preserve">Welche Veranstaltungen muss ich regelmäßig besuchen? Wer wird mein Zweitbetreuer und </w:t>
-      </w:r>
-      <w:proofErr w:type="spellStart"/>
-      <w:r>
-        <w:t>Prüfungskommittee</w:t>
-      </w:r>
-      <w:proofErr w:type="spellEnd"/>
-      <w:r>
-        <w:t xml:space="preserve">? Wie häufig trifft man sich mit dem? </w:t>
-      </w:r>
-    </w:p>
-    <w:p>
-      <w:r>
-        <w:t xml:space="preserve">Registrierung bei </w:t>
-      </w:r>
-      <w:proofErr w:type="spellStart"/>
-      <w:r>
-        <w:t>docota</w:t>
-      </w:r>
-      <w:proofErr w:type="spellEnd"/>
-      <w:r>
-        <w:t xml:space="preserve"> und </w:t>
-      </w:r>
-      <w:proofErr w:type="spellStart"/>
-      <w:r>
-        <w:t>geventis</w:t>
-      </w:r>
-      <w:proofErr w:type="spellEnd"/>
-      <w:r>
-        <w:t xml:space="preserve"> noch nicht funktioniert. Welche organisatorischen Aufgaben gibt es zu tun am Anfang? </w:t>
-      </w:r>
-    </w:p>
-    <w:p>
-      <w:r>
-        <w:t>Welche Programme muss ich gut verstehen und für meine first-</w:t>
-      </w:r>
-      <w:proofErr w:type="spellStart"/>
-      <w:r>
-        <w:t>principle</w:t>
-      </w:r>
-      <w:proofErr w:type="spellEnd"/>
-      <w:r>
-        <w:t xml:space="preserve"> </w:t>
-      </w:r>
-      <w:proofErr w:type="spellStart"/>
-      <w:r>
-        <w:t>calculations</w:t>
-      </w:r>
-      <w:proofErr w:type="spellEnd"/>
-      <w:r>
-        <w:t xml:space="preserve"> nutzen? (</w:t>
-      </w:r>
-      <w:proofErr w:type="gramStart"/>
-      <w:r>
-        <w:t>Vor</w:t>
-      </w:r>
-      <w:proofErr w:type="gramEnd"/>
-      <w:r>
-        <w:t xml:space="preserve"> allem Octopus, Berkeley GW, Franz code) Vorschlagen, dass du dich selbstständig in Octopus einarbeitest. Und auch intensiv noch mal mit </w:t>
-      </w:r>
-      <w:proofErr w:type="spellStart"/>
-      <w:r>
-        <w:t>python</w:t>
-      </w:r>
-      <w:proofErr w:type="spellEnd"/>
-      <w:r>
-        <w:t xml:space="preserve"> beschäftigst. </w:t>
-      </w:r>
-      <w:r>
-        <w:t xml:space="preserve">Fragen zu Franz Code stellen. </w:t>
-      </w:r>
-    </w:p>
-    <w:p>
-      <w:r>
-        <w:t xml:space="preserve">Während der Einarbeitung die genaue Forschungsfrage präzisieren. Möglichst bald zu einer sehr guten präzisen Forschungsfrage kommen. </w:t>
-      </w:r>
-    </w:p>
     <w:p/>
     <w:p/>
     <w:p>
@@ -11940,6 +12252,7 @@
   <w:style w:type="character" w:default="1" w:styleId="Absatz-Standardschriftart">
     <w:name w:val="Default Paragraph Font"/>
     <w:uiPriority w:val="1"/>
+    <w:semiHidden/>
     <w:unhideWhenUsed/>
   </w:style>
   <w:style w:type="table" w:default="1" w:styleId="NormaleTabelle">

--- a/Vorbereitung Bester PhD.docx
+++ b/Vorbereitung Bester PhD.docx
@@ -3,498 +3,6 @@
 <w:document xmlns:wpc="http://schemas.microsoft.com/office/word/2010/wordprocessingCanvas" xmlns:cx="http://schemas.microsoft.com/office/drawing/2014/chartex" xmlns:cx1="http://schemas.microsoft.com/office/drawing/2015/9/8/chartex" xmlns:cx2="http://schemas.microsoft.com/office/drawing/2015/10/21/chartex" xmlns:cx3="http://schemas.microsoft.com/office/drawing/2016/5/9/chartex" xmlns:cx4="http://schemas.microsoft.com/office/drawing/2016/5/10/chartex" xmlns:cx5="http://schemas.microsoft.com/office/drawing/2016/5/11/chartex" xmlns:cx6="http://schemas.microsoft.com/office/drawing/2016/5/12/chartex" xmlns:cx7="http://schemas.microsoft.com/office/drawing/2016/5/13/chartex" xmlns:cx8="http://schemas.microsoft.com/office/drawing/2016/5/14/chartex" xmlns:mc="http://schemas.openxmlformats.org/markup-compatibility/2006" xmlns:aink="http://schemas.microsoft.com/office/drawing/2016/ink" xmlns:am3d="http://schemas.microsoft.com/office/drawing/2017/model3d" xmlns:o="urn:schemas-microsoft-com:office:office" xmlns:oel="http://schemas.microsoft.com/office/2019/extlst" xmlns:r="http://schemas.openxmlformats.org/officeDocument/2006/relationships" xmlns:m="http://schemas.openxmlformats.org/officeDocument/2006/math" xmlns:v="urn:schemas-microsoft-com:vml" xmlns:wp14="http://schemas.microsoft.com/office/word/2010/wordprocessingDrawing" xmlns:wp="http://schemas.openxmlformats.org/drawingml/2006/wordprocessingDrawing" xmlns:w10="urn:schemas-microsoft-com:office:word" xmlns:w="http://schemas.openxmlformats.org/wordprocessingml/2006/main" xmlns:w14="http://schemas.microsoft.com/office/word/2010/wordml" xmlns:w15="http://schemas.microsoft.com/office/word/2012/wordml" xmlns:w16cex="http://schemas.microsoft.com/office/word/2018/wordml/cex" xmlns:w16cid="http://schemas.microsoft.com/office/word/2016/wordml/cid" xmlns:w16="http://schemas.microsoft.com/office/word/2018/wordml" xmlns:w16du="http://schemas.microsoft.com/office/word/2023/wordml/word16du" xmlns:w16sdtdh="http://schemas.microsoft.com/office/word/2020/wordml/sdtdatahash" xmlns:w16sdtfl="http://schemas.microsoft.com/office/word/2024/wordml/sdtformatlock" xmlns:w16se="http://schemas.microsoft.com/office/word/2015/wordml/symex" xmlns:wpg="http://schemas.microsoft.com/office/word/2010/wordprocessingGroup" xmlns:wpi="http://schemas.microsoft.com/office/word/2010/wordprocessingInk" xmlns:wne="http://schemas.microsoft.com/office/word/2006/wordml" xmlns:wps="http://schemas.microsoft.com/office/word/2010/wordprocessingShape" mc:Ignorable="w14 w15 w16se w16cid w16 w16cex w16sdtdh w16sdtfl w16du wp14">
   <w:body>
     <w:p>
-      <w:pPr>
-        <w:rPr>
-          <w:b/>
-          <w:bCs/>
-        </w:rPr>
-      </w:pPr>
-      <w:r>
-        <w:rPr>
-          <w:b/>
-          <w:bCs/>
-        </w:rPr>
-        <w:t xml:space="preserve">Vorbereitung PhD „ai </w:t>
-      </w:r>
-      <w:proofErr w:type="spellStart"/>
-      <w:r>
-        <w:rPr>
-          <w:b/>
-          <w:bCs/>
-        </w:rPr>
-        <w:t>weather</w:t>
-      </w:r>
-      <w:proofErr w:type="spellEnd"/>
-      <w:r>
-        <w:rPr>
-          <w:b/>
-          <w:bCs/>
-        </w:rPr>
-        <w:t xml:space="preserve"> </w:t>
-      </w:r>
-      <w:proofErr w:type="spellStart"/>
-      <w:r>
-        <w:rPr>
-          <w:b/>
-          <w:bCs/>
-        </w:rPr>
-        <w:t>forecast</w:t>
-      </w:r>
-      <w:proofErr w:type="spellEnd"/>
-      <w:r>
-        <w:rPr>
-          <w:b/>
-          <w:bCs/>
-        </w:rPr>
-        <w:t xml:space="preserve"> </w:t>
-      </w:r>
-      <w:proofErr w:type="spellStart"/>
-      <w:r>
-        <w:rPr>
-          <w:b/>
-          <w:bCs/>
-        </w:rPr>
-        <w:t>physical</w:t>
-      </w:r>
-      <w:proofErr w:type="spellEnd"/>
-      <w:r>
-        <w:rPr>
-          <w:b/>
-          <w:bCs/>
-        </w:rPr>
-        <w:t xml:space="preserve"> </w:t>
-      </w:r>
-      <w:proofErr w:type="spellStart"/>
-      <w:r>
-        <w:rPr>
-          <w:b/>
-          <w:bCs/>
-        </w:rPr>
-        <w:t>testing</w:t>
-      </w:r>
-      <w:proofErr w:type="spellEnd"/>
-      <w:r>
-        <w:rPr>
-          <w:b/>
-          <w:bCs/>
-        </w:rPr>
-        <w:t>“</w:t>
-      </w:r>
-    </w:p>
-    <w:p>
-      <w:pPr>
-        <w:pStyle w:val="Listenabsatz"/>
-        <w:numPr>
-          <w:ilvl w:val="0"/>
-          <w:numId w:val="1"/>
-        </w:numPr>
-      </w:pPr>
-      <w:proofErr w:type="spellStart"/>
-      <w:r>
-        <w:t>Studying</w:t>
-      </w:r>
-      <w:proofErr w:type="spellEnd"/>
-      <w:r>
-        <w:t xml:space="preserve"> and </w:t>
-      </w:r>
-      <w:proofErr w:type="spellStart"/>
-      <w:r>
-        <w:t>training</w:t>
-      </w:r>
-      <w:proofErr w:type="spellEnd"/>
-      <w:r>
-        <w:t xml:space="preserve"> </w:t>
-      </w:r>
-      <w:proofErr w:type="spellStart"/>
-      <w:r>
-        <w:t>machine</w:t>
-      </w:r>
-      <w:proofErr w:type="spellEnd"/>
-      <w:r>
-        <w:t xml:space="preserve"> </w:t>
-      </w:r>
-      <w:proofErr w:type="spellStart"/>
-      <w:r>
-        <w:t>learning</w:t>
-      </w:r>
-      <w:proofErr w:type="spellEnd"/>
-      <w:r>
-        <w:t xml:space="preserve">/ai </w:t>
-      </w:r>
-      <w:proofErr w:type="spellStart"/>
-      <w:r>
-        <w:t>skills</w:t>
-      </w:r>
-      <w:proofErr w:type="spellEnd"/>
-    </w:p>
-    <w:p>
-      <w:pPr>
-        <w:pStyle w:val="Listenabsatz"/>
-        <w:numPr>
-          <w:ilvl w:val="0"/>
-          <w:numId w:val="1"/>
-        </w:numPr>
-      </w:pPr>
-      <w:r>
-        <w:t xml:space="preserve">ICON: Learning the </w:t>
-      </w:r>
-      <w:proofErr w:type="spellStart"/>
-      <w:r>
-        <w:t>basic</w:t>
-      </w:r>
-      <w:proofErr w:type="spellEnd"/>
-      <w:r>
-        <w:t xml:space="preserve"> and </w:t>
-      </w:r>
-      <w:proofErr w:type="spellStart"/>
-      <w:r>
-        <w:t>which</w:t>
-      </w:r>
-      <w:proofErr w:type="spellEnd"/>
-      <w:r>
-        <w:t xml:space="preserve"> </w:t>
-      </w:r>
-      <w:proofErr w:type="spellStart"/>
-      <w:r>
-        <w:t>physical</w:t>
-      </w:r>
-      <w:proofErr w:type="spellEnd"/>
-      <w:r>
-        <w:t xml:space="preserve"> </w:t>
-      </w:r>
-      <w:proofErr w:type="spellStart"/>
-      <w:r>
-        <w:t>processes</w:t>
-      </w:r>
-      <w:proofErr w:type="spellEnd"/>
-      <w:r>
-        <w:t xml:space="preserve"> and </w:t>
-      </w:r>
-      <w:proofErr w:type="spellStart"/>
-      <w:r>
-        <w:t>test</w:t>
-      </w:r>
-      <w:proofErr w:type="spellEnd"/>
-      <w:r>
-        <w:t xml:space="preserve"> </w:t>
-      </w:r>
-      <w:proofErr w:type="spellStart"/>
-      <w:r>
-        <w:t>cases</w:t>
-      </w:r>
-      <w:proofErr w:type="spellEnd"/>
-      <w:r>
-        <w:t xml:space="preserve"> </w:t>
-      </w:r>
-      <w:proofErr w:type="spellStart"/>
-      <w:r>
-        <w:t>could</w:t>
-      </w:r>
-      <w:proofErr w:type="spellEnd"/>
-      <w:r>
-        <w:t xml:space="preserve"> </w:t>
-      </w:r>
-      <w:proofErr w:type="spellStart"/>
-      <w:r>
-        <w:t>help</w:t>
-      </w:r>
-      <w:proofErr w:type="spellEnd"/>
-      <w:r>
-        <w:t xml:space="preserve"> for ai </w:t>
-      </w:r>
-      <w:proofErr w:type="spellStart"/>
-      <w:r>
-        <w:t>weather</w:t>
-      </w:r>
-      <w:proofErr w:type="spellEnd"/>
-      <w:r>
-        <w:t xml:space="preserve"> </w:t>
-      </w:r>
-      <w:proofErr w:type="spellStart"/>
-      <w:r>
-        <w:t>forecasting</w:t>
-      </w:r>
-      <w:proofErr w:type="spellEnd"/>
-      <w:r>
-        <w:t xml:space="preserve"> </w:t>
-      </w:r>
-      <w:proofErr w:type="spellStart"/>
-      <w:r>
-        <w:t>testing</w:t>
-      </w:r>
-      <w:proofErr w:type="spellEnd"/>
-    </w:p>
-    <w:p>
-      <w:pPr>
-        <w:pStyle w:val="Listenabsatz"/>
-        <w:rPr>
-          <w:b/>
-          <w:bCs/>
-        </w:rPr>
-      </w:pPr>
-      <w:r>
-        <w:t xml:space="preserve">2ii) Wichtigste </w:t>
-      </w:r>
-      <w:proofErr w:type="spellStart"/>
-      <w:r>
-        <w:t>paper</w:t>
-      </w:r>
-      <w:proofErr w:type="spellEnd"/>
-      <w:r>
-        <w:t xml:space="preserve"> über ICON lesen: </w:t>
-      </w:r>
-      <w:r>
-        <w:rPr>
-          <w:b/>
-          <w:bCs/>
-        </w:rPr>
-        <w:t>The ICON (</w:t>
-      </w:r>
-      <w:proofErr w:type="spellStart"/>
-      <w:r>
-        <w:rPr>
-          <w:b/>
-          <w:bCs/>
-        </w:rPr>
-        <w:t>ICOsahedral</w:t>
-      </w:r>
-      <w:proofErr w:type="spellEnd"/>
-      <w:r>
-        <w:rPr>
-          <w:b/>
-          <w:bCs/>
-        </w:rPr>
-        <w:t xml:space="preserve"> Non-</w:t>
-      </w:r>
-      <w:proofErr w:type="spellStart"/>
-      <w:r>
-        <w:rPr>
-          <w:b/>
-          <w:bCs/>
-        </w:rPr>
-        <w:t>hydrostatic</w:t>
-      </w:r>
-      <w:proofErr w:type="spellEnd"/>
-      <w:r>
-        <w:rPr>
-          <w:b/>
-          <w:bCs/>
-        </w:rPr>
-        <w:t xml:space="preserve">) </w:t>
-      </w:r>
-      <w:proofErr w:type="spellStart"/>
-      <w:r>
-        <w:rPr>
-          <w:b/>
-          <w:bCs/>
-        </w:rPr>
-        <w:t>modelling</w:t>
-      </w:r>
-      <w:proofErr w:type="spellEnd"/>
-      <w:r>
-        <w:rPr>
-          <w:b/>
-          <w:bCs/>
-        </w:rPr>
-        <w:t xml:space="preserve"> </w:t>
-      </w:r>
-      <w:proofErr w:type="spellStart"/>
-      <w:r>
-        <w:rPr>
-          <w:b/>
-          <w:bCs/>
-        </w:rPr>
-        <w:t>framework</w:t>
-      </w:r>
-      <w:proofErr w:type="spellEnd"/>
-      <w:r>
-        <w:rPr>
-          <w:b/>
-          <w:bCs/>
-        </w:rPr>
-        <w:t xml:space="preserve"> of DWD and MPI-M: Description of the non-</w:t>
-      </w:r>
-      <w:proofErr w:type="spellStart"/>
-      <w:r>
-        <w:rPr>
-          <w:b/>
-          <w:bCs/>
-        </w:rPr>
-        <w:t>hydrostatic</w:t>
-      </w:r>
-      <w:proofErr w:type="spellEnd"/>
-      <w:r>
-        <w:rPr>
-          <w:b/>
-          <w:bCs/>
-        </w:rPr>
-        <w:t xml:space="preserve"> </w:t>
-      </w:r>
-      <w:proofErr w:type="spellStart"/>
-      <w:r>
-        <w:rPr>
-          <w:b/>
-          <w:bCs/>
-        </w:rPr>
-        <w:t>dynamical</w:t>
-      </w:r>
-      <w:proofErr w:type="spellEnd"/>
-      <w:r>
-        <w:rPr>
-          <w:b/>
-          <w:bCs/>
-        </w:rPr>
-        <w:t xml:space="preserve"> </w:t>
-      </w:r>
-      <w:proofErr w:type="spellStart"/>
-      <w:r>
-        <w:rPr>
-          <w:b/>
-          <w:bCs/>
-        </w:rPr>
-        <w:t>core</w:t>
-      </w:r>
-      <w:proofErr w:type="spellEnd"/>
-    </w:p>
-    <w:p>
-      <w:pPr>
-        <w:pStyle w:val="Listenabsatz"/>
-        <w:numPr>
-          <w:ilvl w:val="0"/>
-          <w:numId w:val="1"/>
-        </w:numPr>
-      </w:pPr>
-      <w:r>
-        <w:t xml:space="preserve">General </w:t>
-      </w:r>
-      <w:proofErr w:type="spellStart"/>
-      <w:r>
-        <w:t>very</w:t>
-      </w:r>
-      <w:proofErr w:type="spellEnd"/>
-      <w:r>
-        <w:t xml:space="preserve"> </w:t>
-      </w:r>
-      <w:proofErr w:type="spellStart"/>
-      <w:r>
-        <w:t>good</w:t>
-      </w:r>
-      <w:proofErr w:type="spellEnd"/>
-      <w:r>
-        <w:t xml:space="preserve"> </w:t>
-      </w:r>
-      <w:proofErr w:type="spellStart"/>
-      <w:r>
-        <w:t>knowledge</w:t>
-      </w:r>
-      <w:proofErr w:type="spellEnd"/>
-      <w:r>
-        <w:t xml:space="preserve"> </w:t>
-      </w:r>
-      <w:proofErr w:type="spellStart"/>
-      <w:r>
-        <w:t>about</w:t>
-      </w:r>
-      <w:proofErr w:type="spellEnd"/>
-      <w:r>
-        <w:t xml:space="preserve"> </w:t>
-      </w:r>
-      <w:proofErr w:type="spellStart"/>
-      <w:r>
-        <w:t>athmopsheric</w:t>
-      </w:r>
-      <w:proofErr w:type="spellEnd"/>
-      <w:r>
-        <w:t xml:space="preserve"> </w:t>
-      </w:r>
-      <w:proofErr w:type="spellStart"/>
-      <w:r>
-        <w:t>physics</w:t>
-      </w:r>
-      <w:proofErr w:type="spellEnd"/>
-      <w:r>
-        <w:t xml:space="preserve"> </w:t>
-      </w:r>
-    </w:p>
-    <w:p>
-      <w:pPr>
-        <w:pStyle w:val="Listenabsatz"/>
-        <w:numPr>
-          <w:ilvl w:val="0"/>
-          <w:numId w:val="1"/>
-        </w:numPr>
-      </w:pPr>
-      <w:r>
-        <w:t xml:space="preserve">General </w:t>
-      </w:r>
-      <w:proofErr w:type="spellStart"/>
-      <w:r>
-        <w:t>very</w:t>
-      </w:r>
-      <w:proofErr w:type="spellEnd"/>
-      <w:r>
-        <w:t xml:space="preserve"> </w:t>
-      </w:r>
-      <w:proofErr w:type="spellStart"/>
-      <w:r>
-        <w:t>good</w:t>
-      </w:r>
-      <w:proofErr w:type="spellEnd"/>
-      <w:r>
-        <w:t xml:space="preserve"> </w:t>
-      </w:r>
-      <w:proofErr w:type="spellStart"/>
-      <w:r>
-        <w:t>programming</w:t>
-      </w:r>
-      <w:proofErr w:type="spellEnd"/>
-      <w:r>
-        <w:t xml:space="preserve"> </w:t>
-      </w:r>
-      <w:proofErr w:type="spellStart"/>
-      <w:r>
-        <w:t>abilities</w:t>
-      </w:r>
-      <w:proofErr w:type="spellEnd"/>
-      <w:r>
-        <w:t xml:space="preserve"> </w:t>
-      </w:r>
-    </w:p>
-    <w:p>
-      <w:pPr>
-        <w:pStyle w:val="Listenabsatz"/>
-        <w:spacing w:after="0" w:line="240" w:lineRule="auto"/>
-        <w:rPr>
-          <w:rFonts w:ascii="Times New Roman" w:eastAsia="Times New Roman" w:hAnsi="Times New Roman" w:cs="Times New Roman"/>
-          <w:kern w:val="0"/>
-          <w:lang w:eastAsia="de-DE"/>
-          <w14:ligatures w14:val="none"/>
-        </w:rPr>
-      </w:pPr>
-    </w:p>
-    <w:p>
-      <w:pPr>
-        <w:spacing w:after="0" w:line="240" w:lineRule="auto"/>
-        <w:rPr>
-          <w:rFonts w:ascii="Times New Roman" w:eastAsia="Times New Roman" w:hAnsi="Times New Roman" w:cs="Times New Roman"/>
-          <w:kern w:val="0"/>
-          <w:lang w:eastAsia="de-DE"/>
-          <w14:ligatures w14:val="none"/>
-        </w:rPr>
-      </w:pPr>
-    </w:p>
-    <w:p>
-      <w:pPr>
-        <w:spacing w:after="0" w:line="240" w:lineRule="auto"/>
-        <w:rPr>
-          <w:rFonts w:ascii="Times New Roman" w:eastAsia="Times New Roman" w:hAnsi="Times New Roman" w:cs="Times New Roman"/>
-          <w:b/>
-          <w:bCs/>
-          <w:kern w:val="0"/>
-          <w:lang w:eastAsia="de-DE"/>
-          <w14:ligatures w14:val="none"/>
-        </w:rPr>
-      </w:pPr>
       <w:r>
         <w:rPr>
           <w:rFonts w:ascii="Arial" w:eastAsia="Times New Roman" w:hAnsi="Arial" w:cs="Arial"/>
@@ -2692,7 +2200,6 @@
           <w:lang w:eastAsia="de-DE"/>
           <w14:ligatures w14:val="none"/>
         </w:rPr>
-        <w:lastRenderedPageBreak/>
         <w:t xml:space="preserve">Hilfreiche Bücher: First </w:t>
       </w:r>
       <w:proofErr w:type="spellStart"/>
@@ -3282,7 +2789,6 @@
     </w:p>
     <w:p>
       <w:r>
-        <w:lastRenderedPageBreak/>
         <w:t>-</w:t>
       </w:r>
       <w:proofErr w:type="spellStart"/>
@@ -3518,6 +3024,7 @@
           <w:b/>
           <w:bCs/>
         </w:rPr>
+        <w:lastRenderedPageBreak/>
         <w:t>Exciton</w:t>
       </w:r>
       <w:proofErr w:type="spellEnd"/>
@@ -4264,7 +3771,6 @@
       </w:pPr>
       <w:proofErr w:type="spellStart"/>
       <w:r>
-        <w:lastRenderedPageBreak/>
         <w:t>Colorful</w:t>
       </w:r>
       <w:proofErr w:type="spellEnd"/>
@@ -4580,6 +4086,7 @@
       </w:pPr>
       <w:proofErr w:type="spellStart"/>
       <w:r>
+        <w:lastRenderedPageBreak/>
         <w:t>Monolayer</w:t>
       </w:r>
       <w:proofErr w:type="spellEnd"/>
@@ -6131,6 +5638,7 @@
     </w:p>
     <w:p>
       <w:r>
+        <w:lastRenderedPageBreak/>
         <w:t xml:space="preserve">erstes </w:t>
       </w:r>
       <w:r>
@@ -7008,450 +6516,450 @@
     </w:p>
     <w:p>
       <w:r>
+        <w:t>-</w:t>
+      </w:r>
+      <w:proofErr w:type="spellStart"/>
+      <w:r>
+        <w:t>nanoribnons</w:t>
+      </w:r>
+      <w:proofErr w:type="spellEnd"/>
+      <w:r>
+        <w:t xml:space="preserve"> and </w:t>
+      </w:r>
+      <w:proofErr w:type="spellStart"/>
+      <w:r>
+        <w:t>nanotubes</w:t>
+      </w:r>
+      <w:proofErr w:type="spellEnd"/>
+      <w:r>
+        <w:t xml:space="preserve"> of Moire </w:t>
+      </w:r>
+      <w:proofErr w:type="spellStart"/>
+      <w:r>
+        <w:t>materials</w:t>
+      </w:r>
+      <w:proofErr w:type="spellEnd"/>
+      <w:r>
+        <w:t xml:space="preserve"> and </w:t>
+      </w:r>
+      <w:proofErr w:type="spellStart"/>
+      <w:r>
+        <w:t>their</w:t>
+      </w:r>
+      <w:proofErr w:type="spellEnd"/>
+      <w:r>
+        <w:t xml:space="preserve"> different </w:t>
+      </w:r>
+      <w:proofErr w:type="spellStart"/>
+      <w:r>
+        <w:t>properties</w:t>
+      </w:r>
+      <w:proofErr w:type="spellEnd"/>
+      <w:r>
+        <w:t xml:space="preserve"> to </w:t>
+      </w:r>
+      <w:proofErr w:type="spellStart"/>
+      <w:r>
+        <w:t>nanotubes</w:t>
+      </w:r>
+      <w:proofErr w:type="spellEnd"/>
+      <w:r>
+        <w:t xml:space="preserve"> and </w:t>
+      </w:r>
+      <w:proofErr w:type="spellStart"/>
+      <w:r>
+        <w:t>nanoribbons</w:t>
+      </w:r>
+      <w:proofErr w:type="spellEnd"/>
+      <w:r>
+        <w:t xml:space="preserve"> of </w:t>
+      </w:r>
+      <w:proofErr w:type="spellStart"/>
+      <w:r>
+        <w:t>one</w:t>
+      </w:r>
+      <w:proofErr w:type="spellEnd"/>
+      <w:r>
+        <w:t xml:space="preserve"> </w:t>
+      </w:r>
+      <w:proofErr w:type="spellStart"/>
+      <w:r>
+        <w:t>layer</w:t>
+      </w:r>
+      <w:proofErr w:type="spellEnd"/>
+      <w:r>
+        <w:t xml:space="preserve"> </w:t>
+      </w:r>
+      <w:proofErr w:type="spellStart"/>
+      <w:r>
+        <w:t>materials</w:t>
+      </w:r>
+      <w:proofErr w:type="spellEnd"/>
+    </w:p>
+    <w:p>
+      <w:r>
+        <w:t>-BEC of</w:t>
+      </w:r>
+      <w:r>
+        <w:t>(</w:t>
+      </w:r>
+      <w:proofErr w:type="spellStart"/>
+      <w:proofErr w:type="gramStart"/>
+      <w:r>
+        <w:t>dark</w:t>
+      </w:r>
+      <w:proofErr w:type="spellEnd"/>
+      <w:r>
+        <w:t xml:space="preserve">) </w:t>
+      </w:r>
+      <w:r>
+        <w:t xml:space="preserve"> </w:t>
+      </w:r>
+      <w:proofErr w:type="spellStart"/>
+      <w:r>
+        <w:t>Exzitons</w:t>
+      </w:r>
+      <w:proofErr w:type="spellEnd"/>
+      <w:proofErr w:type="gramEnd"/>
+      <w:r>
+        <w:t xml:space="preserve"> </w:t>
+      </w:r>
+      <w:proofErr w:type="spellStart"/>
+      <w:r>
+        <w:t>or</w:t>
+      </w:r>
+      <w:proofErr w:type="spellEnd"/>
+      <w:r>
+        <w:t xml:space="preserve"> </w:t>
+      </w:r>
+      <w:proofErr w:type="spellStart"/>
+      <w:r>
+        <w:t>even</w:t>
+      </w:r>
+      <w:proofErr w:type="spellEnd"/>
+      <w:r>
+        <w:t xml:space="preserve"> </w:t>
+      </w:r>
+      <w:proofErr w:type="spellStart"/>
+      <w:r>
+        <w:t>better</w:t>
+      </w:r>
+      <w:proofErr w:type="spellEnd"/>
+      <w:r>
+        <w:t xml:space="preserve"> </w:t>
+      </w:r>
+      <w:proofErr w:type="spellStart"/>
+      <w:r>
+        <w:t>exciting-polaritons</w:t>
+      </w:r>
+      <w:proofErr w:type="spellEnd"/>
+      <w:r>
+        <w:t xml:space="preserve"> in Moiré </w:t>
+      </w:r>
+      <w:proofErr w:type="spellStart"/>
+      <w:r>
+        <w:t>materials</w:t>
+      </w:r>
+      <w:proofErr w:type="spellEnd"/>
+      <w:r>
+        <w:t xml:space="preserve"> (</w:t>
+      </w:r>
+      <w:proofErr w:type="spellStart"/>
+      <w:r>
+        <w:t>generally</w:t>
+      </w:r>
+      <w:proofErr w:type="spellEnd"/>
+      <w:r>
+        <w:t xml:space="preserve"> </w:t>
+      </w:r>
+      <w:proofErr w:type="spellStart"/>
+      <w:r>
+        <w:t>exziton-polaritons</w:t>
+      </w:r>
+      <w:proofErr w:type="spellEnd"/>
+      <w:r>
+        <w:t xml:space="preserve"> </w:t>
+      </w:r>
+      <w:proofErr w:type="spellStart"/>
+      <w:r>
+        <w:t>are</w:t>
+      </w:r>
+      <w:proofErr w:type="spellEnd"/>
+      <w:r>
+        <w:t xml:space="preserve"> </w:t>
+      </w:r>
+      <w:proofErr w:type="spellStart"/>
+      <w:r>
+        <w:t>fascinating</w:t>
+      </w:r>
+      <w:proofErr w:type="spellEnd"/>
+    </w:p>
+    <w:p>
+      <w:r>
+        <w:t>-</w:t>
+      </w:r>
+      <w:proofErr w:type="spellStart"/>
+      <w:r>
+        <w:t>Investigating</w:t>
+      </w:r>
+      <w:proofErr w:type="spellEnd"/>
+      <w:r>
+        <w:t xml:space="preserve"> the </w:t>
+      </w:r>
+      <w:proofErr w:type="spellStart"/>
+      <w:r>
+        <w:t>physics</w:t>
+      </w:r>
+      <w:proofErr w:type="spellEnd"/>
+      <w:r>
+        <w:t xml:space="preserve"> </w:t>
+      </w:r>
+      <w:proofErr w:type="spellStart"/>
+      <w:r>
+        <w:t>around</w:t>
+      </w:r>
+      <w:proofErr w:type="spellEnd"/>
+      <w:r>
+        <w:t xml:space="preserve"> the M </w:t>
+      </w:r>
+      <w:proofErr w:type="spellStart"/>
+      <w:r>
+        <w:t>points</w:t>
+      </w:r>
+      <w:proofErr w:type="spellEnd"/>
+      <w:r>
+        <w:t xml:space="preserve"> and </w:t>
+      </w:r>
+      <w:proofErr w:type="spellStart"/>
+      <w:r>
+        <w:t>other</w:t>
+      </w:r>
+      <w:proofErr w:type="spellEnd"/>
+      <w:r>
+        <w:t xml:space="preserve"> high </w:t>
+      </w:r>
+      <w:proofErr w:type="spellStart"/>
+      <w:r>
+        <w:t>symmetric</w:t>
+      </w:r>
+      <w:proofErr w:type="spellEnd"/>
+      <w:r>
+        <w:t xml:space="preserve"> </w:t>
+      </w:r>
+      <w:proofErr w:type="spellStart"/>
+      <w:r>
+        <w:t>points</w:t>
+      </w:r>
+      <w:proofErr w:type="spellEnd"/>
+      <w:r>
+        <w:t xml:space="preserve"> </w:t>
+      </w:r>
+      <w:proofErr w:type="spellStart"/>
+      <w:r>
+        <w:t>than</w:t>
+      </w:r>
+      <w:proofErr w:type="spellEnd"/>
+      <w:r>
+        <w:t xml:space="preserve"> the </w:t>
+      </w:r>
+      <w:proofErr w:type="spellStart"/>
+      <w:r>
+        <w:t>gamma</w:t>
+      </w:r>
+      <w:proofErr w:type="spellEnd"/>
+      <w:r>
+        <w:t xml:space="preserve"> and K </w:t>
+      </w:r>
+      <w:proofErr w:type="spellStart"/>
+      <w:r>
+        <w:t>points</w:t>
+      </w:r>
+      <w:proofErr w:type="spellEnd"/>
+      <w:r>
+        <w:t xml:space="preserve">, (inspiriert von Nature Artikel „Moiré Materials </w:t>
+      </w:r>
+      <w:proofErr w:type="spellStart"/>
+      <w:r>
+        <w:t>asked</w:t>
+      </w:r>
+      <w:proofErr w:type="spellEnd"/>
+      <w:r>
+        <w:t xml:space="preserve"> on M-Point </w:t>
+      </w:r>
+      <w:proofErr w:type="spellStart"/>
+      <w:r>
+        <w:t>twisting</w:t>
+      </w:r>
+      <w:proofErr w:type="spellEnd"/>
+      <w:r>
+        <w:t>“ (2025) by Dumitru Calugaru et al., </w:t>
+      </w:r>
+    </w:p>
+    <w:p>
+      <w:r>
+        <w:t>-</w:t>
+      </w:r>
+      <w:proofErr w:type="spellStart"/>
+      <w:r>
+        <w:t>valence</w:t>
+      </w:r>
+      <w:proofErr w:type="spellEnd"/>
+      <w:r>
+        <w:t xml:space="preserve"> </w:t>
+      </w:r>
+      <w:proofErr w:type="spellStart"/>
+      <w:r>
+        <w:t>electron</w:t>
+      </w:r>
+      <w:proofErr w:type="spellEnd"/>
+      <w:r>
+        <w:t xml:space="preserve"> </w:t>
+      </w:r>
+      <w:proofErr w:type="spellStart"/>
+      <w:r>
+        <w:t>imaging</w:t>
+      </w:r>
+      <w:proofErr w:type="spellEnd"/>
+      <w:r>
+        <w:t xml:space="preserve"> </w:t>
+      </w:r>
+      <w:proofErr w:type="spellStart"/>
+      <w:r>
+        <w:t>with</w:t>
+      </w:r>
+      <w:proofErr w:type="spellEnd"/>
+      <w:r>
+        <w:t xml:space="preserve"> </w:t>
+      </w:r>
+      <w:proofErr w:type="spellStart"/>
+      <w:r>
+        <w:t>new</w:t>
+      </w:r>
+      <w:proofErr w:type="spellEnd"/>
+      <w:r>
+        <w:t xml:space="preserve"> </w:t>
+      </w:r>
+      <w:proofErr w:type="spellStart"/>
+      <w:r>
+        <w:t>method</w:t>
+      </w:r>
+      <w:proofErr w:type="spellEnd"/>
+      <w:r>
+        <w:t xml:space="preserve"> </w:t>
+      </w:r>
+      <w:proofErr w:type="spellStart"/>
+      <w:r>
+        <w:t>applied</w:t>
+      </w:r>
+      <w:proofErr w:type="spellEnd"/>
+      <w:r>
+        <w:t xml:space="preserve"> to light matter </w:t>
+      </w:r>
+      <w:proofErr w:type="spellStart"/>
+      <w:r>
+        <w:t>interactions</w:t>
+      </w:r>
+      <w:proofErr w:type="spellEnd"/>
+      <w:r>
+        <w:t xml:space="preserve"> in </w:t>
+      </w:r>
+      <w:proofErr w:type="spellStart"/>
+      <w:r>
+        <w:t>Moirè</w:t>
+      </w:r>
+      <w:proofErr w:type="spellEnd"/>
+      <w:r>
+        <w:t xml:space="preserve"> </w:t>
+      </w:r>
+      <w:proofErr w:type="spellStart"/>
+      <w:r>
+        <w:t>materials</w:t>
+      </w:r>
+      <w:proofErr w:type="spellEnd"/>
+      <w:r>
+        <w:t xml:space="preserve"> (</w:t>
+      </w:r>
+      <w:proofErr w:type="spellStart"/>
+      <w:r>
+        <w:t>paper</w:t>
+      </w:r>
+      <w:proofErr w:type="spellEnd"/>
+      <w:r>
+        <w:t xml:space="preserve"> 2026 </w:t>
+      </w:r>
+      <w:proofErr w:type="spellStart"/>
+      <w:r>
+        <w:t>with</w:t>
+      </w:r>
+      <w:proofErr w:type="spellEnd"/>
+      <w:r>
+        <w:t xml:space="preserve"> D. </w:t>
+      </w:r>
+      <w:proofErr w:type="spellStart"/>
+      <w:r>
+        <w:t>Gorelova</w:t>
+      </w:r>
+      <w:proofErr w:type="spellEnd"/>
+      <w:r>
+        <w:t xml:space="preserve"> in </w:t>
+      </w:r>
+      <w:proofErr w:type="spellStart"/>
+      <w:r>
+        <w:t>your</w:t>
+      </w:r>
+      <w:proofErr w:type="spellEnd"/>
+      <w:r>
+        <w:t xml:space="preserve"> </w:t>
+      </w:r>
+      <w:proofErr w:type="spellStart"/>
+      <w:r>
+        <w:t>folder</w:t>
+      </w:r>
+      <w:proofErr w:type="spellEnd"/>
+      <w:r>
+        <w:t>) </w:t>
+      </w:r>
+    </w:p>
+    <w:p>
+      <w:r>
+        <w:t>-</w:t>
+      </w:r>
+      <w:proofErr w:type="spellStart"/>
+      <w:r>
+        <w:t>Grobidee</w:t>
+      </w:r>
+      <w:proofErr w:type="spellEnd"/>
+      <w:r>
+        <w:t>: Moire Material und Photovoltaik (</w:t>
+      </w:r>
+      <w:proofErr w:type="spellStart"/>
+      <w:r>
+        <w:t>Perovskit</w:t>
+      </w:r>
+      <w:proofErr w:type="spellEnd"/>
+      <w:r>
+        <w:t>) (</w:t>
+      </w:r>
+      <w:proofErr w:type="spellStart"/>
+      <w:r>
+        <w:t>maybe</w:t>
+      </w:r>
+      <w:proofErr w:type="spellEnd"/>
+      <w:r>
+        <w:t xml:space="preserve"> also </w:t>
+      </w:r>
+      <w:proofErr w:type="spellStart"/>
+      <w:r>
+        <w:t>exziton-polariton</w:t>
+      </w:r>
+      <w:proofErr w:type="spellEnd"/>
+      <w:r>
+        <w:t>)</w:t>
+      </w:r>
+    </w:p>
+    <w:p>
+      <w:r>
         <w:lastRenderedPageBreak/>
-        <w:t>-</w:t>
-      </w:r>
-      <w:proofErr w:type="spellStart"/>
-      <w:r>
-        <w:t>nanoribnons</w:t>
-      </w:r>
-      <w:proofErr w:type="spellEnd"/>
-      <w:r>
-        <w:t xml:space="preserve"> and </w:t>
-      </w:r>
-      <w:proofErr w:type="spellStart"/>
-      <w:r>
-        <w:t>nanotubes</w:t>
-      </w:r>
-      <w:proofErr w:type="spellEnd"/>
-      <w:r>
-        <w:t xml:space="preserve"> of Moire </w:t>
-      </w:r>
-      <w:proofErr w:type="spellStart"/>
-      <w:r>
-        <w:t>materials</w:t>
-      </w:r>
-      <w:proofErr w:type="spellEnd"/>
-      <w:r>
-        <w:t xml:space="preserve"> and </w:t>
-      </w:r>
-      <w:proofErr w:type="spellStart"/>
-      <w:r>
-        <w:t>their</w:t>
-      </w:r>
-      <w:proofErr w:type="spellEnd"/>
-      <w:r>
-        <w:t xml:space="preserve"> different </w:t>
-      </w:r>
-      <w:proofErr w:type="spellStart"/>
-      <w:r>
-        <w:t>properties</w:t>
-      </w:r>
-      <w:proofErr w:type="spellEnd"/>
-      <w:r>
-        <w:t xml:space="preserve"> to </w:t>
-      </w:r>
-      <w:proofErr w:type="spellStart"/>
-      <w:r>
-        <w:t>nanotubes</w:t>
-      </w:r>
-      <w:proofErr w:type="spellEnd"/>
-      <w:r>
-        <w:t xml:space="preserve"> and </w:t>
-      </w:r>
-      <w:proofErr w:type="spellStart"/>
-      <w:r>
-        <w:t>nanoribbons</w:t>
-      </w:r>
-      <w:proofErr w:type="spellEnd"/>
-      <w:r>
-        <w:t xml:space="preserve"> of </w:t>
-      </w:r>
-      <w:proofErr w:type="spellStart"/>
-      <w:r>
-        <w:t>one</w:t>
-      </w:r>
-      <w:proofErr w:type="spellEnd"/>
-      <w:r>
-        <w:t xml:space="preserve"> </w:t>
-      </w:r>
-      <w:proofErr w:type="spellStart"/>
-      <w:r>
-        <w:t>layer</w:t>
-      </w:r>
-      <w:proofErr w:type="spellEnd"/>
-      <w:r>
-        <w:t xml:space="preserve"> </w:t>
-      </w:r>
-      <w:proofErr w:type="spellStart"/>
-      <w:r>
-        <w:t>materials</w:t>
-      </w:r>
-      <w:proofErr w:type="spellEnd"/>
-    </w:p>
-    <w:p>
-      <w:r>
-        <w:t>-BEC of</w:t>
-      </w:r>
-      <w:r>
-        <w:t>(</w:t>
-      </w:r>
-      <w:proofErr w:type="spellStart"/>
-      <w:proofErr w:type="gramStart"/>
-      <w:r>
-        <w:t>dark</w:t>
-      </w:r>
-      <w:proofErr w:type="spellEnd"/>
-      <w:r>
-        <w:t xml:space="preserve">) </w:t>
-      </w:r>
-      <w:r>
-        <w:t xml:space="preserve"> </w:t>
-      </w:r>
-      <w:proofErr w:type="spellStart"/>
-      <w:r>
-        <w:t>Exzitons</w:t>
-      </w:r>
-      <w:proofErr w:type="spellEnd"/>
-      <w:proofErr w:type="gramEnd"/>
-      <w:r>
-        <w:t xml:space="preserve"> </w:t>
-      </w:r>
-      <w:proofErr w:type="spellStart"/>
-      <w:r>
-        <w:t>or</w:t>
-      </w:r>
-      <w:proofErr w:type="spellEnd"/>
-      <w:r>
-        <w:t xml:space="preserve"> </w:t>
-      </w:r>
-      <w:proofErr w:type="spellStart"/>
-      <w:r>
-        <w:t>even</w:t>
-      </w:r>
-      <w:proofErr w:type="spellEnd"/>
-      <w:r>
-        <w:t xml:space="preserve"> </w:t>
-      </w:r>
-      <w:proofErr w:type="spellStart"/>
-      <w:r>
-        <w:t>better</w:t>
-      </w:r>
-      <w:proofErr w:type="spellEnd"/>
-      <w:r>
-        <w:t xml:space="preserve"> </w:t>
-      </w:r>
-      <w:proofErr w:type="spellStart"/>
-      <w:r>
-        <w:t>exciting-polaritons</w:t>
-      </w:r>
-      <w:proofErr w:type="spellEnd"/>
-      <w:r>
-        <w:t xml:space="preserve"> in Moiré </w:t>
-      </w:r>
-      <w:proofErr w:type="spellStart"/>
-      <w:r>
-        <w:t>materials</w:t>
-      </w:r>
-      <w:proofErr w:type="spellEnd"/>
-      <w:r>
-        <w:t xml:space="preserve"> (</w:t>
-      </w:r>
-      <w:proofErr w:type="spellStart"/>
-      <w:r>
-        <w:t>generally</w:t>
-      </w:r>
-      <w:proofErr w:type="spellEnd"/>
-      <w:r>
-        <w:t xml:space="preserve"> </w:t>
-      </w:r>
-      <w:proofErr w:type="spellStart"/>
-      <w:r>
-        <w:t>exziton-polaritons</w:t>
-      </w:r>
-      <w:proofErr w:type="spellEnd"/>
-      <w:r>
-        <w:t xml:space="preserve"> </w:t>
-      </w:r>
-      <w:proofErr w:type="spellStart"/>
-      <w:r>
-        <w:t>are</w:t>
-      </w:r>
-      <w:proofErr w:type="spellEnd"/>
-      <w:r>
-        <w:t xml:space="preserve"> </w:t>
-      </w:r>
-      <w:proofErr w:type="spellStart"/>
-      <w:r>
-        <w:t>fascinating</w:t>
-      </w:r>
-      <w:proofErr w:type="spellEnd"/>
-    </w:p>
-    <w:p>
-      <w:r>
-        <w:t>-</w:t>
-      </w:r>
-      <w:proofErr w:type="spellStart"/>
-      <w:r>
-        <w:t>Investigating</w:t>
-      </w:r>
-      <w:proofErr w:type="spellEnd"/>
-      <w:r>
-        <w:t xml:space="preserve"> the </w:t>
-      </w:r>
-      <w:proofErr w:type="spellStart"/>
-      <w:r>
-        <w:t>physics</w:t>
-      </w:r>
-      <w:proofErr w:type="spellEnd"/>
-      <w:r>
-        <w:t xml:space="preserve"> </w:t>
-      </w:r>
-      <w:proofErr w:type="spellStart"/>
-      <w:r>
-        <w:t>around</w:t>
-      </w:r>
-      <w:proofErr w:type="spellEnd"/>
-      <w:r>
-        <w:t xml:space="preserve"> the M </w:t>
-      </w:r>
-      <w:proofErr w:type="spellStart"/>
-      <w:r>
-        <w:t>points</w:t>
-      </w:r>
-      <w:proofErr w:type="spellEnd"/>
-      <w:r>
-        <w:t xml:space="preserve"> and </w:t>
-      </w:r>
-      <w:proofErr w:type="spellStart"/>
-      <w:r>
-        <w:t>other</w:t>
-      </w:r>
-      <w:proofErr w:type="spellEnd"/>
-      <w:r>
-        <w:t xml:space="preserve"> high </w:t>
-      </w:r>
-      <w:proofErr w:type="spellStart"/>
-      <w:r>
-        <w:t>symmetric</w:t>
-      </w:r>
-      <w:proofErr w:type="spellEnd"/>
-      <w:r>
-        <w:t xml:space="preserve"> </w:t>
-      </w:r>
-      <w:proofErr w:type="spellStart"/>
-      <w:r>
-        <w:t>points</w:t>
-      </w:r>
-      <w:proofErr w:type="spellEnd"/>
-      <w:r>
-        <w:t xml:space="preserve"> </w:t>
-      </w:r>
-      <w:proofErr w:type="spellStart"/>
-      <w:r>
-        <w:t>than</w:t>
-      </w:r>
-      <w:proofErr w:type="spellEnd"/>
-      <w:r>
-        <w:t xml:space="preserve"> the </w:t>
-      </w:r>
-      <w:proofErr w:type="spellStart"/>
-      <w:r>
-        <w:t>gamma</w:t>
-      </w:r>
-      <w:proofErr w:type="spellEnd"/>
-      <w:r>
-        <w:t xml:space="preserve"> and K </w:t>
-      </w:r>
-      <w:proofErr w:type="spellStart"/>
-      <w:r>
-        <w:t>points</w:t>
-      </w:r>
-      <w:proofErr w:type="spellEnd"/>
-      <w:r>
-        <w:t xml:space="preserve">, (inspiriert von Nature Artikel „Moiré Materials </w:t>
-      </w:r>
-      <w:proofErr w:type="spellStart"/>
-      <w:r>
-        <w:t>asked</w:t>
-      </w:r>
-      <w:proofErr w:type="spellEnd"/>
-      <w:r>
-        <w:t xml:space="preserve"> on M-Point </w:t>
-      </w:r>
-      <w:proofErr w:type="spellStart"/>
-      <w:r>
-        <w:t>twisting</w:t>
-      </w:r>
-      <w:proofErr w:type="spellEnd"/>
-      <w:r>
-        <w:t>“ (2025) by Dumitru Calugaru et al., </w:t>
-      </w:r>
-    </w:p>
-    <w:p>
-      <w:r>
-        <w:t>-</w:t>
-      </w:r>
-      <w:proofErr w:type="spellStart"/>
-      <w:r>
-        <w:t>valence</w:t>
-      </w:r>
-      <w:proofErr w:type="spellEnd"/>
-      <w:r>
-        <w:t xml:space="preserve"> </w:t>
-      </w:r>
-      <w:proofErr w:type="spellStart"/>
-      <w:r>
-        <w:t>electron</w:t>
-      </w:r>
-      <w:proofErr w:type="spellEnd"/>
-      <w:r>
-        <w:t xml:space="preserve"> </w:t>
-      </w:r>
-      <w:proofErr w:type="spellStart"/>
-      <w:r>
-        <w:t>imaging</w:t>
-      </w:r>
-      <w:proofErr w:type="spellEnd"/>
-      <w:r>
-        <w:t xml:space="preserve"> </w:t>
-      </w:r>
-      <w:proofErr w:type="spellStart"/>
-      <w:r>
-        <w:t>with</w:t>
-      </w:r>
-      <w:proofErr w:type="spellEnd"/>
-      <w:r>
-        <w:t xml:space="preserve"> </w:t>
-      </w:r>
-      <w:proofErr w:type="spellStart"/>
-      <w:r>
-        <w:t>new</w:t>
-      </w:r>
-      <w:proofErr w:type="spellEnd"/>
-      <w:r>
-        <w:t xml:space="preserve"> </w:t>
-      </w:r>
-      <w:proofErr w:type="spellStart"/>
-      <w:r>
-        <w:t>method</w:t>
-      </w:r>
-      <w:proofErr w:type="spellEnd"/>
-      <w:r>
-        <w:t xml:space="preserve"> </w:t>
-      </w:r>
-      <w:proofErr w:type="spellStart"/>
-      <w:r>
-        <w:t>applied</w:t>
-      </w:r>
-      <w:proofErr w:type="spellEnd"/>
-      <w:r>
-        <w:t xml:space="preserve"> to light matter </w:t>
-      </w:r>
-      <w:proofErr w:type="spellStart"/>
-      <w:r>
-        <w:t>interactions</w:t>
-      </w:r>
-      <w:proofErr w:type="spellEnd"/>
-      <w:r>
-        <w:t xml:space="preserve"> in </w:t>
-      </w:r>
-      <w:proofErr w:type="spellStart"/>
-      <w:r>
-        <w:t>Moirè</w:t>
-      </w:r>
-      <w:proofErr w:type="spellEnd"/>
-      <w:r>
-        <w:t xml:space="preserve"> </w:t>
-      </w:r>
-      <w:proofErr w:type="spellStart"/>
-      <w:r>
-        <w:t>materials</w:t>
-      </w:r>
-      <w:proofErr w:type="spellEnd"/>
-      <w:r>
-        <w:t xml:space="preserve"> (</w:t>
-      </w:r>
-      <w:proofErr w:type="spellStart"/>
-      <w:r>
-        <w:t>paper</w:t>
-      </w:r>
-      <w:proofErr w:type="spellEnd"/>
-      <w:r>
-        <w:t xml:space="preserve"> 2026 </w:t>
-      </w:r>
-      <w:proofErr w:type="spellStart"/>
-      <w:r>
-        <w:t>with</w:t>
-      </w:r>
-      <w:proofErr w:type="spellEnd"/>
-      <w:r>
-        <w:t xml:space="preserve"> D. </w:t>
-      </w:r>
-      <w:proofErr w:type="spellStart"/>
-      <w:r>
-        <w:t>Gorelova</w:t>
-      </w:r>
-      <w:proofErr w:type="spellEnd"/>
-      <w:r>
-        <w:t xml:space="preserve"> in </w:t>
-      </w:r>
-      <w:proofErr w:type="spellStart"/>
-      <w:r>
-        <w:t>your</w:t>
-      </w:r>
-      <w:proofErr w:type="spellEnd"/>
-      <w:r>
-        <w:t xml:space="preserve"> </w:t>
-      </w:r>
-      <w:proofErr w:type="spellStart"/>
-      <w:r>
-        <w:t>folder</w:t>
-      </w:r>
-      <w:proofErr w:type="spellEnd"/>
-      <w:r>
-        <w:t>) </w:t>
-      </w:r>
-    </w:p>
-    <w:p>
-      <w:r>
-        <w:t>-</w:t>
-      </w:r>
-      <w:proofErr w:type="spellStart"/>
-      <w:r>
-        <w:t>Grobidee</w:t>
-      </w:r>
-      <w:proofErr w:type="spellEnd"/>
-      <w:r>
-        <w:t>: Moire Material und Photovoltaik (</w:t>
-      </w:r>
-      <w:proofErr w:type="spellStart"/>
-      <w:r>
-        <w:t>Perovskit</w:t>
-      </w:r>
-      <w:proofErr w:type="spellEnd"/>
-      <w:r>
-        <w:t>) (</w:t>
-      </w:r>
-      <w:proofErr w:type="spellStart"/>
-      <w:r>
-        <w:t>maybe</w:t>
-      </w:r>
-      <w:proofErr w:type="spellEnd"/>
-      <w:r>
-        <w:t xml:space="preserve"> also </w:t>
-      </w:r>
-      <w:proofErr w:type="spellStart"/>
-      <w:r>
-        <w:t>exziton-polariton</w:t>
-      </w:r>
-      <w:proofErr w:type="spellEnd"/>
-      <w:r>
-        <w:t>)</w:t>
-      </w:r>
-    </w:p>
-    <w:p>
-      <w:r>
         <w:t xml:space="preserve">-Membranen und Chemie, Katalyse verbinden, </w:t>
       </w:r>
       <w:proofErr w:type="spellStart"/>
@@ -7664,50 +7172,50 @@
     </w:p>
     <w:p>
       <w:r>
+        <w:t>-strukturiert arbeiten (ein Notizbuch für alle deine Ideen anlegen vor allem in Einarbeitungsphase)</w:t>
+      </w:r>
+    </w:p>
+    <w:p>
+      <w:r>
+        <w:t>-sehr aufmerksam sein und immer Umgebung wahrnehmen</w:t>
+      </w:r>
+    </w:p>
+    <w:p>
+      <w:r>
+        <w:t xml:space="preserve">-Früh anfangen spätestens um 8:30-9:00 </w:t>
+      </w:r>
+      <w:proofErr w:type="gramStart"/>
+      <w:r>
+        <w:t>Uhr,  6</w:t>
+      </w:r>
+      <w:proofErr w:type="gramEnd"/>
+      <w:r>
+        <w:t>:30 spätestens Aufsehen, immer Wecker nutzen, </w:t>
+      </w:r>
+    </w:p>
+    <w:p>
+      <w:r>
+        <w:t>-regelmäßig Kaffee, schwarzen Tee trinken und power Snacks und Nüsse, </w:t>
+      </w:r>
+    </w:p>
+    <w:p>
+      <w:r>
+        <w:t>-viel und regelmäßig Sport wie joggen und immer mit Rad zur Arbeit </w:t>
+      </w:r>
+    </w:p>
+    <w:p>
+      <w:r>
+        <w:t>-sehr viel am PhD arbeiten (40-50) h aber kein Burnout (während Arbeitszeit kein Aktivismus) </w:t>
+      </w:r>
+    </w:p>
+    <w:p>
+      <w:r>
+        <w:t>-besser Netzwerken und soziale Community aufbauen (von Anfang an)</w:t>
+      </w:r>
+    </w:p>
+    <w:p>
+      <w:r>
         <w:lastRenderedPageBreak/>
-        <w:t>-strukturiert arbeiten (ein Notizbuch für alle deine Ideen anlegen vor allem in Einarbeitungsphase)</w:t>
-      </w:r>
-    </w:p>
-    <w:p>
-      <w:r>
-        <w:t>-sehr aufmerksam sein und immer Umgebung wahrnehmen</w:t>
-      </w:r>
-    </w:p>
-    <w:p>
-      <w:r>
-        <w:t xml:space="preserve">-Früh anfangen spätestens um 8:30-9:00 </w:t>
-      </w:r>
-      <w:proofErr w:type="gramStart"/>
-      <w:r>
-        <w:t>Uhr,  6</w:t>
-      </w:r>
-      <w:proofErr w:type="gramEnd"/>
-      <w:r>
-        <w:t>:30 spätestens Aufsehen, immer Wecker nutzen, </w:t>
-      </w:r>
-    </w:p>
-    <w:p>
-      <w:r>
-        <w:t>-regelmäßig Kaffee, schwarzen Tee trinken und power Snacks und Nüsse, </w:t>
-      </w:r>
-    </w:p>
-    <w:p>
-      <w:r>
-        <w:t>-viel und regelmäßig Sport wie joggen und immer mit Rad zur Arbeit </w:t>
-      </w:r>
-    </w:p>
-    <w:p>
-      <w:r>
-        <w:t>-sehr viel am PhD arbeiten (40-50) h aber kein Burnout (während Arbeitszeit kein Aktivismus) </w:t>
-      </w:r>
-    </w:p>
-    <w:p>
-      <w:r>
-        <w:t>-besser Netzwerken und soziale Community aufbauen (von Anfang an)</w:t>
-      </w:r>
-    </w:p>
-    <w:p>
-      <w:r>
         <w:t xml:space="preserve">-schlau mit KI arbeiten und programmieren (immer erstmal </w:t>
       </w:r>
       <w:proofErr w:type="gramStart"/>
@@ -8134,41 +7642,2264 @@
     </w:p>
     <w:p>
       <w:r>
+        <w:t xml:space="preserve">2.What </w:t>
+      </w:r>
+      <w:proofErr w:type="spellStart"/>
+      <w:r>
+        <w:t>are</w:t>
+      </w:r>
+      <w:proofErr w:type="spellEnd"/>
+      <w:r>
+        <w:t xml:space="preserve"> </w:t>
+      </w:r>
+      <w:proofErr w:type="spellStart"/>
+      <w:r>
+        <w:t>valley</w:t>
+      </w:r>
+      <w:proofErr w:type="spellEnd"/>
+      <w:r>
+        <w:t xml:space="preserve"> </w:t>
+      </w:r>
+      <w:proofErr w:type="spellStart"/>
+      <w:r>
+        <w:t>plolarized</w:t>
+      </w:r>
+      <w:proofErr w:type="spellEnd"/>
+      <w:r>
+        <w:t xml:space="preserve"> </w:t>
+      </w:r>
+      <w:proofErr w:type="spellStart"/>
+      <w:r>
+        <w:t>excitions</w:t>
+      </w:r>
+      <w:proofErr w:type="spellEnd"/>
+      <w:r>
+        <w:t xml:space="preserve">? </w:t>
+      </w:r>
+      <w:proofErr w:type="spellStart"/>
+      <w:r>
+        <w:t>Which</w:t>
+      </w:r>
+      <w:proofErr w:type="spellEnd"/>
+      <w:r>
+        <w:t xml:space="preserve"> </w:t>
+      </w:r>
+      <w:proofErr w:type="spellStart"/>
+      <w:r>
+        <w:t>kind</w:t>
+      </w:r>
+      <w:proofErr w:type="spellEnd"/>
+      <w:r>
+        <w:t xml:space="preserve"> of </w:t>
+      </w:r>
+      <w:proofErr w:type="spellStart"/>
+      <w:r>
+        <w:t>excitions</w:t>
+      </w:r>
+      <w:proofErr w:type="spellEnd"/>
+      <w:r>
+        <w:t xml:space="preserve"> </w:t>
+      </w:r>
+      <w:proofErr w:type="spellStart"/>
+      <w:r>
+        <w:t>can</w:t>
+      </w:r>
+      <w:proofErr w:type="spellEnd"/>
+      <w:r>
+        <w:t xml:space="preserve"> </w:t>
+      </w:r>
+      <w:proofErr w:type="spellStart"/>
+      <w:r>
+        <w:t>be</w:t>
+      </w:r>
+      <w:proofErr w:type="spellEnd"/>
+      <w:r>
+        <w:t xml:space="preserve"> </w:t>
+      </w:r>
+      <w:proofErr w:type="spellStart"/>
+      <w:r>
+        <w:t>formed</w:t>
+      </w:r>
+      <w:proofErr w:type="spellEnd"/>
+      <w:r>
+        <w:t xml:space="preserve"> in 2D </w:t>
+      </w:r>
+      <w:proofErr w:type="spellStart"/>
+      <w:r>
+        <w:t>materials</w:t>
+      </w:r>
+      <w:proofErr w:type="spellEnd"/>
+      <w:r>
+        <w:t xml:space="preserve"> and Moiré </w:t>
+      </w:r>
+      <w:proofErr w:type="spellStart"/>
+      <w:r>
+        <w:t>materials</w:t>
+      </w:r>
+      <w:proofErr w:type="spellEnd"/>
+      <w:r>
+        <w:t xml:space="preserve">? In </w:t>
+      </w:r>
+      <w:proofErr w:type="spellStart"/>
+      <w:r>
+        <w:t>which</w:t>
+      </w:r>
+      <w:proofErr w:type="spellEnd"/>
+      <w:r>
+        <w:t xml:space="preserve"> (2D) </w:t>
+      </w:r>
+      <w:proofErr w:type="spellStart"/>
+      <w:r>
+        <w:t>materials</w:t>
+      </w:r>
+      <w:proofErr w:type="spellEnd"/>
+      <w:r>
+        <w:t xml:space="preserve"> </w:t>
+      </w:r>
+      <w:proofErr w:type="spellStart"/>
+      <w:r>
+        <w:t>have</w:t>
+      </w:r>
+      <w:proofErr w:type="spellEnd"/>
+      <w:r>
+        <w:t xml:space="preserve"> </w:t>
+      </w:r>
+      <w:proofErr w:type="spellStart"/>
+      <w:r>
+        <w:t>excitons</w:t>
+      </w:r>
+      <w:proofErr w:type="spellEnd"/>
+      <w:r>
+        <w:t xml:space="preserve"> </w:t>
+      </w:r>
+      <w:proofErr w:type="spellStart"/>
+      <w:r>
+        <w:t>already</w:t>
+      </w:r>
+      <w:proofErr w:type="spellEnd"/>
+      <w:r>
+        <w:t xml:space="preserve"> </w:t>
+      </w:r>
+      <w:proofErr w:type="spellStart"/>
+      <w:r>
+        <w:t>been</w:t>
+      </w:r>
+      <w:proofErr w:type="spellEnd"/>
+      <w:r>
+        <w:t xml:space="preserve"> </w:t>
+      </w:r>
+      <w:proofErr w:type="spellStart"/>
+      <w:r>
+        <w:t>modelled</w:t>
+      </w:r>
+      <w:proofErr w:type="spellEnd"/>
+      <w:r>
+        <w:t xml:space="preserve"> and </w:t>
+      </w:r>
+      <w:proofErr w:type="spellStart"/>
+      <w:r>
+        <w:t>how</w:t>
+      </w:r>
+      <w:proofErr w:type="spellEnd"/>
+      <w:r>
+        <w:t xml:space="preserve">? </w:t>
+      </w:r>
+    </w:p>
+    <w:p>
+      <w:r>
+        <w:t>3.</w:t>
+      </w:r>
+      <w:r>
+        <w:t xml:space="preserve">Can the </w:t>
+      </w:r>
+      <w:proofErr w:type="spellStart"/>
+      <w:r>
+        <w:t>twisting</w:t>
+      </w:r>
+      <w:proofErr w:type="spellEnd"/>
+      <w:r>
+        <w:t xml:space="preserve"> </w:t>
+      </w:r>
+      <w:proofErr w:type="spellStart"/>
+      <w:r>
+        <w:t>angles</w:t>
+      </w:r>
+      <w:proofErr w:type="spellEnd"/>
+      <w:r>
+        <w:t xml:space="preserve"> in </w:t>
+      </w:r>
+      <w:proofErr w:type="spellStart"/>
+      <w:r>
+        <w:t>bilayer</w:t>
+      </w:r>
+      <w:proofErr w:type="spellEnd"/>
+      <w:r>
+        <w:t xml:space="preserve"> </w:t>
+      </w:r>
+      <w:proofErr w:type="spellStart"/>
+      <w:r>
+        <w:t>graphene</w:t>
+      </w:r>
+      <w:proofErr w:type="spellEnd"/>
+      <w:r>
+        <w:t xml:space="preserve"> (1.1°) and in </w:t>
+      </w:r>
+      <w:proofErr w:type="spellStart"/>
+      <w:r>
+        <w:t>other</w:t>
+      </w:r>
+      <w:proofErr w:type="spellEnd"/>
+      <w:r>
+        <w:t xml:space="preserve"> Moiré </w:t>
+      </w:r>
+      <w:proofErr w:type="spellStart"/>
+      <w:r>
+        <w:t>mateirals</w:t>
+      </w:r>
+      <w:proofErr w:type="spellEnd"/>
+      <w:r>
+        <w:t xml:space="preserve"> </w:t>
+      </w:r>
+      <w:proofErr w:type="spellStart"/>
+      <w:r>
+        <w:t>theoretically</w:t>
+      </w:r>
+      <w:proofErr w:type="spellEnd"/>
+      <w:r>
+        <w:t xml:space="preserve"> </w:t>
+      </w:r>
+      <w:proofErr w:type="spellStart"/>
+      <w:r>
+        <w:t>be</w:t>
+      </w:r>
+      <w:proofErr w:type="spellEnd"/>
+      <w:r>
+        <w:t xml:space="preserve"> </w:t>
+      </w:r>
+      <w:proofErr w:type="spellStart"/>
+      <w:r>
+        <w:t>calculated</w:t>
+      </w:r>
+      <w:proofErr w:type="spellEnd"/>
+      <w:r>
+        <w:t xml:space="preserve"> </w:t>
+      </w:r>
+      <w:proofErr w:type="spellStart"/>
+      <w:r>
+        <w:t>or</w:t>
+      </w:r>
+      <w:proofErr w:type="spellEnd"/>
+      <w:r>
+        <w:t xml:space="preserve"> </w:t>
+      </w:r>
+      <w:proofErr w:type="spellStart"/>
+      <w:r>
+        <w:t>modelled</w:t>
+      </w:r>
+      <w:proofErr w:type="spellEnd"/>
+      <w:r>
+        <w:t xml:space="preserve">? Are </w:t>
+      </w:r>
+      <w:proofErr w:type="spellStart"/>
+      <w:r>
+        <w:t>there</w:t>
+      </w:r>
+      <w:proofErr w:type="spellEnd"/>
+      <w:r>
+        <w:t xml:space="preserve"> </w:t>
+      </w:r>
+      <w:proofErr w:type="spellStart"/>
+      <w:r>
+        <w:t>futrther</w:t>
+      </w:r>
+      <w:proofErr w:type="spellEnd"/>
+      <w:r>
+        <w:t xml:space="preserve"> </w:t>
+      </w:r>
+      <w:proofErr w:type="spellStart"/>
+      <w:r>
+        <w:t>twisting</w:t>
+      </w:r>
+      <w:proofErr w:type="spellEnd"/>
+      <w:r>
+        <w:t xml:space="preserve"> </w:t>
+      </w:r>
+      <w:proofErr w:type="spellStart"/>
+      <w:r>
+        <w:t>angles</w:t>
+      </w:r>
+      <w:proofErr w:type="spellEnd"/>
+      <w:r>
+        <w:t xml:space="preserve"> </w:t>
+      </w:r>
+      <w:proofErr w:type="spellStart"/>
+      <w:r>
+        <w:t>when</w:t>
+      </w:r>
+      <w:proofErr w:type="spellEnd"/>
+      <w:r>
+        <w:t xml:space="preserve"> </w:t>
+      </w:r>
+      <w:proofErr w:type="spellStart"/>
+      <w:r>
+        <w:t>superconductivity</w:t>
+      </w:r>
+      <w:proofErr w:type="spellEnd"/>
+      <w:r>
+        <w:t xml:space="preserve"> </w:t>
+      </w:r>
+      <w:proofErr w:type="spellStart"/>
+      <w:r>
+        <w:t>appears</w:t>
+      </w:r>
+      <w:proofErr w:type="spellEnd"/>
+      <w:r>
+        <w:t xml:space="preserve">? </w:t>
+      </w:r>
+    </w:p>
+    <w:p>
+      <w:pPr>
+        <w:rPr>
+          <w:b/>
+          <w:bCs/>
+        </w:rPr>
+      </w:pPr>
+      <w:r>
+        <w:rPr>
+          <w:b/>
+          <w:bCs/>
+        </w:rPr>
+        <w:t>4</w:t>
+      </w:r>
+      <w:r>
+        <w:t>.</w:t>
+      </w:r>
+      <w:r>
+        <w:rPr>
+          <w:b/>
+          <w:bCs/>
+        </w:rPr>
+        <w:t xml:space="preserve">Is the Code </w:t>
+      </w:r>
+      <w:proofErr w:type="spellStart"/>
+      <w:r>
+        <w:rPr>
+          <w:b/>
+          <w:bCs/>
+        </w:rPr>
+        <w:t>developed</w:t>
+      </w:r>
+      <w:proofErr w:type="spellEnd"/>
+      <w:r>
+        <w:rPr>
+          <w:b/>
+          <w:bCs/>
+        </w:rPr>
+        <w:t xml:space="preserve"> by Franz and Gabriel Bester </w:t>
+      </w:r>
+      <w:proofErr w:type="spellStart"/>
+      <w:r>
+        <w:rPr>
+          <w:b/>
+          <w:bCs/>
+        </w:rPr>
+        <w:t>part</w:t>
+      </w:r>
+      <w:proofErr w:type="spellEnd"/>
+      <w:r>
+        <w:rPr>
+          <w:b/>
+          <w:bCs/>
+        </w:rPr>
+        <w:t xml:space="preserve"> of Octopus </w:t>
+      </w:r>
+      <w:proofErr w:type="spellStart"/>
+      <w:r>
+        <w:rPr>
+          <w:b/>
+          <w:bCs/>
+        </w:rPr>
+        <w:t>or</w:t>
+      </w:r>
+      <w:proofErr w:type="spellEnd"/>
+      <w:r>
+        <w:rPr>
+          <w:b/>
+          <w:bCs/>
+        </w:rPr>
+        <w:t xml:space="preserve"> </w:t>
+      </w:r>
+      <w:proofErr w:type="spellStart"/>
+      <w:r>
+        <w:rPr>
+          <w:b/>
+          <w:bCs/>
+        </w:rPr>
+        <w:t>another</w:t>
+      </w:r>
+      <w:proofErr w:type="spellEnd"/>
+      <w:r>
+        <w:rPr>
+          <w:b/>
+          <w:bCs/>
+        </w:rPr>
+        <w:t xml:space="preserve"> DFT </w:t>
+      </w:r>
+      <w:proofErr w:type="spellStart"/>
+      <w:r>
+        <w:rPr>
+          <w:b/>
+          <w:bCs/>
+        </w:rPr>
+        <w:t>program</w:t>
+      </w:r>
+      <w:proofErr w:type="spellEnd"/>
+      <w:r>
+        <w:rPr>
+          <w:b/>
+          <w:bCs/>
+        </w:rPr>
+        <w:t xml:space="preserve">? </w:t>
+      </w:r>
+      <w:proofErr w:type="spellStart"/>
+      <w:r>
+        <w:rPr>
+          <w:b/>
+          <w:bCs/>
+        </w:rPr>
+        <w:t>Answer</w:t>
+      </w:r>
+      <w:proofErr w:type="spellEnd"/>
+      <w:r>
+        <w:rPr>
+          <w:b/>
+          <w:bCs/>
+        </w:rPr>
+        <w:t xml:space="preserve">: </w:t>
+      </w:r>
+      <w:proofErr w:type="spellStart"/>
+      <w:r>
+        <w:rPr>
+          <w:b/>
+          <w:bCs/>
+        </w:rPr>
+        <w:t>No</w:t>
+      </w:r>
+      <w:proofErr w:type="spellEnd"/>
+      <w:r>
+        <w:rPr>
+          <w:b/>
+          <w:bCs/>
+        </w:rPr>
+        <w:t xml:space="preserve">, </w:t>
+      </w:r>
+      <w:proofErr w:type="spellStart"/>
+      <w:r>
+        <w:rPr>
+          <w:b/>
+          <w:bCs/>
+        </w:rPr>
+        <w:t>it’s</w:t>
+      </w:r>
+      <w:proofErr w:type="spellEnd"/>
+      <w:r>
+        <w:rPr>
+          <w:b/>
+          <w:bCs/>
+        </w:rPr>
+        <w:t xml:space="preserve"> </w:t>
+      </w:r>
+      <w:proofErr w:type="spellStart"/>
+      <w:r>
+        <w:rPr>
+          <w:b/>
+          <w:bCs/>
+        </w:rPr>
+        <w:t>applied</w:t>
+      </w:r>
+      <w:proofErr w:type="spellEnd"/>
+      <w:r>
+        <w:rPr>
+          <w:b/>
+          <w:bCs/>
+        </w:rPr>
+        <w:t xml:space="preserve"> after the </w:t>
+      </w:r>
+      <w:proofErr w:type="spellStart"/>
+      <w:r>
+        <w:rPr>
+          <w:b/>
+          <w:bCs/>
+        </w:rPr>
+        <w:t>calculation</w:t>
+      </w:r>
+      <w:proofErr w:type="spellEnd"/>
+      <w:r>
+        <w:rPr>
+          <w:b/>
+          <w:bCs/>
+        </w:rPr>
+        <w:t xml:space="preserve"> </w:t>
+      </w:r>
+      <w:proofErr w:type="spellStart"/>
+      <w:r>
+        <w:rPr>
+          <w:b/>
+          <w:bCs/>
+        </w:rPr>
+        <w:t>with</w:t>
+      </w:r>
+      <w:proofErr w:type="spellEnd"/>
+      <w:r>
+        <w:rPr>
+          <w:b/>
+          <w:bCs/>
+        </w:rPr>
+        <w:t xml:space="preserve"> </w:t>
+      </w:r>
+      <w:proofErr w:type="spellStart"/>
+      <w:r>
+        <w:rPr>
+          <w:b/>
+          <w:bCs/>
+        </w:rPr>
+        <w:t>general</w:t>
+      </w:r>
+      <w:proofErr w:type="spellEnd"/>
+      <w:r>
+        <w:rPr>
+          <w:b/>
+          <w:bCs/>
+        </w:rPr>
+        <w:t xml:space="preserve"> DFT </w:t>
+      </w:r>
+      <w:proofErr w:type="spellStart"/>
+      <w:r>
+        <w:rPr>
+          <w:b/>
+          <w:bCs/>
+        </w:rPr>
+        <w:t>programs</w:t>
+      </w:r>
+      <w:proofErr w:type="spellEnd"/>
+      <w:r>
+        <w:rPr>
+          <w:b/>
+          <w:bCs/>
+        </w:rPr>
+        <w:t xml:space="preserve"> </w:t>
+      </w:r>
+      <w:proofErr w:type="spellStart"/>
+      <w:r>
+        <w:rPr>
+          <w:b/>
+          <w:bCs/>
+        </w:rPr>
+        <w:t>if</w:t>
+      </w:r>
+      <w:proofErr w:type="spellEnd"/>
+      <w:r>
+        <w:rPr>
+          <w:b/>
+          <w:bCs/>
+        </w:rPr>
+        <w:t xml:space="preserve"> I </w:t>
+      </w:r>
+      <w:proofErr w:type="spellStart"/>
+      <w:r>
+        <w:rPr>
+          <w:b/>
+          <w:bCs/>
+        </w:rPr>
+        <w:t>understood</w:t>
+      </w:r>
+      <w:proofErr w:type="spellEnd"/>
+      <w:r>
+        <w:rPr>
+          <w:b/>
+          <w:bCs/>
+        </w:rPr>
+        <w:t xml:space="preserve"> it </w:t>
+      </w:r>
+      <w:proofErr w:type="spellStart"/>
+      <w:r>
+        <w:rPr>
+          <w:b/>
+          <w:bCs/>
+        </w:rPr>
+        <w:t>right</w:t>
+      </w:r>
+      <w:proofErr w:type="spellEnd"/>
+      <w:r>
+        <w:rPr>
+          <w:b/>
+          <w:bCs/>
+        </w:rPr>
+        <w:t xml:space="preserve">. Octopus </w:t>
+      </w:r>
+      <w:proofErr w:type="spellStart"/>
+      <w:r>
+        <w:rPr>
+          <w:b/>
+          <w:bCs/>
+        </w:rPr>
+        <w:t>is</w:t>
+      </w:r>
+      <w:proofErr w:type="spellEnd"/>
+      <w:r>
+        <w:rPr>
+          <w:b/>
+          <w:bCs/>
+        </w:rPr>
+        <w:t xml:space="preserve"> </w:t>
+      </w:r>
+      <w:proofErr w:type="spellStart"/>
+      <w:r>
+        <w:rPr>
+          <w:b/>
+          <w:bCs/>
+        </w:rPr>
+        <w:t>hardly</w:t>
+      </w:r>
+      <w:proofErr w:type="spellEnd"/>
+      <w:r>
+        <w:rPr>
+          <w:b/>
+          <w:bCs/>
+        </w:rPr>
+        <w:t xml:space="preserve"> </w:t>
+      </w:r>
+      <w:proofErr w:type="spellStart"/>
+      <w:r>
+        <w:rPr>
+          <w:b/>
+          <w:bCs/>
+        </w:rPr>
+        <w:t>used</w:t>
+      </w:r>
+      <w:proofErr w:type="spellEnd"/>
+      <w:r>
+        <w:rPr>
+          <w:b/>
+          <w:bCs/>
+        </w:rPr>
+        <w:t xml:space="preserve"> in </w:t>
+      </w:r>
+      <w:proofErr w:type="spellStart"/>
+      <w:r>
+        <w:rPr>
+          <w:b/>
+          <w:bCs/>
+        </w:rPr>
+        <w:t>this</w:t>
+      </w:r>
+      <w:proofErr w:type="spellEnd"/>
+      <w:r>
+        <w:rPr>
+          <w:b/>
+          <w:bCs/>
+        </w:rPr>
+        <w:t xml:space="preserve"> </w:t>
+      </w:r>
+      <w:proofErr w:type="spellStart"/>
+      <w:r>
+        <w:rPr>
+          <w:b/>
+          <w:bCs/>
+        </w:rPr>
+        <w:t>group</w:t>
+      </w:r>
+      <w:proofErr w:type="spellEnd"/>
+      <w:r>
+        <w:rPr>
+          <w:b/>
+          <w:bCs/>
+        </w:rPr>
+        <w:t xml:space="preserve">. More Quantum Espresso </w:t>
+      </w:r>
+    </w:p>
+    <w:p>
+      <w:pPr>
+        <w:rPr>
+          <w:b/>
+          <w:bCs/>
+        </w:rPr>
+      </w:pPr>
+      <w:r>
+        <w:rPr>
+          <w:b/>
+          <w:bCs/>
+        </w:rPr>
+        <w:t xml:space="preserve">How </w:t>
+      </w:r>
+      <w:proofErr w:type="spellStart"/>
+      <w:r>
+        <w:rPr>
+          <w:b/>
+          <w:bCs/>
+        </w:rPr>
+        <w:t>can</w:t>
+      </w:r>
+      <w:proofErr w:type="spellEnd"/>
+      <w:r>
+        <w:rPr>
+          <w:b/>
+          <w:bCs/>
+        </w:rPr>
+        <w:t xml:space="preserve"> I </w:t>
+      </w:r>
+      <w:proofErr w:type="spellStart"/>
+      <w:r>
+        <w:rPr>
+          <w:b/>
+          <w:bCs/>
+        </w:rPr>
+        <w:t>run</w:t>
+      </w:r>
+      <w:proofErr w:type="spellEnd"/>
+      <w:r>
+        <w:rPr>
+          <w:b/>
+          <w:bCs/>
+        </w:rPr>
+        <w:t xml:space="preserve"> it at </w:t>
+      </w:r>
+      <w:proofErr w:type="spellStart"/>
+      <w:r>
+        <w:rPr>
+          <w:b/>
+          <w:bCs/>
+        </w:rPr>
+        <w:t>my</w:t>
+      </w:r>
+      <w:proofErr w:type="spellEnd"/>
+      <w:r>
+        <w:rPr>
+          <w:b/>
+          <w:bCs/>
+        </w:rPr>
+        <w:t xml:space="preserve"> PC and at the </w:t>
+      </w:r>
+      <w:proofErr w:type="spellStart"/>
+      <w:r>
+        <w:rPr>
+          <w:b/>
+          <w:bCs/>
+        </w:rPr>
+        <w:t>cluster</w:t>
+      </w:r>
+      <w:proofErr w:type="spellEnd"/>
+      <w:r>
+        <w:rPr>
+          <w:b/>
+          <w:bCs/>
+        </w:rPr>
+        <w:t xml:space="preserve">? </w:t>
+      </w:r>
+      <w:proofErr w:type="spellStart"/>
+      <w:r>
+        <w:rPr>
+          <w:b/>
+          <w:bCs/>
+        </w:rPr>
+        <w:t>Is</w:t>
+      </w:r>
+      <w:proofErr w:type="spellEnd"/>
+      <w:r>
+        <w:rPr>
+          <w:b/>
+          <w:bCs/>
+        </w:rPr>
+        <w:t xml:space="preserve"> </w:t>
+      </w:r>
+      <w:proofErr w:type="spellStart"/>
+      <w:r>
+        <w:rPr>
+          <w:b/>
+          <w:bCs/>
+        </w:rPr>
+        <w:t>there</w:t>
+      </w:r>
+      <w:proofErr w:type="spellEnd"/>
+      <w:r>
+        <w:rPr>
+          <w:b/>
+          <w:bCs/>
+        </w:rPr>
+        <w:t xml:space="preserve"> a </w:t>
+      </w:r>
+      <w:proofErr w:type="spellStart"/>
+      <w:r>
+        <w:rPr>
+          <w:b/>
+          <w:bCs/>
+        </w:rPr>
+        <w:t>manual</w:t>
+      </w:r>
+      <w:proofErr w:type="spellEnd"/>
+      <w:r>
+        <w:rPr>
+          <w:b/>
+          <w:bCs/>
+        </w:rPr>
+        <w:t xml:space="preserve"> and </w:t>
+      </w:r>
+      <w:proofErr w:type="spellStart"/>
+      <w:r>
+        <w:rPr>
+          <w:b/>
+          <w:bCs/>
+        </w:rPr>
+        <w:t>tutorials</w:t>
+      </w:r>
+      <w:proofErr w:type="spellEnd"/>
+      <w:r>
+        <w:rPr>
+          <w:b/>
+          <w:bCs/>
+        </w:rPr>
+        <w:t xml:space="preserve"> for the code? </w:t>
+      </w:r>
+    </w:p>
+    <w:p>
+      <w:r>
         <w:lastRenderedPageBreak/>
-        <w:t xml:space="preserve">2.What </w:t>
-      </w:r>
-      <w:proofErr w:type="spellStart"/>
-      <w:r>
+        <w:t xml:space="preserve">5.Which </w:t>
+      </w:r>
+      <w:proofErr w:type="spellStart"/>
+      <w:r>
+        <w:t>advantages</w:t>
+      </w:r>
+      <w:proofErr w:type="spellEnd"/>
+      <w:r>
+        <w:t xml:space="preserve"> (and </w:t>
+      </w:r>
+      <w:proofErr w:type="spellStart"/>
+      <w:r>
+        <w:t>disadvantages</w:t>
+      </w:r>
+      <w:proofErr w:type="spellEnd"/>
+      <w:r>
+        <w:t xml:space="preserve">) </w:t>
+      </w:r>
+      <w:proofErr w:type="spellStart"/>
+      <w:r>
+        <w:t>does</w:t>
+      </w:r>
+      <w:proofErr w:type="spellEnd"/>
+      <w:r>
+        <w:t xml:space="preserve"> it </w:t>
+      </w:r>
+      <w:proofErr w:type="spellStart"/>
+      <w:r>
+        <w:t>have</w:t>
+      </w:r>
+      <w:proofErr w:type="spellEnd"/>
+      <w:r>
+        <w:t xml:space="preserve"> in </w:t>
+      </w:r>
+      <w:proofErr w:type="spellStart"/>
+      <w:r>
+        <w:t>comparison</w:t>
+      </w:r>
+      <w:proofErr w:type="spellEnd"/>
+      <w:r>
+        <w:t xml:space="preserve"> to </w:t>
+      </w:r>
+      <w:proofErr w:type="spellStart"/>
+      <w:r>
+        <w:t>other</w:t>
+      </w:r>
+      <w:proofErr w:type="spellEnd"/>
+      <w:r>
+        <w:t xml:space="preserve"> </w:t>
+      </w:r>
+      <w:proofErr w:type="spellStart"/>
+      <w:r>
+        <w:t>common</w:t>
+      </w:r>
+      <w:proofErr w:type="spellEnd"/>
+      <w:r>
+        <w:t xml:space="preserve"> TD-DFT </w:t>
+      </w:r>
+      <w:proofErr w:type="spellStart"/>
+      <w:r>
+        <w:t>programs</w:t>
+      </w:r>
+      <w:proofErr w:type="spellEnd"/>
+      <w:r>
+        <w:t xml:space="preserve"> such as </w:t>
+      </w:r>
+      <w:proofErr w:type="spellStart"/>
+      <w:r>
+        <w:t>BerleleyGW</w:t>
+      </w:r>
+      <w:proofErr w:type="spellEnd"/>
+      <w:r>
+        <w:t xml:space="preserve">, </w:t>
+      </w:r>
+      <w:proofErr w:type="spellStart"/>
+      <w:r>
+        <w:t>VasP</w:t>
+      </w:r>
+      <w:proofErr w:type="spellEnd"/>
+      <w:r>
+        <w:t xml:space="preserve">, Octopus?  </w:t>
+      </w:r>
+    </w:p>
+    <w:p>
+      <w:pPr>
+        <w:rPr>
+          <w:b/>
+          <w:bCs/>
+        </w:rPr>
+      </w:pPr>
+      <w:r>
+        <w:rPr>
+          <w:b/>
+          <w:bCs/>
+        </w:rPr>
+        <w:t xml:space="preserve">6. </w:t>
+      </w:r>
+      <w:proofErr w:type="spellStart"/>
+      <w:r>
+        <w:rPr>
+          <w:b/>
+          <w:bCs/>
+        </w:rPr>
+        <w:t>Which</w:t>
+      </w:r>
+      <w:proofErr w:type="spellEnd"/>
+      <w:r>
+        <w:rPr>
+          <w:b/>
+          <w:bCs/>
+        </w:rPr>
+        <w:t xml:space="preserve"> </w:t>
+      </w:r>
+      <w:proofErr w:type="spellStart"/>
+      <w:r>
+        <w:rPr>
+          <w:b/>
+          <w:bCs/>
+        </w:rPr>
+        <w:t>programs</w:t>
+      </w:r>
+      <w:proofErr w:type="spellEnd"/>
+      <w:r>
+        <w:rPr>
+          <w:b/>
+          <w:bCs/>
+        </w:rPr>
+        <w:t xml:space="preserve">, </w:t>
+      </w:r>
+      <w:proofErr w:type="spellStart"/>
+      <w:r>
+        <w:rPr>
+          <w:b/>
+          <w:bCs/>
+        </w:rPr>
+        <w:t>books</w:t>
+      </w:r>
+      <w:proofErr w:type="spellEnd"/>
+      <w:r>
+        <w:rPr>
+          <w:b/>
+          <w:bCs/>
+        </w:rPr>
+        <w:t xml:space="preserve">, </w:t>
+      </w:r>
+      <w:proofErr w:type="spellStart"/>
+      <w:r>
+        <w:rPr>
+          <w:b/>
+          <w:bCs/>
+        </w:rPr>
+        <w:t>theoretical</w:t>
+      </w:r>
+      <w:proofErr w:type="spellEnd"/>
+      <w:r>
+        <w:rPr>
+          <w:b/>
+          <w:bCs/>
+        </w:rPr>
+        <w:t xml:space="preserve"> </w:t>
+      </w:r>
+      <w:proofErr w:type="spellStart"/>
+      <w:r>
+        <w:rPr>
+          <w:b/>
+          <w:bCs/>
+        </w:rPr>
+        <w:t>backgrounds</w:t>
+      </w:r>
+      <w:proofErr w:type="spellEnd"/>
+      <w:r>
+        <w:rPr>
+          <w:b/>
+          <w:bCs/>
+        </w:rPr>
+        <w:t xml:space="preserve">, </w:t>
+      </w:r>
+      <w:proofErr w:type="spellStart"/>
+      <w:r>
+        <w:rPr>
+          <w:b/>
+          <w:bCs/>
+        </w:rPr>
+        <w:t>papers</w:t>
+      </w:r>
+      <w:proofErr w:type="spellEnd"/>
+      <w:r>
+        <w:rPr>
+          <w:b/>
+          <w:bCs/>
+        </w:rPr>
+        <w:t xml:space="preserve"> do I </w:t>
+      </w:r>
+      <w:proofErr w:type="spellStart"/>
+      <w:r>
+        <w:rPr>
+          <w:b/>
+          <w:bCs/>
+        </w:rPr>
+        <w:t>need</w:t>
+      </w:r>
+      <w:proofErr w:type="spellEnd"/>
+      <w:r>
+        <w:rPr>
+          <w:b/>
+          <w:bCs/>
+        </w:rPr>
+        <w:t xml:space="preserve"> to </w:t>
+      </w:r>
+      <w:proofErr w:type="spellStart"/>
+      <w:r>
+        <w:rPr>
+          <w:b/>
+          <w:bCs/>
+        </w:rPr>
+        <w:t>study</w:t>
+      </w:r>
+      <w:proofErr w:type="spellEnd"/>
+      <w:r>
+        <w:rPr>
+          <w:b/>
+          <w:bCs/>
+        </w:rPr>
+        <w:t xml:space="preserve"> and </w:t>
+      </w:r>
+      <w:proofErr w:type="spellStart"/>
+      <w:r>
+        <w:rPr>
+          <w:b/>
+          <w:bCs/>
+        </w:rPr>
+        <w:t>learn</w:t>
+      </w:r>
+      <w:proofErr w:type="spellEnd"/>
+      <w:r>
+        <w:rPr>
+          <w:b/>
+          <w:bCs/>
+        </w:rPr>
+        <w:t xml:space="preserve"> to deal </w:t>
+      </w:r>
+      <w:proofErr w:type="spellStart"/>
+      <w:r>
+        <w:rPr>
+          <w:b/>
+          <w:bCs/>
+        </w:rPr>
+        <w:t>with</w:t>
+      </w:r>
+      <w:proofErr w:type="spellEnd"/>
+      <w:r>
+        <w:rPr>
+          <w:b/>
+          <w:bCs/>
+        </w:rPr>
+        <w:t xml:space="preserve"> </w:t>
+      </w:r>
+      <w:proofErr w:type="spellStart"/>
+      <w:r>
+        <w:rPr>
+          <w:b/>
+          <w:bCs/>
+        </w:rPr>
+        <w:t>within</w:t>
+      </w:r>
+      <w:proofErr w:type="spellEnd"/>
+      <w:r>
+        <w:rPr>
+          <w:b/>
+          <w:bCs/>
+        </w:rPr>
+        <w:t xml:space="preserve"> the </w:t>
+      </w:r>
+      <w:proofErr w:type="spellStart"/>
+      <w:r>
+        <w:rPr>
+          <w:b/>
+          <w:bCs/>
+        </w:rPr>
+        <w:t>first</w:t>
+      </w:r>
+      <w:proofErr w:type="spellEnd"/>
+      <w:r>
+        <w:rPr>
+          <w:b/>
+          <w:bCs/>
+        </w:rPr>
+        <w:t xml:space="preserve"> </w:t>
+      </w:r>
+      <w:proofErr w:type="spellStart"/>
+      <w:r>
+        <w:rPr>
+          <w:b/>
+          <w:bCs/>
+        </w:rPr>
+        <w:t>months</w:t>
+      </w:r>
+      <w:proofErr w:type="spellEnd"/>
+      <w:r>
+        <w:rPr>
+          <w:b/>
+          <w:bCs/>
+        </w:rPr>
+        <w:t xml:space="preserve"> of the PhD</w:t>
+      </w:r>
+      <w:r>
+        <w:rPr>
+          <w:b/>
+          <w:bCs/>
+        </w:rPr>
+        <w:t xml:space="preserve">? </w:t>
+      </w:r>
+      <w:proofErr w:type="spellStart"/>
+      <w:r>
+        <w:rPr>
+          <w:b/>
+          <w:bCs/>
+        </w:rPr>
+        <w:t>Which</w:t>
+      </w:r>
+      <w:proofErr w:type="spellEnd"/>
+      <w:r>
+        <w:rPr>
+          <w:b/>
+          <w:bCs/>
+        </w:rPr>
+        <w:t xml:space="preserve"> </w:t>
+      </w:r>
+      <w:proofErr w:type="spellStart"/>
+      <w:r>
+        <w:rPr>
+          <w:b/>
+          <w:bCs/>
+        </w:rPr>
+        <w:t>computational</w:t>
+      </w:r>
+      <w:proofErr w:type="spellEnd"/>
+      <w:r>
+        <w:rPr>
+          <w:b/>
+          <w:bCs/>
+        </w:rPr>
+        <w:t xml:space="preserve"> </w:t>
+      </w:r>
+      <w:proofErr w:type="spellStart"/>
+      <w:r>
+        <w:rPr>
+          <w:b/>
+          <w:bCs/>
+        </w:rPr>
+        <w:t>programs</w:t>
+      </w:r>
+      <w:proofErr w:type="spellEnd"/>
+      <w:r>
+        <w:rPr>
+          <w:b/>
+          <w:bCs/>
+        </w:rPr>
+        <w:t xml:space="preserve"> do i </w:t>
+      </w:r>
+      <w:proofErr w:type="spellStart"/>
+      <w:r>
+        <w:rPr>
+          <w:b/>
+          <w:bCs/>
+        </w:rPr>
+        <w:t>need</w:t>
+      </w:r>
+      <w:proofErr w:type="spellEnd"/>
+      <w:r>
+        <w:rPr>
+          <w:b/>
+          <w:bCs/>
+        </w:rPr>
+        <w:t xml:space="preserve"> to </w:t>
+      </w:r>
+      <w:proofErr w:type="spellStart"/>
+      <w:r>
+        <w:rPr>
+          <w:b/>
+          <w:bCs/>
+        </w:rPr>
+        <w:t>know</w:t>
+      </w:r>
+      <w:proofErr w:type="spellEnd"/>
+      <w:r>
+        <w:rPr>
+          <w:b/>
+          <w:bCs/>
+        </w:rPr>
+        <w:t xml:space="preserve"> and </w:t>
+      </w:r>
+      <w:proofErr w:type="spellStart"/>
+      <w:r>
+        <w:rPr>
+          <w:b/>
+          <w:bCs/>
+        </w:rPr>
+        <w:t>use</w:t>
+      </w:r>
+      <w:proofErr w:type="spellEnd"/>
+      <w:r>
+        <w:rPr>
+          <w:b/>
+          <w:bCs/>
+        </w:rPr>
+        <w:t xml:space="preserve">?  </w:t>
+      </w:r>
+      <w:r>
+        <w:rPr>
+          <w:b/>
+          <w:bCs/>
+        </w:rPr>
+        <w:t xml:space="preserve">Do I </w:t>
+      </w:r>
+      <w:proofErr w:type="spellStart"/>
+      <w:r>
+        <w:rPr>
+          <w:b/>
+          <w:bCs/>
+        </w:rPr>
+        <w:t>need</w:t>
+      </w:r>
+      <w:proofErr w:type="spellEnd"/>
+      <w:r>
+        <w:rPr>
+          <w:b/>
+          <w:bCs/>
+        </w:rPr>
+        <w:t xml:space="preserve"> to </w:t>
+      </w:r>
+      <w:proofErr w:type="spellStart"/>
+      <w:r>
+        <w:rPr>
+          <w:b/>
+          <w:bCs/>
+        </w:rPr>
+        <w:t>know</w:t>
+      </w:r>
+      <w:proofErr w:type="spellEnd"/>
+      <w:r>
+        <w:rPr>
+          <w:b/>
+          <w:bCs/>
+        </w:rPr>
+        <w:t xml:space="preserve"> C++ </w:t>
+      </w:r>
+      <w:proofErr w:type="spellStart"/>
+      <w:r>
+        <w:rPr>
+          <w:b/>
+          <w:bCs/>
+        </w:rPr>
+        <w:t>or</w:t>
+      </w:r>
+      <w:proofErr w:type="spellEnd"/>
+      <w:r>
+        <w:rPr>
+          <w:b/>
+          <w:bCs/>
+        </w:rPr>
+        <w:t xml:space="preserve"> </w:t>
+      </w:r>
+      <w:proofErr w:type="spellStart"/>
+      <w:r>
+        <w:rPr>
+          <w:b/>
+          <w:bCs/>
+        </w:rPr>
+        <w:t>could</w:t>
+      </w:r>
+      <w:proofErr w:type="spellEnd"/>
+      <w:r>
+        <w:rPr>
+          <w:b/>
+          <w:bCs/>
+        </w:rPr>
+        <w:t xml:space="preserve"> it </w:t>
+      </w:r>
+      <w:proofErr w:type="spellStart"/>
+      <w:r>
+        <w:rPr>
+          <w:b/>
+          <w:bCs/>
+        </w:rPr>
+        <w:t>be</w:t>
+      </w:r>
+      <w:proofErr w:type="spellEnd"/>
+      <w:r>
+        <w:rPr>
+          <w:b/>
+          <w:bCs/>
+        </w:rPr>
+        <w:t xml:space="preserve"> </w:t>
+      </w:r>
+      <w:proofErr w:type="spellStart"/>
+      <w:r>
+        <w:rPr>
+          <w:b/>
+          <w:bCs/>
+        </w:rPr>
+        <w:t>helpful</w:t>
+      </w:r>
+      <w:proofErr w:type="spellEnd"/>
+      <w:r>
+        <w:rPr>
+          <w:b/>
+          <w:bCs/>
+        </w:rPr>
+        <w:t xml:space="preserve"> to </w:t>
+      </w:r>
+      <w:proofErr w:type="spellStart"/>
+      <w:r>
+        <w:rPr>
+          <w:b/>
+          <w:bCs/>
+        </w:rPr>
+        <w:t>know</w:t>
+      </w:r>
+      <w:proofErr w:type="spellEnd"/>
+      <w:r>
+        <w:rPr>
+          <w:b/>
+          <w:bCs/>
+        </w:rPr>
+        <w:t xml:space="preserve"> C++? </w:t>
+      </w:r>
+    </w:p>
+    <w:p>
+      <w:r>
+        <w:t>7</w:t>
+      </w:r>
+      <w:r>
+        <w:t xml:space="preserve">.Which </w:t>
+      </w:r>
+      <w:proofErr w:type="spellStart"/>
+      <w:r>
+        <w:t>systems</w:t>
+      </w:r>
+      <w:proofErr w:type="spellEnd"/>
+      <w:r>
+        <w:t xml:space="preserve"> and </w:t>
+      </w:r>
+      <w:proofErr w:type="spellStart"/>
+      <w:r>
+        <w:t>physical</w:t>
+      </w:r>
+      <w:proofErr w:type="spellEnd"/>
+      <w:r>
+        <w:t xml:space="preserve"> </w:t>
+      </w:r>
+      <w:proofErr w:type="spellStart"/>
+      <w:r>
+        <w:t>phenomena</w:t>
+      </w:r>
+      <w:proofErr w:type="spellEnd"/>
+      <w:r>
+        <w:t xml:space="preserve"> </w:t>
+      </w:r>
+      <w:proofErr w:type="spellStart"/>
+      <w:r>
+        <w:t>have</w:t>
+      </w:r>
+      <w:proofErr w:type="spellEnd"/>
+      <w:r>
+        <w:t xml:space="preserve"> </w:t>
+      </w:r>
+      <w:proofErr w:type="spellStart"/>
+      <w:r>
+        <w:t>already</w:t>
+      </w:r>
+      <w:proofErr w:type="spellEnd"/>
+      <w:r>
+        <w:t xml:space="preserve"> </w:t>
+      </w:r>
+      <w:proofErr w:type="spellStart"/>
+      <w:r>
+        <w:t>been</w:t>
+      </w:r>
+      <w:proofErr w:type="spellEnd"/>
+      <w:r>
+        <w:t xml:space="preserve"> </w:t>
+      </w:r>
+      <w:proofErr w:type="spellStart"/>
+      <w:r>
+        <w:t>modeled</w:t>
+      </w:r>
+      <w:proofErr w:type="spellEnd"/>
+      <w:r>
+        <w:t xml:space="preserve"> </w:t>
+      </w:r>
+      <w:proofErr w:type="spellStart"/>
+      <w:r>
+        <w:t>with</w:t>
+      </w:r>
+      <w:proofErr w:type="spellEnd"/>
+      <w:r>
+        <w:t xml:space="preserve"> the code of Franz? </w:t>
+      </w:r>
+    </w:p>
+    <w:p>
+      <w:pPr>
+        <w:rPr>
+          <w:b/>
+          <w:bCs/>
+        </w:rPr>
+      </w:pPr>
+      <w:r>
+        <w:rPr>
+          <w:b/>
+          <w:bCs/>
+        </w:rPr>
+        <w:t xml:space="preserve">8. </w:t>
+      </w:r>
+      <w:proofErr w:type="spellStart"/>
+      <w:r>
+        <w:rPr>
+          <w:b/>
+          <w:bCs/>
+        </w:rPr>
+        <w:t>Which</w:t>
+      </w:r>
+      <w:proofErr w:type="spellEnd"/>
+      <w:r>
+        <w:rPr>
+          <w:b/>
+          <w:bCs/>
+        </w:rPr>
+        <w:t xml:space="preserve"> </w:t>
+      </w:r>
+      <w:proofErr w:type="spellStart"/>
+      <w:r>
+        <w:rPr>
+          <w:b/>
+          <w:bCs/>
+        </w:rPr>
+        <w:t>teaching</w:t>
+      </w:r>
+      <w:proofErr w:type="spellEnd"/>
+      <w:r>
+        <w:rPr>
+          <w:b/>
+          <w:bCs/>
+        </w:rPr>
+        <w:t xml:space="preserve"> </w:t>
+      </w:r>
+      <w:proofErr w:type="spellStart"/>
+      <w:r>
+        <w:rPr>
+          <w:b/>
+          <w:bCs/>
+        </w:rPr>
+        <w:t>duties</w:t>
+      </w:r>
+      <w:proofErr w:type="spellEnd"/>
+      <w:r>
+        <w:rPr>
+          <w:b/>
+          <w:bCs/>
+        </w:rPr>
+        <w:t xml:space="preserve"> </w:t>
+      </w:r>
+      <w:proofErr w:type="spellStart"/>
+      <w:r>
+        <w:rPr>
+          <w:b/>
+          <w:bCs/>
+        </w:rPr>
+        <w:t>or</w:t>
+      </w:r>
+      <w:proofErr w:type="spellEnd"/>
+      <w:r>
+        <w:rPr>
+          <w:b/>
+          <w:bCs/>
+        </w:rPr>
+        <w:t xml:space="preserve"> </w:t>
+      </w:r>
+      <w:proofErr w:type="spellStart"/>
+      <w:r>
+        <w:rPr>
+          <w:b/>
+          <w:bCs/>
+        </w:rPr>
+        <w:t>recommendations</w:t>
+      </w:r>
+      <w:proofErr w:type="spellEnd"/>
+      <w:r>
+        <w:rPr>
+          <w:b/>
+          <w:bCs/>
+        </w:rPr>
+        <w:t xml:space="preserve"> do I </w:t>
+      </w:r>
+      <w:proofErr w:type="spellStart"/>
+      <w:r>
+        <w:rPr>
+          <w:b/>
+          <w:bCs/>
+        </w:rPr>
+        <w:t>have</w:t>
+      </w:r>
+      <w:proofErr w:type="spellEnd"/>
+      <w:r>
+        <w:rPr>
+          <w:b/>
+          <w:bCs/>
+        </w:rPr>
+        <w:t xml:space="preserve"> </w:t>
+      </w:r>
+      <w:proofErr w:type="spellStart"/>
+      <w:r>
+        <w:rPr>
+          <w:b/>
+          <w:bCs/>
+        </w:rPr>
+        <w:t>or</w:t>
+      </w:r>
+      <w:proofErr w:type="spellEnd"/>
+      <w:r>
+        <w:rPr>
+          <w:b/>
+          <w:bCs/>
+        </w:rPr>
+        <w:t xml:space="preserve"> </w:t>
+      </w:r>
+      <w:proofErr w:type="spellStart"/>
+      <w:r>
+        <w:rPr>
+          <w:b/>
+          <w:bCs/>
+        </w:rPr>
+        <w:t>can</w:t>
+      </w:r>
+      <w:proofErr w:type="spellEnd"/>
+      <w:r>
+        <w:rPr>
+          <w:b/>
+          <w:bCs/>
+        </w:rPr>
+        <w:t xml:space="preserve"> I do? </w:t>
+      </w:r>
+    </w:p>
+    <w:p>
+      <w:pPr>
+        <w:rPr>
+          <w:b/>
+          <w:bCs/>
+        </w:rPr>
+      </w:pPr>
+      <w:r>
+        <w:rPr>
+          <w:b/>
+          <w:bCs/>
+        </w:rPr>
+        <w:t xml:space="preserve">9. Are </w:t>
+      </w:r>
+      <w:proofErr w:type="spellStart"/>
+      <w:r>
+        <w:rPr>
+          <w:b/>
+          <w:bCs/>
+        </w:rPr>
+        <w:t>there</w:t>
+      </w:r>
+      <w:proofErr w:type="spellEnd"/>
+      <w:r>
+        <w:rPr>
+          <w:b/>
+          <w:bCs/>
+        </w:rPr>
+        <w:t xml:space="preserve"> important </w:t>
+      </w:r>
+      <w:proofErr w:type="spellStart"/>
+      <w:r>
+        <w:rPr>
+          <w:b/>
+          <w:bCs/>
+        </w:rPr>
+        <w:t>conferences</w:t>
+      </w:r>
+      <w:proofErr w:type="spellEnd"/>
+      <w:r>
+        <w:rPr>
+          <w:b/>
+          <w:bCs/>
+        </w:rPr>
+        <w:t xml:space="preserve"> </w:t>
+      </w:r>
+      <w:proofErr w:type="spellStart"/>
+      <w:r>
+        <w:rPr>
+          <w:b/>
+          <w:bCs/>
+        </w:rPr>
+        <w:t>or</w:t>
+      </w:r>
+      <w:proofErr w:type="spellEnd"/>
+      <w:r>
+        <w:rPr>
+          <w:b/>
+          <w:bCs/>
+        </w:rPr>
+        <w:t xml:space="preserve"> </w:t>
+      </w:r>
+      <w:proofErr w:type="spellStart"/>
+      <w:r>
+        <w:rPr>
+          <w:b/>
+          <w:bCs/>
+        </w:rPr>
+        <w:t>summer</w:t>
+      </w:r>
+      <w:proofErr w:type="spellEnd"/>
+      <w:r>
+        <w:rPr>
+          <w:b/>
+          <w:bCs/>
+        </w:rPr>
+        <w:t xml:space="preserve"> </w:t>
+      </w:r>
+      <w:proofErr w:type="spellStart"/>
+      <w:r>
+        <w:rPr>
+          <w:b/>
+          <w:bCs/>
+        </w:rPr>
+        <w:t>schools</w:t>
+      </w:r>
+      <w:proofErr w:type="spellEnd"/>
+      <w:r>
+        <w:rPr>
+          <w:b/>
+          <w:bCs/>
+        </w:rPr>
+        <w:t xml:space="preserve"> for </w:t>
+      </w:r>
+      <w:proofErr w:type="spellStart"/>
+      <w:r>
+        <w:rPr>
+          <w:b/>
+          <w:bCs/>
+        </w:rPr>
+        <w:t>which</w:t>
+      </w:r>
+      <w:proofErr w:type="spellEnd"/>
+      <w:r>
+        <w:rPr>
+          <w:b/>
+          <w:bCs/>
+        </w:rPr>
+        <w:t xml:space="preserve"> I </w:t>
+      </w:r>
+      <w:proofErr w:type="spellStart"/>
+      <w:r>
+        <w:rPr>
+          <w:b/>
+          <w:bCs/>
+        </w:rPr>
+        <w:t>could</w:t>
+      </w:r>
+      <w:proofErr w:type="spellEnd"/>
+      <w:r>
+        <w:rPr>
+          <w:b/>
+          <w:bCs/>
+        </w:rPr>
+        <w:t xml:space="preserve"> </w:t>
+      </w:r>
+      <w:proofErr w:type="spellStart"/>
+      <w:r>
+        <w:rPr>
+          <w:b/>
+          <w:bCs/>
+        </w:rPr>
+        <w:t>apply</w:t>
+      </w:r>
+      <w:proofErr w:type="spellEnd"/>
+      <w:r>
+        <w:rPr>
+          <w:b/>
+          <w:bCs/>
+        </w:rPr>
+        <w:t xml:space="preserve"> and </w:t>
+      </w:r>
+      <w:proofErr w:type="spellStart"/>
+      <w:r>
+        <w:rPr>
+          <w:b/>
+          <w:bCs/>
+        </w:rPr>
+        <w:t>need</w:t>
+      </w:r>
+      <w:proofErr w:type="spellEnd"/>
+      <w:r>
+        <w:rPr>
+          <w:b/>
+          <w:bCs/>
+        </w:rPr>
+        <w:t xml:space="preserve"> to </w:t>
+      </w:r>
+      <w:proofErr w:type="spellStart"/>
+      <w:r>
+        <w:rPr>
+          <w:b/>
+          <w:bCs/>
+        </w:rPr>
+        <w:t>apply</w:t>
+      </w:r>
+      <w:proofErr w:type="spellEnd"/>
+      <w:r>
+        <w:rPr>
+          <w:b/>
+          <w:bCs/>
+        </w:rPr>
+        <w:t xml:space="preserve"> for </w:t>
+      </w:r>
+      <w:proofErr w:type="spellStart"/>
+      <w:r>
+        <w:rPr>
+          <w:b/>
+          <w:bCs/>
+        </w:rPr>
+        <w:t>early</w:t>
+      </w:r>
+      <w:proofErr w:type="spellEnd"/>
+      <w:r>
+        <w:rPr>
+          <w:b/>
+          <w:bCs/>
+        </w:rPr>
+        <w:t xml:space="preserve">? </w:t>
+      </w:r>
+    </w:p>
+    <w:p>
+      <w:pPr>
+        <w:rPr>
+          <w:b/>
+          <w:bCs/>
+        </w:rPr>
+      </w:pPr>
+      <w:r>
+        <w:rPr>
+          <w:b/>
+          <w:bCs/>
+        </w:rPr>
+        <w:t xml:space="preserve">10. </w:t>
+      </w:r>
+      <w:proofErr w:type="spellStart"/>
+      <w:r>
+        <w:rPr>
+          <w:b/>
+          <w:bCs/>
+        </w:rPr>
+        <w:t>Which</w:t>
+      </w:r>
+      <w:proofErr w:type="spellEnd"/>
+      <w:r>
+        <w:rPr>
+          <w:b/>
+          <w:bCs/>
+        </w:rPr>
+        <w:t xml:space="preserve"> </w:t>
+      </w:r>
+      <w:proofErr w:type="spellStart"/>
+      <w:r>
+        <w:rPr>
+          <w:b/>
+          <w:bCs/>
+        </w:rPr>
+        <w:t>papers</w:t>
+      </w:r>
+      <w:proofErr w:type="spellEnd"/>
+      <w:r>
+        <w:rPr>
+          <w:b/>
+          <w:bCs/>
+        </w:rPr>
+        <w:t xml:space="preserve"> </w:t>
+      </w:r>
+      <w:proofErr w:type="spellStart"/>
+      <w:r>
+        <w:rPr>
+          <w:b/>
+          <w:bCs/>
+        </w:rPr>
+        <w:t>can</w:t>
+      </w:r>
+      <w:proofErr w:type="spellEnd"/>
+      <w:r>
+        <w:rPr>
+          <w:b/>
+          <w:bCs/>
+        </w:rPr>
+        <w:t xml:space="preserve"> </w:t>
+      </w:r>
+      <w:proofErr w:type="spellStart"/>
+      <w:r>
+        <w:rPr>
+          <w:b/>
+          <w:bCs/>
+        </w:rPr>
+        <w:t>you</w:t>
+      </w:r>
+      <w:proofErr w:type="spellEnd"/>
+      <w:r>
+        <w:rPr>
+          <w:b/>
+          <w:bCs/>
+        </w:rPr>
+        <w:t xml:space="preserve"> </w:t>
+      </w:r>
+      <w:proofErr w:type="spellStart"/>
+      <w:r>
+        <w:rPr>
+          <w:b/>
+          <w:bCs/>
+        </w:rPr>
+        <w:t>recommend</w:t>
+      </w:r>
+      <w:proofErr w:type="spellEnd"/>
+      <w:r>
+        <w:rPr>
+          <w:b/>
+          <w:bCs/>
+        </w:rPr>
+        <w:t xml:space="preserve"> to </w:t>
+      </w:r>
+      <w:proofErr w:type="spellStart"/>
+      <w:r>
+        <w:rPr>
+          <w:b/>
+          <w:bCs/>
+        </w:rPr>
+        <w:t>read</w:t>
+      </w:r>
+      <w:proofErr w:type="spellEnd"/>
+      <w:r>
+        <w:rPr>
+          <w:b/>
+          <w:bCs/>
+        </w:rPr>
+        <w:t xml:space="preserve"> and </w:t>
+      </w:r>
+      <w:proofErr w:type="spellStart"/>
+      <w:r>
+        <w:rPr>
+          <w:b/>
+          <w:bCs/>
+        </w:rPr>
+        <w:t>study</w:t>
+      </w:r>
+      <w:proofErr w:type="spellEnd"/>
+      <w:r>
+        <w:rPr>
+          <w:b/>
+          <w:bCs/>
+        </w:rPr>
+        <w:t xml:space="preserve"> </w:t>
+      </w:r>
+      <w:proofErr w:type="spellStart"/>
+      <w:r>
+        <w:rPr>
+          <w:b/>
+          <w:bCs/>
+        </w:rPr>
+        <w:t>first</w:t>
+      </w:r>
+      <w:proofErr w:type="spellEnd"/>
+      <w:r>
+        <w:rPr>
+          <w:b/>
+          <w:bCs/>
+        </w:rPr>
+        <w:t xml:space="preserve">? </w:t>
+      </w:r>
+    </w:p>
+    <w:p>
+      <w:pPr>
+        <w:rPr>
+          <w:b/>
+          <w:bCs/>
+        </w:rPr>
+      </w:pPr>
+      <w:r>
+        <w:rPr>
+          <w:b/>
+          <w:bCs/>
+        </w:rPr>
+        <w:t xml:space="preserve">11. </w:t>
+      </w:r>
+      <w:proofErr w:type="spellStart"/>
+      <w:r>
+        <w:rPr>
+          <w:b/>
+          <w:bCs/>
+        </w:rPr>
+        <w:t>Which</w:t>
+      </w:r>
+      <w:proofErr w:type="spellEnd"/>
+      <w:r>
+        <w:rPr>
+          <w:b/>
+          <w:bCs/>
+        </w:rPr>
+        <w:t xml:space="preserve"> </w:t>
+      </w:r>
+      <w:proofErr w:type="spellStart"/>
+      <w:r>
+        <w:rPr>
+          <w:b/>
+          <w:bCs/>
+        </w:rPr>
+        <w:t>regular</w:t>
+      </w:r>
+      <w:proofErr w:type="spellEnd"/>
+      <w:r>
+        <w:rPr>
+          <w:b/>
+          <w:bCs/>
+        </w:rPr>
+        <w:t xml:space="preserve"> </w:t>
+      </w:r>
+      <w:proofErr w:type="spellStart"/>
+      <w:r>
+        <w:rPr>
+          <w:b/>
+          <w:bCs/>
+        </w:rPr>
+        <w:t>relevent</w:t>
+      </w:r>
+      <w:proofErr w:type="spellEnd"/>
+      <w:r>
+        <w:rPr>
+          <w:b/>
+          <w:bCs/>
+        </w:rPr>
+        <w:t xml:space="preserve"> </w:t>
+      </w:r>
+      <w:proofErr w:type="spellStart"/>
+      <w:r>
+        <w:rPr>
+          <w:b/>
+          <w:bCs/>
+        </w:rPr>
+        <w:t>meetings</w:t>
+      </w:r>
+      <w:proofErr w:type="spellEnd"/>
+      <w:r>
+        <w:rPr>
+          <w:b/>
+          <w:bCs/>
+        </w:rPr>
+        <w:t xml:space="preserve"> </w:t>
+      </w:r>
+      <w:proofErr w:type="spellStart"/>
+      <w:r>
+        <w:rPr>
+          <w:b/>
+          <w:bCs/>
+        </w:rPr>
         <w:t>are</w:t>
       </w:r>
       <w:proofErr w:type="spellEnd"/>
       <w:r>
-        <w:t xml:space="preserve"> </w:t>
-      </w:r>
-      <w:proofErr w:type="spellStart"/>
-      <w:r>
-        <w:t>valley</w:t>
-      </w:r>
-      <w:proofErr w:type="spellEnd"/>
-      <w:r>
-        <w:t xml:space="preserve"> </w:t>
-      </w:r>
-      <w:proofErr w:type="spellStart"/>
-      <w:r>
-        <w:t>plolarized</w:t>
-      </w:r>
-      <w:proofErr w:type="spellEnd"/>
-      <w:r>
-        <w:t xml:space="preserve"> </w:t>
-      </w:r>
-      <w:proofErr w:type="spellStart"/>
-      <w:r>
-        <w:t>excitions</w:t>
-      </w:r>
-      <w:proofErr w:type="spellEnd"/>
-      <w:r>
+        <w:rPr>
+          <w:b/>
+          <w:bCs/>
+        </w:rPr>
+        <w:t xml:space="preserve"> </w:t>
+      </w:r>
+      <w:proofErr w:type="spellStart"/>
+      <w:r>
+        <w:rPr>
+          <w:b/>
+          <w:bCs/>
+        </w:rPr>
+        <w:t>there</w:t>
+      </w:r>
+      <w:proofErr w:type="spellEnd"/>
+      <w:r>
+        <w:rPr>
+          <w:b/>
+          <w:bCs/>
+        </w:rPr>
+        <w:t xml:space="preserve"> I </w:t>
+      </w:r>
+      <w:proofErr w:type="spellStart"/>
+      <w:r>
+        <w:rPr>
+          <w:b/>
+          <w:bCs/>
+        </w:rPr>
+        <w:t>need</w:t>
+      </w:r>
+      <w:proofErr w:type="spellEnd"/>
+      <w:r>
+        <w:rPr>
+          <w:b/>
+          <w:bCs/>
+        </w:rPr>
+        <w:t xml:space="preserve"> </w:t>
+      </w:r>
+      <w:proofErr w:type="spellStart"/>
+      <w:r>
+        <w:rPr>
+          <w:b/>
+          <w:bCs/>
+        </w:rPr>
+        <w:t>or</w:t>
+      </w:r>
+      <w:proofErr w:type="spellEnd"/>
+      <w:r>
+        <w:rPr>
+          <w:b/>
+          <w:bCs/>
+        </w:rPr>
+        <w:t xml:space="preserve"> </w:t>
+      </w:r>
+      <w:proofErr w:type="spellStart"/>
+      <w:r>
+        <w:rPr>
+          <w:b/>
+          <w:bCs/>
+        </w:rPr>
+        <w:t>should</w:t>
+      </w:r>
+      <w:proofErr w:type="spellEnd"/>
+      <w:r>
+        <w:rPr>
+          <w:b/>
+          <w:bCs/>
+        </w:rPr>
+        <w:t xml:space="preserve"> </w:t>
+      </w:r>
+      <w:proofErr w:type="spellStart"/>
+      <w:r>
+        <w:rPr>
+          <w:b/>
+          <w:bCs/>
+        </w:rPr>
+        <w:t>attend</w:t>
+      </w:r>
+      <w:proofErr w:type="spellEnd"/>
+      <w:r>
+        <w:rPr>
+          <w:b/>
+          <w:bCs/>
+        </w:rPr>
+        <w:t xml:space="preserve"> such as </w:t>
+      </w:r>
+      <w:proofErr w:type="spellStart"/>
+      <w:r>
+        <w:rPr>
+          <w:b/>
+          <w:bCs/>
+        </w:rPr>
+        <w:t>group</w:t>
+      </w:r>
+      <w:proofErr w:type="spellEnd"/>
+      <w:r>
+        <w:rPr>
+          <w:b/>
+          <w:bCs/>
+        </w:rPr>
+        <w:t xml:space="preserve"> </w:t>
+      </w:r>
+      <w:proofErr w:type="spellStart"/>
+      <w:r>
+        <w:rPr>
+          <w:b/>
+          <w:bCs/>
+        </w:rPr>
+        <w:t>meeting</w:t>
+      </w:r>
+      <w:proofErr w:type="spellEnd"/>
+      <w:r>
+        <w:rPr>
+          <w:b/>
+          <w:bCs/>
+        </w:rPr>
         <w:t xml:space="preserve">? </w:t>
       </w:r>
+    </w:p>
+    <w:p>
+      <w:r>
+        <w:rPr>
+          <w:b/>
+          <w:bCs/>
+        </w:rPr>
+        <w:t xml:space="preserve">12. </w:t>
+      </w:r>
+      <w:r>
+        <w:t xml:space="preserve">Why </w:t>
+      </w:r>
+      <w:proofErr w:type="spellStart"/>
+      <w:r>
+        <w:t>haven’t</w:t>
+      </w:r>
+      <w:proofErr w:type="spellEnd"/>
+      <w:r>
+        <w:t xml:space="preserve"> </w:t>
+      </w:r>
+      <w:proofErr w:type="spellStart"/>
+      <w:r>
+        <w:t>been</w:t>
+      </w:r>
+      <w:proofErr w:type="spellEnd"/>
+      <w:r>
+        <w:t xml:space="preserve"> </w:t>
+      </w:r>
+      <w:proofErr w:type="spellStart"/>
+      <w:r>
+        <w:t>there</w:t>
+      </w:r>
+      <w:proofErr w:type="spellEnd"/>
+      <w:r>
+        <w:t xml:space="preserve"> </w:t>
+      </w:r>
+      <w:proofErr w:type="spellStart"/>
+      <w:r>
+        <w:t>observed</w:t>
+      </w:r>
+      <w:proofErr w:type="spellEnd"/>
+      <w:r>
+        <w:t xml:space="preserve"> </w:t>
+      </w:r>
+      <w:proofErr w:type="spellStart"/>
+      <w:r>
+        <w:t>any</w:t>
+      </w:r>
+      <w:proofErr w:type="spellEnd"/>
+      <w:r>
+        <w:t xml:space="preserve"> </w:t>
+      </w:r>
+      <w:proofErr w:type="spellStart"/>
+      <w:r>
+        <w:t>or</w:t>
+      </w:r>
+      <w:proofErr w:type="spellEnd"/>
+      <w:r>
+        <w:t xml:space="preserve"> </w:t>
+      </w:r>
+      <w:proofErr w:type="spellStart"/>
+      <w:r>
+        <w:t>only</w:t>
+      </w:r>
+      <w:proofErr w:type="spellEnd"/>
+      <w:r>
+        <w:t xml:space="preserve"> a </w:t>
+      </w:r>
+      <w:proofErr w:type="spellStart"/>
+      <w:r>
+        <w:t>few</w:t>
+      </w:r>
+      <w:proofErr w:type="spellEnd"/>
+      <w:r>
+        <w:t xml:space="preserve"> </w:t>
+      </w:r>
+      <w:proofErr w:type="spellStart"/>
+      <w:r>
+        <w:t>excited</w:t>
+      </w:r>
+      <w:proofErr w:type="spellEnd"/>
+      <w:r>
+        <w:t xml:space="preserve"> </w:t>
+      </w:r>
+      <w:proofErr w:type="spellStart"/>
+      <w:r>
+        <w:t>states</w:t>
+      </w:r>
+      <w:proofErr w:type="spellEnd"/>
+      <w:r>
+        <w:t xml:space="preserve"> </w:t>
+      </w:r>
+      <w:proofErr w:type="spellStart"/>
+      <w:r>
+        <w:t>dark</w:t>
+      </w:r>
+      <w:proofErr w:type="spellEnd"/>
+      <w:r>
+        <w:t xml:space="preserve"> </w:t>
+      </w:r>
+      <w:proofErr w:type="spellStart"/>
+      <w:r>
+        <w:t>exzitons</w:t>
+      </w:r>
+      <w:proofErr w:type="spellEnd"/>
+      <w:r>
+        <w:t xml:space="preserve">? </w:t>
+      </w:r>
+      <w:proofErr w:type="spellStart"/>
+      <w:r>
+        <w:t>Could</w:t>
+      </w:r>
+      <w:proofErr w:type="spellEnd"/>
+      <w:r>
+        <w:t xml:space="preserve"> </w:t>
+      </w:r>
+      <w:proofErr w:type="spellStart"/>
+      <w:r>
+        <w:t>this</w:t>
+      </w:r>
+      <w:proofErr w:type="spellEnd"/>
+      <w:r>
+        <w:t xml:space="preserve"> </w:t>
+      </w:r>
+      <w:proofErr w:type="spellStart"/>
+      <w:r>
+        <w:t>be</w:t>
+      </w:r>
+      <w:proofErr w:type="spellEnd"/>
+      <w:r>
+        <w:t xml:space="preserve"> an </w:t>
+      </w:r>
+      <w:proofErr w:type="spellStart"/>
+      <w:r>
+        <w:t>interesting</w:t>
+      </w:r>
+      <w:proofErr w:type="spellEnd"/>
+      <w:r>
+        <w:t xml:space="preserve"> </w:t>
+      </w:r>
+      <w:proofErr w:type="spellStart"/>
+      <w:r>
+        <w:t>challenge</w:t>
+      </w:r>
+      <w:proofErr w:type="spellEnd"/>
+      <w:r>
+        <w:t xml:space="preserve">? </w:t>
+      </w:r>
+    </w:p>
+    <w:p>
+      <w:r>
+        <w:t xml:space="preserve">13. </w:t>
+      </w:r>
       <w:proofErr w:type="spellStart"/>
       <w:r>
         <w:t>Which</w:t>
@@ -8187,7 +9918,910 @@
       </w:r>
       <w:proofErr w:type="spellStart"/>
       <w:r>
-        <w:t>excitions</w:t>
+        <w:t>exzitons</w:t>
+      </w:r>
+      <w:proofErr w:type="spellEnd"/>
+      <w:r>
+        <w:t xml:space="preserve"> </w:t>
+      </w:r>
+      <w:proofErr w:type="spellStart"/>
+      <w:r>
+        <w:t>have</w:t>
+      </w:r>
+      <w:proofErr w:type="spellEnd"/>
+      <w:r>
+        <w:t xml:space="preserve"> </w:t>
+      </w:r>
+      <w:proofErr w:type="spellStart"/>
+      <w:r>
+        <w:t>been</w:t>
+      </w:r>
+      <w:proofErr w:type="spellEnd"/>
+      <w:r>
+        <w:t xml:space="preserve"> </w:t>
+      </w:r>
+      <w:proofErr w:type="spellStart"/>
+      <w:r>
+        <w:t>modelled</w:t>
+      </w:r>
+      <w:proofErr w:type="spellEnd"/>
+      <w:r>
+        <w:t xml:space="preserve"> and </w:t>
+      </w:r>
+      <w:proofErr w:type="spellStart"/>
+      <w:r>
+        <w:t>observed</w:t>
+      </w:r>
+      <w:proofErr w:type="spellEnd"/>
+      <w:r>
+        <w:t xml:space="preserve"> in Moiré TMDs? </w:t>
+      </w:r>
+      <w:proofErr w:type="spellStart"/>
+      <w:r>
+        <w:t>Especially</w:t>
+      </w:r>
+      <w:proofErr w:type="spellEnd"/>
+      <w:r>
+        <w:t xml:space="preserve"> </w:t>
+      </w:r>
+      <w:proofErr w:type="spellStart"/>
+      <w:r>
+        <w:t>dark</w:t>
+      </w:r>
+      <w:proofErr w:type="spellEnd"/>
+      <w:r>
+        <w:t xml:space="preserve"> </w:t>
+      </w:r>
+      <w:proofErr w:type="spellStart"/>
+      <w:r>
+        <w:t>exzitons</w:t>
+      </w:r>
+      <w:proofErr w:type="spellEnd"/>
+      <w:r>
+        <w:t xml:space="preserve">, </w:t>
+      </w:r>
+      <w:proofErr w:type="spellStart"/>
+      <w:r>
+        <w:t>trions</w:t>
+      </w:r>
+      <w:proofErr w:type="spellEnd"/>
+      <w:r>
+        <w:t xml:space="preserve"> and </w:t>
+      </w:r>
+      <w:proofErr w:type="spellStart"/>
+      <w:r>
+        <w:t>biexzitons</w:t>
+      </w:r>
+      <w:proofErr w:type="spellEnd"/>
+      <w:r>
+        <w:t xml:space="preserve">? </w:t>
+      </w:r>
+    </w:p>
+    <w:p>
+      <w:pPr>
+        <w:rPr>
+          <w:b/>
+          <w:bCs/>
+        </w:rPr>
+      </w:pPr>
+      <w:r>
+        <w:rPr>
+          <w:b/>
+          <w:bCs/>
+        </w:rPr>
+        <w:t xml:space="preserve">14. Wer wird mein Zweitbetreuer und </w:t>
+      </w:r>
+      <w:proofErr w:type="spellStart"/>
+      <w:r>
+        <w:rPr>
+          <w:b/>
+          <w:bCs/>
+        </w:rPr>
+        <w:t>Prüfungskommittee</w:t>
+      </w:r>
+      <w:proofErr w:type="spellEnd"/>
+      <w:r>
+        <w:rPr>
+          <w:b/>
+          <w:bCs/>
+        </w:rPr>
+        <w:t>? Wie häufig trifft man sich mit dem</w:t>
+      </w:r>
+      <w:r>
+        <w:rPr>
+          <w:b/>
+          <w:bCs/>
+        </w:rPr>
+        <w:t xml:space="preserve"> oder ihr</w:t>
+      </w:r>
+      <w:r>
+        <w:rPr>
+          <w:b/>
+          <w:bCs/>
+        </w:rPr>
+        <w:t xml:space="preserve">? </w:t>
+      </w:r>
+    </w:p>
+    <w:p>
+      <w:r>
+        <w:rPr>
+          <w:b/>
+          <w:bCs/>
+        </w:rPr>
+        <w:t>15</w:t>
+      </w:r>
+      <w:r>
+        <w:t>. Can flat bands also form in non-</w:t>
+      </w:r>
+      <w:proofErr w:type="spellStart"/>
+      <w:r>
+        <w:t>moiré</w:t>
+      </w:r>
+      <w:proofErr w:type="spellEnd"/>
+      <w:r>
+        <w:t xml:space="preserve"> </w:t>
+      </w:r>
+      <w:proofErr w:type="spellStart"/>
+      <w:r>
+        <w:t>bilayers</w:t>
+      </w:r>
+      <w:proofErr w:type="spellEnd"/>
+      <w:r>
+        <w:t xml:space="preserve"> and </w:t>
+      </w:r>
+      <w:proofErr w:type="spellStart"/>
+      <w:r>
+        <w:t>monolayers</w:t>
+      </w:r>
+      <w:proofErr w:type="spellEnd"/>
+      <w:r>
+        <w:t xml:space="preserve">? </w:t>
+      </w:r>
+      <w:r>
+        <w:t xml:space="preserve">Under </w:t>
+      </w:r>
+      <w:proofErr w:type="spellStart"/>
+      <w:r>
+        <w:t>which</w:t>
+      </w:r>
+      <w:proofErr w:type="spellEnd"/>
+      <w:r>
+        <w:t xml:space="preserve"> </w:t>
+      </w:r>
+      <w:proofErr w:type="spellStart"/>
+      <w:r>
+        <w:t>conditions</w:t>
+      </w:r>
+      <w:proofErr w:type="spellEnd"/>
+      <w:r>
+        <w:t xml:space="preserve">? </w:t>
+      </w:r>
+    </w:p>
+    <w:p>
+      <w:r>
+        <w:t xml:space="preserve">16. </w:t>
+      </w:r>
+      <w:proofErr w:type="spellStart"/>
+      <w:r>
+        <w:t>What’s</w:t>
+      </w:r>
+      <w:proofErr w:type="spellEnd"/>
+      <w:r>
+        <w:t xml:space="preserve"> the Siesta code? </w:t>
+      </w:r>
+      <w:proofErr w:type="spellStart"/>
+      <w:r>
+        <w:t>Is</w:t>
+      </w:r>
+      <w:proofErr w:type="spellEnd"/>
+      <w:r>
+        <w:t xml:space="preserve"> it the code </w:t>
+      </w:r>
+      <w:proofErr w:type="spellStart"/>
+      <w:r>
+        <w:t>found</w:t>
+      </w:r>
+      <w:proofErr w:type="spellEnd"/>
+      <w:r>
+        <w:t xml:space="preserve"> </w:t>
+      </w:r>
+      <w:proofErr w:type="spellStart"/>
+      <w:r>
+        <w:t>under</w:t>
+      </w:r>
+      <w:proofErr w:type="spellEnd"/>
+      <w:r>
+        <w:t xml:space="preserve"> Moiré in the Bester Internal </w:t>
+      </w:r>
+      <w:proofErr w:type="spellStart"/>
+      <w:r>
+        <w:t>wiki</w:t>
+      </w:r>
+      <w:proofErr w:type="spellEnd"/>
+      <w:r>
+        <w:t xml:space="preserve">? </w:t>
+      </w:r>
+      <w:proofErr w:type="spellStart"/>
+      <w:r>
+        <w:t>Or</w:t>
+      </w:r>
+      <w:proofErr w:type="spellEnd"/>
+      <w:r>
+        <w:t xml:space="preserve"> </w:t>
+      </w:r>
+      <w:proofErr w:type="spellStart"/>
+      <w:r>
+        <w:t>where</w:t>
+      </w:r>
+      <w:proofErr w:type="spellEnd"/>
+      <w:r>
+        <w:t xml:space="preserve"> do I find it in the Bester internal </w:t>
+      </w:r>
+      <w:proofErr w:type="spellStart"/>
+      <w:r>
+        <w:t>wiki</w:t>
+      </w:r>
+      <w:proofErr w:type="spellEnd"/>
+      <w:r>
+        <w:t xml:space="preserve"> </w:t>
+      </w:r>
+      <w:proofErr w:type="spellStart"/>
+      <w:r>
+        <w:t>or</w:t>
+      </w:r>
+      <w:proofErr w:type="spellEnd"/>
+      <w:r>
+        <w:t xml:space="preserve"> </w:t>
+      </w:r>
+      <w:proofErr w:type="spellStart"/>
+      <w:r>
+        <w:t>somewhere</w:t>
+      </w:r>
+      <w:proofErr w:type="spellEnd"/>
+      <w:r>
+        <w:t xml:space="preserve"> </w:t>
+      </w:r>
+      <w:proofErr w:type="spellStart"/>
+      <w:r>
+        <w:t>else</w:t>
+      </w:r>
+      <w:proofErr w:type="spellEnd"/>
+      <w:r>
+        <w:t xml:space="preserve">? </w:t>
+      </w:r>
+    </w:p>
+    <w:p>
+      <w:pPr>
+        <w:rPr>
+          <w:b/>
+          <w:bCs/>
+        </w:rPr>
+      </w:pPr>
+      <w:r>
+        <w:rPr>
+          <w:b/>
+          <w:bCs/>
+        </w:rPr>
+        <w:t xml:space="preserve">17. </w:t>
+      </w:r>
+      <w:proofErr w:type="spellStart"/>
+      <w:r>
+        <w:rPr>
+          <w:b/>
+          <w:bCs/>
+        </w:rPr>
+        <w:t>When</w:t>
+      </w:r>
+      <w:proofErr w:type="spellEnd"/>
+      <w:r>
+        <w:rPr>
+          <w:b/>
+          <w:bCs/>
+        </w:rPr>
+        <w:t xml:space="preserve"> </w:t>
+      </w:r>
+      <w:proofErr w:type="spellStart"/>
+      <w:r>
+        <w:rPr>
+          <w:b/>
+          <w:bCs/>
+        </w:rPr>
+        <w:t>is</w:t>
+      </w:r>
+      <w:proofErr w:type="spellEnd"/>
+      <w:r>
+        <w:rPr>
+          <w:b/>
+          <w:bCs/>
+        </w:rPr>
+        <w:t xml:space="preserve"> the DFT </w:t>
+      </w:r>
+      <w:proofErr w:type="spellStart"/>
+      <w:r>
+        <w:rPr>
+          <w:b/>
+          <w:bCs/>
+        </w:rPr>
+        <w:t>lecture</w:t>
+      </w:r>
+      <w:proofErr w:type="spellEnd"/>
+      <w:r>
+        <w:rPr>
+          <w:b/>
+          <w:bCs/>
+        </w:rPr>
+        <w:t xml:space="preserve"> </w:t>
+      </w:r>
+      <w:proofErr w:type="spellStart"/>
+      <w:r>
+        <w:rPr>
+          <w:b/>
+          <w:bCs/>
+        </w:rPr>
+        <w:t>starting</w:t>
+      </w:r>
+      <w:proofErr w:type="spellEnd"/>
+      <w:r>
+        <w:rPr>
+          <w:b/>
+          <w:bCs/>
+        </w:rPr>
+        <w:t xml:space="preserve"> </w:t>
+      </w:r>
+      <w:proofErr w:type="spellStart"/>
+      <w:r>
+        <w:rPr>
+          <w:b/>
+          <w:bCs/>
+        </w:rPr>
+        <w:t>which</w:t>
+      </w:r>
+      <w:proofErr w:type="spellEnd"/>
+      <w:r>
+        <w:rPr>
+          <w:b/>
+          <w:bCs/>
+        </w:rPr>
+        <w:t xml:space="preserve"> </w:t>
+      </w:r>
+      <w:proofErr w:type="spellStart"/>
+      <w:r>
+        <w:rPr>
+          <w:b/>
+          <w:bCs/>
+        </w:rPr>
+        <w:t>is</w:t>
+      </w:r>
+      <w:proofErr w:type="spellEnd"/>
+      <w:r>
+        <w:rPr>
+          <w:b/>
+          <w:bCs/>
+        </w:rPr>
+        <w:t xml:space="preserve"> </w:t>
+      </w:r>
+      <w:proofErr w:type="spellStart"/>
+      <w:r>
+        <w:rPr>
+          <w:b/>
+          <w:bCs/>
+        </w:rPr>
+        <w:t>offered</w:t>
+      </w:r>
+      <w:proofErr w:type="spellEnd"/>
+      <w:r>
+        <w:rPr>
+          <w:b/>
+          <w:bCs/>
+        </w:rPr>
+        <w:t xml:space="preserve"> to </w:t>
+      </w:r>
+      <w:proofErr w:type="spellStart"/>
+      <w:r>
+        <w:rPr>
+          <w:b/>
+          <w:bCs/>
+        </w:rPr>
+        <w:t>me</w:t>
+      </w:r>
+      <w:proofErr w:type="spellEnd"/>
+      <w:r>
+        <w:rPr>
+          <w:b/>
+          <w:bCs/>
+        </w:rPr>
+        <w:t xml:space="preserve"> to </w:t>
+      </w:r>
+      <w:proofErr w:type="spellStart"/>
+      <w:r>
+        <w:rPr>
+          <w:b/>
+          <w:bCs/>
+        </w:rPr>
+        <w:t>attend</w:t>
+      </w:r>
+      <w:proofErr w:type="spellEnd"/>
+      <w:r>
+        <w:rPr>
+          <w:b/>
+          <w:bCs/>
+        </w:rPr>
+        <w:t xml:space="preserve"> and at </w:t>
+      </w:r>
+      <w:proofErr w:type="spellStart"/>
+      <w:r>
+        <w:rPr>
+          <w:b/>
+          <w:bCs/>
+        </w:rPr>
+        <w:t>which</w:t>
+      </w:r>
+      <w:proofErr w:type="spellEnd"/>
+      <w:r>
+        <w:rPr>
+          <w:b/>
+          <w:bCs/>
+        </w:rPr>
+        <w:t xml:space="preserve"> </w:t>
+      </w:r>
+      <w:proofErr w:type="spellStart"/>
+      <w:r>
+        <w:rPr>
+          <w:b/>
+          <w:bCs/>
+        </w:rPr>
+        <w:t>days</w:t>
+      </w:r>
+      <w:proofErr w:type="spellEnd"/>
+      <w:r>
+        <w:rPr>
+          <w:b/>
+          <w:bCs/>
+        </w:rPr>
+        <w:t xml:space="preserve"> and </w:t>
+      </w:r>
+      <w:proofErr w:type="spellStart"/>
+      <w:r>
+        <w:rPr>
+          <w:b/>
+          <w:bCs/>
+        </w:rPr>
+        <w:t>times</w:t>
+      </w:r>
+      <w:proofErr w:type="spellEnd"/>
+      <w:r>
+        <w:rPr>
+          <w:b/>
+          <w:bCs/>
+        </w:rPr>
+        <w:t xml:space="preserve"> </w:t>
+      </w:r>
+      <w:proofErr w:type="spellStart"/>
+      <w:r>
+        <w:rPr>
+          <w:b/>
+          <w:bCs/>
+        </w:rPr>
+        <w:t>is</w:t>
+      </w:r>
+      <w:proofErr w:type="spellEnd"/>
+      <w:r>
+        <w:rPr>
+          <w:b/>
+          <w:bCs/>
+        </w:rPr>
+        <w:t xml:space="preserve"> it </w:t>
+      </w:r>
+      <w:proofErr w:type="spellStart"/>
+      <w:r>
+        <w:rPr>
+          <w:b/>
+          <w:bCs/>
+        </w:rPr>
+        <w:t>scheduled</w:t>
+      </w:r>
+      <w:proofErr w:type="spellEnd"/>
+      <w:r>
+        <w:rPr>
+          <w:b/>
+          <w:bCs/>
+        </w:rPr>
+        <w:t xml:space="preserve">? </w:t>
+      </w:r>
+    </w:p>
+    <w:p>
+      <w:r>
+        <w:t xml:space="preserve">18. </w:t>
+      </w:r>
+      <w:proofErr w:type="spellStart"/>
+      <w:r>
+        <w:t>What’s</w:t>
+      </w:r>
+      <w:proofErr w:type="spellEnd"/>
+      <w:r>
+        <w:t xml:space="preserve"> the QEH (Quantum </w:t>
+      </w:r>
+      <w:proofErr w:type="spellStart"/>
+      <w:r>
+        <w:t>Electrostatic</w:t>
+      </w:r>
+      <w:proofErr w:type="spellEnd"/>
+      <w:r>
+        <w:t xml:space="preserve"> </w:t>
+      </w:r>
+      <w:proofErr w:type="spellStart"/>
+      <w:r>
+        <w:t>hwterostructures</w:t>
+      </w:r>
+      <w:proofErr w:type="spellEnd"/>
+      <w:r>
+        <w:t xml:space="preserve"> </w:t>
+      </w:r>
+      <w:proofErr w:type="spellStart"/>
+      <w:r>
+        <w:t>model</w:t>
+      </w:r>
+      <w:proofErr w:type="spellEnd"/>
+      <w:r>
+        <w:t xml:space="preserve">) and </w:t>
+      </w:r>
+      <w:proofErr w:type="spellStart"/>
+      <w:r>
+        <w:t>how</w:t>
+      </w:r>
+      <w:proofErr w:type="spellEnd"/>
+      <w:r>
+        <w:t xml:space="preserve"> </w:t>
+      </w:r>
+      <w:proofErr w:type="spellStart"/>
+      <w:r>
+        <w:t>is</w:t>
+      </w:r>
+      <w:proofErr w:type="spellEnd"/>
+      <w:r>
+        <w:t xml:space="preserve"> </w:t>
+      </w:r>
+      <w:proofErr w:type="spellStart"/>
+      <w:r>
+        <w:t>used</w:t>
+      </w:r>
+      <w:proofErr w:type="spellEnd"/>
+      <w:r>
+        <w:t xml:space="preserve"> </w:t>
+      </w:r>
+      <w:proofErr w:type="spellStart"/>
+      <w:r>
+        <w:t>or</w:t>
+      </w:r>
+      <w:proofErr w:type="spellEnd"/>
+      <w:r>
+        <w:t xml:space="preserve"> </w:t>
+      </w:r>
+      <w:proofErr w:type="spellStart"/>
+      <w:r>
+        <w:t>could</w:t>
+      </w:r>
+      <w:proofErr w:type="spellEnd"/>
+      <w:r>
+        <w:t xml:space="preserve"> it </w:t>
+      </w:r>
+      <w:proofErr w:type="spellStart"/>
+      <w:r>
+        <w:t>be</w:t>
+      </w:r>
+      <w:proofErr w:type="spellEnd"/>
+      <w:r>
+        <w:t xml:space="preserve"> </w:t>
+      </w:r>
+      <w:proofErr w:type="spellStart"/>
+      <w:r>
+        <w:t>used</w:t>
+      </w:r>
+      <w:proofErr w:type="spellEnd"/>
+      <w:r>
+        <w:t xml:space="preserve"> in </w:t>
+      </w:r>
+      <w:proofErr w:type="spellStart"/>
+      <w:r>
+        <w:t>this</w:t>
+      </w:r>
+      <w:proofErr w:type="spellEnd"/>
+      <w:r>
+        <w:t xml:space="preserve"> </w:t>
+      </w:r>
+      <w:proofErr w:type="spellStart"/>
+      <w:r>
+        <w:t>group</w:t>
+      </w:r>
+      <w:proofErr w:type="spellEnd"/>
+      <w:r>
+        <w:t xml:space="preserve">? </w:t>
+      </w:r>
+      <w:proofErr w:type="spellStart"/>
+      <w:r>
+        <w:t>Could</w:t>
+      </w:r>
+      <w:proofErr w:type="spellEnd"/>
+      <w:r>
+        <w:t xml:space="preserve"> it </w:t>
+      </w:r>
+      <w:proofErr w:type="spellStart"/>
+      <w:r>
+        <w:t>be</w:t>
+      </w:r>
+      <w:proofErr w:type="spellEnd"/>
+      <w:r>
+        <w:t xml:space="preserve"> </w:t>
+      </w:r>
+      <w:proofErr w:type="spellStart"/>
+      <w:r>
+        <w:t>helpful</w:t>
+      </w:r>
+      <w:proofErr w:type="spellEnd"/>
+      <w:r>
+        <w:t xml:space="preserve"> for Moiré </w:t>
+      </w:r>
+      <w:proofErr w:type="spellStart"/>
+      <w:r>
+        <w:t>materials</w:t>
+      </w:r>
+      <w:proofErr w:type="spellEnd"/>
+      <w:r>
+        <w:t xml:space="preserve"> </w:t>
+      </w:r>
+      <w:proofErr w:type="spellStart"/>
+      <w:r>
+        <w:t>modelling</w:t>
+      </w:r>
+      <w:proofErr w:type="spellEnd"/>
+      <w:r>
+        <w:t xml:space="preserve">? Was </w:t>
+      </w:r>
+      <w:proofErr w:type="spellStart"/>
+      <w:r>
+        <w:t>mentioned</w:t>
+      </w:r>
+      <w:proofErr w:type="spellEnd"/>
+      <w:r>
+        <w:t xml:space="preserve"> in the </w:t>
+      </w:r>
+      <w:proofErr w:type="spellStart"/>
+      <w:r>
+        <w:t>group</w:t>
+      </w:r>
+      <w:proofErr w:type="spellEnd"/>
+      <w:r>
+        <w:t xml:space="preserve"> </w:t>
+      </w:r>
+      <w:proofErr w:type="spellStart"/>
+      <w:r>
+        <w:t>meeting</w:t>
+      </w:r>
+      <w:proofErr w:type="spellEnd"/>
+      <w:r>
+        <w:t xml:space="preserve">, I </w:t>
+      </w:r>
+      <w:proofErr w:type="spellStart"/>
+      <w:r>
+        <w:t>think</w:t>
+      </w:r>
+      <w:proofErr w:type="spellEnd"/>
+      <w:r>
+        <w:t xml:space="preserve"> </w:t>
+      </w:r>
+      <w:proofErr w:type="spellStart"/>
+      <w:r>
+        <w:t>when</w:t>
+      </w:r>
+      <w:proofErr w:type="spellEnd"/>
+      <w:r>
+        <w:t xml:space="preserve"> </w:t>
+      </w:r>
+      <w:proofErr w:type="spellStart"/>
+      <w:r>
+        <w:t>speaking</w:t>
+      </w:r>
+      <w:proofErr w:type="spellEnd"/>
+      <w:r>
+        <w:t xml:space="preserve"> </w:t>
+      </w:r>
+      <w:proofErr w:type="spellStart"/>
+      <w:r>
+        <w:t>about</w:t>
+      </w:r>
+      <w:proofErr w:type="spellEnd"/>
+      <w:r>
+        <w:t xml:space="preserve"> Moiré </w:t>
+      </w:r>
+      <w:proofErr w:type="spellStart"/>
+      <w:r>
+        <w:t>materials</w:t>
+      </w:r>
+      <w:proofErr w:type="spellEnd"/>
+      <w:r>
+        <w:t xml:space="preserve">. </w:t>
+      </w:r>
+    </w:p>
+    <w:p>
+      <w:r>
+        <w:t xml:space="preserve">19. In the 2D </w:t>
+      </w:r>
+      <w:proofErr w:type="spellStart"/>
+      <w:r>
+        <w:t>subgroup</w:t>
+      </w:r>
+      <w:proofErr w:type="spellEnd"/>
+      <w:r>
+        <w:t xml:space="preserve"> </w:t>
+      </w:r>
+      <w:proofErr w:type="spellStart"/>
+      <w:r>
+        <w:t>meeting</w:t>
+      </w:r>
+      <w:proofErr w:type="spellEnd"/>
+      <w:r>
+        <w:t xml:space="preserve">, </w:t>
+      </w:r>
+      <w:proofErr w:type="spellStart"/>
+      <w:r>
+        <w:t>you</w:t>
+      </w:r>
+      <w:proofErr w:type="spellEnd"/>
+      <w:r>
+        <w:t xml:space="preserve"> </w:t>
+      </w:r>
+      <w:proofErr w:type="spellStart"/>
+      <w:r>
+        <w:t>mentioned</w:t>
+      </w:r>
+      <w:proofErr w:type="spellEnd"/>
+      <w:r>
+        <w:t xml:space="preserve"> </w:t>
+      </w:r>
+      <w:proofErr w:type="spellStart"/>
+      <w:r>
+        <w:t>that</w:t>
+      </w:r>
+      <w:proofErr w:type="spellEnd"/>
+      <w:r>
+        <w:t xml:space="preserve"> </w:t>
+      </w:r>
+      <w:proofErr w:type="spellStart"/>
+      <w:r>
+        <w:t>you</w:t>
+      </w:r>
+      <w:proofErr w:type="spellEnd"/>
+      <w:r>
+        <w:t xml:space="preserve"> </w:t>
+      </w:r>
+      <w:proofErr w:type="spellStart"/>
+      <w:r>
+        <w:t>need</w:t>
+      </w:r>
+      <w:proofErr w:type="spellEnd"/>
+      <w:r>
+        <w:t xml:space="preserve"> at least 3 k </w:t>
+      </w:r>
+      <w:proofErr w:type="spellStart"/>
+      <w:r>
+        <w:t>points</w:t>
+      </w:r>
+      <w:proofErr w:type="spellEnd"/>
+      <w:r>
+        <w:t xml:space="preserve"> for the Moiré electronic </w:t>
+      </w:r>
+      <w:proofErr w:type="spellStart"/>
+      <w:r>
+        <w:t>structure</w:t>
+      </w:r>
+      <w:proofErr w:type="spellEnd"/>
+      <w:r>
+        <w:t xml:space="preserve"> </w:t>
+      </w:r>
+      <w:proofErr w:type="spellStart"/>
+      <w:r>
+        <w:t>computation</w:t>
+      </w:r>
+      <w:proofErr w:type="spellEnd"/>
+      <w:r>
+        <w:t xml:space="preserve">. Why and </w:t>
+      </w:r>
+      <w:proofErr w:type="spellStart"/>
+      <w:r>
+        <w:t>why</w:t>
+      </w:r>
+      <w:proofErr w:type="spellEnd"/>
+      <w:r>
+        <w:t xml:space="preserve"> at least 3? </w:t>
+      </w:r>
+    </w:p>
+    <w:p>
+      <w:r>
+        <w:t xml:space="preserve">20. Why </w:t>
+      </w:r>
+      <w:proofErr w:type="spellStart"/>
+      <w:r>
+        <w:t>are</w:t>
+      </w:r>
+      <w:proofErr w:type="spellEnd"/>
+      <w:r>
+        <w:t xml:space="preserve"> the </w:t>
+      </w:r>
+      <w:proofErr w:type="spellStart"/>
+      <w:r>
+        <w:t>lowest</w:t>
+      </w:r>
+      <w:proofErr w:type="spellEnd"/>
+      <w:r>
+        <w:t xml:space="preserve"> </w:t>
+      </w:r>
+      <w:proofErr w:type="spellStart"/>
+      <w:r>
+        <w:t>energy</w:t>
+      </w:r>
+      <w:proofErr w:type="spellEnd"/>
+      <w:r>
+        <w:t xml:space="preserve"> </w:t>
+      </w:r>
+      <w:proofErr w:type="spellStart"/>
+      <w:r>
+        <w:t>excitons</w:t>
+      </w:r>
+      <w:proofErr w:type="spellEnd"/>
+      <w:r>
+        <w:t xml:space="preserve"> </w:t>
+      </w:r>
+      <w:proofErr w:type="spellStart"/>
+      <w:r>
+        <w:t>forming</w:t>
+      </w:r>
+      <w:proofErr w:type="spellEnd"/>
+      <w:r>
+        <w:t xml:space="preserve"> at the </w:t>
+      </w:r>
+      <w:proofErr w:type="spellStart"/>
+      <w:r>
+        <w:t>boundaries</w:t>
+      </w:r>
+      <w:proofErr w:type="spellEnd"/>
+      <w:r>
+        <w:t xml:space="preserve"> of the different </w:t>
+      </w:r>
+      <w:proofErr w:type="spellStart"/>
+      <w:r>
+        <w:t>layers</w:t>
+      </w:r>
+      <w:proofErr w:type="spellEnd"/>
+      <w:r>
+        <w:t xml:space="preserve"> in the </w:t>
+      </w:r>
+      <w:proofErr w:type="spellStart"/>
+      <w:r>
+        <w:t>latteral</w:t>
+      </w:r>
+      <w:proofErr w:type="spellEnd"/>
+      <w:r>
+        <w:t xml:space="preserve"> </w:t>
+      </w:r>
+      <w:proofErr w:type="spellStart"/>
+      <w:r>
+        <w:t>heterostructure</w:t>
+      </w:r>
+      <w:proofErr w:type="spellEnd"/>
+      <w:r>
+        <w:t>? (</w:t>
+      </w:r>
+      <w:proofErr w:type="spellStart"/>
+      <w:r>
+        <w:t>probably</w:t>
+      </w:r>
+      <w:proofErr w:type="spellEnd"/>
+      <w:r>
+        <w:t xml:space="preserve"> </w:t>
+      </w:r>
+      <w:proofErr w:type="spellStart"/>
+      <w:r>
+        <w:t>you</w:t>
       </w:r>
       <w:proofErr w:type="spellEnd"/>
       <w:r>
@@ -8203,175 +10837,257 @@
       </w:r>
       <w:proofErr w:type="spellStart"/>
       <w:r>
-        <w:t>be</w:t>
-      </w:r>
-      <w:proofErr w:type="spellEnd"/>
-      <w:r>
-        <w:t xml:space="preserve"> </w:t>
-      </w:r>
-      <w:proofErr w:type="spellStart"/>
-      <w:r>
-        <w:t>formed</w:t>
-      </w:r>
-      <w:proofErr w:type="spellEnd"/>
-      <w:r>
-        <w:t xml:space="preserve"> in 2D </w:t>
-      </w:r>
-      <w:proofErr w:type="spellStart"/>
-      <w:r>
-        <w:t>materials</w:t>
-      </w:r>
-      <w:proofErr w:type="spellEnd"/>
-      <w:r>
-        <w:t xml:space="preserve"> and Moiré </w:t>
-      </w:r>
-      <w:proofErr w:type="spellStart"/>
-      <w:r>
-        <w:t>materials</w:t>
-      </w:r>
-      <w:proofErr w:type="spellEnd"/>
-      <w:r>
-        <w:t xml:space="preserve">? In </w:t>
-      </w:r>
-      <w:proofErr w:type="spellStart"/>
-      <w:r>
-        <w:t>which</w:t>
-      </w:r>
-      <w:proofErr w:type="spellEnd"/>
-      <w:r>
-        <w:t xml:space="preserve"> (2D) </w:t>
-      </w:r>
-      <w:proofErr w:type="spellStart"/>
-      <w:r>
-        <w:t>materials</w:t>
-      </w:r>
-      <w:proofErr w:type="spellEnd"/>
-      <w:r>
-        <w:t xml:space="preserve"> </w:t>
-      </w:r>
-      <w:proofErr w:type="spellStart"/>
-      <w:r>
-        <w:t>have</w:t>
-      </w:r>
-      <w:proofErr w:type="spellEnd"/>
-      <w:r>
-        <w:t xml:space="preserve"> </w:t>
-      </w:r>
-      <w:proofErr w:type="spellStart"/>
-      <w:r>
-        <w:t>excitons</w:t>
-      </w:r>
-      <w:proofErr w:type="spellEnd"/>
-      <w:r>
-        <w:t xml:space="preserve"> </w:t>
-      </w:r>
-      <w:proofErr w:type="spellStart"/>
-      <w:r>
-        <w:t>already</w:t>
-      </w:r>
-      <w:proofErr w:type="spellEnd"/>
-      <w:r>
-        <w:t xml:space="preserve"> </w:t>
-      </w:r>
-      <w:proofErr w:type="spellStart"/>
-      <w:r>
-        <w:t>been</w:t>
-      </w:r>
-      <w:proofErr w:type="spellEnd"/>
-      <w:r>
-        <w:t xml:space="preserve"> </w:t>
-      </w:r>
-      <w:proofErr w:type="spellStart"/>
-      <w:r>
-        <w:t>modelled</w:t>
-      </w:r>
-      <w:proofErr w:type="spellEnd"/>
-      <w:r>
-        <w:t xml:space="preserve"> and </w:t>
-      </w:r>
-      <w:proofErr w:type="spellStart"/>
-      <w:r>
-        <w:t>how</w:t>
-      </w:r>
-      <w:proofErr w:type="spellEnd"/>
-      <w:r>
-        <w:t xml:space="preserve">? </w:t>
-      </w:r>
-    </w:p>
-    <w:p>
-      <w:r>
-        <w:t>3.</w:t>
-      </w:r>
-      <w:r>
-        <w:t xml:space="preserve">Can the </w:t>
-      </w:r>
-      <w:proofErr w:type="spellStart"/>
-      <w:r>
-        <w:t>twisting</w:t>
-      </w:r>
-      <w:proofErr w:type="spellEnd"/>
-      <w:r>
-        <w:t xml:space="preserve"> </w:t>
-      </w:r>
-      <w:proofErr w:type="spellStart"/>
-      <w:r>
-        <w:t>angles</w:t>
-      </w:r>
-      <w:proofErr w:type="spellEnd"/>
-      <w:r>
-        <w:t xml:space="preserve"> in </w:t>
-      </w:r>
-      <w:proofErr w:type="spellStart"/>
-      <w:r>
-        <w:t>bilayer</w:t>
-      </w:r>
-      <w:proofErr w:type="spellEnd"/>
-      <w:r>
-        <w:t xml:space="preserve"> </w:t>
-      </w:r>
-      <w:proofErr w:type="spellStart"/>
-      <w:r>
-        <w:t>graphene</w:t>
-      </w:r>
-      <w:proofErr w:type="spellEnd"/>
-      <w:r>
-        <w:t xml:space="preserve"> (1.1°) and in </w:t>
-      </w:r>
-      <w:proofErr w:type="spellStart"/>
-      <w:r>
-        <w:t>other</w:t>
-      </w:r>
-      <w:proofErr w:type="spellEnd"/>
-      <w:r>
-        <w:t xml:space="preserve"> Moiré </w:t>
-      </w:r>
-      <w:proofErr w:type="spellStart"/>
-      <w:r>
-        <w:t>mateirals</w:t>
-      </w:r>
-      <w:proofErr w:type="spellEnd"/>
-      <w:r>
-        <w:t xml:space="preserve"> </w:t>
-      </w:r>
-      <w:proofErr w:type="spellStart"/>
-      <w:r>
-        <w:t>theoretically</w:t>
-      </w:r>
-      <w:proofErr w:type="spellEnd"/>
-      <w:r>
-        <w:t xml:space="preserve"> </w:t>
-      </w:r>
-      <w:proofErr w:type="spellStart"/>
-      <w:r>
-        <w:t>be</w:t>
-      </w:r>
-      <w:proofErr w:type="spellEnd"/>
-      <w:r>
-        <w:t xml:space="preserve"> </w:t>
-      </w:r>
-      <w:proofErr w:type="spellStart"/>
-      <w:r>
-        <w:t>calculated</w:t>
+        <w:t>answer</w:t>
+      </w:r>
+      <w:proofErr w:type="spellEnd"/>
+      <w:r>
+        <w:t xml:space="preserve"> by yourself)</w:t>
+      </w:r>
+    </w:p>
+    <w:p>
+      <w:pPr>
+        <w:rPr>
+          <w:b/>
+          <w:bCs/>
+        </w:rPr>
+      </w:pPr>
+      <w:r>
+        <w:rPr>
+          <w:b/>
+          <w:bCs/>
+        </w:rPr>
+        <w:t xml:space="preserve">21. (Wann) muss ich den Semesterbeitrag überweisen? </w:t>
+      </w:r>
+    </w:p>
+    <w:p>
+      <w:pPr>
+        <w:rPr>
+          <w:b/>
+          <w:bCs/>
+        </w:rPr>
+      </w:pPr>
+      <w:r>
+        <w:rPr>
+          <w:b/>
+          <w:bCs/>
+        </w:rPr>
+        <w:lastRenderedPageBreak/>
+        <w:t xml:space="preserve">22. Wie ist das hier mit Home-Office? Selbstständig entscheiden? Welche empfohlene Anzahl an Tagen? </w:t>
+      </w:r>
+    </w:p>
+    <w:p>
+      <w:pPr>
+        <w:rPr>
+          <w:b/>
+          <w:bCs/>
+        </w:rPr>
+      </w:pPr>
+      <w:r>
+        <w:rPr>
+          <w:b/>
+          <w:bCs/>
+        </w:rPr>
+        <w:t xml:space="preserve">First </w:t>
+      </w:r>
+      <w:proofErr w:type="spellStart"/>
+      <w:r>
+        <w:rPr>
+          <w:b/>
+          <w:bCs/>
+        </w:rPr>
+        <w:t>day</w:t>
+      </w:r>
+      <w:proofErr w:type="spellEnd"/>
+      <w:r>
+        <w:rPr>
+          <w:b/>
+          <w:bCs/>
+        </w:rPr>
+        <w:t xml:space="preserve">: </w:t>
+      </w:r>
+      <w:proofErr w:type="spellStart"/>
+      <w:r>
+        <w:rPr>
+          <w:b/>
+          <w:bCs/>
+        </w:rPr>
+        <w:t>set-up</w:t>
+      </w:r>
+      <w:proofErr w:type="spellEnd"/>
+      <w:r>
+        <w:rPr>
+          <w:b/>
+          <w:bCs/>
+        </w:rPr>
+        <w:t xml:space="preserve"> of all important </w:t>
+      </w:r>
+      <w:proofErr w:type="spellStart"/>
+      <w:r>
+        <w:rPr>
+          <w:b/>
+          <w:bCs/>
+        </w:rPr>
+        <w:t>programs</w:t>
+      </w:r>
+      <w:proofErr w:type="spellEnd"/>
+      <w:r>
+        <w:rPr>
+          <w:b/>
+          <w:bCs/>
+        </w:rPr>
+        <w:t>:</w:t>
+      </w:r>
+    </w:p>
+    <w:p>
+      <w:r>
+        <w:t>-</w:t>
+      </w:r>
+      <w:proofErr w:type="spellStart"/>
+      <w:r>
+        <w:t>doctolib</w:t>
+      </w:r>
+      <w:proofErr w:type="spellEnd"/>
+      <w:r>
+        <w:t xml:space="preserve"> und </w:t>
+      </w:r>
+      <w:proofErr w:type="spellStart"/>
+      <w:r>
+        <w:t>geventis</w:t>
+      </w:r>
+      <w:proofErr w:type="spellEnd"/>
+      <w:r>
+        <w:t xml:space="preserve"> registrieren </w:t>
+      </w:r>
+    </w:p>
+    <w:p>
+      <w:r>
+        <w:rPr>
+          <w:b/>
+          <w:bCs/>
+        </w:rPr>
+        <w:t>-</w:t>
+      </w:r>
+      <w:r>
+        <w:t>Laptop einrichten -Schlüssel/Transponder erhalten</w:t>
+      </w:r>
+      <w:r>
+        <w:t xml:space="preserve"> für HARBOR und MPSD</w:t>
+      </w:r>
+    </w:p>
+    <w:p>
+      <w:r>
+        <w:t xml:space="preserve">-Einrichten einer </w:t>
+      </w:r>
+      <w:proofErr w:type="spellStart"/>
+      <w:r>
+        <w:t>linux</w:t>
+      </w:r>
+      <w:proofErr w:type="spellEnd"/>
+      <w:r>
+        <w:t xml:space="preserve">/Unix Programmierumgebung: </w:t>
+      </w:r>
+      <w:proofErr w:type="spellStart"/>
+      <w:r>
+        <w:t>vs</w:t>
+      </w:r>
+      <w:proofErr w:type="spellEnd"/>
+      <w:r>
+        <w:t xml:space="preserve"> code, </w:t>
+      </w:r>
+      <w:r>
+        <w:t>(</w:t>
+      </w:r>
+      <w:proofErr w:type="spellStart"/>
+      <w:r>
+        <w:t>anaconda</w:t>
+      </w:r>
+      <w:proofErr w:type="spellEnd"/>
+      <w:r>
+        <w:t xml:space="preserve">?), </w:t>
+      </w:r>
+      <w:proofErr w:type="spellStart"/>
+      <w:r>
+        <w:t>compiler</w:t>
+      </w:r>
+      <w:proofErr w:type="spellEnd"/>
+      <w:r>
+        <w:t xml:space="preserve"> für </w:t>
+      </w:r>
+      <w:proofErr w:type="spellStart"/>
+      <w:r>
+        <w:t>python</w:t>
+      </w:r>
+      <w:proofErr w:type="spellEnd"/>
+      <w:r>
+        <w:t xml:space="preserve"> und Fortran,</w:t>
+      </w:r>
+    </w:p>
+    <w:p>
+      <w:r>
+        <w:t xml:space="preserve">-Matlab installieren </w:t>
+      </w:r>
+    </w:p>
+    <w:p>
+      <w:r>
+        <w:t xml:space="preserve">-Unilizenz für Bücher und </w:t>
+      </w:r>
+      <w:proofErr w:type="spellStart"/>
+      <w:r>
+        <w:t>paper</w:t>
+      </w:r>
+      <w:proofErr w:type="spellEnd"/>
+      <w:r>
+        <w:t xml:space="preserve"> </w:t>
+      </w:r>
+    </w:p>
+    <w:p>
+      <w:r>
+        <w:t>-</w:t>
+      </w:r>
+      <w:r>
+        <w:rPr>
+          <w:b/>
+          <w:bCs/>
+        </w:rPr>
+        <w:t xml:space="preserve"> </w:t>
+      </w:r>
+      <w:r>
+        <w:t xml:space="preserve">MS Office -KI </w:t>
+      </w:r>
+    </w:p>
+    <w:p>
+      <w:r>
+        <w:t>-Octopus, -</w:t>
+      </w:r>
+      <w:proofErr w:type="spellStart"/>
+      <w:r>
+        <w:t>gitHub</w:t>
+      </w:r>
+      <w:proofErr w:type="spellEnd"/>
+      <w:r>
+        <w:t xml:space="preserve"> einrichten, </w:t>
+      </w:r>
+    </w:p>
+    <w:p>
+      <w:r>
+        <w:t>-</w:t>
+      </w:r>
+      <w:proofErr w:type="spellStart"/>
+      <w:r>
+        <w:t>Desy</w:t>
+      </w:r>
+      <w:proofErr w:type="spellEnd"/>
+      <w:r>
+        <w:t xml:space="preserve"> Mensa Card bekommen</w:t>
+      </w:r>
+    </w:p>
+    <w:p>
+      <w:r>
+        <w:t>-</w:t>
+      </w:r>
+      <w:proofErr w:type="spellStart"/>
+      <w:r>
+        <w:t>filezilla</w:t>
       </w:r>
       <w:proofErr w:type="spellEnd"/>
       <w:r>
@@ -8383,1869 +11099,13 @@
       </w:r>
       <w:proofErr w:type="spellEnd"/>
       <w:r>
-        <w:t xml:space="preserve"> </w:t>
-      </w:r>
-      <w:proofErr w:type="spellStart"/>
-      <w:r>
-        <w:t>modelled</w:t>
-      </w:r>
-      <w:proofErr w:type="spellEnd"/>
-      <w:r>
-        <w:t xml:space="preserve">? Are </w:t>
-      </w:r>
-      <w:proofErr w:type="spellStart"/>
-      <w:r>
-        <w:t>there</w:t>
-      </w:r>
-      <w:proofErr w:type="spellEnd"/>
-      <w:r>
-        <w:t xml:space="preserve"> </w:t>
-      </w:r>
-      <w:proofErr w:type="spellStart"/>
-      <w:r>
-        <w:t>futrther</w:t>
-      </w:r>
-      <w:proofErr w:type="spellEnd"/>
-      <w:r>
-        <w:t xml:space="preserve"> </w:t>
-      </w:r>
-      <w:proofErr w:type="spellStart"/>
-      <w:r>
-        <w:t>twisting</w:t>
-      </w:r>
-      <w:proofErr w:type="spellEnd"/>
-      <w:r>
-        <w:t xml:space="preserve"> </w:t>
-      </w:r>
-      <w:proofErr w:type="spellStart"/>
-      <w:r>
-        <w:t>angles</w:t>
-      </w:r>
-      <w:proofErr w:type="spellEnd"/>
-      <w:r>
-        <w:t xml:space="preserve"> </w:t>
-      </w:r>
-      <w:proofErr w:type="spellStart"/>
-      <w:r>
-        <w:t>when</w:t>
-      </w:r>
-      <w:proofErr w:type="spellEnd"/>
-      <w:r>
-        <w:t xml:space="preserve"> </w:t>
-      </w:r>
-      <w:proofErr w:type="spellStart"/>
-      <w:r>
-        <w:t>superconductivity</w:t>
-      </w:r>
-      <w:proofErr w:type="spellEnd"/>
-      <w:r>
-        <w:t xml:space="preserve"> </w:t>
-      </w:r>
-      <w:proofErr w:type="spellStart"/>
-      <w:r>
-        <w:t>appears</w:t>
-      </w:r>
-      <w:proofErr w:type="spellEnd"/>
-      <w:r>
-        <w:t xml:space="preserve">? </w:t>
-      </w:r>
-    </w:p>
-    <w:p>
-      <w:r>
-        <w:rPr>
-          <w:b/>
-          <w:bCs/>
-        </w:rPr>
-        <w:t>4</w:t>
-      </w:r>
-      <w:r>
-        <w:t xml:space="preserve">.Is the Code </w:t>
-      </w:r>
-      <w:proofErr w:type="spellStart"/>
-      <w:r>
-        <w:t>developed</w:t>
-      </w:r>
-      <w:proofErr w:type="spellEnd"/>
-      <w:r>
-        <w:t xml:space="preserve"> by Franz and Gabriel Bester </w:t>
-      </w:r>
-      <w:proofErr w:type="spellStart"/>
-      <w:r>
-        <w:t>part</w:t>
-      </w:r>
-      <w:proofErr w:type="spellEnd"/>
-      <w:r>
-        <w:t xml:space="preserve"> of Octopus </w:t>
-      </w:r>
-      <w:proofErr w:type="spellStart"/>
-      <w:r>
-        <w:t>or</w:t>
-      </w:r>
-      <w:proofErr w:type="spellEnd"/>
-      <w:r>
-        <w:t xml:space="preserve"> </w:t>
-      </w:r>
-      <w:proofErr w:type="spellStart"/>
-      <w:r>
-        <w:t>another</w:t>
-      </w:r>
-      <w:proofErr w:type="spellEnd"/>
-      <w:r>
-        <w:t xml:space="preserve"> DFT </w:t>
-      </w:r>
-      <w:proofErr w:type="spellStart"/>
-      <w:r>
-        <w:t>program</w:t>
-      </w:r>
-      <w:proofErr w:type="spellEnd"/>
-      <w:r>
-        <w:t xml:space="preserve">? How </w:t>
-      </w:r>
-      <w:proofErr w:type="spellStart"/>
-      <w:r>
-        <w:t>can</w:t>
-      </w:r>
-      <w:proofErr w:type="spellEnd"/>
-      <w:r>
-        <w:t xml:space="preserve"> I </w:t>
-      </w:r>
-      <w:proofErr w:type="spellStart"/>
-      <w:r>
-        <w:t>run</w:t>
-      </w:r>
-      <w:proofErr w:type="spellEnd"/>
-      <w:r>
-        <w:t xml:space="preserve"> it at </w:t>
-      </w:r>
-      <w:proofErr w:type="spellStart"/>
-      <w:r>
-        <w:t>my</w:t>
-      </w:r>
-      <w:proofErr w:type="spellEnd"/>
-      <w:r>
-        <w:t xml:space="preserve"> PC and at the </w:t>
-      </w:r>
-      <w:proofErr w:type="spellStart"/>
-      <w:r>
-        <w:t>cluster</w:t>
-      </w:r>
-      <w:proofErr w:type="spellEnd"/>
-      <w:r>
-        <w:t xml:space="preserve">? </w:t>
-      </w:r>
-      <w:proofErr w:type="spellStart"/>
-      <w:r>
-        <w:t>Is</w:t>
-      </w:r>
-      <w:proofErr w:type="spellEnd"/>
-      <w:r>
-        <w:t xml:space="preserve"> </w:t>
-      </w:r>
-      <w:proofErr w:type="spellStart"/>
-      <w:r>
-        <w:t>there</w:t>
-      </w:r>
-      <w:proofErr w:type="spellEnd"/>
-      <w:r>
-        <w:t xml:space="preserve"> a </w:t>
-      </w:r>
-      <w:proofErr w:type="spellStart"/>
-      <w:r>
-        <w:t>manual</w:t>
-      </w:r>
-      <w:proofErr w:type="spellEnd"/>
-      <w:r>
-        <w:t xml:space="preserve"> and </w:t>
-      </w:r>
-      <w:proofErr w:type="spellStart"/>
-      <w:r>
-        <w:t>tutorials</w:t>
-      </w:r>
-      <w:proofErr w:type="spellEnd"/>
-      <w:r>
-        <w:t xml:space="preserve"> for the code? </w:t>
-      </w:r>
-    </w:p>
-    <w:p>
-      <w:r>
-        <w:t xml:space="preserve">5.Which </w:t>
-      </w:r>
-      <w:proofErr w:type="spellStart"/>
-      <w:r>
-        <w:t>advantages</w:t>
-      </w:r>
-      <w:proofErr w:type="spellEnd"/>
-      <w:r>
-        <w:t xml:space="preserve"> (and </w:t>
-      </w:r>
-      <w:proofErr w:type="spellStart"/>
-      <w:r>
-        <w:t>disadvantages</w:t>
-      </w:r>
-      <w:proofErr w:type="spellEnd"/>
-      <w:r>
-        <w:t xml:space="preserve">) </w:t>
-      </w:r>
-      <w:proofErr w:type="spellStart"/>
-      <w:r>
-        <w:t>does</w:t>
-      </w:r>
-      <w:proofErr w:type="spellEnd"/>
-      <w:r>
-        <w:t xml:space="preserve"> it </w:t>
-      </w:r>
-      <w:proofErr w:type="spellStart"/>
-      <w:r>
-        <w:t>have</w:t>
-      </w:r>
-      <w:proofErr w:type="spellEnd"/>
-      <w:r>
-        <w:t xml:space="preserve"> in </w:t>
-      </w:r>
-      <w:proofErr w:type="spellStart"/>
-      <w:r>
-        <w:t>comparison</w:t>
-      </w:r>
-      <w:proofErr w:type="spellEnd"/>
-      <w:r>
-        <w:t xml:space="preserve"> to </w:t>
-      </w:r>
-      <w:proofErr w:type="spellStart"/>
-      <w:r>
-        <w:t>other</w:t>
-      </w:r>
-      <w:proofErr w:type="spellEnd"/>
-      <w:r>
-        <w:t xml:space="preserve"> </w:t>
-      </w:r>
-      <w:proofErr w:type="spellStart"/>
-      <w:r>
-        <w:t>common</w:t>
-      </w:r>
-      <w:proofErr w:type="spellEnd"/>
-      <w:r>
-        <w:t xml:space="preserve"> TD-DFT </w:t>
-      </w:r>
-      <w:proofErr w:type="spellStart"/>
-      <w:r>
-        <w:t>programs</w:t>
-      </w:r>
-      <w:proofErr w:type="spellEnd"/>
-      <w:r>
-        <w:t xml:space="preserve"> such as </w:t>
-      </w:r>
-      <w:proofErr w:type="spellStart"/>
-      <w:r>
-        <w:t>BerleleyGW</w:t>
-      </w:r>
-      <w:proofErr w:type="spellEnd"/>
-      <w:r>
-        <w:t xml:space="preserve">, </w:t>
-      </w:r>
-      <w:proofErr w:type="spellStart"/>
-      <w:r>
-        <w:t>VasP</w:t>
-      </w:r>
-      <w:proofErr w:type="spellEnd"/>
-      <w:r>
-        <w:t xml:space="preserve">, Octopus?  </w:t>
-      </w:r>
-    </w:p>
-    <w:p>
-      <w:pPr>
-        <w:rPr>
-          <w:b/>
-          <w:bCs/>
-        </w:rPr>
-      </w:pPr>
-      <w:r>
-        <w:rPr>
-          <w:b/>
-          <w:bCs/>
-        </w:rPr>
-        <w:t xml:space="preserve">6. </w:t>
-      </w:r>
-      <w:proofErr w:type="spellStart"/>
-      <w:r>
-        <w:rPr>
-          <w:b/>
-          <w:bCs/>
-        </w:rPr>
-        <w:t>Which</w:t>
-      </w:r>
-      <w:proofErr w:type="spellEnd"/>
-      <w:r>
-        <w:rPr>
-          <w:b/>
-          <w:bCs/>
-        </w:rPr>
-        <w:t xml:space="preserve"> </w:t>
-      </w:r>
-      <w:proofErr w:type="spellStart"/>
-      <w:r>
-        <w:rPr>
-          <w:b/>
-          <w:bCs/>
-        </w:rPr>
-        <w:t>programs</w:t>
-      </w:r>
-      <w:proofErr w:type="spellEnd"/>
-      <w:r>
-        <w:rPr>
-          <w:b/>
-          <w:bCs/>
-        </w:rPr>
-        <w:t xml:space="preserve">, </w:t>
-      </w:r>
-      <w:proofErr w:type="spellStart"/>
-      <w:r>
-        <w:rPr>
-          <w:b/>
-          <w:bCs/>
-        </w:rPr>
-        <w:t>books</w:t>
-      </w:r>
-      <w:proofErr w:type="spellEnd"/>
-      <w:r>
-        <w:rPr>
-          <w:b/>
-          <w:bCs/>
-        </w:rPr>
-        <w:t xml:space="preserve">, </w:t>
-      </w:r>
-      <w:proofErr w:type="spellStart"/>
-      <w:r>
-        <w:rPr>
-          <w:b/>
-          <w:bCs/>
-        </w:rPr>
-        <w:t>theoretical</w:t>
-      </w:r>
-      <w:proofErr w:type="spellEnd"/>
-      <w:r>
-        <w:rPr>
-          <w:b/>
-          <w:bCs/>
-        </w:rPr>
-        <w:t xml:space="preserve"> </w:t>
-      </w:r>
-      <w:proofErr w:type="spellStart"/>
-      <w:r>
-        <w:rPr>
-          <w:b/>
-          <w:bCs/>
-        </w:rPr>
-        <w:t>backgrounds</w:t>
-      </w:r>
-      <w:proofErr w:type="spellEnd"/>
-      <w:r>
-        <w:rPr>
-          <w:b/>
-          <w:bCs/>
-        </w:rPr>
-        <w:t xml:space="preserve">, </w:t>
-      </w:r>
-      <w:proofErr w:type="spellStart"/>
-      <w:r>
-        <w:rPr>
-          <w:b/>
-          <w:bCs/>
-        </w:rPr>
-        <w:t>papers</w:t>
-      </w:r>
-      <w:proofErr w:type="spellEnd"/>
-      <w:r>
-        <w:rPr>
-          <w:b/>
-          <w:bCs/>
-        </w:rPr>
-        <w:t xml:space="preserve"> do I </w:t>
-      </w:r>
-      <w:proofErr w:type="spellStart"/>
-      <w:r>
-        <w:rPr>
-          <w:b/>
-          <w:bCs/>
-        </w:rPr>
-        <w:t>need</w:t>
-      </w:r>
-      <w:proofErr w:type="spellEnd"/>
-      <w:r>
-        <w:rPr>
-          <w:b/>
-          <w:bCs/>
-        </w:rPr>
-        <w:t xml:space="preserve"> to </w:t>
-      </w:r>
-      <w:proofErr w:type="spellStart"/>
-      <w:r>
-        <w:rPr>
-          <w:b/>
-          <w:bCs/>
-        </w:rPr>
-        <w:t>study</w:t>
-      </w:r>
-      <w:proofErr w:type="spellEnd"/>
-      <w:r>
-        <w:rPr>
-          <w:b/>
-          <w:bCs/>
-        </w:rPr>
-        <w:t xml:space="preserve"> and </w:t>
-      </w:r>
-      <w:proofErr w:type="spellStart"/>
-      <w:r>
-        <w:rPr>
-          <w:b/>
-          <w:bCs/>
-        </w:rPr>
-        <w:t>learn</w:t>
-      </w:r>
-      <w:proofErr w:type="spellEnd"/>
-      <w:r>
-        <w:rPr>
-          <w:b/>
-          <w:bCs/>
-        </w:rPr>
-        <w:t xml:space="preserve"> to deal </w:t>
-      </w:r>
-      <w:proofErr w:type="spellStart"/>
-      <w:r>
-        <w:rPr>
-          <w:b/>
-          <w:bCs/>
-        </w:rPr>
-        <w:t>with</w:t>
-      </w:r>
-      <w:proofErr w:type="spellEnd"/>
-      <w:r>
-        <w:rPr>
-          <w:b/>
-          <w:bCs/>
-        </w:rPr>
-        <w:t xml:space="preserve"> </w:t>
-      </w:r>
-      <w:proofErr w:type="spellStart"/>
-      <w:r>
-        <w:rPr>
-          <w:b/>
-          <w:bCs/>
-        </w:rPr>
-        <w:t>within</w:t>
-      </w:r>
-      <w:proofErr w:type="spellEnd"/>
-      <w:r>
-        <w:rPr>
-          <w:b/>
-          <w:bCs/>
-        </w:rPr>
-        <w:t xml:space="preserve"> the </w:t>
-      </w:r>
-      <w:proofErr w:type="spellStart"/>
-      <w:r>
-        <w:rPr>
-          <w:b/>
-          <w:bCs/>
-        </w:rPr>
-        <w:t>first</w:t>
-      </w:r>
-      <w:proofErr w:type="spellEnd"/>
-      <w:r>
-        <w:rPr>
-          <w:b/>
-          <w:bCs/>
-        </w:rPr>
-        <w:t xml:space="preserve"> </w:t>
-      </w:r>
-      <w:proofErr w:type="spellStart"/>
-      <w:r>
-        <w:rPr>
-          <w:b/>
-          <w:bCs/>
-        </w:rPr>
-        <w:t>months</w:t>
-      </w:r>
-      <w:proofErr w:type="spellEnd"/>
-      <w:r>
-        <w:rPr>
-          <w:b/>
-          <w:bCs/>
-        </w:rPr>
-        <w:t xml:space="preserve"> of the PhD</w:t>
-      </w:r>
-      <w:r>
-        <w:rPr>
-          <w:b/>
-          <w:bCs/>
-        </w:rPr>
-        <w:t xml:space="preserve">? </w:t>
-      </w:r>
-      <w:proofErr w:type="spellStart"/>
-      <w:r>
-        <w:rPr>
-          <w:b/>
-          <w:bCs/>
-        </w:rPr>
-        <w:t>Which</w:t>
-      </w:r>
-      <w:proofErr w:type="spellEnd"/>
-      <w:r>
-        <w:rPr>
-          <w:b/>
-          <w:bCs/>
-        </w:rPr>
-        <w:t xml:space="preserve"> </w:t>
-      </w:r>
-      <w:proofErr w:type="spellStart"/>
-      <w:r>
-        <w:rPr>
-          <w:b/>
-          <w:bCs/>
-        </w:rPr>
-        <w:t>computational</w:t>
-      </w:r>
-      <w:proofErr w:type="spellEnd"/>
-      <w:r>
-        <w:rPr>
-          <w:b/>
-          <w:bCs/>
-        </w:rPr>
-        <w:t xml:space="preserve"> </w:t>
-      </w:r>
-      <w:proofErr w:type="spellStart"/>
-      <w:r>
-        <w:rPr>
-          <w:b/>
-          <w:bCs/>
-        </w:rPr>
-        <w:t>programs</w:t>
-      </w:r>
-      <w:proofErr w:type="spellEnd"/>
-      <w:r>
-        <w:rPr>
-          <w:b/>
-          <w:bCs/>
-        </w:rPr>
-        <w:t xml:space="preserve"> do i </w:t>
-      </w:r>
-      <w:proofErr w:type="spellStart"/>
-      <w:r>
-        <w:rPr>
-          <w:b/>
-          <w:bCs/>
-        </w:rPr>
-        <w:t>need</w:t>
-      </w:r>
-      <w:proofErr w:type="spellEnd"/>
-      <w:r>
-        <w:rPr>
-          <w:b/>
-          <w:bCs/>
-        </w:rPr>
-        <w:t xml:space="preserve"> to </w:t>
-      </w:r>
-      <w:proofErr w:type="spellStart"/>
-      <w:r>
-        <w:rPr>
-          <w:b/>
-          <w:bCs/>
-        </w:rPr>
-        <w:t>know</w:t>
-      </w:r>
-      <w:proofErr w:type="spellEnd"/>
-      <w:r>
-        <w:rPr>
-          <w:b/>
-          <w:bCs/>
-        </w:rPr>
-        <w:t xml:space="preserve"> and </w:t>
-      </w:r>
-      <w:proofErr w:type="spellStart"/>
-      <w:r>
-        <w:rPr>
-          <w:b/>
-          <w:bCs/>
-        </w:rPr>
-        <w:t>use</w:t>
-      </w:r>
-      <w:proofErr w:type="spellEnd"/>
-      <w:r>
-        <w:rPr>
-          <w:b/>
-          <w:bCs/>
-        </w:rPr>
-        <w:t xml:space="preserve">?  </w:t>
-      </w:r>
-      <w:r>
-        <w:rPr>
-          <w:b/>
-          <w:bCs/>
-        </w:rPr>
-        <w:t xml:space="preserve">Do I </w:t>
-      </w:r>
-      <w:proofErr w:type="spellStart"/>
-      <w:r>
-        <w:rPr>
-          <w:b/>
-          <w:bCs/>
-        </w:rPr>
-        <w:t>need</w:t>
-      </w:r>
-      <w:proofErr w:type="spellEnd"/>
-      <w:r>
-        <w:rPr>
-          <w:b/>
-          <w:bCs/>
-        </w:rPr>
-        <w:t xml:space="preserve"> to </w:t>
-      </w:r>
-      <w:proofErr w:type="spellStart"/>
-      <w:r>
-        <w:rPr>
-          <w:b/>
-          <w:bCs/>
-        </w:rPr>
-        <w:t>know</w:t>
-      </w:r>
-      <w:proofErr w:type="spellEnd"/>
-      <w:r>
-        <w:rPr>
-          <w:b/>
-          <w:bCs/>
-        </w:rPr>
-        <w:t xml:space="preserve"> C++ </w:t>
-      </w:r>
-      <w:proofErr w:type="spellStart"/>
-      <w:r>
-        <w:rPr>
-          <w:b/>
-          <w:bCs/>
-        </w:rPr>
-        <w:t>or</w:t>
-      </w:r>
-      <w:proofErr w:type="spellEnd"/>
-      <w:r>
-        <w:rPr>
-          <w:b/>
-          <w:bCs/>
-        </w:rPr>
-        <w:t xml:space="preserve"> </w:t>
-      </w:r>
-      <w:proofErr w:type="spellStart"/>
-      <w:r>
-        <w:rPr>
-          <w:b/>
-          <w:bCs/>
-        </w:rPr>
-        <w:t>could</w:t>
-      </w:r>
-      <w:proofErr w:type="spellEnd"/>
-      <w:r>
-        <w:rPr>
-          <w:b/>
-          <w:bCs/>
-        </w:rPr>
-        <w:t xml:space="preserve"> it </w:t>
-      </w:r>
-      <w:proofErr w:type="spellStart"/>
-      <w:r>
-        <w:rPr>
-          <w:b/>
-          <w:bCs/>
-        </w:rPr>
-        <w:t>be</w:t>
-      </w:r>
-      <w:proofErr w:type="spellEnd"/>
-      <w:r>
-        <w:rPr>
-          <w:b/>
-          <w:bCs/>
-        </w:rPr>
-        <w:t xml:space="preserve"> </w:t>
-      </w:r>
-      <w:proofErr w:type="spellStart"/>
-      <w:r>
-        <w:rPr>
-          <w:b/>
-          <w:bCs/>
-        </w:rPr>
-        <w:t>helpful</w:t>
-      </w:r>
-      <w:proofErr w:type="spellEnd"/>
-      <w:r>
-        <w:rPr>
-          <w:b/>
-          <w:bCs/>
-        </w:rPr>
-        <w:t xml:space="preserve"> to </w:t>
-      </w:r>
-      <w:proofErr w:type="spellStart"/>
-      <w:r>
-        <w:rPr>
-          <w:b/>
-          <w:bCs/>
-        </w:rPr>
-        <w:t>know</w:t>
-      </w:r>
-      <w:proofErr w:type="spellEnd"/>
-      <w:r>
-        <w:rPr>
-          <w:b/>
-          <w:bCs/>
-        </w:rPr>
-        <w:t xml:space="preserve"> C++? </w:t>
-      </w:r>
-    </w:p>
-    <w:p>
-      <w:r>
-        <w:t>7</w:t>
-      </w:r>
-      <w:r>
-        <w:t xml:space="preserve">.Which </w:t>
-      </w:r>
-      <w:proofErr w:type="spellStart"/>
-      <w:r>
-        <w:t>systems</w:t>
-      </w:r>
-      <w:proofErr w:type="spellEnd"/>
-      <w:r>
-        <w:t xml:space="preserve"> and </w:t>
-      </w:r>
-      <w:proofErr w:type="spellStart"/>
-      <w:r>
-        <w:t>physical</w:t>
-      </w:r>
-      <w:proofErr w:type="spellEnd"/>
-      <w:r>
-        <w:t xml:space="preserve"> </w:t>
-      </w:r>
-      <w:proofErr w:type="spellStart"/>
-      <w:r>
-        <w:t>phenomena</w:t>
-      </w:r>
-      <w:proofErr w:type="spellEnd"/>
-      <w:r>
-        <w:t xml:space="preserve"> </w:t>
-      </w:r>
-      <w:proofErr w:type="spellStart"/>
-      <w:r>
-        <w:t>have</w:t>
-      </w:r>
-      <w:proofErr w:type="spellEnd"/>
-      <w:r>
-        <w:t xml:space="preserve"> </w:t>
-      </w:r>
-      <w:proofErr w:type="spellStart"/>
-      <w:r>
-        <w:t>already</w:t>
-      </w:r>
-      <w:proofErr w:type="spellEnd"/>
-      <w:r>
-        <w:t xml:space="preserve"> </w:t>
-      </w:r>
-      <w:proofErr w:type="spellStart"/>
-      <w:r>
-        <w:t>been</w:t>
-      </w:r>
-      <w:proofErr w:type="spellEnd"/>
-      <w:r>
-        <w:t xml:space="preserve"> </w:t>
-      </w:r>
-      <w:proofErr w:type="spellStart"/>
-      <w:r>
-        <w:t>modeled</w:t>
-      </w:r>
-      <w:proofErr w:type="spellEnd"/>
-      <w:r>
-        <w:t xml:space="preserve"> </w:t>
-      </w:r>
-      <w:proofErr w:type="spellStart"/>
-      <w:r>
-        <w:t>with</w:t>
-      </w:r>
-      <w:proofErr w:type="spellEnd"/>
-      <w:r>
-        <w:t xml:space="preserve"> the code of Franz? </w:t>
-      </w:r>
-    </w:p>
-    <w:p>
-      <w:r>
-        <w:t xml:space="preserve">8. </w:t>
-      </w:r>
-      <w:proofErr w:type="spellStart"/>
-      <w:r>
-        <w:t>Which</w:t>
-      </w:r>
-      <w:proofErr w:type="spellEnd"/>
-      <w:r>
-        <w:t xml:space="preserve"> </w:t>
-      </w:r>
-      <w:proofErr w:type="spellStart"/>
-      <w:r>
-        <w:t>teaching</w:t>
-      </w:r>
-      <w:proofErr w:type="spellEnd"/>
-      <w:r>
-        <w:t xml:space="preserve"> </w:t>
-      </w:r>
-      <w:proofErr w:type="spellStart"/>
-      <w:r>
-        <w:t>duties</w:t>
-      </w:r>
-      <w:proofErr w:type="spellEnd"/>
-      <w:r>
-        <w:t xml:space="preserve"> </w:t>
-      </w:r>
-      <w:proofErr w:type="spellStart"/>
-      <w:r>
-        <w:t>or</w:t>
-      </w:r>
-      <w:proofErr w:type="spellEnd"/>
-      <w:r>
-        <w:t xml:space="preserve"> </w:t>
-      </w:r>
-      <w:proofErr w:type="spellStart"/>
-      <w:r>
-        <w:t>recommendations</w:t>
-      </w:r>
-      <w:proofErr w:type="spellEnd"/>
-      <w:r>
-        <w:t xml:space="preserve"> do I </w:t>
-      </w:r>
-      <w:proofErr w:type="spellStart"/>
-      <w:r>
-        <w:t>have</w:t>
-      </w:r>
-      <w:proofErr w:type="spellEnd"/>
-      <w:r>
-        <w:t xml:space="preserve"> </w:t>
-      </w:r>
-      <w:proofErr w:type="spellStart"/>
-      <w:r>
-        <w:t>or</w:t>
-      </w:r>
-      <w:proofErr w:type="spellEnd"/>
-      <w:r>
-        <w:t xml:space="preserve"> </w:t>
-      </w:r>
-      <w:proofErr w:type="spellStart"/>
-      <w:r>
-        <w:t>can</w:t>
-      </w:r>
-      <w:proofErr w:type="spellEnd"/>
-      <w:r>
-        <w:t xml:space="preserve"> I do? </w:t>
-      </w:r>
-    </w:p>
-    <w:p>
-      <w:pPr>
-        <w:rPr>
-          <w:b/>
-          <w:bCs/>
-        </w:rPr>
-      </w:pPr>
-      <w:r>
-        <w:rPr>
-          <w:b/>
-          <w:bCs/>
-        </w:rPr>
-        <w:t xml:space="preserve">9. Are </w:t>
-      </w:r>
-      <w:proofErr w:type="spellStart"/>
-      <w:r>
-        <w:rPr>
-          <w:b/>
-          <w:bCs/>
-        </w:rPr>
-        <w:t>there</w:t>
-      </w:r>
-      <w:proofErr w:type="spellEnd"/>
-      <w:r>
-        <w:rPr>
-          <w:b/>
-          <w:bCs/>
-        </w:rPr>
-        <w:t xml:space="preserve"> important </w:t>
-      </w:r>
-      <w:proofErr w:type="spellStart"/>
-      <w:r>
-        <w:rPr>
-          <w:b/>
-          <w:bCs/>
-        </w:rPr>
-        <w:t>conferences</w:t>
-      </w:r>
-      <w:proofErr w:type="spellEnd"/>
-      <w:r>
-        <w:rPr>
-          <w:b/>
-          <w:bCs/>
-        </w:rPr>
-        <w:t xml:space="preserve"> </w:t>
-      </w:r>
-      <w:proofErr w:type="spellStart"/>
-      <w:r>
-        <w:rPr>
-          <w:b/>
-          <w:bCs/>
-        </w:rPr>
-        <w:t>or</w:t>
-      </w:r>
-      <w:proofErr w:type="spellEnd"/>
-      <w:r>
-        <w:rPr>
-          <w:b/>
-          <w:bCs/>
-        </w:rPr>
-        <w:t xml:space="preserve"> </w:t>
-      </w:r>
-      <w:proofErr w:type="spellStart"/>
-      <w:r>
-        <w:rPr>
-          <w:b/>
-          <w:bCs/>
-        </w:rPr>
-        <w:t>summer</w:t>
-      </w:r>
-      <w:proofErr w:type="spellEnd"/>
-      <w:r>
-        <w:rPr>
-          <w:b/>
-          <w:bCs/>
-        </w:rPr>
-        <w:t xml:space="preserve"> </w:t>
-      </w:r>
-      <w:proofErr w:type="spellStart"/>
-      <w:r>
-        <w:rPr>
-          <w:b/>
-          <w:bCs/>
-        </w:rPr>
-        <w:t>schools</w:t>
-      </w:r>
-      <w:proofErr w:type="spellEnd"/>
-      <w:r>
-        <w:rPr>
-          <w:b/>
-          <w:bCs/>
-        </w:rPr>
-        <w:t xml:space="preserve"> for </w:t>
-      </w:r>
-      <w:proofErr w:type="spellStart"/>
-      <w:r>
-        <w:rPr>
-          <w:b/>
-          <w:bCs/>
-        </w:rPr>
-        <w:t>which</w:t>
-      </w:r>
-      <w:proofErr w:type="spellEnd"/>
-      <w:r>
-        <w:rPr>
-          <w:b/>
-          <w:bCs/>
-        </w:rPr>
-        <w:t xml:space="preserve"> I </w:t>
-      </w:r>
-      <w:proofErr w:type="spellStart"/>
-      <w:r>
-        <w:rPr>
-          <w:b/>
-          <w:bCs/>
-        </w:rPr>
-        <w:t>could</w:t>
-      </w:r>
-      <w:proofErr w:type="spellEnd"/>
-      <w:r>
-        <w:rPr>
-          <w:b/>
-          <w:bCs/>
-        </w:rPr>
-        <w:t xml:space="preserve"> </w:t>
-      </w:r>
-      <w:proofErr w:type="spellStart"/>
-      <w:r>
-        <w:rPr>
-          <w:b/>
-          <w:bCs/>
-        </w:rPr>
-        <w:t>apply</w:t>
-      </w:r>
-      <w:proofErr w:type="spellEnd"/>
-      <w:r>
-        <w:rPr>
-          <w:b/>
-          <w:bCs/>
-        </w:rPr>
-        <w:t xml:space="preserve"> and </w:t>
-      </w:r>
-      <w:proofErr w:type="spellStart"/>
-      <w:r>
-        <w:rPr>
-          <w:b/>
-          <w:bCs/>
-        </w:rPr>
-        <w:t>need</w:t>
-      </w:r>
-      <w:proofErr w:type="spellEnd"/>
-      <w:r>
-        <w:rPr>
-          <w:b/>
-          <w:bCs/>
-        </w:rPr>
-        <w:t xml:space="preserve"> to </w:t>
-      </w:r>
-      <w:proofErr w:type="spellStart"/>
-      <w:r>
-        <w:rPr>
-          <w:b/>
-          <w:bCs/>
-        </w:rPr>
-        <w:t>apply</w:t>
-      </w:r>
-      <w:proofErr w:type="spellEnd"/>
-      <w:r>
-        <w:rPr>
-          <w:b/>
-          <w:bCs/>
-        </w:rPr>
-        <w:t xml:space="preserve"> for </w:t>
-      </w:r>
-      <w:proofErr w:type="spellStart"/>
-      <w:r>
-        <w:rPr>
-          <w:b/>
-          <w:bCs/>
-        </w:rPr>
-        <w:t>early</w:t>
-      </w:r>
-      <w:proofErr w:type="spellEnd"/>
-      <w:r>
-        <w:rPr>
-          <w:b/>
-          <w:bCs/>
-        </w:rPr>
-        <w:t xml:space="preserve">? </w:t>
-      </w:r>
-    </w:p>
-    <w:p>
-      <w:pPr>
-        <w:rPr>
-          <w:b/>
-          <w:bCs/>
-        </w:rPr>
-      </w:pPr>
-      <w:r>
-        <w:rPr>
-          <w:b/>
-          <w:bCs/>
-        </w:rPr>
-        <w:t xml:space="preserve">10. </w:t>
-      </w:r>
-      <w:proofErr w:type="spellStart"/>
-      <w:r>
-        <w:rPr>
-          <w:b/>
-          <w:bCs/>
-        </w:rPr>
-        <w:t>Which</w:t>
-      </w:r>
-      <w:proofErr w:type="spellEnd"/>
-      <w:r>
-        <w:rPr>
-          <w:b/>
-          <w:bCs/>
-        </w:rPr>
-        <w:t xml:space="preserve"> </w:t>
-      </w:r>
-      <w:proofErr w:type="spellStart"/>
-      <w:r>
-        <w:rPr>
-          <w:b/>
-          <w:bCs/>
-        </w:rPr>
-        <w:t>papers</w:t>
-      </w:r>
-      <w:proofErr w:type="spellEnd"/>
-      <w:r>
-        <w:rPr>
-          <w:b/>
-          <w:bCs/>
-        </w:rPr>
-        <w:t xml:space="preserve"> </w:t>
-      </w:r>
-      <w:proofErr w:type="spellStart"/>
-      <w:r>
-        <w:rPr>
-          <w:b/>
-          <w:bCs/>
-        </w:rPr>
-        <w:t>can</w:t>
-      </w:r>
-      <w:proofErr w:type="spellEnd"/>
-      <w:r>
-        <w:rPr>
-          <w:b/>
-          <w:bCs/>
-        </w:rPr>
-        <w:t xml:space="preserve"> </w:t>
-      </w:r>
-      <w:proofErr w:type="spellStart"/>
-      <w:r>
-        <w:rPr>
-          <w:b/>
-          <w:bCs/>
-        </w:rPr>
-        <w:t>you</w:t>
-      </w:r>
-      <w:proofErr w:type="spellEnd"/>
-      <w:r>
-        <w:rPr>
-          <w:b/>
-          <w:bCs/>
-        </w:rPr>
-        <w:t xml:space="preserve"> </w:t>
-      </w:r>
-      <w:proofErr w:type="spellStart"/>
-      <w:r>
-        <w:rPr>
-          <w:b/>
-          <w:bCs/>
-        </w:rPr>
-        <w:t>recommend</w:t>
-      </w:r>
-      <w:proofErr w:type="spellEnd"/>
-      <w:r>
-        <w:rPr>
-          <w:b/>
-          <w:bCs/>
-        </w:rPr>
-        <w:t xml:space="preserve"> to </w:t>
-      </w:r>
-      <w:proofErr w:type="spellStart"/>
-      <w:r>
-        <w:rPr>
-          <w:b/>
-          <w:bCs/>
-        </w:rPr>
-        <w:t>read</w:t>
-      </w:r>
-      <w:proofErr w:type="spellEnd"/>
-      <w:r>
-        <w:rPr>
-          <w:b/>
-          <w:bCs/>
-        </w:rPr>
-        <w:t xml:space="preserve"> and </w:t>
-      </w:r>
-      <w:proofErr w:type="spellStart"/>
-      <w:r>
-        <w:rPr>
-          <w:b/>
-          <w:bCs/>
-        </w:rPr>
-        <w:t>study</w:t>
-      </w:r>
-      <w:proofErr w:type="spellEnd"/>
-      <w:r>
-        <w:rPr>
-          <w:b/>
-          <w:bCs/>
-        </w:rPr>
-        <w:t xml:space="preserve"> </w:t>
-      </w:r>
-      <w:proofErr w:type="spellStart"/>
-      <w:r>
-        <w:rPr>
-          <w:b/>
-          <w:bCs/>
-        </w:rPr>
-        <w:t>first</w:t>
-      </w:r>
-      <w:proofErr w:type="spellEnd"/>
-      <w:r>
-        <w:rPr>
-          <w:b/>
-          <w:bCs/>
-        </w:rPr>
-        <w:t xml:space="preserve">? </w:t>
-      </w:r>
-    </w:p>
-    <w:p>
-      <w:pPr>
-        <w:rPr>
-          <w:b/>
-          <w:bCs/>
-        </w:rPr>
-      </w:pPr>
-      <w:r>
-        <w:rPr>
-          <w:b/>
-          <w:bCs/>
-        </w:rPr>
-        <w:t xml:space="preserve">11. </w:t>
-      </w:r>
-      <w:proofErr w:type="spellStart"/>
-      <w:r>
-        <w:rPr>
-          <w:b/>
-          <w:bCs/>
-        </w:rPr>
-        <w:t>Which</w:t>
-      </w:r>
-      <w:proofErr w:type="spellEnd"/>
-      <w:r>
-        <w:rPr>
-          <w:b/>
-          <w:bCs/>
-        </w:rPr>
-        <w:t xml:space="preserve"> </w:t>
-      </w:r>
-      <w:proofErr w:type="spellStart"/>
-      <w:r>
-        <w:rPr>
-          <w:b/>
-          <w:bCs/>
-        </w:rPr>
-        <w:t>regular</w:t>
-      </w:r>
-      <w:proofErr w:type="spellEnd"/>
-      <w:r>
-        <w:rPr>
-          <w:b/>
-          <w:bCs/>
-        </w:rPr>
-        <w:t xml:space="preserve"> </w:t>
-      </w:r>
-      <w:proofErr w:type="spellStart"/>
-      <w:r>
-        <w:rPr>
-          <w:b/>
-          <w:bCs/>
-        </w:rPr>
-        <w:t>relevent</w:t>
-      </w:r>
-      <w:proofErr w:type="spellEnd"/>
-      <w:r>
-        <w:rPr>
-          <w:b/>
-          <w:bCs/>
-        </w:rPr>
-        <w:t xml:space="preserve"> </w:t>
-      </w:r>
-      <w:proofErr w:type="spellStart"/>
-      <w:r>
-        <w:rPr>
-          <w:b/>
-          <w:bCs/>
-        </w:rPr>
-        <w:t>meetings</w:t>
-      </w:r>
-      <w:proofErr w:type="spellEnd"/>
-      <w:r>
-        <w:rPr>
-          <w:b/>
-          <w:bCs/>
-        </w:rPr>
-        <w:t xml:space="preserve"> </w:t>
-      </w:r>
-      <w:proofErr w:type="spellStart"/>
-      <w:r>
-        <w:rPr>
-          <w:b/>
-          <w:bCs/>
-        </w:rPr>
-        <w:t>are</w:t>
-      </w:r>
-      <w:proofErr w:type="spellEnd"/>
-      <w:r>
-        <w:rPr>
-          <w:b/>
-          <w:bCs/>
-        </w:rPr>
-        <w:t xml:space="preserve"> </w:t>
-      </w:r>
-      <w:proofErr w:type="spellStart"/>
-      <w:r>
-        <w:rPr>
-          <w:b/>
-          <w:bCs/>
-        </w:rPr>
-        <w:t>there</w:t>
-      </w:r>
-      <w:proofErr w:type="spellEnd"/>
-      <w:r>
-        <w:rPr>
-          <w:b/>
-          <w:bCs/>
-        </w:rPr>
-        <w:t xml:space="preserve"> I </w:t>
-      </w:r>
-      <w:proofErr w:type="spellStart"/>
-      <w:r>
-        <w:rPr>
-          <w:b/>
-          <w:bCs/>
-        </w:rPr>
-        <w:t>need</w:t>
-      </w:r>
-      <w:proofErr w:type="spellEnd"/>
-      <w:r>
-        <w:rPr>
-          <w:b/>
-          <w:bCs/>
-        </w:rPr>
-        <w:t xml:space="preserve"> </w:t>
-      </w:r>
-      <w:proofErr w:type="spellStart"/>
-      <w:r>
-        <w:rPr>
-          <w:b/>
-          <w:bCs/>
-        </w:rPr>
-        <w:t>or</w:t>
-      </w:r>
-      <w:proofErr w:type="spellEnd"/>
-      <w:r>
-        <w:rPr>
-          <w:b/>
-          <w:bCs/>
-        </w:rPr>
-        <w:t xml:space="preserve"> </w:t>
-      </w:r>
-      <w:proofErr w:type="spellStart"/>
-      <w:r>
-        <w:rPr>
-          <w:b/>
-          <w:bCs/>
-        </w:rPr>
-        <w:t>should</w:t>
-      </w:r>
-      <w:proofErr w:type="spellEnd"/>
-      <w:r>
-        <w:rPr>
-          <w:b/>
-          <w:bCs/>
-        </w:rPr>
-        <w:t xml:space="preserve"> </w:t>
-      </w:r>
-      <w:proofErr w:type="spellStart"/>
-      <w:r>
-        <w:rPr>
-          <w:b/>
-          <w:bCs/>
-        </w:rPr>
-        <w:t>attend</w:t>
-      </w:r>
-      <w:proofErr w:type="spellEnd"/>
-      <w:r>
-        <w:rPr>
-          <w:b/>
-          <w:bCs/>
-        </w:rPr>
-        <w:t xml:space="preserve"> such as </w:t>
-      </w:r>
-      <w:proofErr w:type="spellStart"/>
-      <w:r>
-        <w:rPr>
-          <w:b/>
-          <w:bCs/>
-        </w:rPr>
-        <w:t>group</w:t>
-      </w:r>
-      <w:proofErr w:type="spellEnd"/>
-      <w:r>
-        <w:rPr>
-          <w:b/>
-          <w:bCs/>
-        </w:rPr>
-        <w:t xml:space="preserve"> </w:t>
-      </w:r>
-      <w:proofErr w:type="spellStart"/>
-      <w:r>
-        <w:rPr>
-          <w:b/>
-          <w:bCs/>
-        </w:rPr>
-        <w:t>meeting</w:t>
-      </w:r>
-      <w:proofErr w:type="spellEnd"/>
-      <w:r>
-        <w:rPr>
-          <w:b/>
-          <w:bCs/>
-        </w:rPr>
-        <w:t xml:space="preserve">? </w:t>
-      </w:r>
-    </w:p>
-    <w:p>
-      <w:r>
-        <w:rPr>
-          <w:b/>
-          <w:bCs/>
-        </w:rPr>
-        <w:t xml:space="preserve">12. </w:t>
-      </w:r>
-      <w:r>
-        <w:t xml:space="preserve">Why </w:t>
-      </w:r>
-      <w:proofErr w:type="spellStart"/>
-      <w:r>
-        <w:t>haven’t</w:t>
-      </w:r>
-      <w:proofErr w:type="spellEnd"/>
-      <w:r>
-        <w:t xml:space="preserve"> </w:t>
-      </w:r>
-      <w:proofErr w:type="spellStart"/>
-      <w:r>
-        <w:t>been</w:t>
-      </w:r>
-      <w:proofErr w:type="spellEnd"/>
-      <w:r>
-        <w:t xml:space="preserve"> </w:t>
-      </w:r>
-      <w:proofErr w:type="spellStart"/>
-      <w:r>
-        <w:t>there</w:t>
-      </w:r>
-      <w:proofErr w:type="spellEnd"/>
-      <w:r>
-        <w:t xml:space="preserve"> </w:t>
-      </w:r>
-      <w:proofErr w:type="spellStart"/>
-      <w:r>
-        <w:t>observed</w:t>
-      </w:r>
-      <w:proofErr w:type="spellEnd"/>
-      <w:r>
-        <w:t xml:space="preserve"> </w:t>
-      </w:r>
-      <w:proofErr w:type="spellStart"/>
-      <w:r>
-        <w:t>any</w:t>
-      </w:r>
-      <w:proofErr w:type="spellEnd"/>
-      <w:r>
-        <w:t xml:space="preserve"> </w:t>
-      </w:r>
-      <w:proofErr w:type="spellStart"/>
-      <w:r>
-        <w:t>or</w:t>
-      </w:r>
-      <w:proofErr w:type="spellEnd"/>
-      <w:r>
-        <w:t xml:space="preserve"> </w:t>
-      </w:r>
-      <w:proofErr w:type="spellStart"/>
-      <w:r>
-        <w:t>only</w:t>
-      </w:r>
-      <w:proofErr w:type="spellEnd"/>
-      <w:r>
-        <w:t xml:space="preserve"> a </w:t>
-      </w:r>
-      <w:proofErr w:type="spellStart"/>
-      <w:r>
-        <w:t>few</w:t>
-      </w:r>
-      <w:proofErr w:type="spellEnd"/>
-      <w:r>
-        <w:t xml:space="preserve"> </w:t>
-      </w:r>
-      <w:proofErr w:type="spellStart"/>
-      <w:r>
-        <w:t>excited</w:t>
-      </w:r>
-      <w:proofErr w:type="spellEnd"/>
-      <w:r>
-        <w:t xml:space="preserve"> </w:t>
-      </w:r>
-      <w:proofErr w:type="spellStart"/>
-      <w:r>
-        <w:t>states</w:t>
-      </w:r>
-      <w:proofErr w:type="spellEnd"/>
-      <w:r>
-        <w:t xml:space="preserve"> </w:t>
-      </w:r>
-      <w:proofErr w:type="spellStart"/>
-      <w:r>
-        <w:t>dark</w:t>
-      </w:r>
-      <w:proofErr w:type="spellEnd"/>
-      <w:r>
-        <w:t xml:space="preserve"> </w:t>
-      </w:r>
-      <w:proofErr w:type="spellStart"/>
-      <w:r>
-        <w:t>exzitons</w:t>
-      </w:r>
-      <w:proofErr w:type="spellEnd"/>
-      <w:r>
-        <w:t xml:space="preserve">? </w:t>
-      </w:r>
-      <w:proofErr w:type="spellStart"/>
-      <w:r>
-        <w:t>Could</w:t>
-      </w:r>
-      <w:proofErr w:type="spellEnd"/>
-      <w:r>
-        <w:t xml:space="preserve"> </w:t>
-      </w:r>
-      <w:proofErr w:type="spellStart"/>
-      <w:r>
-        <w:t>this</w:t>
-      </w:r>
-      <w:proofErr w:type="spellEnd"/>
-      <w:r>
-        <w:t xml:space="preserve"> </w:t>
-      </w:r>
-      <w:proofErr w:type="spellStart"/>
-      <w:r>
-        <w:t>be</w:t>
-      </w:r>
-      <w:proofErr w:type="spellEnd"/>
-      <w:r>
-        <w:t xml:space="preserve"> an </w:t>
-      </w:r>
-      <w:proofErr w:type="spellStart"/>
-      <w:r>
-        <w:t>interesting</w:t>
-      </w:r>
-      <w:proofErr w:type="spellEnd"/>
-      <w:r>
-        <w:t xml:space="preserve"> </w:t>
-      </w:r>
-      <w:proofErr w:type="spellStart"/>
-      <w:r>
-        <w:t>challenge</w:t>
-      </w:r>
-      <w:proofErr w:type="spellEnd"/>
-      <w:r>
-        <w:t xml:space="preserve">? </w:t>
-      </w:r>
-    </w:p>
-    <w:p>
-      <w:r>
-        <w:t xml:space="preserve">13. </w:t>
-      </w:r>
-      <w:proofErr w:type="spellStart"/>
-      <w:r>
-        <w:t>Which</w:t>
-      </w:r>
-      <w:proofErr w:type="spellEnd"/>
-      <w:r>
-        <w:t xml:space="preserve"> </w:t>
-      </w:r>
-      <w:proofErr w:type="spellStart"/>
-      <w:r>
-        <w:t>kind</w:t>
-      </w:r>
-      <w:proofErr w:type="spellEnd"/>
-      <w:r>
-        <w:t xml:space="preserve"> of </w:t>
-      </w:r>
-      <w:proofErr w:type="spellStart"/>
-      <w:r>
-        <w:t>exzitons</w:t>
-      </w:r>
-      <w:proofErr w:type="spellEnd"/>
-      <w:r>
-        <w:t xml:space="preserve"> </w:t>
-      </w:r>
-      <w:proofErr w:type="spellStart"/>
-      <w:r>
-        <w:t>have</w:t>
-      </w:r>
-      <w:proofErr w:type="spellEnd"/>
-      <w:r>
-        <w:t xml:space="preserve"> </w:t>
-      </w:r>
-      <w:proofErr w:type="spellStart"/>
-      <w:r>
-        <w:t>been</w:t>
-      </w:r>
-      <w:proofErr w:type="spellEnd"/>
-      <w:r>
-        <w:t xml:space="preserve"> </w:t>
-      </w:r>
-      <w:proofErr w:type="spellStart"/>
-      <w:r>
-        <w:t>modelled</w:t>
-      </w:r>
-      <w:proofErr w:type="spellEnd"/>
-      <w:r>
-        <w:t xml:space="preserve"> and </w:t>
-      </w:r>
-      <w:proofErr w:type="spellStart"/>
-      <w:r>
-        <w:t>observed</w:t>
-      </w:r>
-      <w:proofErr w:type="spellEnd"/>
-      <w:r>
-        <w:t xml:space="preserve"> in Moiré TMDs? </w:t>
-      </w:r>
-      <w:proofErr w:type="spellStart"/>
-      <w:r>
-        <w:t>Especially</w:t>
-      </w:r>
-      <w:proofErr w:type="spellEnd"/>
-      <w:r>
-        <w:t xml:space="preserve"> </w:t>
-      </w:r>
-      <w:proofErr w:type="spellStart"/>
-      <w:r>
-        <w:t>dark</w:t>
-      </w:r>
-      <w:proofErr w:type="spellEnd"/>
-      <w:r>
-        <w:t xml:space="preserve"> </w:t>
-      </w:r>
-      <w:proofErr w:type="spellStart"/>
-      <w:r>
-        <w:t>exzitons</w:t>
-      </w:r>
-      <w:proofErr w:type="spellEnd"/>
-      <w:r>
-        <w:t xml:space="preserve">, </w:t>
-      </w:r>
-      <w:proofErr w:type="spellStart"/>
-      <w:r>
-        <w:t>trions</w:t>
-      </w:r>
-      <w:proofErr w:type="spellEnd"/>
-      <w:r>
-        <w:t xml:space="preserve"> and </w:t>
-      </w:r>
-      <w:proofErr w:type="spellStart"/>
-      <w:r>
-        <w:t>biexzitons</w:t>
-      </w:r>
-      <w:proofErr w:type="spellEnd"/>
-      <w:r>
-        <w:t xml:space="preserve">? </w:t>
-      </w:r>
-    </w:p>
-    <w:p>
-      <w:r>
-        <w:t xml:space="preserve">14. Wer wird mein Zweitbetreuer und </w:t>
-      </w:r>
-      <w:proofErr w:type="spellStart"/>
-      <w:r>
-        <w:t>Prüfungskommittee</w:t>
-      </w:r>
-      <w:proofErr w:type="spellEnd"/>
-      <w:r>
-        <w:t xml:space="preserve">? Wie häufig trifft man sich mit dem? </w:t>
-      </w:r>
-    </w:p>
-    <w:p>
-      <w:pPr>
-        <w:rPr>
-          <w:b/>
-          <w:bCs/>
-        </w:rPr>
-      </w:pPr>
-      <w:r>
-        <w:rPr>
-          <w:b/>
-          <w:bCs/>
-        </w:rPr>
-        <w:t xml:space="preserve">First </w:t>
-      </w:r>
-      <w:proofErr w:type="spellStart"/>
-      <w:r>
-        <w:rPr>
-          <w:b/>
-          <w:bCs/>
-        </w:rPr>
-        <w:t>day</w:t>
-      </w:r>
-      <w:proofErr w:type="spellEnd"/>
-      <w:r>
-        <w:rPr>
-          <w:b/>
-          <w:bCs/>
-        </w:rPr>
-        <w:t xml:space="preserve">: </w:t>
-      </w:r>
-      <w:proofErr w:type="spellStart"/>
-      <w:r>
-        <w:rPr>
-          <w:b/>
-          <w:bCs/>
-        </w:rPr>
-        <w:t>set-up</w:t>
-      </w:r>
-      <w:proofErr w:type="spellEnd"/>
-      <w:r>
-        <w:rPr>
-          <w:b/>
-          <w:bCs/>
-        </w:rPr>
-        <w:t xml:space="preserve"> of all important </w:t>
-      </w:r>
-      <w:proofErr w:type="spellStart"/>
-      <w:r>
-        <w:rPr>
-          <w:b/>
-          <w:bCs/>
-        </w:rPr>
-        <w:t>programs</w:t>
-      </w:r>
-      <w:proofErr w:type="spellEnd"/>
-      <w:r>
-        <w:rPr>
-          <w:b/>
-          <w:bCs/>
-        </w:rPr>
-        <w:t>:</w:t>
-      </w:r>
-    </w:p>
-    <w:p>
-      <w:r>
-        <w:t>-</w:t>
-      </w:r>
-      <w:proofErr w:type="spellStart"/>
-      <w:r>
-        <w:t>doctolib</w:t>
-      </w:r>
-      <w:proofErr w:type="spellEnd"/>
-      <w:r>
-        <w:t xml:space="preserve"> und </w:t>
-      </w:r>
-      <w:proofErr w:type="spellStart"/>
-      <w:r>
-        <w:t>geventis</w:t>
-      </w:r>
-      <w:proofErr w:type="spellEnd"/>
-      <w:r>
-        <w:t xml:space="preserve"> registrieren </w:t>
-      </w:r>
-    </w:p>
-    <w:p>
-      <w:r>
-        <w:rPr>
-          <w:b/>
-          <w:bCs/>
-        </w:rPr>
-        <w:t>-</w:t>
-      </w:r>
-      <w:r>
-        <w:t>Laptop einrichten -Schlüssel/Transponder erhalten</w:t>
-      </w:r>
-      <w:r>
-        <w:t xml:space="preserve"> für HARBOR und MPSD</w:t>
-      </w:r>
-    </w:p>
-    <w:p>
-      <w:r>
-        <w:t xml:space="preserve">-Einrichten einer </w:t>
-      </w:r>
-      <w:proofErr w:type="spellStart"/>
-      <w:r>
-        <w:t>linux</w:t>
-      </w:r>
-      <w:proofErr w:type="spellEnd"/>
-      <w:r>
-        <w:t xml:space="preserve">/Unix Programmierumgebung: </w:t>
-      </w:r>
-      <w:proofErr w:type="spellStart"/>
-      <w:r>
-        <w:t>vs</w:t>
-      </w:r>
-      <w:proofErr w:type="spellEnd"/>
-      <w:r>
-        <w:t xml:space="preserve"> code, </w:t>
-      </w:r>
-      <w:r>
-        <w:t>(</w:t>
-      </w:r>
-      <w:proofErr w:type="spellStart"/>
-      <w:r>
-        <w:t>anaconda</w:t>
-      </w:r>
-      <w:proofErr w:type="spellEnd"/>
-      <w:r>
-        <w:t xml:space="preserve">?), </w:t>
-      </w:r>
-      <w:proofErr w:type="spellStart"/>
-      <w:r>
-        <w:t>compiler</w:t>
-      </w:r>
-      <w:proofErr w:type="spellEnd"/>
-      <w:r>
-        <w:t xml:space="preserve"> für </w:t>
-      </w:r>
-      <w:proofErr w:type="spellStart"/>
-      <w:r>
-        <w:t>python</w:t>
-      </w:r>
-      <w:proofErr w:type="spellEnd"/>
-      <w:r>
-        <w:t xml:space="preserve"> und Fortran,</w:t>
-      </w:r>
-    </w:p>
-    <w:p>
-      <w:r>
-        <w:lastRenderedPageBreak/>
-        <w:t xml:space="preserve">-Matlab installieren </w:t>
-      </w:r>
-    </w:p>
-    <w:p>
-      <w:r>
-        <w:t xml:space="preserve">-Unilizenz für Bücher und </w:t>
-      </w:r>
-      <w:proofErr w:type="spellStart"/>
-      <w:r>
-        <w:t>paper</w:t>
-      </w:r>
-      <w:proofErr w:type="spellEnd"/>
-      <w:r>
-        <w:t xml:space="preserve"> </w:t>
-      </w:r>
-    </w:p>
-    <w:p>
-      <w:r>
-        <w:t>-</w:t>
-      </w:r>
-      <w:r>
-        <w:rPr>
-          <w:b/>
-          <w:bCs/>
-        </w:rPr>
-        <w:t xml:space="preserve"> </w:t>
-      </w:r>
-      <w:r>
-        <w:t xml:space="preserve">MS Office -KI </w:t>
-      </w:r>
-    </w:p>
-    <w:p>
-      <w:r>
-        <w:t>-Octopus, -</w:t>
-      </w:r>
-      <w:proofErr w:type="spellStart"/>
-      <w:r>
-        <w:t>gitHub</w:t>
-      </w:r>
-      <w:proofErr w:type="spellEnd"/>
-      <w:r>
-        <w:t xml:space="preserve"> einrichten, </w:t>
-      </w:r>
-    </w:p>
-    <w:p>
-      <w:r>
-        <w:t>-</w:t>
-      </w:r>
-      <w:proofErr w:type="spellStart"/>
-      <w:r>
-        <w:t>Desy</w:t>
-      </w:r>
-      <w:proofErr w:type="spellEnd"/>
-      <w:r>
-        <w:t xml:space="preserve"> Mensa Card bekommen</w:t>
-      </w:r>
+        <w:t xml:space="preserve"> cyberduck for SSH </w:t>
+      </w:r>
+      <w:proofErr w:type="spellStart"/>
+      <w:r>
+        <w:t>connections</w:t>
+      </w:r>
+      <w:proofErr w:type="spellEnd"/>
     </w:p>
     <w:p>
       <w:r>
@@ -10427,6 +11287,7 @@
     </w:p>
     <w:p>
       <w:r>
+        <w:lastRenderedPageBreak/>
         <w:t xml:space="preserve"> </w:t>
       </w:r>
       <w:proofErr w:type="spellStart"/>
@@ -11052,6 +11913,7 @@
     </w:p>
     <w:p>
       <w:r>
+        <w:lastRenderedPageBreak/>
         <w:t xml:space="preserve">Mein Arbeitstitel von meinem Einstellungsvertrag heißt ja: „Novel Ab Initio </w:t>
       </w:r>
       <w:proofErr w:type="spellStart"/>
@@ -11132,18 +11994,6 @@
         <w:t xml:space="preserve"> und Bethe-Salpeter Gleichung basieren, oder? </w:t>
       </w:r>
     </w:p>
-    <w:p/>
-    <w:p/>
-    <w:p/>
-    <w:p>
-      <w:pPr>
-        <w:rPr>
-          <w:b/>
-          <w:bCs/>
-        </w:rPr>
-      </w:pPr>
-    </w:p>
-    <w:p/>
     <w:p/>
     <w:p/>
     <w:p/>

--- a/Vorbereitung Bester PhD.docx
+++ b/Vorbereitung Bester PhD.docx
@@ -5628,24 +5628,2482 @@
           <w:bCs/>
         </w:rPr>
       </w:pPr>
-      <w:r>
-        <w:rPr>
-          <w:b/>
-          <w:bCs/>
-        </w:rPr>
+    </w:p>
+    <w:p>
+      <w:pPr>
+        <w:rPr>
+          <w:b/>
+          <w:bCs/>
+        </w:rPr>
+      </w:pPr>
+    </w:p>
+    <w:p>
+      <w:pPr>
+        <w:rPr>
+          <w:b/>
+          <w:bCs/>
+        </w:rPr>
+      </w:pPr>
+      <w:r>
+        <w:rPr>
+          <w:b/>
+          <w:bCs/>
+        </w:rPr>
+        <w:lastRenderedPageBreak/>
         <w:t>deine Ideen: </w:t>
       </w:r>
     </w:p>
     <w:p>
       <w:r>
+        <w:t xml:space="preserve">erstes </w:t>
+      </w:r>
+      <w:r>
+        <w:t xml:space="preserve">(eigenes) </w:t>
+      </w:r>
+      <w:r>
+        <w:t xml:space="preserve">Projekt kann es sein das folgende </w:t>
+      </w:r>
+      <w:proofErr w:type="spellStart"/>
+      <w:r>
+        <w:t>paper</w:t>
+      </w:r>
+      <w:proofErr w:type="spellEnd"/>
+      <w:r>
+        <w:t xml:space="preserve"> „</w:t>
+      </w:r>
+      <w:r>
+        <w:t xml:space="preserve">Ab initio </w:t>
+      </w:r>
+      <w:proofErr w:type="spellStart"/>
+      <w:r>
+        <w:t>simulation</w:t>
+      </w:r>
+      <w:proofErr w:type="spellEnd"/>
+      <w:r>
+        <w:t xml:space="preserve"> of </w:t>
+      </w:r>
+      <w:proofErr w:type="spellStart"/>
+      <w:r>
+        <w:t>attosecond</w:t>
+      </w:r>
+      <w:proofErr w:type="spellEnd"/>
+      <w:r>
+        <w:t xml:space="preserve"> transient </w:t>
+      </w:r>
+      <w:proofErr w:type="spellStart"/>
+      <w:r>
+        <w:t>absorption</w:t>
+      </w:r>
+      <w:proofErr w:type="spellEnd"/>
+      <w:r>
+        <w:t xml:space="preserve"> </w:t>
+      </w:r>
+      <w:proofErr w:type="spellStart"/>
+      <w:r>
+        <w:t>spectroscopy</w:t>
+      </w:r>
+      <w:proofErr w:type="spellEnd"/>
+      <w:r>
+        <w:t xml:space="preserve"> in </w:t>
+      </w:r>
+      <w:proofErr w:type="spellStart"/>
+      <w:r>
+        <w:t>two</w:t>
+      </w:r>
+      <w:proofErr w:type="spellEnd"/>
+      <w:r>
+        <w:t xml:space="preserve">-dimensional </w:t>
+      </w:r>
+      <w:proofErr w:type="spellStart"/>
+      <w:r>
+        <w:t>materials</w:t>
+      </w:r>
+      <w:proofErr w:type="spellEnd"/>
+      <w:r>
+        <w:t xml:space="preserve">“ von Shunsuke A. Sato vom MPSD über TDDFT </w:t>
+      </w:r>
+      <w:proofErr w:type="spellStart"/>
+      <w:r>
+        <w:t>simulation</w:t>
+      </w:r>
+      <w:proofErr w:type="spellEnd"/>
+      <w:r>
+        <w:t xml:space="preserve"> in 2d </w:t>
+      </w:r>
+      <w:proofErr w:type="spellStart"/>
+      <w:r>
+        <w:t>materials</w:t>
+      </w:r>
+      <w:proofErr w:type="spellEnd"/>
+      <w:r>
+        <w:t xml:space="preserve"> und </w:t>
+      </w:r>
+      <w:proofErr w:type="spellStart"/>
+      <w:r>
+        <w:t>attosecond</w:t>
+      </w:r>
+      <w:proofErr w:type="spellEnd"/>
+      <w:r>
+        <w:t xml:space="preserve"> transient </w:t>
+      </w:r>
+      <w:proofErr w:type="spellStart"/>
+      <w:r>
+        <w:t>absorption</w:t>
+      </w:r>
+      <w:proofErr w:type="spellEnd"/>
+      <w:r>
+        <w:t xml:space="preserve"> </w:t>
+      </w:r>
+      <w:proofErr w:type="spellStart"/>
+      <w:r>
+        <w:t>technology</w:t>
+      </w:r>
+      <w:proofErr w:type="spellEnd"/>
+      <w:r>
+        <w:t xml:space="preserve"> zu verstehen und die </w:t>
+      </w:r>
+      <w:proofErr w:type="spellStart"/>
+      <w:r>
+        <w:t>simulationen</w:t>
+      </w:r>
+      <w:proofErr w:type="spellEnd"/>
+      <w:r>
+        <w:t xml:space="preserve"> zu reproduzieren – weitere Ausweitung auf Moire </w:t>
+      </w:r>
+      <w:proofErr w:type="spellStart"/>
+      <w:r>
+        <w:t>materials</w:t>
+      </w:r>
+      <w:proofErr w:type="spellEnd"/>
+      <w:r>
+        <w:t xml:space="preserve"> (auch im </w:t>
+      </w:r>
+      <w:proofErr w:type="spellStart"/>
+      <w:r>
+        <w:t>paper</w:t>
+      </w:r>
+      <w:proofErr w:type="spellEnd"/>
+      <w:r>
+        <w:t xml:space="preserve"> vorgeschlagen) </w:t>
+      </w:r>
+    </w:p>
+    <w:p>
+      <w:r>
+        <w:t>-</w:t>
+      </w:r>
+      <w:proofErr w:type="spellStart"/>
+      <w:r>
+        <w:t>study</w:t>
+      </w:r>
+      <w:proofErr w:type="spellEnd"/>
+      <w:r>
+        <w:t xml:space="preserve"> </w:t>
+      </w:r>
+      <w:proofErr w:type="spellStart"/>
+      <w:r>
+        <w:rPr>
+          <w:b/>
+          <w:bCs/>
+        </w:rPr>
+        <w:t>ultrafst</w:t>
+      </w:r>
+      <w:proofErr w:type="spellEnd"/>
+      <w:r>
+        <w:t xml:space="preserve"> </w:t>
+      </w:r>
+      <w:proofErr w:type="spellStart"/>
+      <w:r>
+        <w:t>attosecond</w:t>
+      </w:r>
+      <w:proofErr w:type="spellEnd"/>
+      <w:r>
+        <w:t xml:space="preserve"> </w:t>
+      </w:r>
+      <w:proofErr w:type="spellStart"/>
+      <w:r>
+        <w:t>dynamics</w:t>
+      </w:r>
+      <w:proofErr w:type="spellEnd"/>
+      <w:r>
+        <w:t xml:space="preserve"> of </w:t>
+      </w:r>
+      <w:proofErr w:type="spellStart"/>
+      <w:r>
+        <w:t>interacting</w:t>
+      </w:r>
+      <w:proofErr w:type="spellEnd"/>
+      <w:r>
+        <w:t xml:space="preserve"> </w:t>
+      </w:r>
+      <w:r>
+        <w:t>(</w:t>
+      </w:r>
+      <w:proofErr w:type="spellStart"/>
+      <w:r>
+        <w:t>dark</w:t>
+      </w:r>
+      <w:proofErr w:type="spellEnd"/>
+      <w:r>
+        <w:t xml:space="preserve">) </w:t>
+      </w:r>
+      <w:r>
+        <w:rPr>
+          <w:b/>
+          <w:bCs/>
+        </w:rPr>
+        <w:t>Moiré-</w:t>
+      </w:r>
+      <w:proofErr w:type="spellStart"/>
+      <w:r>
+        <w:rPr>
+          <w:b/>
+          <w:bCs/>
+        </w:rPr>
+        <w:t>exzitons</w:t>
+      </w:r>
+      <w:proofErr w:type="spellEnd"/>
+      <w:r>
+        <w:t xml:space="preserve">, </w:t>
+      </w:r>
+      <w:proofErr w:type="spellStart"/>
+      <w:r>
+        <w:rPr>
+          <w:b/>
+          <w:bCs/>
+        </w:rPr>
+        <w:t>especially</w:t>
+      </w:r>
+      <w:proofErr w:type="spellEnd"/>
+      <w:r>
+        <w:rPr>
+          <w:b/>
+          <w:bCs/>
+        </w:rPr>
+        <w:t xml:space="preserve"> </w:t>
+      </w:r>
+      <w:proofErr w:type="spellStart"/>
+      <w:r>
+        <w:rPr>
+          <w:b/>
+          <w:bCs/>
+        </w:rPr>
+        <w:t>bions</w:t>
+      </w:r>
+      <w:proofErr w:type="spellEnd"/>
+      <w:r>
+        <w:rPr>
+          <w:b/>
+          <w:bCs/>
+        </w:rPr>
+        <w:t xml:space="preserve"> and </w:t>
+      </w:r>
+      <w:proofErr w:type="spellStart"/>
+      <w:r>
+        <w:rPr>
+          <w:b/>
+          <w:bCs/>
+        </w:rPr>
+        <w:t>trions</w:t>
+      </w:r>
+      <w:proofErr w:type="spellEnd"/>
+      <w:r>
+        <w:t>,</w:t>
+      </w:r>
+      <w:r>
+        <w:t xml:space="preserve"> in </w:t>
+      </w:r>
+      <w:proofErr w:type="spellStart"/>
+      <w:r>
+        <w:t>twisted</w:t>
+      </w:r>
+      <w:proofErr w:type="spellEnd"/>
+      <w:r>
+        <w:t xml:space="preserve"> </w:t>
+      </w:r>
+      <w:r>
+        <w:t xml:space="preserve">(Janus?) </w:t>
+      </w:r>
+      <w:proofErr w:type="spellStart"/>
+      <w:r>
+        <w:t>bilayer</w:t>
+      </w:r>
+      <w:proofErr w:type="spellEnd"/>
+      <w:r>
+        <w:t xml:space="preserve"> Moiré </w:t>
+      </w:r>
+      <w:r>
+        <w:t xml:space="preserve">TMDs and Janus </w:t>
+      </w:r>
+      <w:proofErr w:type="spellStart"/>
+      <w:r>
+        <w:t>materials</w:t>
+      </w:r>
+      <w:proofErr w:type="spellEnd"/>
+      <w:r>
+        <w:t xml:space="preserve"> and </w:t>
+      </w:r>
+      <w:proofErr w:type="spellStart"/>
+      <w:r>
+        <w:t>study</w:t>
+      </w:r>
+      <w:proofErr w:type="spellEnd"/>
+      <w:r>
+        <w:t xml:space="preserve"> the HHGs; </w:t>
+      </w:r>
+      <w:proofErr w:type="spellStart"/>
+      <w:r>
+        <w:t>best</w:t>
+      </w:r>
+      <w:proofErr w:type="spellEnd"/>
+      <w:r>
+        <w:t xml:space="preserve"> for </w:t>
+      </w:r>
+      <w:proofErr w:type="spellStart"/>
+      <w:r>
+        <w:t>studying</w:t>
+      </w:r>
+      <w:proofErr w:type="spellEnd"/>
+      <w:r>
+        <w:t xml:space="preserve"> a </w:t>
+      </w:r>
+      <w:proofErr w:type="spellStart"/>
+      <w:r>
+        <w:t>topological</w:t>
+      </w:r>
+      <w:proofErr w:type="spellEnd"/>
+      <w:r>
+        <w:t xml:space="preserve"> </w:t>
+      </w:r>
+      <w:proofErr w:type="spellStart"/>
+      <w:r>
+        <w:t>or</w:t>
+      </w:r>
+      <w:proofErr w:type="spellEnd"/>
+      <w:r>
+        <w:t xml:space="preserve"> </w:t>
+      </w:r>
+      <w:proofErr w:type="spellStart"/>
+      <w:r>
+        <w:t>magnetical</w:t>
+      </w:r>
+      <w:proofErr w:type="spellEnd"/>
+      <w:r>
+        <w:t xml:space="preserve"> </w:t>
+      </w:r>
+      <w:proofErr w:type="spellStart"/>
+      <w:r>
+        <w:t>effect</w:t>
+      </w:r>
+      <w:proofErr w:type="spellEnd"/>
+      <w:r>
+        <w:t xml:space="preserve">; </w:t>
+      </w:r>
+      <w:r>
+        <w:t xml:space="preserve">With </w:t>
+      </w:r>
+      <w:proofErr w:type="spellStart"/>
+      <w:r>
+        <w:t>focus</w:t>
+      </w:r>
+      <w:proofErr w:type="spellEnd"/>
+      <w:r>
+        <w:t xml:space="preserve"> at </w:t>
+      </w:r>
+      <w:proofErr w:type="spellStart"/>
+      <w:r>
+        <w:t>dependence</w:t>
+      </w:r>
+      <w:proofErr w:type="spellEnd"/>
+      <w:r>
+        <w:t xml:space="preserve"> of </w:t>
+      </w:r>
+      <w:proofErr w:type="spellStart"/>
+      <w:r>
+        <w:t>twist</w:t>
+      </w:r>
+      <w:proofErr w:type="spellEnd"/>
+      <w:r>
+        <w:t xml:space="preserve"> angle</w:t>
+      </w:r>
+      <w:r>
+        <w:t xml:space="preserve"> for </w:t>
+      </w:r>
+      <w:proofErr w:type="spellStart"/>
+      <w:r>
+        <w:t>tuning</w:t>
+      </w:r>
+      <w:proofErr w:type="spellEnd"/>
+      <w:r>
+        <w:t xml:space="preserve"> the band </w:t>
+      </w:r>
+      <w:proofErr w:type="spellStart"/>
+      <w:r>
+        <w:t>structure</w:t>
+      </w:r>
+      <w:proofErr w:type="spellEnd"/>
+      <w:r>
+        <w:t xml:space="preserve"> and </w:t>
+      </w:r>
+      <w:proofErr w:type="spellStart"/>
+      <w:r>
+        <w:t>topological</w:t>
+      </w:r>
+      <w:proofErr w:type="spellEnd"/>
+      <w:r>
+        <w:t xml:space="preserve"> </w:t>
+      </w:r>
+      <w:proofErr w:type="spellStart"/>
+      <w:r>
+        <w:t>quantities</w:t>
+      </w:r>
+      <w:proofErr w:type="spellEnd"/>
+      <w:r>
+        <w:t xml:space="preserve">; (so </w:t>
+      </w:r>
+      <w:proofErr w:type="spellStart"/>
+      <w:r>
+        <w:t>far</w:t>
+      </w:r>
+      <w:proofErr w:type="spellEnd"/>
+      <w:r>
+        <w:t xml:space="preserve"> </w:t>
+      </w:r>
+      <w:proofErr w:type="spellStart"/>
+      <w:r>
+        <w:t>most</w:t>
+      </w:r>
+      <w:proofErr w:type="spellEnd"/>
+      <w:r>
+        <w:t xml:space="preserve"> </w:t>
+      </w:r>
+      <w:proofErr w:type="spellStart"/>
+      <w:r>
+        <w:t>concrete</w:t>
+      </w:r>
+      <w:proofErr w:type="spellEnd"/>
+      <w:r>
+        <w:t>)</w:t>
+      </w:r>
+      <w:r>
+        <w:t xml:space="preserve">; </w:t>
+      </w:r>
+      <w:proofErr w:type="spellStart"/>
+      <w:r>
+        <w:t>thinking</w:t>
+      </w:r>
+      <w:proofErr w:type="spellEnd"/>
+      <w:r>
+        <w:t xml:space="preserve"> also </w:t>
+      </w:r>
+      <w:proofErr w:type="spellStart"/>
+      <w:r>
+        <w:t>about</w:t>
+      </w:r>
+      <w:proofErr w:type="spellEnd"/>
+      <w:r>
+        <w:t xml:space="preserve"> </w:t>
+      </w:r>
+      <w:proofErr w:type="spellStart"/>
+      <w:r>
+        <w:t>application</w:t>
+      </w:r>
+      <w:proofErr w:type="spellEnd"/>
+      <w:r>
+        <w:t xml:space="preserve">; </w:t>
+      </w:r>
+    </w:p>
+    <w:p>
+      <w:r>
+        <w:t>-</w:t>
+      </w:r>
+      <w:proofErr w:type="spellStart"/>
+      <w:r>
+        <w:t>investigating</w:t>
+      </w:r>
+      <w:proofErr w:type="spellEnd"/>
+      <w:r>
+        <w:t xml:space="preserve"> small </w:t>
+      </w:r>
+      <w:proofErr w:type="spellStart"/>
+      <w:r>
+        <w:t>twist</w:t>
+      </w:r>
+      <w:proofErr w:type="spellEnd"/>
+      <w:r>
+        <w:t xml:space="preserve"> </w:t>
+      </w:r>
+      <w:proofErr w:type="spellStart"/>
+      <w:r>
+        <w:t>angles</w:t>
+      </w:r>
+      <w:proofErr w:type="spellEnd"/>
+      <w:r>
+        <w:t xml:space="preserve"> as </w:t>
+      </w:r>
+      <w:proofErr w:type="spellStart"/>
+      <w:r>
+        <w:t>tuning</w:t>
+      </w:r>
+      <w:proofErr w:type="spellEnd"/>
+      <w:r>
+        <w:t xml:space="preserve"> </w:t>
+      </w:r>
+      <w:proofErr w:type="spellStart"/>
+      <w:r>
+        <w:t>knob</w:t>
+      </w:r>
+      <w:proofErr w:type="spellEnd"/>
+      <w:r>
+        <w:t xml:space="preserve"> of the </w:t>
+      </w:r>
+      <w:proofErr w:type="spellStart"/>
+      <w:r>
+        <w:t>brightness</w:t>
+      </w:r>
+      <w:proofErr w:type="spellEnd"/>
+      <w:r>
+        <w:t xml:space="preserve"> of </w:t>
+      </w:r>
+      <w:proofErr w:type="spellStart"/>
+      <w:r>
+        <w:t>bright</w:t>
+      </w:r>
+      <w:proofErr w:type="spellEnd"/>
+      <w:r>
+        <w:t xml:space="preserve"> </w:t>
+      </w:r>
+      <w:proofErr w:type="spellStart"/>
+      <w:r>
+        <w:t>excitons</w:t>
+      </w:r>
+      <w:proofErr w:type="spellEnd"/>
+      <w:r>
+        <w:t xml:space="preserve"> in </w:t>
+      </w:r>
+      <w:proofErr w:type="spellStart"/>
+      <w:r>
+        <w:t>twisted</w:t>
+      </w:r>
+      <w:proofErr w:type="spellEnd"/>
+      <w:r>
+        <w:t xml:space="preserve"> Moiré Janus </w:t>
+      </w:r>
+      <w:proofErr w:type="spellStart"/>
+      <w:r>
+        <w:t>bilayers</w:t>
+      </w:r>
+      <w:proofErr w:type="spellEnd"/>
+      <w:r>
+        <w:t xml:space="preserve"> for </w:t>
+      </w:r>
+      <w:proofErr w:type="spellStart"/>
+      <w:r>
+        <w:t>nanophotonic</w:t>
+      </w:r>
+      <w:proofErr w:type="spellEnd"/>
+      <w:r>
+        <w:t xml:space="preserve"> </w:t>
+      </w:r>
+      <w:proofErr w:type="spellStart"/>
+      <w:r>
+        <w:t>applications</w:t>
+      </w:r>
+      <w:proofErr w:type="spellEnd"/>
+      <w:r>
+        <w:t>? (</w:t>
+      </w:r>
+      <w:proofErr w:type="spellStart"/>
+      <w:r>
+        <w:t>inspired</w:t>
+      </w:r>
+      <w:proofErr w:type="spellEnd"/>
+      <w:r>
+        <w:t xml:space="preserve"> by the „</w:t>
+      </w:r>
+      <w:proofErr w:type="spellStart"/>
+      <w:r>
+        <w:t>from</w:t>
+      </w:r>
+      <w:proofErr w:type="spellEnd"/>
+      <w:r>
+        <w:t xml:space="preserve"> </w:t>
+      </w:r>
+      <w:proofErr w:type="spellStart"/>
+      <w:r>
+        <w:t>dark</w:t>
+      </w:r>
+      <w:proofErr w:type="spellEnd"/>
+      <w:r>
+        <w:t xml:space="preserve"> to </w:t>
+      </w:r>
+      <w:proofErr w:type="spellStart"/>
+      <w:r>
+        <w:t>bright</w:t>
+      </w:r>
+      <w:proofErr w:type="spellEnd"/>
+      <w:r>
+        <w:t xml:space="preserve"> </w:t>
+      </w:r>
+      <w:proofErr w:type="spellStart"/>
+      <w:r>
+        <w:t>paper</w:t>
+      </w:r>
+      <w:proofErr w:type="spellEnd"/>
+      <w:r>
+        <w:t xml:space="preserve"> of Carl Emil Nielsen). </w:t>
+      </w:r>
+      <w:proofErr w:type="spellStart"/>
+      <w:r>
+        <w:t>Before</w:t>
+      </w:r>
+      <w:proofErr w:type="spellEnd"/>
+      <w:r>
+        <w:t xml:space="preserve"> </w:t>
+      </w:r>
+      <w:proofErr w:type="spellStart"/>
+      <w:r>
+        <w:t>being</w:t>
+      </w:r>
+      <w:proofErr w:type="spellEnd"/>
+      <w:r>
+        <w:t xml:space="preserve"> </w:t>
+      </w:r>
+      <w:proofErr w:type="spellStart"/>
+      <w:r>
+        <w:t>able</w:t>
+      </w:r>
+      <w:proofErr w:type="spellEnd"/>
+      <w:r>
+        <w:t xml:space="preserve"> to do </w:t>
+      </w:r>
+      <w:proofErr w:type="spellStart"/>
+      <w:r>
+        <w:t>this</w:t>
+      </w:r>
+      <w:proofErr w:type="spellEnd"/>
+      <w:r>
+        <w:t xml:space="preserve">, </w:t>
+      </w:r>
+      <w:proofErr w:type="spellStart"/>
+      <w:r>
+        <w:t>you</w:t>
+      </w:r>
+      <w:proofErr w:type="spellEnd"/>
+      <w:r>
+        <w:t xml:space="preserve"> </w:t>
+      </w:r>
+      <w:proofErr w:type="spellStart"/>
+      <w:r>
+        <w:t>develop</w:t>
+      </w:r>
+      <w:proofErr w:type="spellEnd"/>
+      <w:r>
+        <w:t xml:space="preserve"> a CI </w:t>
+      </w:r>
+      <w:proofErr w:type="spellStart"/>
+      <w:r>
+        <w:t>screened</w:t>
+      </w:r>
+      <w:proofErr w:type="spellEnd"/>
+      <w:r>
+        <w:t xml:space="preserve"> ab initio </w:t>
+      </w:r>
+      <w:proofErr w:type="spellStart"/>
+      <w:r>
+        <w:t>method</w:t>
+      </w:r>
+      <w:proofErr w:type="spellEnd"/>
+      <w:r>
+        <w:t xml:space="preserve"> for </w:t>
+      </w:r>
+      <w:proofErr w:type="spellStart"/>
+      <w:r>
+        <w:t>already</w:t>
+      </w:r>
+      <w:proofErr w:type="spellEnd"/>
+      <w:r>
+        <w:t xml:space="preserve"> </w:t>
+      </w:r>
+      <w:proofErr w:type="spellStart"/>
+      <w:r>
+        <w:t>with</w:t>
+      </w:r>
+      <w:proofErr w:type="spellEnd"/>
+      <w:r>
+        <w:t xml:space="preserve"> AEP relaxed Moiré </w:t>
+      </w:r>
+      <w:proofErr w:type="spellStart"/>
+      <w:r>
+        <w:t>materials</w:t>
+      </w:r>
+      <w:proofErr w:type="spellEnd"/>
+      <w:r>
+        <w:t xml:space="preserve">. </w:t>
+      </w:r>
+    </w:p>
+    <w:p>
+      <w:r>
+        <w:t>-</w:t>
+      </w:r>
+      <w:proofErr w:type="spellStart"/>
+      <w:r>
+        <w:t>study</w:t>
+      </w:r>
+      <w:proofErr w:type="spellEnd"/>
+      <w:r>
+        <w:t xml:space="preserve"> ultrafast </w:t>
+      </w:r>
+      <w:proofErr w:type="spellStart"/>
+      <w:r>
+        <w:t>exciton</w:t>
+      </w:r>
+      <w:proofErr w:type="spellEnd"/>
+      <w:r>
+        <w:t xml:space="preserve">-phonon </w:t>
+      </w:r>
+      <w:proofErr w:type="spellStart"/>
+      <w:r>
+        <w:t>interactions</w:t>
+      </w:r>
+      <w:proofErr w:type="spellEnd"/>
+      <w:r>
+        <w:t xml:space="preserve"> in </w:t>
+      </w:r>
+      <w:proofErr w:type="spellStart"/>
+      <w:r>
+        <w:t>twisted</w:t>
+      </w:r>
+      <w:proofErr w:type="spellEnd"/>
+      <w:r>
+        <w:t xml:space="preserve"> </w:t>
+      </w:r>
+      <w:proofErr w:type="spellStart"/>
+      <w:r>
+        <w:t>vdW</w:t>
+      </w:r>
+      <w:proofErr w:type="spellEnd"/>
+      <w:r>
+        <w:t xml:space="preserve"> TMDs, </w:t>
+      </w:r>
+      <w:proofErr w:type="spellStart"/>
+      <w:r>
+        <w:t>how</w:t>
+      </w:r>
+      <w:proofErr w:type="spellEnd"/>
+      <w:r>
+        <w:t xml:space="preserve"> </w:t>
+      </w:r>
+      <w:proofErr w:type="spellStart"/>
+      <w:r>
+        <w:t>is</w:t>
+      </w:r>
+      <w:proofErr w:type="spellEnd"/>
+      <w:r>
+        <w:t xml:space="preserve"> </w:t>
+      </w:r>
+      <w:proofErr w:type="spellStart"/>
+      <w:r>
+        <w:t>this</w:t>
+      </w:r>
+      <w:proofErr w:type="spellEnd"/>
+      <w:r>
+        <w:t xml:space="preserve"> </w:t>
+      </w:r>
+      <w:proofErr w:type="spellStart"/>
+      <w:r>
+        <w:t>effected</w:t>
+      </w:r>
+      <w:proofErr w:type="spellEnd"/>
+      <w:r>
+        <w:t xml:space="preserve"> by the </w:t>
+      </w:r>
+      <w:proofErr w:type="spellStart"/>
+      <w:r>
+        <w:t>twist</w:t>
+      </w:r>
+      <w:proofErr w:type="spellEnd"/>
+      <w:r>
+        <w:t xml:space="preserve"> </w:t>
+      </w:r>
+      <w:proofErr w:type="spellStart"/>
+      <w:proofErr w:type="gramStart"/>
+      <w:r>
+        <w:t>anlge</w:t>
+      </w:r>
+      <w:proofErr w:type="spellEnd"/>
+      <w:r>
+        <w:t>?,</w:t>
+      </w:r>
+      <w:proofErr w:type="gramEnd"/>
+      <w:r>
+        <w:t xml:space="preserve"> </w:t>
+      </w:r>
+      <w:proofErr w:type="spellStart"/>
+      <w:r>
+        <w:t>are</w:t>
+      </w:r>
+      <w:proofErr w:type="spellEnd"/>
+      <w:r>
+        <w:t xml:space="preserve"> </w:t>
+      </w:r>
+      <w:proofErr w:type="spellStart"/>
+      <w:r>
+        <w:t>there</w:t>
+      </w:r>
+      <w:proofErr w:type="spellEnd"/>
+      <w:r>
+        <w:t xml:space="preserve"> universal </w:t>
+      </w:r>
+      <w:proofErr w:type="spellStart"/>
+      <w:proofErr w:type="gramStart"/>
+      <w:r>
+        <w:t>principles</w:t>
+      </w:r>
+      <w:proofErr w:type="spellEnd"/>
+      <w:r>
+        <w:t>?,</w:t>
+      </w:r>
+      <w:proofErr w:type="gramEnd"/>
+      <w:r>
+        <w:t xml:space="preserve"> </w:t>
+      </w:r>
+      <w:proofErr w:type="spellStart"/>
+      <w:r>
+        <w:t>how</w:t>
+      </w:r>
+      <w:proofErr w:type="spellEnd"/>
+      <w:r>
+        <w:t xml:space="preserve"> </w:t>
+      </w:r>
+      <w:proofErr w:type="spellStart"/>
+      <w:r>
+        <w:t>does</w:t>
+      </w:r>
+      <w:proofErr w:type="spellEnd"/>
+      <w:r>
+        <w:t xml:space="preserve"> it </w:t>
+      </w:r>
+      <w:proofErr w:type="spellStart"/>
+      <w:r>
+        <w:t>differ</w:t>
+      </w:r>
+      <w:proofErr w:type="spellEnd"/>
+      <w:r>
+        <w:t xml:space="preserve"> for different </w:t>
+      </w:r>
+      <w:proofErr w:type="spellStart"/>
+      <w:r>
+        <w:t>exciton</w:t>
+      </w:r>
+      <w:proofErr w:type="spellEnd"/>
+      <w:r>
+        <w:t xml:space="preserve"> </w:t>
+      </w:r>
+      <w:proofErr w:type="spellStart"/>
+      <w:proofErr w:type="gramStart"/>
+      <w:r>
+        <w:t>families</w:t>
+      </w:r>
+      <w:proofErr w:type="spellEnd"/>
+      <w:r>
+        <w:t>?,</w:t>
+      </w:r>
+      <w:proofErr w:type="gramEnd"/>
+      <w:r>
+        <w:t xml:space="preserve"> </w:t>
+      </w:r>
+      <w:proofErr w:type="spellStart"/>
+      <w:r>
+        <w:t>maybe</w:t>
+      </w:r>
+      <w:proofErr w:type="spellEnd"/>
+      <w:r>
+        <w:t xml:space="preserve"> </w:t>
+      </w:r>
+      <w:proofErr w:type="spellStart"/>
+      <w:r>
+        <w:t>role</w:t>
+      </w:r>
+      <w:proofErr w:type="spellEnd"/>
+      <w:r>
+        <w:t xml:space="preserve"> for </w:t>
+      </w:r>
+      <w:proofErr w:type="spellStart"/>
+      <w:r>
+        <w:t>uncoventional</w:t>
+      </w:r>
+      <w:proofErr w:type="spellEnd"/>
+      <w:r>
+        <w:t xml:space="preserve"> </w:t>
+      </w:r>
+      <w:proofErr w:type="spellStart"/>
+      <w:r>
+        <w:t>superconductivity</w:t>
+      </w:r>
+      <w:proofErr w:type="spellEnd"/>
+      <w:r>
+        <w:t>, (</w:t>
+      </w:r>
+      <w:proofErr w:type="spellStart"/>
+      <w:r>
+        <w:t>phonon</w:t>
+      </w:r>
+      <w:proofErr w:type="spellEnd"/>
+      <w:r>
+        <w:t xml:space="preserve"> </w:t>
+      </w:r>
+      <w:proofErr w:type="spellStart"/>
+      <w:r>
+        <w:t>recombination</w:t>
+      </w:r>
+      <w:proofErr w:type="spellEnd"/>
+      <w:r>
+        <w:t xml:space="preserve"> </w:t>
+      </w:r>
+      <w:proofErr w:type="spellStart"/>
+      <w:r>
+        <w:t>is</w:t>
+      </w:r>
+      <w:proofErr w:type="spellEnd"/>
+      <w:r>
+        <w:t xml:space="preserve"> important </w:t>
+      </w:r>
+      <w:proofErr w:type="spellStart"/>
+      <w:r>
+        <w:t>showed</w:t>
+      </w:r>
+      <w:proofErr w:type="spellEnd"/>
+      <w:r>
+        <w:t xml:space="preserve"> a </w:t>
+      </w:r>
+      <w:proofErr w:type="spellStart"/>
+      <w:r>
+        <w:t>nature</w:t>
+      </w:r>
+      <w:proofErr w:type="spellEnd"/>
+      <w:r>
+        <w:t xml:space="preserve"> </w:t>
+      </w:r>
+      <w:proofErr w:type="spellStart"/>
+      <w:r>
+        <w:t>paper</w:t>
+      </w:r>
+      <w:proofErr w:type="spellEnd"/>
+      <w:r>
+        <w:t xml:space="preserve"> of MoS2) </w:t>
+      </w:r>
+    </w:p>
+    <w:p>
+      <w:r>
+        <w:t>-</w:t>
+      </w:r>
+      <w:r>
+        <w:t>(</w:t>
+      </w:r>
+      <w:proofErr w:type="spellStart"/>
+      <w:r>
+        <w:t>investigating</w:t>
+      </w:r>
+      <w:proofErr w:type="spellEnd"/>
+      <w:r>
+        <w:t xml:space="preserve"> the </w:t>
+      </w:r>
+      <w:proofErr w:type="spellStart"/>
+      <w:r>
+        <w:t>role</w:t>
+      </w:r>
+      <w:proofErr w:type="spellEnd"/>
+      <w:r>
+        <w:t xml:space="preserve">, </w:t>
+      </w:r>
+      <w:proofErr w:type="spellStart"/>
+      <w:r>
+        <w:t>formation</w:t>
+      </w:r>
+      <w:proofErr w:type="spellEnd"/>
+      <w:r>
+        <w:t xml:space="preserve"> and </w:t>
+      </w:r>
+      <w:proofErr w:type="spellStart"/>
+      <w:r>
+        <w:t>recombination</w:t>
+      </w:r>
+      <w:proofErr w:type="spellEnd"/>
+      <w:r>
+        <w:t xml:space="preserve"> of </w:t>
+      </w:r>
+      <w:proofErr w:type="spellStart"/>
+      <w:r>
+        <w:t>excitons</w:t>
+      </w:r>
+      <w:proofErr w:type="spellEnd"/>
+      <w:r>
+        <w:t xml:space="preserve"> </w:t>
+      </w:r>
+      <w:proofErr w:type="spellStart"/>
+      <w:r>
+        <w:t>during</w:t>
+      </w:r>
+      <w:proofErr w:type="spellEnd"/>
+      <w:r>
+        <w:t xml:space="preserve"> the HHG </w:t>
+      </w:r>
+      <w:proofErr w:type="spellStart"/>
+      <w:r>
+        <w:t>process</w:t>
+      </w:r>
+      <w:proofErr w:type="spellEnd"/>
+      <w:r>
+        <w:t xml:space="preserve"> in 2D </w:t>
+      </w:r>
+      <w:proofErr w:type="spellStart"/>
+      <w:r>
+        <w:t>semiconductors</w:t>
+      </w:r>
+      <w:proofErr w:type="spellEnd"/>
+      <w:r>
+        <w:t xml:space="preserve"> </w:t>
+      </w:r>
+      <w:proofErr w:type="spellStart"/>
+      <w:r>
+        <w:t>with</w:t>
+      </w:r>
+      <w:proofErr w:type="spellEnd"/>
+      <w:r>
+        <w:t xml:space="preserve"> and </w:t>
+      </w:r>
+      <w:proofErr w:type="spellStart"/>
+      <w:r>
+        <w:t>without</w:t>
+      </w:r>
+      <w:proofErr w:type="spellEnd"/>
+      <w:r>
+        <w:t xml:space="preserve"> </w:t>
+      </w:r>
+      <w:proofErr w:type="spellStart"/>
+      <w:r>
+        <w:t>inversion</w:t>
+      </w:r>
+      <w:proofErr w:type="spellEnd"/>
+      <w:r>
+        <w:t xml:space="preserve"> </w:t>
+      </w:r>
+      <w:proofErr w:type="spellStart"/>
+      <w:r>
+        <w:t>symmetry</w:t>
+      </w:r>
+      <w:proofErr w:type="spellEnd"/>
+      <w:r>
+        <w:t xml:space="preserve">; also </w:t>
+      </w:r>
+      <w:proofErr w:type="spellStart"/>
+      <w:r>
+        <w:t>how</w:t>
+      </w:r>
+      <w:proofErr w:type="spellEnd"/>
+      <w:r>
+        <w:t xml:space="preserve"> the HHG </w:t>
+      </w:r>
+      <w:proofErr w:type="spellStart"/>
+      <w:r>
+        <w:t>spectrum</w:t>
+      </w:r>
+      <w:proofErr w:type="spellEnd"/>
+      <w:r>
+        <w:t xml:space="preserve"> </w:t>
+      </w:r>
+      <w:proofErr w:type="spellStart"/>
+      <w:r>
+        <w:t>depends</w:t>
+      </w:r>
+      <w:proofErr w:type="spellEnd"/>
+      <w:r>
+        <w:t xml:space="preserve"> of the </w:t>
+      </w:r>
+      <w:proofErr w:type="spellStart"/>
+      <w:r>
+        <w:t>strain</w:t>
+      </w:r>
+      <w:proofErr w:type="spellEnd"/>
+      <w:r>
+        <w:t xml:space="preserve"> and a </w:t>
+      </w:r>
+      <w:proofErr w:type="spellStart"/>
+      <w:r>
+        <w:t>piezoelectric</w:t>
+      </w:r>
+      <w:proofErr w:type="spellEnd"/>
+      <w:r>
+        <w:t xml:space="preserve"> </w:t>
+      </w:r>
+      <w:proofErr w:type="spellStart"/>
+      <w:r>
+        <w:t>effect</w:t>
+      </w:r>
+      <w:proofErr w:type="spellEnd"/>
+      <w:r>
+        <w:t xml:space="preserve"> and </w:t>
+      </w:r>
+      <w:proofErr w:type="spellStart"/>
+      <w:r>
+        <w:t>how</w:t>
+      </w:r>
+      <w:proofErr w:type="spellEnd"/>
+      <w:r>
+        <w:t xml:space="preserve"> </w:t>
+      </w:r>
+      <w:proofErr w:type="spellStart"/>
+      <w:r>
+        <w:t>this</w:t>
+      </w:r>
+      <w:proofErr w:type="spellEnd"/>
+      <w:r>
+        <w:t xml:space="preserve"> </w:t>
+      </w:r>
+      <w:proofErr w:type="spellStart"/>
+      <w:r>
+        <w:t>changes</w:t>
+      </w:r>
+      <w:proofErr w:type="spellEnd"/>
+      <w:r>
+        <w:t xml:space="preserve"> the </w:t>
+      </w:r>
+      <w:proofErr w:type="spellStart"/>
+      <w:proofErr w:type="gramStart"/>
+      <w:r>
+        <w:t>excitons</w:t>
+      </w:r>
+      <w:proofErr w:type="spellEnd"/>
+      <w:r>
+        <w:t>?</w:t>
+      </w:r>
+      <w:r>
+        <w:t>,</w:t>
+      </w:r>
+      <w:proofErr w:type="gramEnd"/>
+      <w:r>
+        <w:t xml:space="preserve"> </w:t>
+      </w:r>
+      <w:proofErr w:type="spellStart"/>
+      <w:r>
+        <w:t>generally</w:t>
+      </w:r>
+      <w:proofErr w:type="spellEnd"/>
+      <w:r>
+        <w:t xml:space="preserve"> </w:t>
+      </w:r>
+      <w:proofErr w:type="spellStart"/>
+      <w:r>
+        <w:t>role</w:t>
+      </w:r>
+      <w:proofErr w:type="spellEnd"/>
+      <w:r>
+        <w:t xml:space="preserve"> of </w:t>
+      </w:r>
+      <w:proofErr w:type="spellStart"/>
+      <w:r>
+        <w:t>excitons</w:t>
+      </w:r>
+      <w:proofErr w:type="spellEnd"/>
+      <w:r>
+        <w:t xml:space="preserve"> for HHG </w:t>
+      </w:r>
+      <w:proofErr w:type="spellStart"/>
+      <w:r>
+        <w:t>spectrum</w:t>
+      </w:r>
+      <w:proofErr w:type="spellEnd"/>
+      <w:r>
+        <w:t xml:space="preserve"> of 2D </w:t>
+      </w:r>
+      <w:proofErr w:type="gramStart"/>
+      <w:r>
+        <w:t>TMDs</w:t>
+      </w:r>
+      <w:r>
+        <w:t xml:space="preserve"> </w:t>
+      </w:r>
+      <w:r>
+        <w:t>)</w:t>
+      </w:r>
+      <w:proofErr w:type="gramEnd"/>
+      <w:r>
+        <w:t xml:space="preserve"> (</w:t>
+      </w:r>
+      <w:proofErr w:type="spellStart"/>
+      <w:r>
+        <w:t>very</w:t>
+      </w:r>
+      <w:proofErr w:type="spellEnd"/>
+      <w:r>
+        <w:t xml:space="preserve"> interesting)</w:t>
+      </w:r>
+    </w:p>
+    <w:p>
+      <w:r>
+        <w:t>-</w:t>
+      </w:r>
+      <w:proofErr w:type="spellStart"/>
+      <w:r>
+        <w:t>studying</w:t>
+      </w:r>
+      <w:proofErr w:type="spellEnd"/>
+      <w:r>
+        <w:t xml:space="preserve"> the </w:t>
+      </w:r>
+      <w:proofErr w:type="spellStart"/>
+      <w:r>
+        <w:t>lifetime</w:t>
+      </w:r>
+      <w:proofErr w:type="spellEnd"/>
+      <w:r>
+        <w:t xml:space="preserve"> of </w:t>
+      </w:r>
+      <w:proofErr w:type="spellStart"/>
+      <w:r>
+        <w:t>excitons</w:t>
+      </w:r>
+      <w:proofErr w:type="spellEnd"/>
+      <w:r>
+        <w:t xml:space="preserve"> in </w:t>
+      </w:r>
+      <w:proofErr w:type="spellStart"/>
+      <w:r>
+        <w:t>twisted</w:t>
+      </w:r>
+      <w:proofErr w:type="spellEnd"/>
+      <w:r>
+        <w:t xml:space="preserve"> 2D </w:t>
+      </w:r>
+      <w:proofErr w:type="spellStart"/>
+      <w:r>
+        <w:t>materials</w:t>
+      </w:r>
+      <w:proofErr w:type="spellEnd"/>
+      <w:r>
+        <w:t xml:space="preserve"> and the </w:t>
+      </w:r>
+      <w:proofErr w:type="spellStart"/>
+      <w:r>
+        <w:t>lifetime</w:t>
+      </w:r>
+      <w:proofErr w:type="spellEnd"/>
+      <w:r>
+        <w:t xml:space="preserve"> </w:t>
+      </w:r>
+      <w:proofErr w:type="spellStart"/>
+      <w:r>
+        <w:t>dependence</w:t>
+      </w:r>
+      <w:proofErr w:type="spellEnd"/>
+      <w:r>
+        <w:t xml:space="preserve"> of </w:t>
+      </w:r>
+      <w:proofErr w:type="spellStart"/>
+      <w:r>
+        <w:t>twisting</w:t>
+      </w:r>
+      <w:proofErr w:type="spellEnd"/>
+      <w:r>
+        <w:t xml:space="preserve"> angle, </w:t>
+      </w:r>
+      <w:proofErr w:type="spellStart"/>
+      <w:r>
+        <w:t>doping</w:t>
+      </w:r>
+      <w:proofErr w:type="spellEnd"/>
+      <w:r>
+        <w:t xml:space="preserve">, </w:t>
+      </w:r>
+      <w:proofErr w:type="spellStart"/>
+      <w:r>
+        <w:t>strain</w:t>
+      </w:r>
+      <w:proofErr w:type="spellEnd"/>
+      <w:r>
+        <w:t xml:space="preserve"> and ist </w:t>
+      </w:r>
+      <w:proofErr w:type="spellStart"/>
+      <w:r>
+        <w:t>compariosn</w:t>
+      </w:r>
+      <w:proofErr w:type="spellEnd"/>
+      <w:r>
+        <w:t xml:space="preserve"> to </w:t>
+      </w:r>
+      <w:proofErr w:type="spellStart"/>
+      <w:r>
+        <w:t>monolayers</w:t>
+      </w:r>
+      <w:proofErr w:type="spellEnd"/>
+      <w:r>
+        <w:t xml:space="preserve"> and not </w:t>
+      </w:r>
+      <w:proofErr w:type="spellStart"/>
+      <w:r>
+        <w:t>twisted</w:t>
+      </w:r>
+      <w:proofErr w:type="spellEnd"/>
+      <w:r>
+        <w:t xml:space="preserve"> </w:t>
+      </w:r>
+      <w:proofErr w:type="spellStart"/>
+      <w:r>
+        <w:t>bilayers</w:t>
+      </w:r>
+      <w:proofErr w:type="spellEnd"/>
+      <w:r>
+        <w:t>, (</w:t>
+      </w:r>
+      <w:proofErr w:type="spellStart"/>
+      <w:r>
+        <w:t>maybe</w:t>
+      </w:r>
+      <w:proofErr w:type="spellEnd"/>
+      <w:r>
+        <w:t xml:space="preserve"> also </w:t>
+      </w:r>
+      <w:proofErr w:type="spellStart"/>
+      <w:r>
+        <w:t>coupling</w:t>
+      </w:r>
+      <w:proofErr w:type="spellEnd"/>
+      <w:r>
+        <w:t xml:space="preserve"> to </w:t>
+      </w:r>
+      <w:proofErr w:type="spellStart"/>
+      <w:r>
+        <w:t>phonons</w:t>
+      </w:r>
+      <w:proofErr w:type="spellEnd"/>
+      <w:r>
+        <w:t xml:space="preserve">)  </w:t>
+      </w:r>
+    </w:p>
+    <w:p>
+      <w:r>
+        <w:t>-</w:t>
+      </w:r>
+      <w:proofErr w:type="spellStart"/>
+      <w:r>
+        <w:t>suggesting</w:t>
+      </w:r>
+      <w:proofErr w:type="spellEnd"/>
+      <w:r>
+        <w:t xml:space="preserve"> pump probe </w:t>
+      </w:r>
+      <w:proofErr w:type="spellStart"/>
+      <w:r>
+        <w:t>experiments</w:t>
+      </w:r>
+      <w:proofErr w:type="spellEnd"/>
+      <w:r>
+        <w:t xml:space="preserve"> in 2D </w:t>
+      </w:r>
+      <w:proofErr w:type="spellStart"/>
+      <w:r>
+        <w:t>moiré</w:t>
+      </w:r>
+      <w:proofErr w:type="spellEnd"/>
+      <w:r>
+        <w:t xml:space="preserve"> TMDs to </w:t>
+      </w:r>
+      <w:proofErr w:type="spellStart"/>
+      <w:r>
+        <w:t>make</w:t>
+      </w:r>
+      <w:proofErr w:type="spellEnd"/>
+      <w:r>
+        <w:t xml:space="preserve"> „ultrafast </w:t>
+      </w:r>
+      <w:proofErr w:type="spellStart"/>
+      <w:r>
+        <w:t>movies</w:t>
+      </w:r>
+      <w:proofErr w:type="spellEnd"/>
+      <w:r>
+        <w:t xml:space="preserve">“ of </w:t>
+      </w:r>
+      <w:proofErr w:type="spellStart"/>
+      <w:r>
+        <w:t>formation</w:t>
+      </w:r>
+      <w:proofErr w:type="spellEnd"/>
+      <w:r>
+        <w:t xml:space="preserve">, </w:t>
+      </w:r>
+      <w:proofErr w:type="spellStart"/>
+      <w:r>
+        <w:t>relaxation</w:t>
+      </w:r>
+      <w:proofErr w:type="spellEnd"/>
+      <w:r>
+        <w:t xml:space="preserve">, </w:t>
+      </w:r>
+      <w:proofErr w:type="spellStart"/>
+      <w:r>
+        <w:t>transport</w:t>
+      </w:r>
+      <w:proofErr w:type="spellEnd"/>
+      <w:r>
+        <w:t xml:space="preserve"> and </w:t>
+      </w:r>
+      <w:proofErr w:type="spellStart"/>
+      <w:r>
+        <w:t>recombination</w:t>
+      </w:r>
+      <w:proofErr w:type="spellEnd"/>
+      <w:r>
+        <w:t xml:space="preserve"> of </w:t>
+      </w:r>
+      <w:proofErr w:type="spellStart"/>
+      <w:r>
+        <w:t>dark</w:t>
+      </w:r>
+      <w:proofErr w:type="spellEnd"/>
+      <w:r>
+        <w:t xml:space="preserve"> and </w:t>
+      </w:r>
+      <w:proofErr w:type="spellStart"/>
+      <w:r>
+        <w:t>bright</w:t>
+      </w:r>
+      <w:proofErr w:type="spellEnd"/>
+      <w:r>
+        <w:t xml:space="preserve"> </w:t>
+      </w:r>
+      <w:proofErr w:type="spellStart"/>
+      <w:r>
+        <w:t>excitons</w:t>
+      </w:r>
+      <w:proofErr w:type="spellEnd"/>
+      <w:r>
+        <w:t xml:space="preserve"> in </w:t>
+      </w:r>
+      <w:proofErr w:type="spellStart"/>
+      <w:r>
+        <w:t>moiré</w:t>
+      </w:r>
+      <w:proofErr w:type="spellEnd"/>
+      <w:r>
+        <w:t xml:space="preserve"> </w:t>
+      </w:r>
+      <w:proofErr w:type="spellStart"/>
+      <w:r>
+        <w:t>heterostructures</w:t>
+      </w:r>
+      <w:proofErr w:type="spellEnd"/>
+      <w:r>
+        <w:t>; (</w:t>
+      </w:r>
+      <w:proofErr w:type="spellStart"/>
+      <w:r>
+        <w:t>maybe</w:t>
+      </w:r>
+      <w:proofErr w:type="spellEnd"/>
+      <w:r>
+        <w:t xml:space="preserve"> </w:t>
+      </w:r>
+      <w:proofErr w:type="spellStart"/>
+      <w:r>
+        <w:t>focus</w:t>
+      </w:r>
+      <w:proofErr w:type="spellEnd"/>
+      <w:r>
+        <w:t xml:space="preserve"> at </w:t>
+      </w:r>
+      <w:proofErr w:type="spellStart"/>
+      <w:r>
+        <w:t>dark</w:t>
+      </w:r>
+      <w:proofErr w:type="spellEnd"/>
+      <w:r>
+        <w:t xml:space="preserve"> </w:t>
+      </w:r>
+      <w:proofErr w:type="spellStart"/>
+      <w:r>
+        <w:t>excitons</w:t>
+      </w:r>
+      <w:proofErr w:type="spellEnd"/>
+      <w:r>
+        <w:t xml:space="preserve"> as </w:t>
+      </w:r>
+      <w:proofErr w:type="spellStart"/>
+      <w:r>
+        <w:t>they</w:t>
+      </w:r>
+      <w:proofErr w:type="spellEnd"/>
+      <w:r>
+        <w:t xml:space="preserve"> </w:t>
+      </w:r>
+      <w:proofErr w:type="spellStart"/>
+      <w:r>
+        <w:t>have</w:t>
+      </w:r>
+      <w:proofErr w:type="spellEnd"/>
+      <w:r>
+        <w:t xml:space="preserve"> a </w:t>
+      </w:r>
+      <w:proofErr w:type="spellStart"/>
+      <w:r>
+        <w:t>longer</w:t>
+      </w:r>
+      <w:proofErr w:type="spellEnd"/>
+      <w:r>
+        <w:t xml:space="preserve"> </w:t>
+      </w:r>
+      <w:proofErr w:type="spellStart"/>
+      <w:r>
+        <w:t>lifetime</w:t>
+      </w:r>
+      <w:proofErr w:type="spellEnd"/>
+      <w:r>
+        <w:t xml:space="preserve"> but </w:t>
+      </w:r>
+      <w:proofErr w:type="spellStart"/>
+      <w:r>
+        <w:t>are</w:t>
+      </w:r>
+      <w:proofErr w:type="spellEnd"/>
+      <w:r>
+        <w:t xml:space="preserve"> not </w:t>
+      </w:r>
+      <w:proofErr w:type="spellStart"/>
+      <w:r>
+        <w:t>really</w:t>
+      </w:r>
+      <w:proofErr w:type="spellEnd"/>
+      <w:r>
+        <w:t xml:space="preserve"> </w:t>
+      </w:r>
+      <w:proofErr w:type="spellStart"/>
+      <w:r>
+        <w:t>obersvable</w:t>
+      </w:r>
+      <w:proofErr w:type="spellEnd"/>
+      <w:r>
+        <w:t xml:space="preserve">). Also </w:t>
+      </w:r>
+      <w:proofErr w:type="spellStart"/>
+      <w:r>
+        <w:t>about</w:t>
+      </w:r>
+      <w:proofErr w:type="spellEnd"/>
+      <w:r>
+        <w:t xml:space="preserve"> </w:t>
+      </w:r>
+      <w:proofErr w:type="spellStart"/>
+      <w:r>
+        <w:t>their</w:t>
+      </w:r>
+      <w:proofErr w:type="spellEnd"/>
+      <w:r>
+        <w:t xml:space="preserve"> </w:t>
+      </w:r>
+      <w:proofErr w:type="spellStart"/>
+      <w:r>
+        <w:t>interaction</w:t>
+      </w:r>
+      <w:proofErr w:type="spellEnd"/>
+      <w:r>
+        <w:t xml:space="preserve"> </w:t>
+      </w:r>
+      <w:proofErr w:type="spellStart"/>
+      <w:r>
+        <w:t>with</w:t>
+      </w:r>
+      <w:proofErr w:type="spellEnd"/>
+      <w:r>
+        <w:t xml:space="preserve"> </w:t>
+      </w:r>
+      <w:proofErr w:type="spellStart"/>
+      <w:r>
+        <w:t>phonons</w:t>
+      </w:r>
+      <w:proofErr w:type="spellEnd"/>
+      <w:r>
+        <w:t xml:space="preserve">. (nice but </w:t>
+      </w:r>
+      <w:proofErr w:type="spellStart"/>
+      <w:r>
+        <w:t>very</w:t>
+      </w:r>
+      <w:proofErr w:type="spellEnd"/>
+      <w:r>
+        <w:t xml:space="preserve"> </w:t>
+      </w:r>
+      <w:proofErr w:type="spellStart"/>
+      <w:r>
+        <w:t>difficult</w:t>
+      </w:r>
+      <w:proofErr w:type="spellEnd"/>
+      <w:r>
+        <w:t xml:space="preserve">)  </w:t>
+      </w:r>
+    </w:p>
+    <w:p>
+      <w:r>
+        <w:rPr>
+          <w:b/>
+          <w:bCs/>
+        </w:rPr>
+        <w:t>-</w:t>
+      </w:r>
+      <w:r>
+        <w:t>sch</w:t>
+      </w:r>
+      <w:r>
+        <w:t>e</w:t>
+      </w:r>
+      <w:r>
+        <w:t xml:space="preserve">inbar aktuelle </w:t>
+      </w:r>
+      <w:proofErr w:type="spellStart"/>
+      <w:r>
+        <w:t>challenges</w:t>
+      </w:r>
+      <w:proofErr w:type="spellEnd"/>
+      <w:r>
+        <w:t xml:space="preserve"> in der 2D material </w:t>
+      </w:r>
+      <w:proofErr w:type="spellStart"/>
+      <w:r>
+        <w:t>welt</w:t>
+      </w:r>
+      <w:proofErr w:type="spellEnd"/>
+      <w:r>
+        <w:t xml:space="preserve">: Moire </w:t>
+      </w:r>
+      <w:proofErr w:type="spellStart"/>
+      <w:r>
+        <w:t>materials</w:t>
+      </w:r>
+      <w:proofErr w:type="spellEnd"/>
+      <w:r>
+        <w:t xml:space="preserve"> </w:t>
+      </w:r>
+      <w:proofErr w:type="spellStart"/>
+      <w:r>
+        <w:t>beyonf</w:t>
+      </w:r>
+      <w:proofErr w:type="spellEnd"/>
+      <w:r>
+        <w:t xml:space="preserve"> </w:t>
+      </w:r>
+      <w:proofErr w:type="spellStart"/>
+      <w:r>
+        <w:t>graphene</w:t>
+      </w:r>
+      <w:proofErr w:type="spellEnd"/>
+      <w:r>
+        <w:t xml:space="preserve"> mit robust </w:t>
+      </w:r>
+      <w:proofErr w:type="spellStart"/>
+      <w:r>
+        <w:t>superconductivity</w:t>
+      </w:r>
+      <w:proofErr w:type="spellEnd"/>
+      <w:r>
+        <w:t xml:space="preserve"> finden; selbst emittierende 2D </w:t>
+      </w:r>
+      <w:proofErr w:type="spellStart"/>
+      <w:r>
+        <w:t>materials</w:t>
+      </w:r>
+      <w:proofErr w:type="spellEnd"/>
+      <w:r>
+        <w:t xml:space="preserve"> finden und entwickeln für Photonikanwendungen, </w:t>
+      </w:r>
+      <w:r>
+        <w:t>(</w:t>
+      </w:r>
+      <w:r>
+        <w:t>vielleicht</w:t>
+      </w:r>
+      <w:r>
+        <w:t xml:space="preserve"> kann dabei der </w:t>
+      </w:r>
+      <w:proofErr w:type="spellStart"/>
+      <w:r>
+        <w:t>machine</w:t>
+      </w:r>
+      <w:proofErr w:type="spellEnd"/>
+      <w:r>
+        <w:t xml:space="preserve"> </w:t>
+      </w:r>
+      <w:proofErr w:type="spellStart"/>
+      <w:r>
+        <w:t>learning</w:t>
+      </w:r>
+      <w:proofErr w:type="spellEnd"/>
+      <w:r>
+        <w:t xml:space="preserve"> </w:t>
+      </w:r>
+      <w:proofErr w:type="spellStart"/>
+      <w:r>
+        <w:t>algorithmus</w:t>
+      </w:r>
+      <w:proofErr w:type="spellEnd"/>
+      <w:r>
+        <w:t xml:space="preserve"> von Rose Albus Mustaf et al. Hilfreich sein)</w:t>
+      </w:r>
+    </w:p>
+    <w:p>
+      <w:r>
+        <w:t xml:space="preserve">-radiation and </w:t>
+      </w:r>
+      <w:proofErr w:type="spellStart"/>
+      <w:r>
+        <w:t>lifetime</w:t>
+      </w:r>
+      <w:proofErr w:type="spellEnd"/>
+      <w:r>
+        <w:t xml:space="preserve"> of </w:t>
+      </w:r>
+      <w:proofErr w:type="spellStart"/>
+      <w:r>
+        <w:t>excitons</w:t>
+      </w:r>
+      <w:proofErr w:type="spellEnd"/>
+      <w:r>
+        <w:t xml:space="preserve"> in Moiré </w:t>
+      </w:r>
+      <w:proofErr w:type="spellStart"/>
+      <w:r>
+        <w:t>materials</w:t>
+      </w:r>
+      <w:proofErr w:type="spellEnd"/>
+      <w:r>
+        <w:t xml:space="preserve"> and </w:t>
+      </w:r>
+      <w:proofErr w:type="spellStart"/>
+      <w:r>
+        <w:t>comparison</w:t>
+      </w:r>
+      <w:proofErr w:type="spellEnd"/>
+      <w:r>
+        <w:t xml:space="preserve"> to </w:t>
+      </w:r>
+      <w:proofErr w:type="spellStart"/>
+      <w:r>
+        <w:t>monolayers</w:t>
+      </w:r>
+      <w:proofErr w:type="spellEnd"/>
+      <w:r>
+        <w:t xml:space="preserve"> and simple </w:t>
+      </w:r>
+      <w:proofErr w:type="spellStart"/>
+      <w:r>
+        <w:t>bilayers</w:t>
+      </w:r>
+      <w:proofErr w:type="spellEnd"/>
+      <w:r>
+        <w:t>, (</w:t>
+      </w:r>
+      <w:proofErr w:type="spellStart"/>
+      <w:r>
+        <w:t>inspired</w:t>
+      </w:r>
+      <w:proofErr w:type="spellEnd"/>
+      <w:r>
+        <w:t xml:space="preserve"> by the </w:t>
+      </w:r>
+      <w:proofErr w:type="spellStart"/>
+      <w:r>
+        <w:t>thesis</w:t>
+      </w:r>
+      <w:proofErr w:type="spellEnd"/>
+      <w:r>
+        <w:t xml:space="preserve"> of Roland)</w:t>
+      </w:r>
+    </w:p>
+    <w:p>
+      <w:r>
         <w:lastRenderedPageBreak/>
-        <w:t xml:space="preserve">erstes </w:t>
-      </w:r>
-      <w:r>
-        <w:t xml:space="preserve">(eigenes) </w:t>
-      </w:r>
-      <w:r>
-        <w:t xml:space="preserve">Projekt kann es sein das folgende </w:t>
+        <w:t xml:space="preserve">-Idee von </w:t>
+      </w:r>
+      <w:proofErr w:type="spellStart"/>
+      <w:r>
+        <w:t>very</w:t>
+      </w:r>
+      <w:proofErr w:type="spellEnd"/>
+      <w:r>
+        <w:t xml:space="preserve"> </w:t>
+      </w:r>
+      <w:proofErr w:type="spellStart"/>
+      <w:r>
+        <w:t>recent</w:t>
+      </w:r>
+      <w:proofErr w:type="spellEnd"/>
+      <w:r>
+        <w:t xml:space="preserve"> Nature-paper: „</w:t>
+      </w:r>
+      <w:proofErr w:type="spellStart"/>
+      <w:r>
+        <w:t>Turning</w:t>
+      </w:r>
+      <w:proofErr w:type="spellEnd"/>
+      <w:r>
+        <w:t xml:space="preserve"> </w:t>
+      </w:r>
+      <w:proofErr w:type="spellStart"/>
+      <w:r>
+        <w:t>excitons</w:t>
+      </w:r>
+      <w:proofErr w:type="spellEnd"/>
+      <w:r>
+        <w:t xml:space="preserve"> to the </w:t>
+      </w:r>
+      <w:proofErr w:type="spellStart"/>
+      <w:r>
+        <w:t>dark</w:t>
+      </w:r>
+      <w:proofErr w:type="spellEnd"/>
+      <w:r>
+        <w:t xml:space="preserve"> </w:t>
+      </w:r>
+      <w:proofErr w:type="spellStart"/>
+      <w:r>
+        <w:t>side</w:t>
+      </w:r>
+      <w:proofErr w:type="spellEnd"/>
+      <w:r>
+        <w:t xml:space="preserve">“ von Yuchen Han und David Hsieh (2026): </w:t>
+      </w:r>
+      <w:proofErr w:type="spellStart"/>
+      <w:r>
+        <w:t>rotating</w:t>
+      </w:r>
+      <w:proofErr w:type="spellEnd"/>
+      <w:r>
+        <w:t xml:space="preserve"> </w:t>
+      </w:r>
+      <w:proofErr w:type="spellStart"/>
+      <w:r>
+        <w:t>wave</w:t>
+      </w:r>
+      <w:proofErr w:type="spellEnd"/>
+      <w:r>
+        <w:t xml:space="preserve"> </w:t>
+      </w:r>
+      <w:proofErr w:type="spellStart"/>
+      <w:r>
+        <w:t>function</w:t>
+      </w:r>
+      <w:proofErr w:type="spellEnd"/>
+      <w:r>
+        <w:t xml:space="preserve"> and open </w:t>
+      </w:r>
+      <w:proofErr w:type="spellStart"/>
+      <w:r>
+        <w:t>path</w:t>
+      </w:r>
+      <w:proofErr w:type="spellEnd"/>
+      <w:r>
+        <w:t xml:space="preserve"> </w:t>
+      </w:r>
+      <w:proofErr w:type="spellStart"/>
+      <w:r>
+        <w:t>towards</w:t>
+      </w:r>
+      <w:proofErr w:type="spellEnd"/>
+      <w:r>
+        <w:t xml:space="preserve"> </w:t>
+      </w:r>
+      <w:proofErr w:type="spellStart"/>
+      <w:r>
+        <w:t>optical</w:t>
+      </w:r>
+      <w:proofErr w:type="spellEnd"/>
+      <w:r>
+        <w:t xml:space="preserve"> </w:t>
+      </w:r>
+      <w:proofErr w:type="spellStart"/>
+      <w:r>
+        <w:t>quantum</w:t>
+      </w:r>
+      <w:proofErr w:type="spellEnd"/>
+      <w:r>
+        <w:t xml:space="preserve"> </w:t>
+      </w:r>
+      <w:proofErr w:type="spellStart"/>
+      <w:r>
+        <w:t>control</w:t>
+      </w:r>
+      <w:proofErr w:type="spellEnd"/>
+      <w:r>
+        <w:t xml:space="preserve"> and </w:t>
+      </w:r>
+      <w:proofErr w:type="spellStart"/>
+      <w:r>
+        <w:t>sensing</w:t>
+      </w:r>
+      <w:proofErr w:type="spellEnd"/>
+      <w:r>
+        <w:t xml:space="preserve"> in </w:t>
+      </w:r>
+      <w:proofErr w:type="spellStart"/>
+      <w:r>
+        <w:t>strongly</w:t>
+      </w:r>
+      <w:proofErr w:type="spellEnd"/>
+      <w:r>
+        <w:t xml:space="preserve"> </w:t>
+      </w:r>
+      <w:proofErr w:type="spellStart"/>
+      <w:r>
+        <w:t>correlated</w:t>
+      </w:r>
+      <w:proofErr w:type="spellEnd"/>
+      <w:r>
+        <w:t xml:space="preserve"> </w:t>
+      </w:r>
+      <w:proofErr w:type="spellStart"/>
+      <w:r>
+        <w:t>materials</w:t>
+      </w:r>
+      <w:proofErr w:type="spellEnd"/>
+      <w:r>
+        <w:t>. </w:t>
+      </w:r>
+    </w:p>
+    <w:p>
+      <w:r>
+        <w:t>-Moire Materials als ultraschneller optischer Schalter </w:t>
+      </w:r>
+    </w:p>
+    <w:p>
+      <w:r>
+        <w:t>-</w:t>
+      </w:r>
+      <w:proofErr w:type="spellStart"/>
+      <w:r>
+        <w:t>piezoelectricity</w:t>
+      </w:r>
+      <w:proofErr w:type="spellEnd"/>
+      <w:r>
+        <w:t xml:space="preserve"> and </w:t>
+      </w:r>
+      <w:proofErr w:type="spellStart"/>
+      <w:r>
+        <w:t>pyroelectricity</w:t>
+      </w:r>
+      <w:proofErr w:type="spellEnd"/>
+      <w:r>
+        <w:t xml:space="preserve"> of Moiré </w:t>
+      </w:r>
+      <w:proofErr w:type="spellStart"/>
+      <w:r>
+        <w:t>materials</w:t>
+      </w:r>
+      <w:proofErr w:type="spellEnd"/>
+      <w:r>
+        <w:t xml:space="preserve"> </w:t>
+      </w:r>
+      <w:proofErr w:type="spellStart"/>
+      <w:r>
+        <w:t>without</w:t>
+      </w:r>
+      <w:proofErr w:type="spellEnd"/>
+      <w:r>
+        <w:t xml:space="preserve"> an </w:t>
+      </w:r>
+      <w:proofErr w:type="spellStart"/>
+      <w:r>
+        <w:t>inversion</w:t>
+      </w:r>
+      <w:proofErr w:type="spellEnd"/>
+      <w:r>
+        <w:t xml:space="preserve"> </w:t>
+      </w:r>
+      <w:proofErr w:type="spellStart"/>
+      <w:r>
+        <w:t>symmetry</w:t>
+      </w:r>
+      <w:proofErr w:type="spellEnd"/>
+    </w:p>
+    <w:p>
+      <w:r>
+        <w:t xml:space="preserve">-Moiré materialen und </w:t>
+      </w:r>
+      <w:proofErr w:type="spellStart"/>
+      <w:r>
+        <w:t>Exzitons</w:t>
+      </w:r>
+      <w:proofErr w:type="spellEnd"/>
+      <w:r>
+        <w:t xml:space="preserve"> in ihnen mit und ohne Dotierung: Wie unterscheiden sie sich? (relativ konkret) </w:t>
+      </w:r>
+    </w:p>
+    <w:p>
+      <w:r>
+        <w:t xml:space="preserve">(Inspiriert von diesem spannenden Nature Artikel (2026): „Ultrafast </w:t>
+      </w:r>
+      <w:proofErr w:type="spellStart"/>
+      <w:r>
+        <w:t>transition</w:t>
+      </w:r>
+      <w:proofErr w:type="spellEnd"/>
+      <w:r>
+        <w:t xml:space="preserve"> </w:t>
+      </w:r>
+      <w:proofErr w:type="spellStart"/>
+      <w:r>
+        <w:t>from</w:t>
+      </w:r>
+      <w:proofErr w:type="spellEnd"/>
+      <w:r>
+        <w:t xml:space="preserve"> </w:t>
+      </w:r>
+      <w:proofErr w:type="spellStart"/>
+      <w:r>
+        <w:t>coherent</w:t>
+      </w:r>
+      <w:proofErr w:type="spellEnd"/>
+      <w:r>
+        <w:t xml:space="preserve"> to </w:t>
+      </w:r>
+      <w:proofErr w:type="spellStart"/>
+      <w:r>
+        <w:t>incoherent</w:t>
+      </w:r>
+      <w:proofErr w:type="spellEnd"/>
+      <w:r>
+        <w:t xml:space="preserve"> </w:t>
+      </w:r>
+      <w:proofErr w:type="spellStart"/>
+      <w:r>
+        <w:t>polariton</w:t>
+      </w:r>
+      <w:proofErr w:type="spellEnd"/>
+      <w:r>
+        <w:t xml:space="preserve"> </w:t>
+      </w:r>
+      <w:proofErr w:type="spellStart"/>
+      <w:r>
+        <w:t>nonlinearities</w:t>
+      </w:r>
+      <w:proofErr w:type="spellEnd"/>
+      <w:r>
+        <w:t xml:space="preserve"> in a hybrid 1L-WS2/</w:t>
+      </w:r>
+      <w:proofErr w:type="spellStart"/>
+      <w:r>
+        <w:t>plasmon</w:t>
+      </w:r>
+      <w:proofErr w:type="spellEnd"/>
+      <w:r>
+        <w:t xml:space="preserve"> </w:t>
+      </w:r>
+      <w:proofErr w:type="spellStart"/>
+      <w:r>
+        <w:t>structure</w:t>
+      </w:r>
+      <w:proofErr w:type="spellEnd"/>
+      <w:r>
+        <w:t>“ by Daniel Timmer et al. </w:t>
+      </w:r>
+    </w:p>
+    <w:p>
+      <w:r>
+        <w:t xml:space="preserve">-Einfluss </w:t>
+      </w:r>
+      <w:r>
+        <w:t>vo</w:t>
+      </w:r>
+      <w:r>
+        <w:t xml:space="preserve">n Felder chiraler Moleküle </w:t>
+      </w:r>
+      <w:r>
+        <w:t xml:space="preserve">z.B. als Dielektrikum </w:t>
+      </w:r>
+      <w:r>
+        <w:t xml:space="preserve">auf Moire </w:t>
+      </w:r>
+      <w:proofErr w:type="spellStart"/>
+      <w:r>
+        <w:t>materials</w:t>
+      </w:r>
+      <w:proofErr w:type="spellEnd"/>
+      <w:r>
+        <w:t xml:space="preserve"> und allgemein Chemie der Moiré Materials </w:t>
+      </w:r>
+    </w:p>
+    <w:p>
+      <w:r>
+        <w:t>-</w:t>
+      </w:r>
+      <w:proofErr w:type="spellStart"/>
+      <w:r>
+        <w:t>nanoribnons</w:t>
+      </w:r>
+      <w:proofErr w:type="spellEnd"/>
+      <w:r>
+        <w:t xml:space="preserve"> and </w:t>
+      </w:r>
+      <w:proofErr w:type="spellStart"/>
+      <w:r>
+        <w:t>nanotubes</w:t>
+      </w:r>
+      <w:proofErr w:type="spellEnd"/>
+      <w:r>
+        <w:t xml:space="preserve"> of Moire </w:t>
+      </w:r>
+      <w:proofErr w:type="spellStart"/>
+      <w:r>
+        <w:t>materials</w:t>
+      </w:r>
+      <w:proofErr w:type="spellEnd"/>
+      <w:r>
+        <w:t xml:space="preserve"> and </w:t>
+      </w:r>
+      <w:proofErr w:type="spellStart"/>
+      <w:r>
+        <w:t>their</w:t>
+      </w:r>
+      <w:proofErr w:type="spellEnd"/>
+      <w:r>
+        <w:t xml:space="preserve"> different </w:t>
+      </w:r>
+      <w:proofErr w:type="spellStart"/>
+      <w:r>
+        <w:t>properties</w:t>
+      </w:r>
+      <w:proofErr w:type="spellEnd"/>
+      <w:r>
+        <w:t xml:space="preserve"> to </w:t>
+      </w:r>
+      <w:proofErr w:type="spellStart"/>
+      <w:r>
+        <w:t>nanotubes</w:t>
+      </w:r>
+      <w:proofErr w:type="spellEnd"/>
+      <w:r>
+        <w:t xml:space="preserve"> and </w:t>
+      </w:r>
+      <w:proofErr w:type="spellStart"/>
+      <w:r>
+        <w:t>nanoribbons</w:t>
+      </w:r>
+      <w:proofErr w:type="spellEnd"/>
+      <w:r>
+        <w:t xml:space="preserve"> of </w:t>
+      </w:r>
+      <w:proofErr w:type="spellStart"/>
+      <w:r>
+        <w:t>one</w:t>
+      </w:r>
+      <w:proofErr w:type="spellEnd"/>
+      <w:r>
+        <w:t xml:space="preserve"> </w:t>
+      </w:r>
+      <w:proofErr w:type="spellStart"/>
+      <w:r>
+        <w:t>layer</w:t>
+      </w:r>
+      <w:proofErr w:type="spellEnd"/>
+      <w:r>
+        <w:t xml:space="preserve"> </w:t>
+      </w:r>
+      <w:proofErr w:type="spellStart"/>
+      <w:r>
+        <w:t>materials</w:t>
+      </w:r>
+      <w:proofErr w:type="spellEnd"/>
+    </w:p>
+    <w:p>
+      <w:r>
+        <w:t>-BEC of</w:t>
+      </w:r>
+      <w:r>
+        <w:t>(</w:t>
+      </w:r>
+      <w:proofErr w:type="spellStart"/>
+      <w:proofErr w:type="gramStart"/>
+      <w:r>
+        <w:t>dark</w:t>
+      </w:r>
+      <w:proofErr w:type="spellEnd"/>
+      <w:r>
+        <w:t xml:space="preserve">) </w:t>
+      </w:r>
+      <w:r>
+        <w:t xml:space="preserve"> </w:t>
+      </w:r>
+      <w:proofErr w:type="spellStart"/>
+      <w:r>
+        <w:t>Exzitons</w:t>
+      </w:r>
+      <w:proofErr w:type="spellEnd"/>
+      <w:proofErr w:type="gramEnd"/>
+      <w:r>
+        <w:t xml:space="preserve"> </w:t>
+      </w:r>
+      <w:proofErr w:type="spellStart"/>
+      <w:r>
+        <w:t>or</w:t>
+      </w:r>
+      <w:proofErr w:type="spellEnd"/>
+      <w:r>
+        <w:t xml:space="preserve"> </w:t>
+      </w:r>
+      <w:proofErr w:type="spellStart"/>
+      <w:r>
+        <w:t>even</w:t>
+      </w:r>
+      <w:proofErr w:type="spellEnd"/>
+      <w:r>
+        <w:t xml:space="preserve"> </w:t>
+      </w:r>
+      <w:proofErr w:type="spellStart"/>
+      <w:r>
+        <w:t>better</w:t>
+      </w:r>
+      <w:proofErr w:type="spellEnd"/>
+      <w:r>
+        <w:t xml:space="preserve"> </w:t>
+      </w:r>
+      <w:proofErr w:type="spellStart"/>
+      <w:r>
+        <w:t>exciting-polaritons</w:t>
+      </w:r>
+      <w:proofErr w:type="spellEnd"/>
+      <w:r>
+        <w:t xml:space="preserve"> in Moiré </w:t>
+      </w:r>
+      <w:proofErr w:type="spellStart"/>
+      <w:r>
+        <w:t>materials</w:t>
+      </w:r>
+      <w:proofErr w:type="spellEnd"/>
+      <w:r>
+        <w:t xml:space="preserve"> (</w:t>
+      </w:r>
+      <w:proofErr w:type="spellStart"/>
+      <w:r>
+        <w:t>generally</w:t>
+      </w:r>
+      <w:proofErr w:type="spellEnd"/>
+      <w:r>
+        <w:t xml:space="preserve"> </w:t>
+      </w:r>
+      <w:proofErr w:type="spellStart"/>
+      <w:r>
+        <w:t>exziton-polaritons</w:t>
+      </w:r>
+      <w:proofErr w:type="spellEnd"/>
+      <w:r>
+        <w:t xml:space="preserve"> </w:t>
+      </w:r>
+      <w:proofErr w:type="spellStart"/>
+      <w:r>
+        <w:t>are</w:t>
+      </w:r>
+      <w:proofErr w:type="spellEnd"/>
+      <w:r>
+        <w:t xml:space="preserve"> </w:t>
+      </w:r>
+      <w:proofErr w:type="spellStart"/>
+      <w:r>
+        <w:t>fascinating</w:t>
+      </w:r>
+      <w:proofErr w:type="spellEnd"/>
+    </w:p>
+    <w:p>
+      <w:r>
+        <w:t>-</w:t>
+      </w:r>
+      <w:proofErr w:type="spellStart"/>
+      <w:r>
+        <w:t>Investigating</w:t>
+      </w:r>
+      <w:proofErr w:type="spellEnd"/>
+      <w:r>
+        <w:t xml:space="preserve"> the </w:t>
+      </w:r>
+      <w:proofErr w:type="spellStart"/>
+      <w:r>
+        <w:t>physics</w:t>
+      </w:r>
+      <w:proofErr w:type="spellEnd"/>
+      <w:r>
+        <w:t xml:space="preserve"> </w:t>
+      </w:r>
+      <w:proofErr w:type="spellStart"/>
+      <w:r>
+        <w:t>around</w:t>
+      </w:r>
+      <w:proofErr w:type="spellEnd"/>
+      <w:r>
+        <w:t xml:space="preserve"> the </w:t>
+      </w:r>
+      <w:proofErr w:type="gramStart"/>
+      <w:r>
+        <w:t>M</w:t>
+      </w:r>
+      <w:r>
+        <w:t>,Q</w:t>
+      </w:r>
+      <w:proofErr w:type="gramEnd"/>
+      <w:r>
+        <w:t xml:space="preserve"> </w:t>
+      </w:r>
+      <w:proofErr w:type="spellStart"/>
+      <w:r>
+        <w:t>points</w:t>
+      </w:r>
+      <w:proofErr w:type="spellEnd"/>
+      <w:r>
+        <w:t xml:space="preserve"> and </w:t>
+      </w:r>
+      <w:proofErr w:type="spellStart"/>
+      <w:r>
+        <w:t>other</w:t>
+      </w:r>
+      <w:proofErr w:type="spellEnd"/>
+      <w:r>
+        <w:t xml:space="preserve"> high </w:t>
+      </w:r>
+      <w:proofErr w:type="spellStart"/>
+      <w:r>
+        <w:t>symmetric</w:t>
+      </w:r>
+      <w:proofErr w:type="spellEnd"/>
+      <w:r>
+        <w:t xml:space="preserve"> </w:t>
+      </w:r>
+      <w:proofErr w:type="spellStart"/>
+      <w:r>
+        <w:t>points</w:t>
+      </w:r>
+      <w:proofErr w:type="spellEnd"/>
+      <w:r>
+        <w:t xml:space="preserve"> </w:t>
+      </w:r>
+      <w:proofErr w:type="spellStart"/>
+      <w:r>
+        <w:t>than</w:t>
+      </w:r>
+      <w:proofErr w:type="spellEnd"/>
+      <w:r>
+        <w:t xml:space="preserve"> the </w:t>
+      </w:r>
+      <w:proofErr w:type="spellStart"/>
+      <w:r>
+        <w:t>gamma</w:t>
+      </w:r>
+      <w:proofErr w:type="spellEnd"/>
+      <w:r>
+        <w:t xml:space="preserve"> and K </w:t>
+      </w:r>
+      <w:proofErr w:type="spellStart"/>
+      <w:r>
+        <w:t>points</w:t>
+      </w:r>
+      <w:proofErr w:type="spellEnd"/>
+      <w:r>
+        <w:t xml:space="preserve">, (inspiriert von Nature Artikel „Moiré Materials </w:t>
+      </w:r>
+      <w:proofErr w:type="spellStart"/>
+      <w:r>
+        <w:t>asked</w:t>
+      </w:r>
+      <w:proofErr w:type="spellEnd"/>
+      <w:r>
+        <w:t xml:space="preserve"> on M-Point </w:t>
+      </w:r>
+      <w:proofErr w:type="spellStart"/>
+      <w:r>
+        <w:t>twisting</w:t>
+      </w:r>
+      <w:proofErr w:type="spellEnd"/>
+      <w:r>
+        <w:t>“ (2025) by Dumitru Calugaru et al., </w:t>
+      </w:r>
+    </w:p>
+    <w:p>
+      <w:r>
+        <w:t>-</w:t>
+      </w:r>
+      <w:proofErr w:type="spellStart"/>
+      <w:r>
+        <w:t>valence</w:t>
+      </w:r>
+      <w:proofErr w:type="spellEnd"/>
+      <w:r>
+        <w:t xml:space="preserve"> </w:t>
+      </w:r>
+      <w:proofErr w:type="spellStart"/>
+      <w:r>
+        <w:t>electron</w:t>
+      </w:r>
+      <w:proofErr w:type="spellEnd"/>
+      <w:r>
+        <w:t xml:space="preserve"> </w:t>
+      </w:r>
+      <w:proofErr w:type="spellStart"/>
+      <w:r>
+        <w:t>imaging</w:t>
+      </w:r>
+      <w:proofErr w:type="spellEnd"/>
+      <w:r>
+        <w:t xml:space="preserve"> </w:t>
+      </w:r>
+      <w:proofErr w:type="spellStart"/>
+      <w:r>
+        <w:t>with</w:t>
+      </w:r>
+      <w:proofErr w:type="spellEnd"/>
+      <w:r>
+        <w:t xml:space="preserve"> </w:t>
+      </w:r>
+      <w:proofErr w:type="spellStart"/>
+      <w:r>
+        <w:t>new</w:t>
+      </w:r>
+      <w:proofErr w:type="spellEnd"/>
+      <w:r>
+        <w:t xml:space="preserve"> </w:t>
+      </w:r>
+      <w:proofErr w:type="spellStart"/>
+      <w:r>
+        <w:t>method</w:t>
+      </w:r>
+      <w:proofErr w:type="spellEnd"/>
+      <w:r>
+        <w:t xml:space="preserve"> </w:t>
+      </w:r>
+      <w:proofErr w:type="spellStart"/>
+      <w:r>
+        <w:t>applied</w:t>
+      </w:r>
+      <w:proofErr w:type="spellEnd"/>
+      <w:r>
+        <w:t xml:space="preserve"> to light matter </w:t>
+      </w:r>
+      <w:proofErr w:type="spellStart"/>
+      <w:r>
+        <w:t>interactions</w:t>
+      </w:r>
+      <w:proofErr w:type="spellEnd"/>
+      <w:r>
+        <w:t xml:space="preserve"> in </w:t>
+      </w:r>
+      <w:proofErr w:type="spellStart"/>
+      <w:r>
+        <w:t>Moirè</w:t>
+      </w:r>
+      <w:proofErr w:type="spellEnd"/>
+      <w:r>
+        <w:t xml:space="preserve"> </w:t>
+      </w:r>
+      <w:proofErr w:type="spellStart"/>
+      <w:r>
+        <w:t>materials</w:t>
+      </w:r>
+      <w:proofErr w:type="spellEnd"/>
+      <w:r>
+        <w:t xml:space="preserve"> (</w:t>
       </w:r>
       <w:proofErr w:type="spellStart"/>
       <w:r>
@@ -5653,14 +8111,125 @@
       </w:r>
       <w:proofErr w:type="spellEnd"/>
       <w:r>
-        <w:t xml:space="preserve"> „</w:t>
-      </w:r>
-      <w:r>
-        <w:t xml:space="preserve">Ab initio </w:t>
-      </w:r>
-      <w:proofErr w:type="spellStart"/>
-      <w:r>
-        <w:t>simulation</w:t>
+        <w:t xml:space="preserve"> 2026 </w:t>
+      </w:r>
+      <w:proofErr w:type="spellStart"/>
+      <w:r>
+        <w:t>with</w:t>
+      </w:r>
+      <w:proofErr w:type="spellEnd"/>
+      <w:r>
+        <w:t xml:space="preserve"> D. </w:t>
+      </w:r>
+      <w:proofErr w:type="spellStart"/>
+      <w:r>
+        <w:t>Gorelova</w:t>
+      </w:r>
+      <w:proofErr w:type="spellEnd"/>
+      <w:r>
+        <w:t xml:space="preserve"> in </w:t>
+      </w:r>
+      <w:proofErr w:type="spellStart"/>
+      <w:r>
+        <w:t>your</w:t>
+      </w:r>
+      <w:proofErr w:type="spellEnd"/>
+      <w:r>
+        <w:t xml:space="preserve"> </w:t>
+      </w:r>
+      <w:proofErr w:type="spellStart"/>
+      <w:r>
+        <w:t>folder</w:t>
+      </w:r>
+      <w:proofErr w:type="spellEnd"/>
+      <w:r>
+        <w:t>) </w:t>
+      </w:r>
+    </w:p>
+    <w:p>
+      <w:r>
+        <w:t>-</w:t>
+      </w:r>
+      <w:proofErr w:type="spellStart"/>
+      <w:r>
+        <w:t>Grobidee</w:t>
+      </w:r>
+      <w:proofErr w:type="spellEnd"/>
+      <w:r>
+        <w:t>: Moire Material und Photovoltaik (</w:t>
+      </w:r>
+      <w:proofErr w:type="spellStart"/>
+      <w:r>
+        <w:t>Perovskit</w:t>
+      </w:r>
+      <w:proofErr w:type="spellEnd"/>
+      <w:r>
+        <w:t>) (</w:t>
+      </w:r>
+      <w:proofErr w:type="spellStart"/>
+      <w:r>
+        <w:t>maybe</w:t>
+      </w:r>
+      <w:proofErr w:type="spellEnd"/>
+      <w:r>
+        <w:t xml:space="preserve"> also </w:t>
+      </w:r>
+      <w:proofErr w:type="spellStart"/>
+      <w:r>
+        <w:t>exziton-polariton</w:t>
+      </w:r>
+      <w:proofErr w:type="spellEnd"/>
+      <w:r>
+        <w:t>)</w:t>
+      </w:r>
+      <w:r>
+        <w:t>, -</w:t>
+      </w:r>
+      <w:proofErr w:type="spellStart"/>
+      <w:r>
+        <w:t>Developing</w:t>
+      </w:r>
+      <w:proofErr w:type="spellEnd"/>
+      <w:r>
+        <w:t xml:space="preserve"> and </w:t>
+      </w:r>
+      <w:proofErr w:type="spellStart"/>
+      <w:r>
+        <w:t>investigating</w:t>
+      </w:r>
+      <w:proofErr w:type="spellEnd"/>
+      <w:r>
+        <w:t xml:space="preserve"> 2D solar </w:t>
+      </w:r>
+      <w:proofErr w:type="spellStart"/>
+      <w:r>
+        <w:t>cells</w:t>
+      </w:r>
+      <w:proofErr w:type="spellEnd"/>
+      <w:r>
+        <w:t xml:space="preserve"> of TMDs </w:t>
+      </w:r>
+    </w:p>
+    <w:p>
+      <w:r>
+        <w:t xml:space="preserve">-Membranen und Chemie, Katalyse verbinden, </w:t>
+      </w:r>
+      <w:proofErr w:type="spellStart"/>
+      <w:r>
+        <w:t>maybe</w:t>
+      </w:r>
+      <w:proofErr w:type="spellEnd"/>
+      <w:r>
+        <w:t xml:space="preserve"> Batterien </w:t>
+      </w:r>
+    </w:p>
+    <w:p>
+      <w:r>
+        <w:t>-</w:t>
+      </w:r>
+      <w:proofErr w:type="spellStart"/>
+      <w:r>
+        <w:t>topology</w:t>
       </w:r>
       <w:proofErr w:type="spellEnd"/>
       <w:r>
@@ -5668,23 +8237,55 @@
       </w:r>
       <w:proofErr w:type="spellStart"/>
       <w:r>
-        <w:t>attosecond</w:t>
-      </w:r>
-      <w:proofErr w:type="spellEnd"/>
-      <w:r>
-        <w:t xml:space="preserve"> transient </w:t>
-      </w:r>
-      <w:proofErr w:type="spellStart"/>
-      <w:r>
-        <w:t>absorption</w:t>
-      </w:r>
-      <w:proofErr w:type="spellEnd"/>
-      <w:r>
-        <w:t xml:space="preserve"> </w:t>
-      </w:r>
-      <w:proofErr w:type="spellStart"/>
-      <w:r>
-        <w:t>spectroscopy</w:t>
+        <w:t>twisted</w:t>
+      </w:r>
+      <w:proofErr w:type="spellEnd"/>
+      <w:r>
+        <w:t xml:space="preserve"> TMDs: Are </w:t>
+      </w:r>
+      <w:proofErr w:type="spellStart"/>
+      <w:r>
+        <w:t>excitons</w:t>
+      </w:r>
+      <w:proofErr w:type="spellEnd"/>
+      <w:r>
+        <w:t xml:space="preserve"> a </w:t>
+      </w:r>
+      <w:proofErr w:type="spellStart"/>
+      <w:r>
+        <w:t>marker</w:t>
+      </w:r>
+      <w:proofErr w:type="spellEnd"/>
+      <w:r>
+        <w:t xml:space="preserve"> for </w:t>
+      </w:r>
+      <w:proofErr w:type="spellStart"/>
+      <w:r>
+        <w:t>topological</w:t>
+      </w:r>
+      <w:proofErr w:type="spellEnd"/>
+      <w:r>
+        <w:t xml:space="preserve"> </w:t>
+      </w:r>
+      <w:proofErr w:type="spellStart"/>
+      <w:r>
+        <w:t>quantities</w:t>
+      </w:r>
+      <w:proofErr w:type="spellEnd"/>
+      <w:r>
+        <w:t xml:space="preserve">, </w:t>
+      </w:r>
+      <w:proofErr w:type="spellStart"/>
+      <w:r>
+        <w:t>effects</w:t>
+      </w:r>
+      <w:proofErr w:type="spellEnd"/>
+      <w:r>
+        <w:t xml:space="preserve"> and </w:t>
+      </w:r>
+      <w:proofErr w:type="spellStart"/>
+      <w:r>
+        <w:t>phases</w:t>
       </w:r>
       <w:proofErr w:type="spellEnd"/>
       <w:r>
@@ -5692,11 +8293,11 @@
       </w:r>
       <w:proofErr w:type="spellStart"/>
       <w:r>
-        <w:t>two</w:t>
-      </w:r>
-      <w:proofErr w:type="spellEnd"/>
-      <w:r>
-        <w:t xml:space="preserve">-dimensional </w:t>
+        <w:t>twisted</w:t>
+      </w:r>
+      <w:proofErr w:type="spellEnd"/>
+      <w:r>
+        <w:t xml:space="preserve"> 2D </w:t>
       </w:r>
       <w:proofErr w:type="spellStart"/>
       <w:r>
@@ -5704,71 +8305,7 @@
       </w:r>
       <w:proofErr w:type="spellEnd"/>
       <w:r>
-        <w:t xml:space="preserve">“ von Shunsuke A. Sato vom MPSD über TDDFT </w:t>
-      </w:r>
-      <w:proofErr w:type="spellStart"/>
-      <w:r>
-        <w:t>simulation</w:t>
-      </w:r>
-      <w:proofErr w:type="spellEnd"/>
-      <w:r>
-        <w:t xml:space="preserve"> in 2d </w:t>
-      </w:r>
-      <w:proofErr w:type="spellStart"/>
-      <w:r>
-        <w:t>materials</w:t>
-      </w:r>
-      <w:proofErr w:type="spellEnd"/>
-      <w:r>
-        <w:t xml:space="preserve"> und </w:t>
-      </w:r>
-      <w:proofErr w:type="spellStart"/>
-      <w:r>
-        <w:t>attosecond</w:t>
-      </w:r>
-      <w:proofErr w:type="spellEnd"/>
-      <w:r>
-        <w:t xml:space="preserve"> transient </w:t>
-      </w:r>
-      <w:proofErr w:type="spellStart"/>
-      <w:r>
-        <w:t>absorption</w:t>
-      </w:r>
-      <w:proofErr w:type="spellEnd"/>
-      <w:r>
-        <w:t xml:space="preserve"> </w:t>
-      </w:r>
-      <w:proofErr w:type="spellStart"/>
-      <w:r>
-        <w:t>technology</w:t>
-      </w:r>
-      <w:proofErr w:type="spellEnd"/>
-      <w:r>
-        <w:t xml:space="preserve"> zu verstehen und die </w:t>
-      </w:r>
-      <w:proofErr w:type="spellStart"/>
-      <w:r>
-        <w:t>simulationen</w:t>
-      </w:r>
-      <w:proofErr w:type="spellEnd"/>
-      <w:r>
-        <w:t xml:space="preserve"> zu reproduzieren – weitere Ausweitung auf Moire </w:t>
-      </w:r>
-      <w:proofErr w:type="spellStart"/>
-      <w:r>
-        <w:t>materials</w:t>
-      </w:r>
-      <w:proofErr w:type="spellEnd"/>
-      <w:r>
-        <w:t xml:space="preserve"> (auch im </w:t>
-      </w:r>
-      <w:proofErr w:type="spellStart"/>
-      <w:r>
-        <w:t>paper</w:t>
-      </w:r>
-      <w:proofErr w:type="spellEnd"/>
-      <w:r>
-        <w:t xml:space="preserve"> vorgeschlagen) </w:t>
+        <w:t xml:space="preserve">? </w:t>
       </w:r>
     </w:p>
     <w:p>
@@ -5777,50 +8314,33 @@
       </w:r>
       <w:proofErr w:type="spellStart"/>
       <w:r>
-        <w:t>study</w:t>
-      </w:r>
-      <w:proofErr w:type="spellEnd"/>
-      <w:r>
-        <w:t xml:space="preserve"> </w:t>
-      </w:r>
-      <w:proofErr w:type="spellStart"/>
-      <w:r>
-        <w:rPr>
-          <w:b/>
-          <w:bCs/>
-        </w:rPr>
-        <w:t>ultrafst</w:t>
-      </w:r>
-      <w:proofErr w:type="spellEnd"/>
-      <w:r>
-        <w:t xml:space="preserve"> </w:t>
-      </w:r>
-      <w:proofErr w:type="spellStart"/>
-      <w:r>
-        <w:t>attosecond</w:t>
-      </w:r>
-      <w:proofErr w:type="spellEnd"/>
-      <w:r>
-        <w:t xml:space="preserve"> </w:t>
-      </w:r>
-      <w:proofErr w:type="spellStart"/>
-      <w:r>
-        <w:t>dynamics</w:t>
-      </w:r>
-      <w:proofErr w:type="spellEnd"/>
-      <w:r>
-        <w:t xml:space="preserve"> of </w:t>
-      </w:r>
-      <w:proofErr w:type="spellStart"/>
-      <w:r>
-        <w:t>interacting</w:t>
-      </w:r>
-      <w:proofErr w:type="spellEnd"/>
-      <w:r>
-        <w:t xml:space="preserve"> </w:t>
-      </w:r>
-      <w:r>
-        <w:t>(</w:t>
+        <w:t>Grobi</w:t>
+      </w:r>
+      <w:r>
+        <w:t>d</w:t>
+      </w:r>
+      <w:r>
+        <w:t>ee</w:t>
+      </w:r>
+      <w:proofErr w:type="spellEnd"/>
+      <w:r>
+        <w:t>: Moire und Quantencomputing </w:t>
+      </w:r>
+      <w:proofErr w:type="spellStart"/>
+      <w:r>
+        <w:t>maybe</w:t>
+      </w:r>
+      <w:proofErr w:type="spellEnd"/>
+      <w:r>
+        <w:t xml:space="preserve"> </w:t>
+      </w:r>
+      <w:proofErr w:type="spellStart"/>
+      <w:r>
+        <w:t>with</w:t>
+      </w:r>
+      <w:proofErr w:type="spellEnd"/>
+      <w:r>
+        <w:t xml:space="preserve"> </w:t>
       </w:r>
       <w:proofErr w:type="spellStart"/>
       <w:r>
@@ -5828,1198 +8348,52 @@
       </w:r>
       <w:proofErr w:type="spellEnd"/>
       <w:r>
-        <w:t xml:space="preserve">) </w:t>
-      </w:r>
-      <w:r>
-        <w:rPr>
-          <w:b/>
-          <w:bCs/>
-        </w:rPr>
-        <w:t>Moiré-</w:t>
-      </w:r>
-      <w:proofErr w:type="spellStart"/>
-      <w:r>
-        <w:rPr>
-          <w:b/>
-          <w:bCs/>
-        </w:rPr>
-        <w:t>exzitons</w:t>
+        <w:t xml:space="preserve"> </w:t>
+      </w:r>
+      <w:proofErr w:type="spellStart"/>
+      <w:r>
+        <w:t>excitons</w:t>
       </w:r>
       <w:proofErr w:type="spellEnd"/>
       <w:r>
         <w:t xml:space="preserve">, </w:t>
       </w:r>
-      <w:proofErr w:type="spellStart"/>
-      <w:r>
-        <w:rPr>
-          <w:b/>
-          <w:bCs/>
-        </w:rPr>
-        <w:t>especially</w:t>
-      </w:r>
-      <w:proofErr w:type="spellEnd"/>
-      <w:r>
-        <w:rPr>
-          <w:b/>
-          <w:bCs/>
-        </w:rPr>
-        <w:t xml:space="preserve"> </w:t>
-      </w:r>
-      <w:proofErr w:type="spellStart"/>
-      <w:r>
-        <w:rPr>
-          <w:b/>
-          <w:bCs/>
-        </w:rPr>
-        <w:t>bions</w:t>
-      </w:r>
-      <w:proofErr w:type="spellEnd"/>
-      <w:r>
-        <w:rPr>
-          <w:b/>
-          <w:bCs/>
-        </w:rPr>
-        <w:t xml:space="preserve"> and </w:t>
-      </w:r>
-      <w:proofErr w:type="spellStart"/>
-      <w:r>
-        <w:rPr>
-          <w:b/>
-          <w:bCs/>
-        </w:rPr>
-        <w:t>trions</w:t>
-      </w:r>
-      <w:proofErr w:type="spellEnd"/>
-      <w:r>
-        <w:t>,</w:t>
-      </w:r>
-      <w:r>
-        <w:t xml:space="preserve"> in </w:t>
-      </w:r>
-      <w:proofErr w:type="spellStart"/>
-      <w:r>
-        <w:t>twisted</w:t>
-      </w:r>
-      <w:proofErr w:type="spellEnd"/>
-      <w:r>
-        <w:t xml:space="preserve"> </w:t>
-      </w:r>
-      <w:r>
-        <w:t xml:space="preserve">(Janus?) </w:t>
-      </w:r>
-      <w:proofErr w:type="spellStart"/>
-      <w:r>
-        <w:t>bilayer</w:t>
-      </w:r>
-      <w:proofErr w:type="spellEnd"/>
-      <w:r>
-        <w:t xml:space="preserve"> Moiré </w:t>
-      </w:r>
-      <w:r>
-        <w:t xml:space="preserve">TMDs and Janus </w:t>
-      </w:r>
-      <w:proofErr w:type="spellStart"/>
-      <w:r>
-        <w:t>materials</w:t>
-      </w:r>
-      <w:proofErr w:type="spellEnd"/>
-      <w:r>
-        <w:t xml:space="preserve"> and </w:t>
-      </w:r>
-      <w:proofErr w:type="spellStart"/>
-      <w:r>
-        <w:t>study</w:t>
-      </w:r>
-      <w:proofErr w:type="spellEnd"/>
-      <w:r>
-        <w:t xml:space="preserve"> the HHGs; </w:t>
-      </w:r>
-      <w:proofErr w:type="spellStart"/>
-      <w:r>
-        <w:t>best</w:t>
-      </w:r>
-      <w:proofErr w:type="spellEnd"/>
-      <w:r>
-        <w:t xml:space="preserve"> for </w:t>
-      </w:r>
-      <w:proofErr w:type="spellStart"/>
-      <w:r>
-        <w:t>studying</w:t>
-      </w:r>
-      <w:proofErr w:type="spellEnd"/>
-      <w:r>
-        <w:t xml:space="preserve"> a </w:t>
-      </w:r>
-      <w:proofErr w:type="spellStart"/>
-      <w:r>
-        <w:t>topological</w:t>
-      </w:r>
-      <w:proofErr w:type="spellEnd"/>
-      <w:r>
-        <w:t xml:space="preserve"> </w:t>
-      </w:r>
-      <w:proofErr w:type="spellStart"/>
-      <w:r>
-        <w:t>or</w:t>
-      </w:r>
-      <w:proofErr w:type="spellEnd"/>
-      <w:r>
-        <w:t xml:space="preserve"> </w:t>
-      </w:r>
-      <w:proofErr w:type="spellStart"/>
-      <w:r>
-        <w:t>magnetical</w:t>
-      </w:r>
-      <w:proofErr w:type="spellEnd"/>
-      <w:r>
-        <w:t xml:space="preserve"> </w:t>
-      </w:r>
-      <w:proofErr w:type="spellStart"/>
-      <w:r>
-        <w:t>effect</w:t>
-      </w:r>
-      <w:proofErr w:type="spellEnd"/>
-      <w:r>
-        <w:t xml:space="preserve">; </w:t>
-      </w:r>
-      <w:r>
-        <w:t xml:space="preserve">With </w:t>
-      </w:r>
-      <w:proofErr w:type="spellStart"/>
-      <w:r>
-        <w:t>focus</w:t>
-      </w:r>
-      <w:proofErr w:type="spellEnd"/>
-      <w:r>
-        <w:t xml:space="preserve"> at </w:t>
-      </w:r>
-      <w:proofErr w:type="spellStart"/>
-      <w:r>
-        <w:t>dependence</w:t>
-      </w:r>
-      <w:proofErr w:type="spellEnd"/>
-      <w:r>
-        <w:t xml:space="preserve"> of </w:t>
-      </w:r>
-      <w:proofErr w:type="spellStart"/>
-      <w:r>
-        <w:t>twist</w:t>
-      </w:r>
-      <w:proofErr w:type="spellEnd"/>
-      <w:r>
-        <w:t xml:space="preserve"> angle</w:t>
-      </w:r>
-      <w:r>
-        <w:t xml:space="preserve"> for </w:t>
-      </w:r>
-      <w:proofErr w:type="spellStart"/>
-      <w:r>
-        <w:t>tuning</w:t>
-      </w:r>
-      <w:proofErr w:type="spellEnd"/>
-      <w:r>
-        <w:t xml:space="preserve"> the band </w:t>
-      </w:r>
-      <w:proofErr w:type="spellStart"/>
-      <w:r>
-        <w:t>structure</w:t>
-      </w:r>
-      <w:proofErr w:type="spellEnd"/>
-      <w:r>
-        <w:t xml:space="preserve"> and </w:t>
-      </w:r>
-      <w:proofErr w:type="spellStart"/>
-      <w:r>
-        <w:t>topological</w:t>
-      </w:r>
-      <w:proofErr w:type="spellEnd"/>
-      <w:r>
-        <w:t xml:space="preserve"> </w:t>
-      </w:r>
-      <w:proofErr w:type="spellStart"/>
-      <w:r>
-        <w:t>quantities</w:t>
-      </w:r>
-      <w:proofErr w:type="spellEnd"/>
-      <w:r>
-        <w:t xml:space="preserve">; (so </w:t>
-      </w:r>
-      <w:proofErr w:type="spellStart"/>
-      <w:r>
-        <w:t>far</w:t>
-      </w:r>
-      <w:proofErr w:type="spellEnd"/>
-      <w:r>
-        <w:t xml:space="preserve"> </w:t>
-      </w:r>
-      <w:proofErr w:type="spellStart"/>
-      <w:r>
-        <w:t>most</w:t>
-      </w:r>
-      <w:proofErr w:type="spellEnd"/>
-      <w:r>
-        <w:t xml:space="preserve"> </w:t>
-      </w:r>
-      <w:proofErr w:type="spellStart"/>
-      <w:r>
-        <w:t>concrete</w:t>
-      </w:r>
-      <w:proofErr w:type="spellEnd"/>
-      <w:r>
-        <w:t>)</w:t>
-      </w:r>
-      <w:r>
-        <w:t xml:space="preserve">; </w:t>
-      </w:r>
-      <w:proofErr w:type="spellStart"/>
-      <w:r>
-        <w:t>thinking</w:t>
-      </w:r>
-      <w:proofErr w:type="spellEnd"/>
-      <w:r>
-        <w:t xml:space="preserve"> also </w:t>
-      </w:r>
-      <w:proofErr w:type="spellStart"/>
-      <w:r>
-        <w:t>about</w:t>
-      </w:r>
-      <w:proofErr w:type="spellEnd"/>
-      <w:r>
-        <w:t xml:space="preserve"> </w:t>
-      </w:r>
-      <w:proofErr w:type="spellStart"/>
-      <w:r>
-        <w:t>application</w:t>
-      </w:r>
-      <w:proofErr w:type="spellEnd"/>
-      <w:r>
-        <w:t xml:space="preserve">; </w:t>
-      </w:r>
-    </w:p>
-    <w:p>
-      <w:r>
-        <w:rPr>
-          <w:b/>
-          <w:bCs/>
-        </w:rPr>
-        <w:t>-</w:t>
-      </w:r>
-      <w:r>
-        <w:t>sch</w:t>
-      </w:r>
-      <w:r>
-        <w:t>e</w:t>
-      </w:r>
-      <w:r>
-        <w:t xml:space="preserve">inbar aktuelle </w:t>
-      </w:r>
-      <w:proofErr w:type="spellStart"/>
-      <w:r>
-        <w:t>challenges</w:t>
-      </w:r>
-      <w:proofErr w:type="spellEnd"/>
-      <w:r>
-        <w:t xml:space="preserve"> in der 2D material </w:t>
-      </w:r>
-      <w:proofErr w:type="spellStart"/>
-      <w:r>
-        <w:t>welt</w:t>
-      </w:r>
-      <w:proofErr w:type="spellEnd"/>
-      <w:r>
-        <w:t xml:space="preserve">: Moire </w:t>
-      </w:r>
-      <w:proofErr w:type="spellStart"/>
-      <w:r>
-        <w:t>materials</w:t>
-      </w:r>
-      <w:proofErr w:type="spellEnd"/>
-      <w:r>
-        <w:t xml:space="preserve"> </w:t>
-      </w:r>
-      <w:proofErr w:type="spellStart"/>
-      <w:r>
-        <w:t>beyonf</w:t>
-      </w:r>
-      <w:proofErr w:type="spellEnd"/>
-      <w:r>
-        <w:t xml:space="preserve"> </w:t>
-      </w:r>
-      <w:proofErr w:type="spellStart"/>
-      <w:r>
-        <w:t>graphene</w:t>
-      </w:r>
-      <w:proofErr w:type="spellEnd"/>
-      <w:r>
-        <w:t xml:space="preserve"> mit robust </w:t>
-      </w:r>
-      <w:proofErr w:type="spellStart"/>
-      <w:r>
-        <w:t>superconductivity</w:t>
-      </w:r>
-      <w:proofErr w:type="spellEnd"/>
-      <w:r>
-        <w:t xml:space="preserve"> finden; selbst emittierende 2D </w:t>
-      </w:r>
-      <w:proofErr w:type="spellStart"/>
-      <w:r>
-        <w:t>materials</w:t>
-      </w:r>
-      <w:proofErr w:type="spellEnd"/>
-      <w:r>
-        <w:t xml:space="preserve"> finden und entwickeln für Photonikanwendungen, </w:t>
-      </w:r>
-      <w:r>
-        <w:t>(</w:t>
-      </w:r>
-      <w:r>
-        <w:t>vielleicht</w:t>
-      </w:r>
-      <w:r>
-        <w:t xml:space="preserve"> kann dabei der </w:t>
-      </w:r>
-      <w:proofErr w:type="spellStart"/>
-      <w:r>
-        <w:t>machine</w:t>
-      </w:r>
-      <w:proofErr w:type="spellEnd"/>
-      <w:r>
-        <w:t xml:space="preserve"> </w:t>
-      </w:r>
-      <w:proofErr w:type="spellStart"/>
-      <w:r>
-        <w:t>learning</w:t>
-      </w:r>
-      <w:proofErr w:type="spellEnd"/>
-      <w:r>
-        <w:t xml:space="preserve"> </w:t>
-      </w:r>
-      <w:proofErr w:type="spellStart"/>
-      <w:r>
-        <w:t>algorithmus</w:t>
-      </w:r>
-      <w:proofErr w:type="spellEnd"/>
-      <w:r>
-        <w:t xml:space="preserve"> von Rose Albus Mustaf et al. Hilfreich sein)</w:t>
-      </w:r>
-    </w:p>
-    <w:p>
-      <w:r>
-        <w:t xml:space="preserve">-Idee von </w:t>
-      </w:r>
-      <w:proofErr w:type="spellStart"/>
-      <w:r>
-        <w:t>very</w:t>
-      </w:r>
-      <w:proofErr w:type="spellEnd"/>
-      <w:r>
-        <w:t xml:space="preserve"> </w:t>
-      </w:r>
-      <w:proofErr w:type="spellStart"/>
-      <w:r>
-        <w:t>recent</w:t>
-      </w:r>
-      <w:proofErr w:type="spellEnd"/>
-      <w:r>
-        <w:t xml:space="preserve"> Nature-paper: „</w:t>
-      </w:r>
-      <w:proofErr w:type="spellStart"/>
-      <w:r>
-        <w:t>Turning</w:t>
-      </w:r>
-      <w:proofErr w:type="spellEnd"/>
-      <w:r>
-        <w:t xml:space="preserve"> </w:t>
-      </w:r>
-      <w:proofErr w:type="spellStart"/>
-      <w:r>
-        <w:t>excitons</w:t>
-      </w:r>
-      <w:proofErr w:type="spellEnd"/>
-      <w:r>
-        <w:t xml:space="preserve"> to the </w:t>
-      </w:r>
-      <w:proofErr w:type="spellStart"/>
-      <w:r>
-        <w:t>dark</w:t>
-      </w:r>
-      <w:proofErr w:type="spellEnd"/>
-      <w:r>
-        <w:t xml:space="preserve"> </w:t>
-      </w:r>
-      <w:proofErr w:type="spellStart"/>
-      <w:r>
-        <w:t>side</w:t>
-      </w:r>
-      <w:proofErr w:type="spellEnd"/>
-      <w:r>
-        <w:t xml:space="preserve">“ von Yuchen Han und David Hsieh (2026): </w:t>
-      </w:r>
-      <w:proofErr w:type="spellStart"/>
-      <w:r>
-        <w:t>rotating</w:t>
-      </w:r>
-      <w:proofErr w:type="spellEnd"/>
-      <w:r>
-        <w:t xml:space="preserve"> </w:t>
-      </w:r>
-      <w:proofErr w:type="spellStart"/>
-      <w:r>
-        <w:t>wave</w:t>
-      </w:r>
-      <w:proofErr w:type="spellEnd"/>
-      <w:r>
-        <w:t xml:space="preserve"> </w:t>
-      </w:r>
-      <w:proofErr w:type="spellStart"/>
-      <w:r>
-        <w:t>function</w:t>
-      </w:r>
-      <w:proofErr w:type="spellEnd"/>
-      <w:r>
-        <w:t xml:space="preserve"> and open </w:t>
-      </w:r>
-      <w:proofErr w:type="spellStart"/>
-      <w:r>
-        <w:t>path</w:t>
-      </w:r>
-      <w:proofErr w:type="spellEnd"/>
-      <w:r>
-        <w:t xml:space="preserve"> </w:t>
-      </w:r>
-      <w:proofErr w:type="spellStart"/>
-      <w:r>
-        <w:t>towards</w:t>
-      </w:r>
-      <w:proofErr w:type="spellEnd"/>
-      <w:r>
-        <w:t xml:space="preserve"> </w:t>
-      </w:r>
-      <w:proofErr w:type="spellStart"/>
-      <w:r>
-        <w:t>optical</w:t>
-      </w:r>
-      <w:proofErr w:type="spellEnd"/>
-      <w:r>
-        <w:t xml:space="preserve"> </w:t>
-      </w:r>
-      <w:proofErr w:type="spellStart"/>
-      <w:r>
-        <w:t>quantum</w:t>
-      </w:r>
-      <w:proofErr w:type="spellEnd"/>
-      <w:r>
-        <w:t xml:space="preserve"> </w:t>
-      </w:r>
-      <w:proofErr w:type="spellStart"/>
-      <w:r>
-        <w:t>control</w:t>
-      </w:r>
-      <w:proofErr w:type="spellEnd"/>
-      <w:r>
-        <w:t xml:space="preserve"> and </w:t>
-      </w:r>
-      <w:proofErr w:type="spellStart"/>
-      <w:r>
-        <w:t>sensing</w:t>
-      </w:r>
-      <w:proofErr w:type="spellEnd"/>
-      <w:r>
-        <w:t xml:space="preserve"> in </w:t>
-      </w:r>
-      <w:proofErr w:type="spellStart"/>
-      <w:r>
-        <w:t>strongly</w:t>
-      </w:r>
-      <w:proofErr w:type="spellEnd"/>
-      <w:r>
-        <w:t xml:space="preserve"> </w:t>
-      </w:r>
-      <w:proofErr w:type="spellStart"/>
-      <w:r>
-        <w:t>correlated</w:t>
-      </w:r>
-      <w:proofErr w:type="spellEnd"/>
-      <w:r>
-        <w:t xml:space="preserve"> </w:t>
-      </w:r>
-      <w:proofErr w:type="spellStart"/>
-      <w:r>
-        <w:t>materials</w:t>
-      </w:r>
-      <w:proofErr w:type="spellEnd"/>
-      <w:r>
-        <w:t>. </w:t>
-      </w:r>
-    </w:p>
-    <w:p>
-      <w:r>
-        <w:t>-Moire Materials als ultraschneller optischer Schalter </w:t>
-      </w:r>
-    </w:p>
-    <w:p>
-      <w:r>
-        <w:t>-</w:t>
-      </w:r>
-      <w:proofErr w:type="spellStart"/>
-      <w:r>
-        <w:t>piezoelectricity</w:t>
-      </w:r>
-      <w:proofErr w:type="spellEnd"/>
-      <w:r>
-        <w:t xml:space="preserve"> and </w:t>
-      </w:r>
-      <w:proofErr w:type="spellStart"/>
-      <w:r>
-        <w:t>pyroelectricity</w:t>
-      </w:r>
-      <w:proofErr w:type="spellEnd"/>
-      <w:r>
-        <w:t xml:space="preserve"> of Moiré </w:t>
-      </w:r>
-      <w:proofErr w:type="spellStart"/>
-      <w:r>
-        <w:t>materials</w:t>
-      </w:r>
-      <w:proofErr w:type="spellEnd"/>
-      <w:r>
-        <w:t xml:space="preserve"> </w:t>
-      </w:r>
-      <w:proofErr w:type="spellStart"/>
-      <w:r>
-        <w:t>without</w:t>
-      </w:r>
-      <w:proofErr w:type="spellEnd"/>
-      <w:r>
-        <w:t xml:space="preserve"> an </w:t>
-      </w:r>
-      <w:proofErr w:type="spellStart"/>
-      <w:r>
-        <w:t>inversion</w:t>
-      </w:r>
-      <w:proofErr w:type="spellEnd"/>
-      <w:r>
-        <w:t xml:space="preserve"> </w:t>
-      </w:r>
-      <w:proofErr w:type="spellStart"/>
-      <w:r>
-        <w:t>symmetry</w:t>
-      </w:r>
-      <w:proofErr w:type="spellEnd"/>
-    </w:p>
-    <w:p>
-      <w:r>
-        <w:t xml:space="preserve">-Moiré materialen und </w:t>
-      </w:r>
-      <w:proofErr w:type="spellStart"/>
-      <w:r>
-        <w:t>Exzitons</w:t>
-      </w:r>
-      <w:proofErr w:type="spellEnd"/>
-      <w:r>
-        <w:t xml:space="preserve"> in ihnen mit und ohne Dotierung: Wie unterscheiden sie sich? (relativ konkret) </w:t>
-      </w:r>
-    </w:p>
-    <w:p>
-      <w:r>
-        <w:t xml:space="preserve">(Inspiriert von diesem spannenden Nature Artikel (2026): „Ultrafast </w:t>
-      </w:r>
-      <w:proofErr w:type="spellStart"/>
-      <w:r>
-        <w:t>transition</w:t>
-      </w:r>
-      <w:proofErr w:type="spellEnd"/>
-      <w:r>
-        <w:t xml:space="preserve"> </w:t>
-      </w:r>
-      <w:proofErr w:type="spellStart"/>
-      <w:r>
-        <w:t>from</w:t>
-      </w:r>
-      <w:proofErr w:type="spellEnd"/>
-      <w:r>
-        <w:t xml:space="preserve"> </w:t>
-      </w:r>
-      <w:proofErr w:type="spellStart"/>
-      <w:r>
-        <w:t>coherent</w:t>
-      </w:r>
-      <w:proofErr w:type="spellEnd"/>
-      <w:r>
-        <w:t xml:space="preserve"> to </w:t>
-      </w:r>
-      <w:proofErr w:type="spellStart"/>
-      <w:r>
-        <w:t>incoherent</w:t>
-      </w:r>
-      <w:proofErr w:type="spellEnd"/>
-      <w:r>
-        <w:t xml:space="preserve"> </w:t>
-      </w:r>
-      <w:proofErr w:type="spellStart"/>
-      <w:r>
-        <w:t>polariton</w:t>
-      </w:r>
-      <w:proofErr w:type="spellEnd"/>
-      <w:r>
-        <w:t xml:space="preserve"> </w:t>
-      </w:r>
-      <w:proofErr w:type="spellStart"/>
-      <w:r>
-        <w:t>nonlinearities</w:t>
-      </w:r>
-      <w:proofErr w:type="spellEnd"/>
-      <w:r>
-        <w:t xml:space="preserve"> in a hybrid 1L-WS2/</w:t>
-      </w:r>
-      <w:proofErr w:type="spellStart"/>
-      <w:r>
-        <w:t>plasmon</w:t>
-      </w:r>
-      <w:proofErr w:type="spellEnd"/>
-      <w:r>
-        <w:t xml:space="preserve"> </w:t>
-      </w:r>
-      <w:proofErr w:type="spellStart"/>
-      <w:r>
-        <w:t>structure</w:t>
-      </w:r>
-      <w:proofErr w:type="spellEnd"/>
-      <w:r>
-        <w:t>“ by Daniel Timmer et al. </w:t>
-      </w:r>
-    </w:p>
-    <w:p>
-      <w:r>
-        <w:t xml:space="preserve">-Einfluss </w:t>
-      </w:r>
-      <w:r>
-        <w:t>vo</w:t>
-      </w:r>
-      <w:r>
-        <w:t xml:space="preserve">n Felder chiraler Moleküle </w:t>
-      </w:r>
-      <w:r>
-        <w:t xml:space="preserve">z.B. als Dielektrikum </w:t>
-      </w:r>
-      <w:r>
-        <w:t xml:space="preserve">auf Moire </w:t>
-      </w:r>
-      <w:proofErr w:type="spellStart"/>
-      <w:r>
-        <w:t>materials</w:t>
-      </w:r>
-      <w:proofErr w:type="spellEnd"/>
-      <w:r>
-        <w:t xml:space="preserve"> und allgemein Chemie der Moiré Materials </w:t>
-      </w:r>
-    </w:p>
-    <w:p>
-      <w:r>
-        <w:t>-</w:t>
-      </w:r>
-      <w:proofErr w:type="spellStart"/>
-      <w:r>
-        <w:t>nanoribnons</w:t>
-      </w:r>
-      <w:proofErr w:type="spellEnd"/>
-      <w:r>
-        <w:t xml:space="preserve"> and </w:t>
-      </w:r>
-      <w:proofErr w:type="spellStart"/>
-      <w:r>
-        <w:t>nanotubes</w:t>
-      </w:r>
-      <w:proofErr w:type="spellEnd"/>
-      <w:r>
-        <w:t xml:space="preserve"> of Moire </w:t>
-      </w:r>
-      <w:proofErr w:type="spellStart"/>
-      <w:r>
-        <w:t>materials</w:t>
-      </w:r>
-      <w:proofErr w:type="spellEnd"/>
-      <w:r>
-        <w:t xml:space="preserve"> and </w:t>
-      </w:r>
-      <w:proofErr w:type="spellStart"/>
-      <w:r>
-        <w:t>their</w:t>
-      </w:r>
-      <w:proofErr w:type="spellEnd"/>
-      <w:r>
-        <w:t xml:space="preserve"> different </w:t>
-      </w:r>
-      <w:proofErr w:type="spellStart"/>
-      <w:r>
-        <w:t>properties</w:t>
-      </w:r>
-      <w:proofErr w:type="spellEnd"/>
-      <w:r>
-        <w:t xml:space="preserve"> to </w:t>
-      </w:r>
-      <w:proofErr w:type="spellStart"/>
-      <w:r>
-        <w:t>nanotubes</w:t>
-      </w:r>
-      <w:proofErr w:type="spellEnd"/>
-      <w:r>
-        <w:t xml:space="preserve"> and </w:t>
-      </w:r>
-      <w:proofErr w:type="spellStart"/>
-      <w:r>
-        <w:t>nanoribbons</w:t>
-      </w:r>
-      <w:proofErr w:type="spellEnd"/>
-      <w:r>
-        <w:t xml:space="preserve"> of </w:t>
-      </w:r>
-      <w:proofErr w:type="spellStart"/>
-      <w:r>
-        <w:t>one</w:t>
-      </w:r>
-      <w:proofErr w:type="spellEnd"/>
-      <w:r>
-        <w:t xml:space="preserve"> </w:t>
-      </w:r>
-      <w:proofErr w:type="spellStart"/>
-      <w:r>
-        <w:t>layer</w:t>
-      </w:r>
-      <w:proofErr w:type="spellEnd"/>
-      <w:r>
-        <w:t xml:space="preserve"> </w:t>
-      </w:r>
-      <w:proofErr w:type="spellStart"/>
-      <w:r>
-        <w:t>materials</w:t>
-      </w:r>
-      <w:proofErr w:type="spellEnd"/>
-    </w:p>
-    <w:p>
-      <w:r>
-        <w:t>-BEC of</w:t>
-      </w:r>
-      <w:r>
-        <w:t>(</w:t>
-      </w:r>
-      <w:proofErr w:type="spellStart"/>
-      <w:proofErr w:type="gramStart"/>
-      <w:r>
-        <w:t>dark</w:t>
-      </w:r>
-      <w:proofErr w:type="spellEnd"/>
-      <w:r>
-        <w:t xml:space="preserve">) </w:t>
-      </w:r>
-      <w:r>
-        <w:t xml:space="preserve"> </w:t>
-      </w:r>
-      <w:proofErr w:type="spellStart"/>
-      <w:r>
-        <w:t>Exzitons</w:t>
-      </w:r>
-      <w:proofErr w:type="spellEnd"/>
-      <w:proofErr w:type="gramEnd"/>
-      <w:r>
-        <w:t xml:space="preserve"> </w:t>
-      </w:r>
-      <w:proofErr w:type="spellStart"/>
-      <w:r>
-        <w:t>or</w:t>
-      </w:r>
-      <w:proofErr w:type="spellEnd"/>
-      <w:r>
-        <w:t xml:space="preserve"> </w:t>
-      </w:r>
-      <w:proofErr w:type="spellStart"/>
-      <w:r>
-        <w:t>even</w:t>
-      </w:r>
-      <w:proofErr w:type="spellEnd"/>
-      <w:r>
-        <w:t xml:space="preserve"> </w:t>
-      </w:r>
-      <w:proofErr w:type="spellStart"/>
-      <w:r>
-        <w:t>better</w:t>
-      </w:r>
-      <w:proofErr w:type="spellEnd"/>
-      <w:r>
-        <w:t xml:space="preserve"> </w:t>
-      </w:r>
-      <w:proofErr w:type="spellStart"/>
-      <w:r>
-        <w:t>exciting-polaritons</w:t>
-      </w:r>
-      <w:proofErr w:type="spellEnd"/>
-      <w:r>
-        <w:t xml:space="preserve"> in Moiré </w:t>
-      </w:r>
-      <w:proofErr w:type="spellStart"/>
-      <w:r>
-        <w:t>materials</w:t>
-      </w:r>
-      <w:proofErr w:type="spellEnd"/>
-      <w:r>
-        <w:t xml:space="preserve"> (</w:t>
-      </w:r>
-      <w:proofErr w:type="spellStart"/>
-      <w:r>
-        <w:t>generally</w:t>
-      </w:r>
-      <w:proofErr w:type="spellEnd"/>
-      <w:r>
-        <w:t xml:space="preserve"> </w:t>
-      </w:r>
-      <w:proofErr w:type="spellStart"/>
-      <w:r>
-        <w:t>exziton-polaritons</w:t>
-      </w:r>
-      <w:proofErr w:type="spellEnd"/>
-      <w:r>
-        <w:t xml:space="preserve"> </w:t>
-      </w:r>
-      <w:proofErr w:type="spellStart"/>
-      <w:r>
-        <w:t>are</w:t>
-      </w:r>
-      <w:proofErr w:type="spellEnd"/>
-      <w:r>
-        <w:t xml:space="preserve"> </w:t>
-      </w:r>
-      <w:proofErr w:type="spellStart"/>
-      <w:r>
-        <w:t>fascinating</w:t>
-      </w:r>
-      <w:proofErr w:type="spellEnd"/>
-    </w:p>
-    <w:p>
-      <w:r>
-        <w:t>-</w:t>
-      </w:r>
-      <w:proofErr w:type="spellStart"/>
-      <w:r>
-        <w:t>Investigating</w:t>
-      </w:r>
-      <w:proofErr w:type="spellEnd"/>
-      <w:r>
-        <w:t xml:space="preserve"> the </w:t>
-      </w:r>
-      <w:proofErr w:type="spellStart"/>
-      <w:r>
-        <w:t>physics</w:t>
-      </w:r>
-      <w:proofErr w:type="spellEnd"/>
-      <w:r>
-        <w:t xml:space="preserve"> </w:t>
-      </w:r>
-      <w:proofErr w:type="spellStart"/>
-      <w:r>
-        <w:t>around</w:t>
-      </w:r>
-      <w:proofErr w:type="spellEnd"/>
-      <w:r>
-        <w:t xml:space="preserve"> the M </w:t>
-      </w:r>
-      <w:proofErr w:type="spellStart"/>
-      <w:r>
-        <w:t>points</w:t>
-      </w:r>
-      <w:proofErr w:type="spellEnd"/>
-      <w:r>
-        <w:t xml:space="preserve"> and </w:t>
-      </w:r>
-      <w:proofErr w:type="spellStart"/>
-      <w:r>
-        <w:t>other</w:t>
-      </w:r>
-      <w:proofErr w:type="spellEnd"/>
-      <w:r>
-        <w:t xml:space="preserve"> high </w:t>
-      </w:r>
-      <w:proofErr w:type="spellStart"/>
-      <w:r>
-        <w:t>symmetric</w:t>
-      </w:r>
-      <w:proofErr w:type="spellEnd"/>
-      <w:r>
-        <w:t xml:space="preserve"> </w:t>
-      </w:r>
-      <w:proofErr w:type="spellStart"/>
-      <w:r>
-        <w:t>points</w:t>
-      </w:r>
-      <w:proofErr w:type="spellEnd"/>
-      <w:r>
-        <w:t xml:space="preserve"> </w:t>
-      </w:r>
-      <w:proofErr w:type="spellStart"/>
-      <w:r>
-        <w:t>than</w:t>
-      </w:r>
-      <w:proofErr w:type="spellEnd"/>
-      <w:r>
-        <w:t xml:space="preserve"> the </w:t>
-      </w:r>
-      <w:proofErr w:type="spellStart"/>
-      <w:r>
-        <w:t>gamma</w:t>
-      </w:r>
-      <w:proofErr w:type="spellEnd"/>
-      <w:r>
-        <w:t xml:space="preserve"> and K </w:t>
-      </w:r>
-      <w:proofErr w:type="spellStart"/>
-      <w:r>
-        <w:t>points</w:t>
-      </w:r>
-      <w:proofErr w:type="spellEnd"/>
-      <w:r>
-        <w:t xml:space="preserve">, (inspiriert von Nature Artikel „Moiré Materials </w:t>
-      </w:r>
-      <w:proofErr w:type="spellStart"/>
-      <w:r>
-        <w:t>asked</w:t>
-      </w:r>
-      <w:proofErr w:type="spellEnd"/>
-      <w:r>
-        <w:t xml:space="preserve"> on M-Point </w:t>
-      </w:r>
-      <w:proofErr w:type="spellStart"/>
-      <w:r>
-        <w:t>twisting</w:t>
-      </w:r>
-      <w:proofErr w:type="spellEnd"/>
-      <w:r>
-        <w:t>“ (2025) by Dumitru Calugaru et al., </w:t>
-      </w:r>
-    </w:p>
-    <w:p>
-      <w:r>
-        <w:t>-</w:t>
-      </w:r>
-      <w:proofErr w:type="spellStart"/>
-      <w:r>
-        <w:t>valence</w:t>
-      </w:r>
-      <w:proofErr w:type="spellEnd"/>
-      <w:r>
-        <w:t xml:space="preserve"> </w:t>
-      </w:r>
-      <w:proofErr w:type="spellStart"/>
-      <w:r>
-        <w:t>electron</w:t>
-      </w:r>
-      <w:proofErr w:type="spellEnd"/>
-      <w:r>
-        <w:t xml:space="preserve"> </w:t>
-      </w:r>
-      <w:proofErr w:type="spellStart"/>
-      <w:r>
-        <w:t>imaging</w:t>
-      </w:r>
-      <w:proofErr w:type="spellEnd"/>
-      <w:r>
-        <w:t xml:space="preserve"> </w:t>
-      </w:r>
-      <w:proofErr w:type="spellStart"/>
-      <w:r>
-        <w:t>with</w:t>
-      </w:r>
-      <w:proofErr w:type="spellEnd"/>
-      <w:r>
-        <w:t xml:space="preserve"> </w:t>
-      </w:r>
-      <w:proofErr w:type="spellStart"/>
-      <w:r>
-        <w:t>new</w:t>
-      </w:r>
-      <w:proofErr w:type="spellEnd"/>
-      <w:r>
-        <w:t xml:space="preserve"> </w:t>
-      </w:r>
-      <w:proofErr w:type="spellStart"/>
-      <w:r>
-        <w:t>method</w:t>
-      </w:r>
-      <w:proofErr w:type="spellEnd"/>
-      <w:r>
-        <w:t xml:space="preserve"> </w:t>
-      </w:r>
-      <w:proofErr w:type="spellStart"/>
-      <w:r>
-        <w:t>applied</w:t>
-      </w:r>
-      <w:proofErr w:type="spellEnd"/>
-      <w:r>
-        <w:t xml:space="preserve"> to light matter </w:t>
-      </w:r>
-      <w:proofErr w:type="spellStart"/>
-      <w:r>
-        <w:t>interactions</w:t>
-      </w:r>
-      <w:proofErr w:type="spellEnd"/>
-      <w:r>
-        <w:t xml:space="preserve"> in </w:t>
-      </w:r>
-      <w:proofErr w:type="spellStart"/>
-      <w:r>
-        <w:t>Moirè</w:t>
-      </w:r>
-      <w:proofErr w:type="spellEnd"/>
-      <w:r>
-        <w:t xml:space="preserve"> </w:t>
-      </w:r>
-      <w:proofErr w:type="spellStart"/>
-      <w:r>
-        <w:t>materials</w:t>
-      </w:r>
-      <w:proofErr w:type="spellEnd"/>
-      <w:r>
-        <w:t xml:space="preserve"> (</w:t>
-      </w:r>
-      <w:proofErr w:type="spellStart"/>
-      <w:r>
-        <w:t>paper</w:t>
-      </w:r>
-      <w:proofErr w:type="spellEnd"/>
-      <w:r>
-        <w:t xml:space="preserve"> 2026 </w:t>
-      </w:r>
-      <w:proofErr w:type="spellStart"/>
-      <w:r>
-        <w:t>with</w:t>
-      </w:r>
-      <w:proofErr w:type="spellEnd"/>
-      <w:r>
-        <w:t xml:space="preserve"> D. </w:t>
-      </w:r>
-      <w:proofErr w:type="spellStart"/>
-      <w:r>
-        <w:t>Gorelova</w:t>
-      </w:r>
-      <w:proofErr w:type="spellEnd"/>
-      <w:r>
-        <w:t xml:space="preserve"> in </w:t>
-      </w:r>
-      <w:proofErr w:type="spellStart"/>
-      <w:r>
-        <w:t>your</w:t>
-      </w:r>
-      <w:proofErr w:type="spellEnd"/>
-      <w:r>
-        <w:t xml:space="preserve"> </w:t>
-      </w:r>
-      <w:proofErr w:type="spellStart"/>
-      <w:r>
-        <w:t>folder</w:t>
-      </w:r>
-      <w:proofErr w:type="spellEnd"/>
-      <w:r>
-        <w:t>) </w:t>
-      </w:r>
-    </w:p>
-    <w:p>
-      <w:r>
-        <w:t>-</w:t>
-      </w:r>
-      <w:proofErr w:type="spellStart"/>
-      <w:r>
-        <w:t>Grobidee</w:t>
-      </w:r>
-      <w:proofErr w:type="spellEnd"/>
-      <w:r>
-        <w:t>: Moire Material und Photovoltaik (</w:t>
-      </w:r>
-      <w:proofErr w:type="spellStart"/>
-      <w:r>
-        <w:t>Perovskit</w:t>
-      </w:r>
-      <w:proofErr w:type="spellEnd"/>
-      <w:r>
-        <w:t>) (</w:t>
-      </w:r>
-      <w:proofErr w:type="spellStart"/>
-      <w:r>
-        <w:t>maybe</w:t>
-      </w:r>
-      <w:proofErr w:type="spellEnd"/>
-      <w:r>
-        <w:t xml:space="preserve"> also </w:t>
-      </w:r>
-      <w:proofErr w:type="spellStart"/>
-      <w:r>
-        <w:t>exziton-polariton</w:t>
-      </w:r>
-      <w:proofErr w:type="spellEnd"/>
-      <w:r>
-        <w:t>)</w:t>
-      </w:r>
-    </w:p>
-    <w:p>
-      <w:r>
-        <w:lastRenderedPageBreak/>
-        <w:t xml:space="preserve">-Membranen und Chemie, Katalyse verbinden, </w:t>
-      </w:r>
-      <w:proofErr w:type="spellStart"/>
-      <w:r>
-        <w:t>maybe</w:t>
-      </w:r>
-      <w:proofErr w:type="spellEnd"/>
-      <w:r>
-        <w:t xml:space="preserve"> Batterien </w:t>
-      </w:r>
-    </w:p>
-    <w:p>
-      <w:r>
-        <w:t>-</w:t>
-      </w:r>
-      <w:proofErr w:type="spellStart"/>
-      <w:r>
-        <w:t>Grobi</w:t>
-      </w:r>
-      <w:r>
-        <w:t>d</w:t>
-      </w:r>
-      <w:r>
-        <w:t>ee</w:t>
-      </w:r>
-      <w:proofErr w:type="spellEnd"/>
-      <w:r>
-        <w:t>: Moire und Quantencomputing </w:t>
-      </w:r>
-      <w:proofErr w:type="spellStart"/>
-      <w:r>
-        <w:t>maybe</w:t>
-      </w:r>
-      <w:proofErr w:type="spellEnd"/>
-      <w:r>
-        <w:t xml:space="preserve"> </w:t>
-      </w:r>
-      <w:proofErr w:type="spellStart"/>
-      <w:r>
-        <w:t>with</w:t>
-      </w:r>
-      <w:proofErr w:type="spellEnd"/>
-      <w:r>
-        <w:t xml:space="preserve"> </w:t>
-      </w:r>
-      <w:proofErr w:type="spellStart"/>
-      <w:r>
-        <w:t>dark</w:t>
-      </w:r>
-      <w:proofErr w:type="spellEnd"/>
-      <w:r>
-        <w:t xml:space="preserve"> </w:t>
-      </w:r>
-      <w:proofErr w:type="spellStart"/>
-      <w:r>
-        <w:t>excitons</w:t>
-      </w:r>
-      <w:proofErr w:type="spellEnd"/>
-      <w:r>
-        <w:t xml:space="preserve">, </w:t>
+    </w:p>
+    <w:p>
+      <w:r>
+        <w:t xml:space="preserve">-AI </w:t>
+      </w:r>
+      <w:proofErr w:type="spellStart"/>
+      <w:r>
+        <w:t>grobidee</w:t>
+      </w:r>
+      <w:proofErr w:type="spellEnd"/>
+      <w:r>
+        <w:t xml:space="preserve">: einen AI-Agenten pro Verfahren der Computational </w:t>
+      </w:r>
+      <w:proofErr w:type="spellStart"/>
+      <w:r>
+        <w:t>chemistry</w:t>
+      </w:r>
+      <w:proofErr w:type="spellEnd"/>
+      <w:r>
+        <w:t xml:space="preserve"> entwickeln, der dann auch die Programmierung; </w:t>
+      </w:r>
+      <w:proofErr w:type="spellStart"/>
+      <w:r>
+        <w:t>meta</w:t>
+      </w:r>
+      <w:proofErr w:type="spellEnd"/>
+      <w:r>
+        <w:t xml:space="preserve"> </w:t>
+      </w:r>
+      <w:proofErr w:type="spellStart"/>
+      <w:r>
+        <w:t>argent</w:t>
+      </w:r>
+      <w:proofErr w:type="spellEnd"/>
+      <w:r>
+        <w:t xml:space="preserve"> der entscheidet welche Methode am besten geeignet ist; </w:t>
       </w:r>
     </w:p>
     <w:p/>
@@ -7215,7 +8589,6 @@
     </w:p>
     <w:p>
       <w:r>
-        <w:lastRenderedPageBreak/>
         <w:t xml:space="preserve">-schlau mit KI arbeiten und programmieren (immer erstmal </w:t>
       </w:r>
       <w:proofErr w:type="gramStart"/>
@@ -7266,6 +8639,7 @@
           <w:b/>
           <w:bCs/>
         </w:rPr>
+        <w:lastRenderedPageBreak/>
         <w:t>Deine wichtigsten Paper</w:t>
       </w:r>
       <w:proofErr w:type="gramEnd"/>
@@ -7380,13 +8754,92 @@
       <w:r>
         <w:t xml:space="preserve"> mit Fortran implementiert und gelöst haben. </w:t>
       </w:r>
+      <w:r>
+        <w:t xml:space="preserve">Bis Ende September gut in </w:t>
+      </w:r>
+      <w:proofErr w:type="spellStart"/>
+      <w:r>
+        <w:t>quantum</w:t>
+      </w:r>
+      <w:proofErr w:type="spellEnd"/>
+      <w:r>
+        <w:t xml:space="preserve"> </w:t>
+      </w:r>
+      <w:proofErr w:type="spellStart"/>
+      <w:r>
+        <w:t>espresso</w:t>
+      </w:r>
+      <w:proofErr w:type="spellEnd"/>
+      <w:r>
+        <w:t xml:space="preserve"> eingearbeitet sein und die </w:t>
+      </w:r>
+      <w:proofErr w:type="spellStart"/>
+      <w:r>
+        <w:t>graphen</w:t>
+      </w:r>
+      <w:proofErr w:type="spellEnd"/>
+      <w:r>
+        <w:t xml:space="preserve"> band </w:t>
+      </w:r>
+      <w:proofErr w:type="spellStart"/>
+      <w:r>
+        <w:t>structure</w:t>
+      </w:r>
+      <w:proofErr w:type="spellEnd"/>
+      <w:r>
+        <w:t xml:space="preserve"> selbst geplottet haben, alles installiert haben (bis Ende September)</w:t>
+      </w:r>
     </w:p>
     <w:p>
       <w:r>
         <w:t xml:space="preserve">Bis </w:t>
       </w:r>
       <w:r>
-        <w:t xml:space="preserve">Anfang November Fortran gut beherrschen, Octopus guter Einstieg -die meisten </w:t>
+        <w:t xml:space="preserve">Anfang November Fortran gut beherrschen, </w:t>
+      </w:r>
+      <w:r>
+        <w:t>(</w:t>
+      </w:r>
+      <w:r>
+        <w:t>Octopus guter Einstieg</w:t>
+      </w:r>
+      <w:r>
+        <w:t xml:space="preserve">, not </w:t>
+      </w:r>
+      <w:proofErr w:type="spellStart"/>
+      <w:r>
+        <w:t>used</w:t>
+      </w:r>
+      <w:proofErr w:type="spellEnd"/>
+      <w:r>
+        <w:t xml:space="preserve"> in </w:t>
+      </w:r>
+      <w:proofErr w:type="spellStart"/>
+      <w:r>
+        <w:t>this</w:t>
+      </w:r>
+      <w:proofErr w:type="spellEnd"/>
+      <w:r>
+        <w:t xml:space="preserve"> </w:t>
+      </w:r>
+      <w:proofErr w:type="spellStart"/>
+      <w:r>
+        <w:t>group</w:t>
+      </w:r>
+      <w:proofErr w:type="spellEnd"/>
+      <w:r>
+        <w:t>)</w:t>
+      </w:r>
+      <w:r>
+        <w:t xml:space="preserve"> </w:t>
+      </w:r>
+      <w:proofErr w:type="gramStart"/>
+      <w:r>
+        <w:t>–(</w:t>
+      </w:r>
+      <w:proofErr w:type="gramEnd"/>
+      <w:r>
+        <w:t xml:space="preserve">die meisten </w:t>
       </w:r>
       <w:proofErr w:type="spellStart"/>
       <w:r>
@@ -7394,6 +8847,9 @@
       </w:r>
       <w:proofErr w:type="spellEnd"/>
       <w:r>
+        <w:t>)</w:t>
+      </w:r>
+      <w:r>
         <w:t xml:space="preserve">; alles installiert haben (bis Ende September), gut und tief in die Moiré </w:t>
       </w:r>
       <w:proofErr w:type="spellStart"/>
@@ -7412,8 +8868,38 @@
       <w:r>
         <w:t xml:space="preserve"> eigelesen und damit genauere Forschungsfrage entwickeln; Auch Buch zu TD-DFT genauer gelesen haben. </w:t>
       </w:r>
-    </w:p>
-    <w:p>
+      <w:r>
+        <w:t>Bis Anfang November MX-</w:t>
+      </w:r>
+      <w:proofErr w:type="spellStart"/>
+      <w:r>
+        <w:t>package</w:t>
+      </w:r>
+      <w:proofErr w:type="spellEnd"/>
+      <w:r>
+        <w:t xml:space="preserve"> grob eingearbeitet und verstanden haben. </w:t>
+      </w:r>
+    </w:p>
+    <w:p>
+      <w:r>
+        <w:t>Bis Ende des Jahres 2026 gut in MX-</w:t>
+      </w:r>
+      <w:proofErr w:type="spellStart"/>
+      <w:r>
+        <w:t>package</w:t>
+      </w:r>
+      <w:proofErr w:type="spellEnd"/>
+      <w:r>
+        <w:t xml:space="preserve"> und alle Programme eingearbeitet sein und erste neue Materialien modelliert haben. </w:t>
+      </w:r>
+    </w:p>
+    <w:p>
+      <w:pPr>
+        <w:rPr>
+          <w:b/>
+          <w:bCs/>
+        </w:rPr>
+      </w:pPr>
       <w:r>
         <w:rPr>
           <w:b/>
@@ -7426,7 +8912,167 @@
           <w:b/>
           <w:bCs/>
         </w:rPr>
-        <w:t xml:space="preserve">Ziel:  </w:t>
+        <w:t>Ziel</w:t>
+      </w:r>
+      <w:r>
+        <w:t xml:space="preserve">:  </w:t>
+      </w:r>
+      <w:r>
+        <w:t xml:space="preserve">Go </w:t>
+      </w:r>
+      <w:proofErr w:type="spellStart"/>
+      <w:r>
+        <w:t>with</w:t>
+      </w:r>
+      <w:proofErr w:type="spellEnd"/>
+      <w:r>
+        <w:t xml:space="preserve"> own </w:t>
+      </w:r>
+      <w:proofErr w:type="spellStart"/>
+      <w:r>
+        <w:t>poster</w:t>
+      </w:r>
+      <w:proofErr w:type="spellEnd"/>
+      <w:r>
+        <w:t xml:space="preserve"> to IWEPNM </w:t>
+      </w:r>
+      <w:proofErr w:type="spellStart"/>
+      <w:r>
+        <w:t>winter</w:t>
+      </w:r>
+      <w:proofErr w:type="spellEnd"/>
+      <w:r>
+        <w:t xml:space="preserve"> </w:t>
+      </w:r>
+      <w:proofErr w:type="spellStart"/>
+      <w:r>
+        <w:t>school</w:t>
+      </w:r>
+      <w:proofErr w:type="spellEnd"/>
+      <w:r>
+        <w:t xml:space="preserve"> 2028</w:t>
+      </w:r>
+      <w:r>
+        <w:rPr>
+          <w:b/>
+          <w:bCs/>
+        </w:rPr>
+        <w:t xml:space="preserve">. </w:t>
+      </w:r>
+      <w:r>
+        <w:t xml:space="preserve">Having </w:t>
+      </w:r>
+      <w:proofErr w:type="spellStart"/>
+      <w:r>
+        <w:t>developed</w:t>
+      </w:r>
+      <w:proofErr w:type="spellEnd"/>
+      <w:r>
+        <w:t xml:space="preserve"> a </w:t>
+      </w:r>
+      <w:proofErr w:type="spellStart"/>
+      <w:r>
+        <w:t>new</w:t>
+      </w:r>
+      <w:proofErr w:type="spellEnd"/>
+      <w:r>
+        <w:t xml:space="preserve"> </w:t>
+      </w:r>
+      <w:proofErr w:type="spellStart"/>
+      <w:r>
+        <w:t>methology</w:t>
+      </w:r>
+      <w:proofErr w:type="spellEnd"/>
+      <w:r>
+        <w:t xml:space="preserve"> for </w:t>
+      </w:r>
+      <w:proofErr w:type="spellStart"/>
+      <w:r>
+        <w:t>biexcitons</w:t>
+      </w:r>
+      <w:proofErr w:type="spellEnd"/>
+      <w:r>
+        <w:t xml:space="preserve"> and </w:t>
+      </w:r>
+      <w:proofErr w:type="spellStart"/>
+      <w:r>
+        <w:t>trions</w:t>
+      </w:r>
+      <w:proofErr w:type="spellEnd"/>
+      <w:r>
+        <w:t xml:space="preserve"> in 2D </w:t>
+      </w:r>
+      <w:proofErr w:type="spellStart"/>
+      <w:r>
+        <w:t>moiré</w:t>
+      </w:r>
+      <w:proofErr w:type="spellEnd"/>
+      <w:r>
+        <w:t xml:space="preserve"> </w:t>
+      </w:r>
+      <w:proofErr w:type="spellStart"/>
+      <w:r>
+        <w:t>materials</w:t>
+      </w:r>
+      <w:proofErr w:type="spellEnd"/>
+      <w:r>
+        <w:t xml:space="preserve"> and </w:t>
+      </w:r>
+      <w:proofErr w:type="spellStart"/>
+      <w:r>
+        <w:t>providing</w:t>
+      </w:r>
+      <w:proofErr w:type="spellEnd"/>
+      <w:r>
+        <w:t xml:space="preserve"> a </w:t>
+      </w:r>
+      <w:proofErr w:type="spellStart"/>
+      <w:r>
+        <w:t>well</w:t>
+      </w:r>
+      <w:proofErr w:type="spellEnd"/>
+      <w:r>
+        <w:t xml:space="preserve"> </w:t>
+      </w:r>
+      <w:proofErr w:type="spellStart"/>
+      <w:r>
+        <w:t>working</w:t>
+      </w:r>
+      <w:proofErr w:type="spellEnd"/>
+      <w:r>
+        <w:t xml:space="preserve"> </w:t>
+      </w:r>
+      <w:proofErr w:type="spellStart"/>
+      <w:r>
+        <w:t>software</w:t>
+      </w:r>
+      <w:proofErr w:type="spellEnd"/>
+      <w:r>
+        <w:t xml:space="preserve"> </w:t>
+      </w:r>
+      <w:proofErr w:type="spellStart"/>
+      <w:r>
+        <w:t>package</w:t>
+      </w:r>
+      <w:proofErr w:type="spellEnd"/>
+      <w:r>
+        <w:t xml:space="preserve">, </w:t>
+      </w:r>
+      <w:proofErr w:type="spellStart"/>
+      <w:r>
+        <w:t>developed</w:t>
+      </w:r>
+      <w:proofErr w:type="spellEnd"/>
+      <w:r>
+        <w:t xml:space="preserve"> by </w:t>
+      </w:r>
+      <w:proofErr w:type="spellStart"/>
+      <w:r>
+        <w:t>you</w:t>
+      </w:r>
+      <w:proofErr w:type="spellEnd"/>
+      <w:r>
+        <w:t xml:space="preserve">. </w:t>
       </w:r>
       <w:r>
         <w:t xml:space="preserve">Zur 2028 International Conference on Ultrafast </w:t>
@@ -7804,6 +9450,46 @@
       <w:r>
         <w:t xml:space="preserve">? </w:t>
       </w:r>
+      <w:proofErr w:type="spellStart"/>
+      <w:r>
+        <w:t>What</w:t>
+      </w:r>
+      <w:proofErr w:type="spellEnd"/>
+      <w:r>
+        <w:t xml:space="preserve"> </w:t>
+      </w:r>
+      <w:proofErr w:type="spellStart"/>
+      <w:r>
+        <w:t>are</w:t>
+      </w:r>
+      <w:proofErr w:type="spellEnd"/>
+      <w:r>
+        <w:t xml:space="preserve"> </w:t>
+      </w:r>
+      <w:proofErr w:type="spellStart"/>
+      <w:r>
+        <w:t>their</w:t>
+      </w:r>
+      <w:proofErr w:type="spellEnd"/>
+      <w:r>
+        <w:t xml:space="preserve"> </w:t>
+      </w:r>
+      <w:proofErr w:type="spellStart"/>
+      <w:r>
+        <w:t>typical</w:t>
+      </w:r>
+      <w:proofErr w:type="spellEnd"/>
+      <w:r>
+        <w:t xml:space="preserve"> </w:t>
+      </w:r>
+      <w:proofErr w:type="spellStart"/>
+      <w:r>
+        <w:t>lifetimes</w:t>
+      </w:r>
+      <w:proofErr w:type="spellEnd"/>
+      <w:r>
+        <w:t xml:space="preserve">? </w:t>
+      </w:r>
     </w:p>
     <w:p>
       <w:r>
@@ -8123,7 +9809,23 @@
           <w:b/>
           <w:bCs/>
         </w:rPr>
-        <w:t xml:space="preserve"> after the </w:t>
+        <w:t xml:space="preserve"> </w:t>
+      </w:r>
+      <w:proofErr w:type="spellStart"/>
+      <w:r>
+        <w:rPr>
+          <w:b/>
+          <w:bCs/>
+        </w:rPr>
+        <w:t>after</w:t>
+      </w:r>
+      <w:proofErr w:type="spellEnd"/>
+      <w:r>
+        <w:rPr>
+          <w:b/>
+          <w:bCs/>
+        </w:rPr>
+        <w:t xml:space="preserve"> the </w:t>
       </w:r>
       <w:proofErr w:type="spellStart"/>
       <w:r>
@@ -8546,6 +10248,78 @@
       <w:r>
         <w:t xml:space="preserve">, Octopus?  </w:t>
       </w:r>
+      <w:proofErr w:type="spellStart"/>
+      <w:r>
+        <w:t>Answer</w:t>
+      </w:r>
+      <w:proofErr w:type="spellEnd"/>
+      <w:r>
+        <w:t xml:space="preserve">: Can </w:t>
+      </w:r>
+      <w:proofErr w:type="spellStart"/>
+      <w:r>
+        <w:t>model</w:t>
+      </w:r>
+      <w:proofErr w:type="spellEnd"/>
+      <w:r>
+        <w:t xml:space="preserve"> the post-</w:t>
+      </w:r>
+      <w:proofErr w:type="spellStart"/>
+      <w:r>
+        <w:t>Hartree</w:t>
+      </w:r>
+      <w:proofErr w:type="spellEnd"/>
+      <w:r>
+        <w:t xml:space="preserve"> Fock </w:t>
+      </w:r>
+      <w:proofErr w:type="spellStart"/>
+      <w:r>
+        <w:t>effects</w:t>
+      </w:r>
+      <w:proofErr w:type="spellEnd"/>
+      <w:r>
+        <w:t xml:space="preserve"> </w:t>
+      </w:r>
+      <w:proofErr w:type="spellStart"/>
+      <w:r>
+        <w:t>well</w:t>
+      </w:r>
+      <w:proofErr w:type="spellEnd"/>
+      <w:r>
+        <w:t xml:space="preserve"> </w:t>
+      </w:r>
+      <w:proofErr w:type="spellStart"/>
+      <w:r>
+        <w:t>with</w:t>
+      </w:r>
+      <w:proofErr w:type="spellEnd"/>
+      <w:r>
+        <w:t xml:space="preserve"> </w:t>
+      </w:r>
+      <w:proofErr w:type="spellStart"/>
+      <w:r>
+        <w:t>configuration</w:t>
+      </w:r>
+      <w:proofErr w:type="spellEnd"/>
+      <w:r>
+        <w:t xml:space="preserve"> </w:t>
+      </w:r>
+      <w:proofErr w:type="spellStart"/>
+      <w:r>
+        <w:t>interaction</w:t>
+      </w:r>
+      <w:proofErr w:type="spellEnd"/>
+      <w:r>
+        <w:t xml:space="preserve"> </w:t>
+      </w:r>
+      <w:proofErr w:type="spellStart"/>
+      <w:r>
+        <w:t>method</w:t>
+      </w:r>
+      <w:proofErr w:type="spellEnd"/>
+      <w:r>
+        <w:t xml:space="preserve">. </w:t>
+      </w:r>
     </w:p>
     <w:p>
       <w:pPr>
@@ -9206,6 +10980,70 @@
         </w:rPr>
         <w:t xml:space="preserve"> I do? </w:t>
       </w:r>
+      <w:proofErr w:type="spellStart"/>
+      <w:r>
+        <w:rPr>
+          <w:b/>
+          <w:bCs/>
+        </w:rPr>
+        <w:t>Answer</w:t>
+      </w:r>
+      <w:proofErr w:type="spellEnd"/>
+      <w:r>
+        <w:rPr>
+          <w:b/>
+          <w:bCs/>
+        </w:rPr>
+        <w:t xml:space="preserve">: Assistent for </w:t>
+      </w:r>
+      <w:proofErr w:type="spellStart"/>
+      <w:r>
+        <w:rPr>
+          <w:b/>
+          <w:bCs/>
+        </w:rPr>
+        <w:t>physics</w:t>
+      </w:r>
+      <w:proofErr w:type="spellEnd"/>
+      <w:r>
+        <w:rPr>
+          <w:b/>
+          <w:bCs/>
+        </w:rPr>
+        <w:t xml:space="preserve"> </w:t>
+      </w:r>
+      <w:proofErr w:type="spellStart"/>
+      <w:r>
+        <w:rPr>
+          <w:b/>
+          <w:bCs/>
+        </w:rPr>
+        <w:t>experiments</w:t>
+      </w:r>
+      <w:proofErr w:type="spellEnd"/>
+      <w:r>
+        <w:rPr>
+          <w:b/>
+          <w:bCs/>
+        </w:rPr>
+        <w:t xml:space="preserve"> in </w:t>
+      </w:r>
+      <w:proofErr w:type="spellStart"/>
+      <w:r>
+        <w:rPr>
+          <w:b/>
+          <w:bCs/>
+        </w:rPr>
+        <w:t>Physical</w:t>
+      </w:r>
+      <w:proofErr w:type="spellEnd"/>
+      <w:r>
+        <w:rPr>
+          <w:b/>
+          <w:bCs/>
+        </w:rPr>
+        <w:t xml:space="preserve"> Chemistry Praktikum. </w:t>
+      </w:r>
     </w:p>
     <w:p>
       <w:pPr>
@@ -9397,6 +11235,166 @@
         </w:rPr>
         <w:t xml:space="preserve">? </w:t>
       </w:r>
+      <w:proofErr w:type="spellStart"/>
+      <w:r>
+        <w:rPr>
+          <w:b/>
+          <w:bCs/>
+        </w:rPr>
+        <w:t>Answer</w:t>
+      </w:r>
+      <w:proofErr w:type="spellEnd"/>
+      <w:r>
+        <w:rPr>
+          <w:b/>
+          <w:bCs/>
+        </w:rPr>
+        <w:t xml:space="preserve">: „Flatland </w:t>
+      </w:r>
+      <w:proofErr w:type="spellStart"/>
+      <w:r>
+        <w:rPr>
+          <w:b/>
+          <w:bCs/>
+        </w:rPr>
+        <w:t>beyond</w:t>
+      </w:r>
+      <w:proofErr w:type="spellEnd"/>
+      <w:r>
+        <w:rPr>
+          <w:b/>
+          <w:bCs/>
+        </w:rPr>
+        <w:t xml:space="preserve"> </w:t>
+      </w:r>
+      <w:proofErr w:type="spellStart"/>
+      <w:r>
+        <w:rPr>
+          <w:b/>
+          <w:bCs/>
+        </w:rPr>
+        <w:t>graphene</w:t>
+      </w:r>
+      <w:proofErr w:type="spellEnd"/>
+      <w:r>
+        <w:rPr>
+          <w:b/>
+          <w:bCs/>
+        </w:rPr>
+        <w:t xml:space="preserve"> </w:t>
+      </w:r>
+      <w:proofErr w:type="spellStart"/>
+      <w:r>
+        <w:rPr>
+          <w:b/>
+          <w:bCs/>
+        </w:rPr>
+        <w:t>conference</w:t>
+      </w:r>
+      <w:proofErr w:type="spellEnd"/>
+      <w:r>
+        <w:rPr>
+          <w:b/>
+          <w:bCs/>
+        </w:rPr>
+        <w:t xml:space="preserve">“, NOEKS </w:t>
+      </w:r>
+      <w:proofErr w:type="spellStart"/>
+      <w:r>
+        <w:rPr>
+          <w:b/>
+          <w:bCs/>
+        </w:rPr>
+        <w:t>conference</w:t>
+      </w:r>
+      <w:proofErr w:type="spellEnd"/>
+      <w:r>
+        <w:rPr>
+          <w:b/>
+          <w:bCs/>
+        </w:rPr>
+        <w:t xml:space="preserve"> and </w:t>
+      </w:r>
+      <w:proofErr w:type="gramStart"/>
+      <w:r>
+        <w:rPr>
+          <w:b/>
+          <w:bCs/>
+        </w:rPr>
+        <w:t>DPG Frühjahrstagung</w:t>
+      </w:r>
+      <w:proofErr w:type="gramEnd"/>
+      <w:r>
+        <w:rPr>
+          <w:b/>
+          <w:bCs/>
+        </w:rPr>
+        <w:t>, IWEPNM (</w:t>
+      </w:r>
+      <w:proofErr w:type="spellStart"/>
+      <w:r>
+        <w:rPr>
+          <w:b/>
+          <w:bCs/>
+        </w:rPr>
+        <w:t>Inter</w:t>
+      </w:r>
+      <w:proofErr w:type="spellEnd"/>
+      <w:r>
+        <w:rPr>
+          <w:b/>
+          <w:bCs/>
+        </w:rPr>
+        <w:t xml:space="preserve">. Winterschool on electronic </w:t>
+      </w:r>
+      <w:proofErr w:type="spellStart"/>
+      <w:r>
+        <w:rPr>
+          <w:b/>
+          <w:bCs/>
+        </w:rPr>
+        <w:t>properties</w:t>
+      </w:r>
+      <w:proofErr w:type="spellEnd"/>
+      <w:r>
+        <w:rPr>
+          <w:b/>
+          <w:bCs/>
+        </w:rPr>
+        <w:t xml:space="preserve"> of </w:t>
+      </w:r>
+      <w:proofErr w:type="spellStart"/>
+      <w:r>
+        <w:rPr>
+          <w:b/>
+          <w:bCs/>
+        </w:rPr>
+        <w:t>novel</w:t>
+      </w:r>
+      <w:proofErr w:type="spellEnd"/>
+      <w:r>
+        <w:rPr>
+          <w:b/>
+          <w:bCs/>
+        </w:rPr>
+        <w:t xml:space="preserve"> </w:t>
+      </w:r>
+      <w:proofErr w:type="spellStart"/>
+      <w:r>
+        <w:rPr>
+          <w:b/>
+          <w:bCs/>
+        </w:rPr>
+        <w:t>materials</w:t>
+      </w:r>
+      <w:proofErr w:type="spellEnd"/>
+      <w:r>
+        <w:rPr>
+          <w:b/>
+          <w:bCs/>
+        </w:rPr>
+        <w:t xml:space="preserve">) in Austria. </w:t>
+      </w:r>
     </w:p>
     <w:p>
       <w:pPr>
@@ -9747,6 +11745,166 @@
         </w:rPr>
         <w:t xml:space="preserve">? </w:t>
       </w:r>
+      <w:proofErr w:type="spellStart"/>
+      <w:r>
+        <w:rPr>
+          <w:b/>
+          <w:bCs/>
+        </w:rPr>
+        <w:t>Answer</w:t>
+      </w:r>
+      <w:proofErr w:type="spellEnd"/>
+      <w:r>
+        <w:rPr>
+          <w:b/>
+          <w:bCs/>
+        </w:rPr>
+        <w:t xml:space="preserve">: 2D </w:t>
+      </w:r>
+      <w:proofErr w:type="spellStart"/>
+      <w:r>
+        <w:rPr>
+          <w:b/>
+          <w:bCs/>
+        </w:rPr>
+        <w:t>subgroup</w:t>
+      </w:r>
+      <w:proofErr w:type="spellEnd"/>
+      <w:r>
+        <w:rPr>
+          <w:b/>
+          <w:bCs/>
+        </w:rPr>
+        <w:t xml:space="preserve"> </w:t>
+      </w:r>
+      <w:proofErr w:type="spellStart"/>
+      <w:r>
+        <w:rPr>
+          <w:b/>
+          <w:bCs/>
+        </w:rPr>
+        <w:t>meetings</w:t>
+      </w:r>
+      <w:proofErr w:type="spellEnd"/>
+      <w:r>
+        <w:rPr>
+          <w:b/>
+          <w:bCs/>
+        </w:rPr>
+        <w:t xml:space="preserve"> and a real </w:t>
+      </w:r>
+      <w:proofErr w:type="spellStart"/>
+      <w:r>
+        <w:rPr>
+          <w:b/>
+          <w:bCs/>
+        </w:rPr>
+        <w:t>group</w:t>
+      </w:r>
+      <w:proofErr w:type="spellEnd"/>
+      <w:r>
+        <w:rPr>
+          <w:b/>
+          <w:bCs/>
+        </w:rPr>
+        <w:t xml:space="preserve"> </w:t>
+      </w:r>
+      <w:proofErr w:type="spellStart"/>
+      <w:r>
+        <w:rPr>
+          <w:b/>
+          <w:bCs/>
+        </w:rPr>
+        <w:t>meeting</w:t>
+      </w:r>
+      <w:proofErr w:type="spellEnd"/>
+      <w:r>
+        <w:rPr>
+          <w:b/>
+          <w:bCs/>
+        </w:rPr>
+        <w:t xml:space="preserve"> </w:t>
+      </w:r>
+      <w:proofErr w:type="spellStart"/>
+      <w:r>
+        <w:rPr>
+          <w:b/>
+          <w:bCs/>
+        </w:rPr>
+        <w:t>takes</w:t>
+      </w:r>
+      <w:proofErr w:type="spellEnd"/>
+      <w:r>
+        <w:rPr>
+          <w:b/>
+          <w:bCs/>
+        </w:rPr>
+        <w:t xml:space="preserve"> </w:t>
+      </w:r>
+      <w:proofErr w:type="spellStart"/>
+      <w:r>
+        <w:rPr>
+          <w:b/>
+          <w:bCs/>
+        </w:rPr>
+        <w:t>place</w:t>
+      </w:r>
+      <w:proofErr w:type="spellEnd"/>
+      <w:r>
+        <w:rPr>
+          <w:b/>
+          <w:bCs/>
+        </w:rPr>
+        <w:t xml:space="preserve"> </w:t>
+      </w:r>
+      <w:proofErr w:type="spellStart"/>
+      <w:r>
+        <w:rPr>
+          <w:b/>
+          <w:bCs/>
+        </w:rPr>
+        <w:t>only</w:t>
+      </w:r>
+      <w:proofErr w:type="spellEnd"/>
+      <w:r>
+        <w:rPr>
+          <w:b/>
+          <w:bCs/>
+        </w:rPr>
+        <w:t xml:space="preserve"> </w:t>
+      </w:r>
+      <w:proofErr w:type="spellStart"/>
+      <w:r>
+        <w:rPr>
+          <w:b/>
+          <w:bCs/>
+        </w:rPr>
+        <w:t>very</w:t>
+      </w:r>
+      <w:proofErr w:type="spellEnd"/>
+      <w:r>
+        <w:rPr>
+          <w:b/>
+          <w:bCs/>
+        </w:rPr>
+        <w:t xml:space="preserve"> </w:t>
+      </w:r>
+      <w:proofErr w:type="spellStart"/>
+      <w:r>
+        <w:rPr>
+          <w:b/>
+          <w:bCs/>
+        </w:rPr>
+        <w:t>seldomly</w:t>
+      </w:r>
+      <w:proofErr w:type="spellEnd"/>
+      <w:r>
+        <w:rPr>
+          <w:b/>
+          <w:bCs/>
+        </w:rPr>
+        <w:t xml:space="preserve">. </w:t>
+      </w:r>
     </w:p>
     <w:p>
       <w:r>
@@ -10451,7 +12609,13 @@
       </w:r>
       <w:proofErr w:type="spellStart"/>
       <w:r>
-        <w:t>hwterostructures</w:t>
+        <w:t>h</w:t>
+      </w:r>
+      <w:r>
+        <w:t>e</w:t>
+      </w:r>
+      <w:r>
+        <w:t>terostructures</w:t>
       </w:r>
       <w:proofErr w:type="spellEnd"/>
       <w:r>
@@ -10644,6 +12808,7 @@
     </w:p>
     <w:p>
       <w:r>
+        <w:lastRenderedPageBreak/>
         <w:t xml:space="preserve">19. In the 2D </w:t>
       </w:r>
       <w:proofErr w:type="spellStart"/>
@@ -10858,6 +13023,118 @@
         </w:rPr>
         <w:t xml:space="preserve">21. (Wann) muss ich den Semesterbeitrag überweisen? </w:t>
       </w:r>
+      <w:proofErr w:type="spellStart"/>
+      <w:r>
+        <w:rPr>
+          <w:b/>
+          <w:bCs/>
+        </w:rPr>
+        <w:t>Answer</w:t>
+      </w:r>
+      <w:proofErr w:type="spellEnd"/>
+      <w:r>
+        <w:rPr>
+          <w:b/>
+          <w:bCs/>
+        </w:rPr>
+        <w:t xml:space="preserve">: </w:t>
+      </w:r>
+      <w:proofErr w:type="spellStart"/>
+      <w:r>
+        <w:rPr>
+          <w:b/>
+          <w:bCs/>
+        </w:rPr>
+        <w:t>Until</w:t>
+      </w:r>
+      <w:proofErr w:type="spellEnd"/>
+      <w:r>
+        <w:rPr>
+          <w:b/>
+          <w:bCs/>
+        </w:rPr>
+        <w:t xml:space="preserve"> </w:t>
+      </w:r>
+      <w:proofErr w:type="spellStart"/>
+      <w:r>
+        <w:rPr>
+          <w:b/>
+          <w:bCs/>
+        </w:rPr>
+        <w:t>october</w:t>
+      </w:r>
+      <w:proofErr w:type="spellEnd"/>
+      <w:r>
+        <w:rPr>
+          <w:b/>
+          <w:bCs/>
+        </w:rPr>
+        <w:t xml:space="preserve"> after </w:t>
+      </w:r>
+      <w:proofErr w:type="spellStart"/>
+      <w:r>
+        <w:rPr>
+          <w:b/>
+          <w:bCs/>
+        </w:rPr>
+        <w:t>having</w:t>
+      </w:r>
+      <w:proofErr w:type="spellEnd"/>
+      <w:r>
+        <w:rPr>
+          <w:b/>
+          <w:bCs/>
+        </w:rPr>
+        <w:t xml:space="preserve"> </w:t>
+      </w:r>
+      <w:proofErr w:type="spellStart"/>
+      <w:r>
+        <w:rPr>
+          <w:b/>
+          <w:bCs/>
+        </w:rPr>
+        <w:t>finished</w:t>
+      </w:r>
+      <w:proofErr w:type="spellEnd"/>
+      <w:r>
+        <w:rPr>
+          <w:b/>
+          <w:bCs/>
+        </w:rPr>
+        <w:t xml:space="preserve"> the </w:t>
+      </w:r>
+      <w:proofErr w:type="spellStart"/>
+      <w:r>
+        <w:rPr>
+          <w:b/>
+          <w:bCs/>
+        </w:rPr>
+        <w:t>docota</w:t>
+      </w:r>
+      <w:proofErr w:type="spellEnd"/>
+      <w:r>
+        <w:rPr>
+          <w:b/>
+          <w:bCs/>
+        </w:rPr>
+        <w:t xml:space="preserve">-Min </w:t>
+      </w:r>
+      <w:proofErr w:type="spellStart"/>
+      <w:r>
+        <w:rPr>
+          <w:b/>
+          <w:bCs/>
+        </w:rPr>
+        <w:t>registration</w:t>
+      </w:r>
+      <w:proofErr w:type="spellEnd"/>
+      <w:r>
+        <w:rPr>
+          <w:b/>
+          <w:bCs/>
+        </w:rPr>
+        <w:t xml:space="preserve">. </w:t>
+      </w:r>
     </w:p>
     <w:p>
       <w:pPr>
@@ -10871,10 +13148,2856 @@
           <w:b/>
           <w:bCs/>
         </w:rPr>
+        <w:t xml:space="preserve">22. Wie ist das hier mit Home-Office? Selbstständig entscheiden? Welche empfohlene Anzahl an Tagen? </w:t>
+      </w:r>
+    </w:p>
+    <w:p>
+      <w:r>
+        <w:rPr>
+          <w:b/>
+          <w:bCs/>
+        </w:rPr>
+        <w:t>23</w:t>
+      </w:r>
+      <w:r>
+        <w:t xml:space="preserve">: DFT </w:t>
+      </w:r>
+      <w:proofErr w:type="spellStart"/>
+      <w:r>
+        <w:t>question</w:t>
+      </w:r>
+      <w:proofErr w:type="spellEnd"/>
+      <w:r>
+        <w:t xml:space="preserve">: </w:t>
+      </w:r>
+      <w:r>
+        <w:t xml:space="preserve">Does the „DFT-loop </w:t>
+      </w:r>
+      <w:proofErr w:type="spellStart"/>
+      <w:r>
+        <w:t>always</w:t>
+      </w:r>
+      <w:proofErr w:type="spellEnd"/>
+      <w:r>
+        <w:t xml:space="preserve"> </w:t>
+      </w:r>
+      <w:proofErr w:type="spellStart"/>
+      <w:r>
+        <w:t>converge</w:t>
+      </w:r>
+      <w:proofErr w:type="spellEnd"/>
+      <w:r>
+        <w:t xml:space="preserve"> and </w:t>
+      </w:r>
+      <w:proofErr w:type="spellStart"/>
+      <w:r>
+        <w:t>converge</w:t>
+      </w:r>
+      <w:proofErr w:type="spellEnd"/>
+      <w:r>
+        <w:t xml:space="preserve"> to the </w:t>
+      </w:r>
+      <w:proofErr w:type="spellStart"/>
+      <w:r>
+        <w:t>right</w:t>
+      </w:r>
+      <w:proofErr w:type="spellEnd"/>
+      <w:r>
+        <w:t xml:space="preserve"> </w:t>
+      </w:r>
+      <w:proofErr w:type="spellStart"/>
+      <w:r>
+        <w:t>ground</w:t>
+      </w:r>
+      <w:proofErr w:type="spellEnd"/>
+      <w:r>
+        <w:t xml:space="preserve"> </w:t>
+      </w:r>
+      <w:proofErr w:type="spellStart"/>
+      <w:r>
+        <w:t>state</w:t>
+      </w:r>
+      <w:proofErr w:type="spellEnd"/>
+      <w:r>
+        <w:t xml:space="preserve"> </w:t>
+      </w:r>
+      <w:proofErr w:type="spellStart"/>
+      <w:r>
+        <w:t>energy</w:t>
+      </w:r>
+      <w:proofErr w:type="spellEnd"/>
+      <w:r>
+        <w:t xml:space="preserve">? </w:t>
+      </w:r>
+      <w:proofErr w:type="spellStart"/>
+      <w:r>
+        <w:t>Or</w:t>
+      </w:r>
+      <w:proofErr w:type="spellEnd"/>
+      <w:r>
+        <w:t xml:space="preserve"> </w:t>
+      </w:r>
+      <w:proofErr w:type="spellStart"/>
+      <w:r>
+        <w:t>are</w:t>
+      </w:r>
+      <w:proofErr w:type="spellEnd"/>
+      <w:r>
+        <w:t xml:space="preserve"> </w:t>
+      </w:r>
+      <w:proofErr w:type="spellStart"/>
+      <w:r>
+        <w:t>there</w:t>
+      </w:r>
+      <w:proofErr w:type="spellEnd"/>
+      <w:r>
+        <w:t xml:space="preserve"> </w:t>
+      </w:r>
+      <w:proofErr w:type="spellStart"/>
+      <w:r>
+        <w:t>cases</w:t>
+      </w:r>
+      <w:proofErr w:type="spellEnd"/>
+      <w:r>
+        <w:t xml:space="preserve"> </w:t>
+      </w:r>
+      <w:proofErr w:type="spellStart"/>
+      <w:r>
+        <w:t>where</w:t>
+      </w:r>
+      <w:proofErr w:type="spellEnd"/>
+      <w:r>
+        <w:t xml:space="preserve"> it </w:t>
+      </w:r>
+      <w:proofErr w:type="spellStart"/>
+      <w:r>
+        <w:t>does</w:t>
+      </w:r>
+      <w:proofErr w:type="spellEnd"/>
+      <w:r>
+        <w:t xml:space="preserve"> not </w:t>
+      </w:r>
+      <w:proofErr w:type="spellStart"/>
+      <w:r>
+        <w:t>work</w:t>
+      </w:r>
+      <w:proofErr w:type="spellEnd"/>
+      <w:r>
+        <w:t xml:space="preserve">? </w:t>
+      </w:r>
+    </w:p>
+    <w:p>
+      <w:r>
+        <w:t>24: DFT-</w:t>
+      </w:r>
+      <w:proofErr w:type="spellStart"/>
+      <w:r>
+        <w:t>question</w:t>
+      </w:r>
+      <w:proofErr w:type="spellEnd"/>
+      <w:r>
+        <w:t xml:space="preserve">: How do </w:t>
+      </w:r>
+      <w:proofErr w:type="spellStart"/>
+      <w:r>
+        <w:t>you</w:t>
+      </w:r>
+      <w:proofErr w:type="spellEnd"/>
+      <w:r>
+        <w:t xml:space="preserve"> </w:t>
+      </w:r>
+      <w:proofErr w:type="spellStart"/>
+      <w:r>
+        <w:t>make</w:t>
+      </w:r>
+      <w:proofErr w:type="spellEnd"/>
+      <w:r>
+        <w:t xml:space="preserve"> a </w:t>
+      </w:r>
+      <w:proofErr w:type="spellStart"/>
+      <w:r>
+        <w:t>good</w:t>
+      </w:r>
+      <w:proofErr w:type="spellEnd"/>
+      <w:r>
+        <w:t xml:space="preserve"> initial </w:t>
+      </w:r>
+      <w:proofErr w:type="spellStart"/>
+      <w:r>
+        <w:t>guess</w:t>
+      </w:r>
+      <w:proofErr w:type="spellEnd"/>
+      <w:r>
+        <w:t xml:space="preserve"> of the </w:t>
+      </w:r>
+      <w:proofErr w:type="spellStart"/>
+      <w:r>
+        <w:t>electron</w:t>
+      </w:r>
+      <w:proofErr w:type="spellEnd"/>
+      <w:r>
+        <w:t xml:space="preserve"> </w:t>
+      </w:r>
+      <w:proofErr w:type="spellStart"/>
+      <w:r>
+        <w:t>density</w:t>
+      </w:r>
+      <w:proofErr w:type="spellEnd"/>
+      <w:r>
+        <w:t xml:space="preserve">? </w:t>
+      </w:r>
+      <w:proofErr w:type="spellStart"/>
+      <w:r>
+        <w:t>Is</w:t>
+      </w:r>
+      <w:proofErr w:type="spellEnd"/>
+      <w:r>
+        <w:t xml:space="preserve"> it relevant for the </w:t>
+      </w:r>
+      <w:proofErr w:type="spellStart"/>
+      <w:r>
+        <w:t>cycle</w:t>
+      </w:r>
+      <w:proofErr w:type="spellEnd"/>
+      <w:r>
+        <w:t xml:space="preserve"> </w:t>
+      </w:r>
+      <w:proofErr w:type="spellStart"/>
+      <w:r>
+        <w:t>numbers</w:t>
+      </w:r>
+      <w:proofErr w:type="spellEnd"/>
+      <w:r>
+        <w:t xml:space="preserve"> </w:t>
+      </w:r>
+      <w:proofErr w:type="spellStart"/>
+      <w:r>
+        <w:t>until</w:t>
+      </w:r>
+      <w:proofErr w:type="spellEnd"/>
+      <w:r>
+        <w:t xml:space="preserve"> </w:t>
+      </w:r>
+      <w:proofErr w:type="spellStart"/>
+      <w:r>
+        <w:t>convergence</w:t>
+      </w:r>
+      <w:proofErr w:type="spellEnd"/>
+      <w:r>
+        <w:t xml:space="preserve"> and the </w:t>
+      </w:r>
+      <w:proofErr w:type="spellStart"/>
+      <w:r>
+        <w:t>computation</w:t>
+      </w:r>
+      <w:proofErr w:type="spellEnd"/>
+      <w:r>
+        <w:t xml:space="preserve"> time in </w:t>
+      </w:r>
+      <w:proofErr w:type="spellStart"/>
+      <w:r>
+        <w:t>general</w:t>
+      </w:r>
+      <w:proofErr w:type="spellEnd"/>
+      <w:r>
+        <w:t>?</w:t>
+      </w:r>
+    </w:p>
+    <w:p>
+      <w:r>
+        <w:t xml:space="preserve">25: DFT </w:t>
+      </w:r>
+      <w:proofErr w:type="spellStart"/>
+      <w:r>
+        <w:t>question</w:t>
+      </w:r>
+      <w:proofErr w:type="spellEnd"/>
+      <w:r>
+        <w:t xml:space="preserve">: How do </w:t>
+      </w:r>
+      <w:proofErr w:type="spellStart"/>
+      <w:r>
+        <w:t>you</w:t>
+      </w:r>
+      <w:proofErr w:type="spellEnd"/>
+      <w:r>
+        <w:t xml:space="preserve"> find the Kohn Scham </w:t>
+      </w:r>
+      <w:proofErr w:type="spellStart"/>
+      <w:r>
+        <w:t>single</w:t>
+      </w:r>
+      <w:proofErr w:type="spellEnd"/>
+      <w:r>
+        <w:t xml:space="preserve"> </w:t>
+      </w:r>
+      <w:proofErr w:type="spellStart"/>
+      <w:r>
+        <w:t>electron</w:t>
+      </w:r>
+      <w:proofErr w:type="spellEnd"/>
+      <w:r>
+        <w:t xml:space="preserve"> </w:t>
+      </w:r>
+      <w:proofErr w:type="spellStart"/>
+      <w:r>
+        <w:t>wave</w:t>
+      </w:r>
+      <w:proofErr w:type="spellEnd"/>
+      <w:r>
+        <w:t xml:space="preserve"> </w:t>
+      </w:r>
+      <w:proofErr w:type="spellStart"/>
+      <w:r>
+        <w:t>functions</w:t>
+      </w:r>
+      <w:proofErr w:type="spellEnd"/>
+      <w:r>
+        <w:t xml:space="preserve">: just </w:t>
+      </w:r>
+      <w:proofErr w:type="spellStart"/>
+      <w:r>
+        <w:t>eigenstates</w:t>
+      </w:r>
+      <w:proofErr w:type="spellEnd"/>
+      <w:r>
+        <w:t xml:space="preserve"> of the Kohn Scham </w:t>
+      </w:r>
+      <w:proofErr w:type="spellStart"/>
+      <w:r>
+        <w:t>hamiltonian</w:t>
+      </w:r>
+      <w:proofErr w:type="spellEnd"/>
+      <w:r>
+        <w:t xml:space="preserve">? </w:t>
+      </w:r>
+    </w:p>
+    <w:p>
+      <w:r>
+        <w:t xml:space="preserve">26: Main </w:t>
+      </w:r>
+      <w:proofErr w:type="spellStart"/>
+      <w:r>
+        <w:t>differences</w:t>
+      </w:r>
+      <w:proofErr w:type="spellEnd"/>
+      <w:r>
+        <w:t xml:space="preserve"> </w:t>
+      </w:r>
+      <w:proofErr w:type="spellStart"/>
+      <w:r>
+        <w:t>between</w:t>
+      </w:r>
+      <w:proofErr w:type="spellEnd"/>
+      <w:r>
+        <w:t xml:space="preserve"> Post-</w:t>
+      </w:r>
+      <w:proofErr w:type="spellStart"/>
+      <w:r>
+        <w:t>Hartree</w:t>
+      </w:r>
+      <w:proofErr w:type="spellEnd"/>
+      <w:r>
+        <w:t xml:space="preserve"> Fock and Multi-Reference </w:t>
+      </w:r>
+      <w:proofErr w:type="spellStart"/>
+      <w:r>
+        <w:t>methods</w:t>
+      </w:r>
+      <w:proofErr w:type="spellEnd"/>
+      <w:r>
+        <w:t>?</w:t>
+      </w:r>
+    </w:p>
+    <w:p>
+      <w:r>
+        <w:t xml:space="preserve">27: </w:t>
+      </w:r>
+      <w:proofErr w:type="spellStart"/>
+      <w:r>
+        <w:t>Could</w:t>
+      </w:r>
+      <w:proofErr w:type="spellEnd"/>
+      <w:r>
+        <w:t xml:space="preserve"> an </w:t>
+      </w:r>
+      <w:proofErr w:type="spellStart"/>
+      <w:r>
+        <w:t>expansion</w:t>
+      </w:r>
+      <w:proofErr w:type="spellEnd"/>
+      <w:r>
+        <w:t xml:space="preserve"> of the MX-</w:t>
+      </w:r>
+      <w:proofErr w:type="spellStart"/>
+      <w:r>
+        <w:t>package</w:t>
+      </w:r>
+      <w:proofErr w:type="spellEnd"/>
+      <w:r>
+        <w:t xml:space="preserve"> to </w:t>
+      </w:r>
+      <w:proofErr w:type="spellStart"/>
+      <w:r>
+        <w:t>multi</w:t>
+      </w:r>
+      <w:proofErr w:type="spellEnd"/>
+      <w:r>
+        <w:t xml:space="preserve"> </w:t>
+      </w:r>
+      <w:proofErr w:type="spellStart"/>
+      <w:r>
+        <w:t>reference</w:t>
+      </w:r>
+      <w:proofErr w:type="spellEnd"/>
+      <w:r>
+        <w:t xml:space="preserve"> </w:t>
+      </w:r>
+      <w:proofErr w:type="spellStart"/>
+      <w:r>
+        <w:t>configuration</w:t>
+      </w:r>
+      <w:proofErr w:type="spellEnd"/>
+      <w:r>
+        <w:t xml:space="preserve"> </w:t>
+      </w:r>
+      <w:proofErr w:type="spellStart"/>
+      <w:r>
+        <w:t>be</w:t>
+      </w:r>
+      <w:proofErr w:type="spellEnd"/>
+      <w:r>
+        <w:t xml:space="preserve"> </w:t>
+      </w:r>
+      <w:proofErr w:type="spellStart"/>
+      <w:r>
+        <w:t>helpful</w:t>
+      </w:r>
+      <w:proofErr w:type="spellEnd"/>
+      <w:r>
+        <w:t xml:space="preserve"> for </w:t>
+      </w:r>
+      <w:proofErr w:type="spellStart"/>
+      <w:r>
+        <w:t>more</w:t>
+      </w:r>
+      <w:proofErr w:type="spellEnd"/>
+      <w:r>
+        <w:t xml:space="preserve"> </w:t>
+      </w:r>
+      <w:proofErr w:type="spellStart"/>
+      <w:r>
+        <w:t>accurate</w:t>
+      </w:r>
+      <w:proofErr w:type="spellEnd"/>
+      <w:r>
+        <w:t xml:space="preserve"> </w:t>
+      </w:r>
+      <w:proofErr w:type="spellStart"/>
+      <w:r>
+        <w:t>computations</w:t>
+      </w:r>
+      <w:proofErr w:type="spellEnd"/>
+      <w:r>
+        <w:t xml:space="preserve">? </w:t>
+      </w:r>
+      <w:proofErr w:type="spellStart"/>
+      <w:r>
+        <w:t>Or</w:t>
+      </w:r>
+      <w:proofErr w:type="spellEnd"/>
+      <w:r>
+        <w:t xml:space="preserve"> </w:t>
+      </w:r>
+      <w:proofErr w:type="spellStart"/>
+      <w:r>
+        <w:t>is</w:t>
+      </w:r>
+      <w:proofErr w:type="spellEnd"/>
+      <w:r>
+        <w:t xml:space="preserve"> it </w:t>
+      </w:r>
+      <w:proofErr w:type="spellStart"/>
+      <w:r>
+        <w:t>already</w:t>
+      </w:r>
+      <w:proofErr w:type="spellEnd"/>
+      <w:r>
+        <w:t xml:space="preserve"> possible to </w:t>
+      </w:r>
+      <w:proofErr w:type="spellStart"/>
+      <w:r>
+        <w:t>compute</w:t>
+      </w:r>
+      <w:proofErr w:type="spellEnd"/>
+      <w:r>
+        <w:t xml:space="preserve"> MRCI </w:t>
+      </w:r>
+      <w:proofErr w:type="spellStart"/>
+      <w:r>
+        <w:t>computations</w:t>
+      </w:r>
+      <w:proofErr w:type="spellEnd"/>
+      <w:r>
+        <w:t xml:space="preserve"> </w:t>
+      </w:r>
+      <w:proofErr w:type="spellStart"/>
+      <w:r>
+        <w:t>with</w:t>
+      </w:r>
+      <w:proofErr w:type="spellEnd"/>
+      <w:r>
+        <w:t xml:space="preserve"> the MX-code? </w:t>
+      </w:r>
+    </w:p>
+    <w:p>
+      <w:r>
+        <w:t xml:space="preserve">28: Are </w:t>
+      </w:r>
+      <w:proofErr w:type="spellStart"/>
+      <w:r>
+        <w:t>you</w:t>
+      </w:r>
+      <w:proofErr w:type="spellEnd"/>
+      <w:r>
+        <w:t xml:space="preserve"> also </w:t>
+      </w:r>
+      <w:proofErr w:type="spellStart"/>
+      <w:r>
+        <w:t>using</w:t>
+      </w:r>
+      <w:proofErr w:type="spellEnd"/>
+      <w:r>
+        <w:t xml:space="preserve"> </w:t>
+      </w:r>
+      <w:proofErr w:type="spellStart"/>
+      <w:r>
+        <w:t>methods</w:t>
+      </w:r>
+      <w:proofErr w:type="spellEnd"/>
+      <w:r>
+        <w:t xml:space="preserve"> </w:t>
+      </w:r>
+      <w:proofErr w:type="spellStart"/>
+      <w:r>
+        <w:t>based</w:t>
+      </w:r>
+      <w:proofErr w:type="spellEnd"/>
+      <w:r>
+        <w:t xml:space="preserve"> on QED </w:t>
+      </w:r>
+      <w:proofErr w:type="spellStart"/>
+      <w:r>
+        <w:t>or</w:t>
+      </w:r>
+      <w:proofErr w:type="spellEnd"/>
+      <w:r>
+        <w:t xml:space="preserve"> </w:t>
+      </w:r>
+      <w:proofErr w:type="spellStart"/>
+      <w:r>
+        <w:t>perturbation</w:t>
+      </w:r>
+      <w:proofErr w:type="spellEnd"/>
+      <w:r>
+        <w:t xml:space="preserve"> QED for solid </w:t>
+      </w:r>
+      <w:proofErr w:type="spellStart"/>
+      <w:r>
+        <w:t>state</w:t>
+      </w:r>
+      <w:proofErr w:type="spellEnd"/>
+      <w:r>
+        <w:t xml:space="preserve"> </w:t>
+      </w:r>
+      <w:proofErr w:type="spellStart"/>
+      <w:r>
+        <w:t>materials</w:t>
+      </w:r>
+      <w:proofErr w:type="spellEnd"/>
+      <w:r>
+        <w:t xml:space="preserve">? </w:t>
+      </w:r>
+    </w:p>
+    <w:p>
+      <w:r>
+        <w:t xml:space="preserve">29: </w:t>
+      </w:r>
+      <w:proofErr w:type="spellStart"/>
+      <w:r>
+        <w:t>question</w:t>
+      </w:r>
+      <w:proofErr w:type="spellEnd"/>
+      <w:r>
+        <w:t xml:space="preserve"> for </w:t>
+      </w:r>
+      <w:proofErr w:type="spellStart"/>
+      <w:r>
+        <w:t>group</w:t>
+      </w:r>
+      <w:proofErr w:type="spellEnd"/>
+      <w:r>
+        <w:t xml:space="preserve"> </w:t>
+      </w:r>
+      <w:proofErr w:type="spellStart"/>
+      <w:r>
+        <w:t>meeting</w:t>
+      </w:r>
+      <w:proofErr w:type="spellEnd"/>
+      <w:r>
+        <w:t xml:space="preserve">: </w:t>
+      </w:r>
+      <w:proofErr w:type="spellStart"/>
+      <w:r>
+        <w:t>Is</w:t>
+      </w:r>
+      <w:proofErr w:type="spellEnd"/>
+      <w:r>
+        <w:t xml:space="preserve"> the </w:t>
+      </w:r>
+      <w:proofErr w:type="spellStart"/>
+      <w:r>
+        <w:t>group</w:t>
+      </w:r>
+      <w:proofErr w:type="spellEnd"/>
+      <w:r>
+        <w:t xml:space="preserve"> also </w:t>
+      </w:r>
+      <w:proofErr w:type="spellStart"/>
+      <w:r>
+        <w:t>interested</w:t>
+      </w:r>
+      <w:proofErr w:type="spellEnd"/>
+      <w:r>
+        <w:t xml:space="preserve"> </w:t>
+      </w:r>
+      <w:proofErr w:type="spellStart"/>
+      <w:r>
+        <w:t>or</w:t>
+      </w:r>
+      <w:proofErr w:type="spellEnd"/>
+      <w:r>
+        <w:t xml:space="preserve"> </w:t>
+      </w:r>
+      <w:proofErr w:type="spellStart"/>
+      <w:r>
+        <w:t>doing</w:t>
+      </w:r>
+      <w:proofErr w:type="spellEnd"/>
+      <w:r>
+        <w:t xml:space="preserve"> </w:t>
+      </w:r>
+      <w:proofErr w:type="spellStart"/>
+      <w:r>
+        <w:t>research</w:t>
+      </w:r>
+      <w:proofErr w:type="spellEnd"/>
+      <w:r>
+        <w:t xml:space="preserve"> </w:t>
+      </w:r>
+      <w:proofErr w:type="spellStart"/>
+      <w:r>
+        <w:t>about</w:t>
+      </w:r>
+      <w:proofErr w:type="spellEnd"/>
+      <w:r>
+        <w:t xml:space="preserve"> the </w:t>
+      </w:r>
+      <w:proofErr w:type="spellStart"/>
+      <w:r>
+        <w:t>topology</w:t>
+      </w:r>
+      <w:proofErr w:type="spellEnd"/>
+      <w:r>
+        <w:t xml:space="preserve"> of 2d </w:t>
+      </w:r>
+      <w:proofErr w:type="spellStart"/>
+      <w:r>
+        <w:t>materials</w:t>
+      </w:r>
+      <w:proofErr w:type="spellEnd"/>
+      <w:r>
+        <w:t xml:space="preserve"> and </w:t>
+      </w:r>
+      <w:proofErr w:type="spellStart"/>
+      <w:r>
+        <w:t>are</w:t>
+      </w:r>
+      <w:proofErr w:type="spellEnd"/>
+      <w:r>
+        <w:t xml:space="preserve"> </w:t>
+      </w:r>
+      <w:proofErr w:type="spellStart"/>
+      <w:r>
+        <w:t>excitons</w:t>
+      </w:r>
+      <w:proofErr w:type="spellEnd"/>
+      <w:r>
+        <w:t xml:space="preserve"> </w:t>
+      </w:r>
+      <w:proofErr w:type="spellStart"/>
+      <w:r>
+        <w:t>effected</w:t>
+      </w:r>
+      <w:proofErr w:type="spellEnd"/>
+      <w:r>
+        <w:t xml:space="preserve"> by </w:t>
+      </w:r>
+      <w:proofErr w:type="spellStart"/>
+      <w:r>
+        <w:t>topological</w:t>
+      </w:r>
+      <w:proofErr w:type="spellEnd"/>
+      <w:r>
+        <w:t xml:space="preserve"> </w:t>
+      </w:r>
+      <w:proofErr w:type="spellStart"/>
+      <w:r>
+        <w:t>effects</w:t>
+      </w:r>
+      <w:proofErr w:type="spellEnd"/>
+      <w:r>
+        <w:t xml:space="preserve"> </w:t>
+      </w:r>
+      <w:proofErr w:type="spellStart"/>
+      <w:r>
+        <w:t>or</w:t>
+      </w:r>
+      <w:proofErr w:type="spellEnd"/>
+      <w:r>
+        <w:t xml:space="preserve"> </w:t>
+      </w:r>
+      <w:proofErr w:type="spellStart"/>
+      <w:r>
+        <w:t>phases</w:t>
+      </w:r>
+      <w:proofErr w:type="spellEnd"/>
+      <w:r>
+        <w:t xml:space="preserve">? </w:t>
+      </w:r>
+    </w:p>
+    <w:p>
+      <w:pPr>
+        <w:rPr>
+          <w:b/>
+          <w:bCs/>
+        </w:rPr>
+      </w:pPr>
+      <w:r>
+        <w:rPr>
+          <w:b/>
+          <w:bCs/>
+        </w:rPr>
+        <w:t xml:space="preserve">30: How </w:t>
+      </w:r>
+      <w:proofErr w:type="spellStart"/>
+      <w:r>
+        <w:rPr>
+          <w:b/>
+          <w:bCs/>
+        </w:rPr>
+        <w:t>are</w:t>
+      </w:r>
+      <w:proofErr w:type="spellEnd"/>
+      <w:r>
+        <w:rPr>
+          <w:b/>
+          <w:bCs/>
+        </w:rPr>
+        <w:t xml:space="preserve"> </w:t>
+      </w:r>
+      <w:proofErr w:type="spellStart"/>
+      <w:r>
+        <w:rPr>
+          <w:b/>
+          <w:bCs/>
+        </w:rPr>
+        <w:t>other</w:t>
+      </w:r>
+      <w:proofErr w:type="spellEnd"/>
+      <w:r>
+        <w:rPr>
+          <w:b/>
+          <w:bCs/>
+        </w:rPr>
+        <w:t xml:space="preserve"> Moiré </w:t>
+      </w:r>
+      <w:proofErr w:type="spellStart"/>
+      <w:r>
+        <w:rPr>
+          <w:b/>
+          <w:bCs/>
+        </w:rPr>
+        <w:t>materials</w:t>
+      </w:r>
+      <w:proofErr w:type="spellEnd"/>
+      <w:r>
+        <w:rPr>
+          <w:b/>
+          <w:bCs/>
+        </w:rPr>
+        <w:t xml:space="preserve"> such as </w:t>
+      </w:r>
+      <w:proofErr w:type="spellStart"/>
+      <w:r>
+        <w:rPr>
+          <w:b/>
+          <w:bCs/>
+        </w:rPr>
+        <w:t>twisted</w:t>
+      </w:r>
+      <w:proofErr w:type="spellEnd"/>
+      <w:r>
+        <w:rPr>
+          <w:b/>
+          <w:bCs/>
+        </w:rPr>
+        <w:t xml:space="preserve"> </w:t>
+      </w:r>
+      <w:proofErr w:type="spellStart"/>
+      <w:r>
+        <w:rPr>
+          <w:b/>
+          <w:bCs/>
+        </w:rPr>
+        <w:t>bilayer</w:t>
+      </w:r>
+      <w:proofErr w:type="spellEnd"/>
+      <w:r>
+        <w:rPr>
+          <w:b/>
+          <w:bCs/>
+        </w:rPr>
+        <w:t xml:space="preserve"> </w:t>
+      </w:r>
+      <w:proofErr w:type="spellStart"/>
+      <w:r>
+        <w:rPr>
+          <w:b/>
+          <w:bCs/>
+        </w:rPr>
+        <w:t>graphene</w:t>
+      </w:r>
+      <w:proofErr w:type="spellEnd"/>
+      <w:r>
+        <w:rPr>
+          <w:b/>
+          <w:bCs/>
+        </w:rPr>
+        <w:t xml:space="preserve"> so </w:t>
+      </w:r>
+      <w:proofErr w:type="spellStart"/>
+      <w:r>
+        <w:rPr>
+          <w:b/>
+          <w:bCs/>
+        </w:rPr>
+        <w:t>far</w:t>
+      </w:r>
+      <w:proofErr w:type="spellEnd"/>
+      <w:r>
+        <w:rPr>
+          <w:b/>
+          <w:bCs/>
+        </w:rPr>
+        <w:t xml:space="preserve"> </w:t>
+      </w:r>
+      <w:proofErr w:type="spellStart"/>
+      <w:r>
+        <w:rPr>
+          <w:b/>
+          <w:bCs/>
+        </w:rPr>
+        <w:t>modelled</w:t>
+      </w:r>
+      <w:proofErr w:type="spellEnd"/>
+      <w:r>
+        <w:rPr>
+          <w:b/>
+          <w:bCs/>
+        </w:rPr>
+        <w:t xml:space="preserve"> </w:t>
+      </w:r>
+      <w:proofErr w:type="spellStart"/>
+      <w:r>
+        <w:rPr>
+          <w:b/>
+          <w:bCs/>
+        </w:rPr>
+        <w:t>with</w:t>
+      </w:r>
+      <w:proofErr w:type="spellEnd"/>
+      <w:r>
+        <w:rPr>
+          <w:b/>
+          <w:bCs/>
+        </w:rPr>
+        <w:t xml:space="preserve"> ab </w:t>
+      </w:r>
+      <w:proofErr w:type="spellStart"/>
+      <w:r>
+        <w:rPr>
+          <w:b/>
+          <w:bCs/>
+        </w:rPr>
+        <w:t>inito</w:t>
+      </w:r>
+      <w:proofErr w:type="spellEnd"/>
+      <w:r>
+        <w:rPr>
+          <w:b/>
+          <w:bCs/>
+        </w:rPr>
+        <w:t xml:space="preserve"> </w:t>
+      </w:r>
+      <w:proofErr w:type="spellStart"/>
+      <w:r>
+        <w:rPr>
+          <w:b/>
+          <w:bCs/>
+        </w:rPr>
+        <w:t>methods</w:t>
+      </w:r>
+      <w:proofErr w:type="spellEnd"/>
+      <w:r>
+        <w:rPr>
+          <w:b/>
+          <w:bCs/>
+        </w:rPr>
+        <w:t xml:space="preserve">? </w:t>
+      </w:r>
+      <w:proofErr w:type="spellStart"/>
+      <w:r>
+        <w:rPr>
+          <w:b/>
+          <w:bCs/>
+        </w:rPr>
+        <w:t>What’s</w:t>
+      </w:r>
+      <w:proofErr w:type="spellEnd"/>
+      <w:r>
+        <w:rPr>
+          <w:b/>
+          <w:bCs/>
+        </w:rPr>
+        <w:t xml:space="preserve"> the </w:t>
+      </w:r>
+      <w:proofErr w:type="spellStart"/>
+      <w:r>
+        <w:rPr>
+          <w:b/>
+          <w:bCs/>
+        </w:rPr>
+        <w:t>main</w:t>
+      </w:r>
+      <w:proofErr w:type="spellEnd"/>
+      <w:r>
+        <w:rPr>
+          <w:b/>
+          <w:bCs/>
+        </w:rPr>
+        <w:t xml:space="preserve"> </w:t>
+      </w:r>
+      <w:proofErr w:type="spellStart"/>
+      <w:r>
+        <w:rPr>
+          <w:b/>
+          <w:bCs/>
+        </w:rPr>
+        <w:t>difficulty</w:t>
+      </w:r>
+      <w:proofErr w:type="spellEnd"/>
+      <w:r>
+        <w:rPr>
+          <w:b/>
+          <w:bCs/>
+        </w:rPr>
+        <w:t xml:space="preserve"> and </w:t>
+      </w:r>
+      <w:proofErr w:type="spellStart"/>
+      <w:r>
+        <w:rPr>
+          <w:b/>
+          <w:bCs/>
+        </w:rPr>
+        <w:t>difference</w:t>
+      </w:r>
+      <w:proofErr w:type="spellEnd"/>
+      <w:r>
+        <w:rPr>
+          <w:b/>
+          <w:bCs/>
+        </w:rPr>
+        <w:t xml:space="preserve"> </w:t>
+      </w:r>
+      <w:proofErr w:type="spellStart"/>
+      <w:r>
+        <w:rPr>
+          <w:b/>
+          <w:bCs/>
+        </w:rPr>
+        <w:t>when</w:t>
+      </w:r>
+      <w:proofErr w:type="spellEnd"/>
+      <w:r>
+        <w:rPr>
+          <w:b/>
+          <w:bCs/>
+        </w:rPr>
+        <w:t xml:space="preserve"> </w:t>
+      </w:r>
+      <w:proofErr w:type="spellStart"/>
+      <w:r>
+        <w:rPr>
+          <w:b/>
+          <w:bCs/>
+        </w:rPr>
+        <w:t>modeling</w:t>
+      </w:r>
+      <w:proofErr w:type="spellEnd"/>
+      <w:r>
+        <w:rPr>
+          <w:b/>
+          <w:bCs/>
+        </w:rPr>
+        <w:t xml:space="preserve"> 2D TMDs? </w:t>
+      </w:r>
+      <w:proofErr w:type="spellStart"/>
+      <w:r>
+        <w:rPr>
+          <w:b/>
+          <w:bCs/>
+        </w:rPr>
+        <w:t>Is</w:t>
+      </w:r>
+      <w:proofErr w:type="spellEnd"/>
+      <w:r>
+        <w:rPr>
+          <w:b/>
+          <w:bCs/>
+        </w:rPr>
+        <w:t xml:space="preserve"> it possible to </w:t>
+      </w:r>
+      <w:proofErr w:type="spellStart"/>
+      <w:r>
+        <w:rPr>
+          <w:b/>
+          <w:bCs/>
+        </w:rPr>
+        <w:t>model</w:t>
+      </w:r>
+      <w:proofErr w:type="spellEnd"/>
+      <w:r>
+        <w:rPr>
+          <w:b/>
+          <w:bCs/>
+        </w:rPr>
+        <w:t xml:space="preserve"> the band </w:t>
+      </w:r>
+      <w:proofErr w:type="spellStart"/>
+      <w:r>
+        <w:rPr>
+          <w:b/>
+          <w:bCs/>
+        </w:rPr>
+        <w:t>structure</w:t>
+      </w:r>
+      <w:proofErr w:type="spellEnd"/>
+      <w:r>
+        <w:rPr>
+          <w:b/>
+          <w:bCs/>
+        </w:rPr>
+        <w:t xml:space="preserve"> of </w:t>
+      </w:r>
+      <w:proofErr w:type="spellStart"/>
+      <w:r>
+        <w:rPr>
+          <w:b/>
+          <w:bCs/>
+        </w:rPr>
+        <w:t>twisted</w:t>
+      </w:r>
+      <w:proofErr w:type="spellEnd"/>
+      <w:r>
+        <w:rPr>
+          <w:b/>
+          <w:bCs/>
+        </w:rPr>
+        <w:t xml:space="preserve"> 2D TMDs and </w:t>
+      </w:r>
+      <w:proofErr w:type="spellStart"/>
+      <w:r>
+        <w:rPr>
+          <w:b/>
+          <w:bCs/>
+        </w:rPr>
+        <w:t>is</w:t>
+      </w:r>
+      <w:proofErr w:type="spellEnd"/>
+      <w:r>
+        <w:rPr>
+          <w:b/>
+          <w:bCs/>
+        </w:rPr>
+        <w:t xml:space="preserve"> it </w:t>
+      </w:r>
+      <w:proofErr w:type="spellStart"/>
+      <w:r>
+        <w:rPr>
+          <w:b/>
+          <w:bCs/>
+        </w:rPr>
+        <w:t>mainly</w:t>
+      </w:r>
+      <w:proofErr w:type="spellEnd"/>
+      <w:r>
+        <w:rPr>
+          <w:b/>
+          <w:bCs/>
+        </w:rPr>
+        <w:t xml:space="preserve"> the </w:t>
+      </w:r>
+      <w:proofErr w:type="spellStart"/>
+      <w:r>
+        <w:rPr>
+          <w:b/>
+          <w:bCs/>
+        </w:rPr>
+        <w:t>many</w:t>
+      </w:r>
+      <w:proofErr w:type="spellEnd"/>
+      <w:r>
+        <w:rPr>
+          <w:b/>
+          <w:bCs/>
+        </w:rPr>
+        <w:t xml:space="preserve"> </w:t>
+      </w:r>
+      <w:proofErr w:type="spellStart"/>
+      <w:r>
+        <w:rPr>
+          <w:b/>
+          <w:bCs/>
+        </w:rPr>
+        <w:t>body</w:t>
+      </w:r>
+      <w:proofErr w:type="spellEnd"/>
+      <w:r>
+        <w:rPr>
+          <w:b/>
+          <w:bCs/>
+        </w:rPr>
+        <w:t xml:space="preserve"> </w:t>
+      </w:r>
+      <w:proofErr w:type="spellStart"/>
+      <w:r>
+        <w:rPr>
+          <w:b/>
+          <w:bCs/>
+        </w:rPr>
+        <w:t>effects</w:t>
+      </w:r>
+      <w:proofErr w:type="spellEnd"/>
+      <w:r>
+        <w:rPr>
+          <w:b/>
+          <w:bCs/>
+        </w:rPr>
+        <w:t xml:space="preserve"> in </w:t>
+      </w:r>
+      <w:proofErr w:type="spellStart"/>
+      <w:r>
+        <w:rPr>
+          <w:b/>
+          <w:bCs/>
+        </w:rPr>
+        <w:t>exciton</w:t>
+      </w:r>
+      <w:proofErr w:type="spellEnd"/>
+      <w:r>
+        <w:rPr>
+          <w:b/>
+          <w:bCs/>
+        </w:rPr>
+        <w:t xml:space="preserve"> </w:t>
+      </w:r>
+      <w:proofErr w:type="spellStart"/>
+      <w:r>
+        <w:rPr>
+          <w:b/>
+          <w:bCs/>
+        </w:rPr>
+        <w:t>which</w:t>
+      </w:r>
+      <w:proofErr w:type="spellEnd"/>
+      <w:r>
+        <w:rPr>
+          <w:b/>
+          <w:bCs/>
+        </w:rPr>
+        <w:t xml:space="preserve"> </w:t>
+      </w:r>
+      <w:proofErr w:type="spellStart"/>
+      <w:r>
+        <w:rPr>
+          <w:b/>
+          <w:bCs/>
+        </w:rPr>
+        <w:t>make</w:t>
+      </w:r>
+      <w:proofErr w:type="spellEnd"/>
+      <w:r>
+        <w:rPr>
+          <w:b/>
+          <w:bCs/>
+        </w:rPr>
+        <w:t xml:space="preserve"> the </w:t>
+      </w:r>
+      <w:proofErr w:type="spellStart"/>
+      <w:r>
+        <w:rPr>
+          <w:b/>
+          <w:bCs/>
+        </w:rPr>
+        <w:t>computation</w:t>
+      </w:r>
+      <w:proofErr w:type="spellEnd"/>
+      <w:r>
+        <w:rPr>
+          <w:b/>
+          <w:bCs/>
+        </w:rPr>
+        <w:t xml:space="preserve"> </w:t>
+      </w:r>
+      <w:proofErr w:type="spellStart"/>
+      <w:r>
+        <w:rPr>
+          <w:b/>
+          <w:bCs/>
+        </w:rPr>
+        <w:t>extremely</w:t>
+      </w:r>
+      <w:proofErr w:type="spellEnd"/>
+      <w:r>
+        <w:rPr>
+          <w:b/>
+          <w:bCs/>
+        </w:rPr>
+        <w:t xml:space="preserve"> </w:t>
+      </w:r>
+      <w:proofErr w:type="spellStart"/>
+      <w:r>
+        <w:rPr>
+          <w:b/>
+          <w:bCs/>
+        </w:rPr>
+        <w:t>difficult</w:t>
+      </w:r>
+      <w:proofErr w:type="spellEnd"/>
+      <w:r>
+        <w:rPr>
+          <w:b/>
+          <w:bCs/>
+        </w:rPr>
+        <w:t xml:space="preserve">? </w:t>
+      </w:r>
+    </w:p>
+    <w:p>
+      <w:r>
+        <w:t xml:space="preserve">31: </w:t>
+      </w:r>
+      <w:r>
+        <w:t xml:space="preserve">For the </w:t>
+      </w:r>
+      <w:proofErr w:type="spellStart"/>
+      <w:r>
+        <w:t>exchange</w:t>
+      </w:r>
+      <w:proofErr w:type="spellEnd"/>
+      <w:r>
+        <w:t xml:space="preserve"> </w:t>
+      </w:r>
+      <w:proofErr w:type="spellStart"/>
+      <w:r>
+        <w:t>correlation</w:t>
+      </w:r>
+      <w:proofErr w:type="spellEnd"/>
+      <w:r>
+        <w:t xml:space="preserve"> </w:t>
+      </w:r>
+      <w:proofErr w:type="spellStart"/>
+      <w:r>
+        <w:t>functional</w:t>
+      </w:r>
+      <w:proofErr w:type="spellEnd"/>
+      <w:r>
+        <w:t xml:space="preserve"> </w:t>
+      </w:r>
+      <w:proofErr w:type="spellStart"/>
+      <w:r>
+        <w:t>are</w:t>
+      </w:r>
+      <w:proofErr w:type="spellEnd"/>
+      <w:r>
+        <w:t xml:space="preserve"> </w:t>
+      </w:r>
+      <w:proofErr w:type="spellStart"/>
+      <w:r>
+        <w:t>you</w:t>
+      </w:r>
+      <w:proofErr w:type="spellEnd"/>
+      <w:r>
+        <w:t xml:space="preserve"> also </w:t>
+      </w:r>
+      <w:proofErr w:type="spellStart"/>
+      <w:r>
+        <w:t>using</w:t>
+      </w:r>
+      <w:proofErr w:type="spellEnd"/>
+      <w:r>
+        <w:t xml:space="preserve"> hybrid </w:t>
+      </w:r>
+      <w:proofErr w:type="spellStart"/>
+      <w:r>
+        <w:t>methods</w:t>
+      </w:r>
+      <w:proofErr w:type="spellEnd"/>
+      <w:r>
+        <w:t xml:space="preserve"> such as B3LYP </w:t>
+      </w:r>
+      <w:proofErr w:type="spellStart"/>
+      <w:r>
+        <w:t>or</w:t>
+      </w:r>
+      <w:proofErr w:type="spellEnd"/>
+      <w:r>
+        <w:t xml:space="preserve"> </w:t>
+      </w:r>
+      <w:proofErr w:type="spellStart"/>
+      <w:r>
+        <w:t>mainky</w:t>
+      </w:r>
+      <w:proofErr w:type="spellEnd"/>
+      <w:r>
+        <w:t xml:space="preserve"> GGA and LDA</w:t>
+      </w:r>
+      <w:r>
+        <w:t xml:space="preserve"> </w:t>
+      </w:r>
+      <w:proofErr w:type="spellStart"/>
+      <w:r>
+        <w:t>or</w:t>
+      </w:r>
+      <w:proofErr w:type="spellEnd"/>
+      <w:r>
+        <w:t xml:space="preserve"> </w:t>
+      </w:r>
+      <w:proofErr w:type="spellStart"/>
+      <w:r>
+        <w:t>other</w:t>
+      </w:r>
+      <w:proofErr w:type="spellEnd"/>
+      <w:r>
+        <w:t xml:space="preserve"> </w:t>
+      </w:r>
+      <w:proofErr w:type="spellStart"/>
+      <w:r>
+        <w:t>functionals</w:t>
+      </w:r>
+      <w:proofErr w:type="spellEnd"/>
+      <w:r>
+        <w:t xml:space="preserve"> </w:t>
+      </w:r>
+      <w:proofErr w:type="spellStart"/>
+      <w:r>
+        <w:t>or</w:t>
+      </w:r>
+      <w:proofErr w:type="spellEnd"/>
+      <w:r>
+        <w:t xml:space="preserve"> </w:t>
+      </w:r>
+      <w:proofErr w:type="spellStart"/>
+      <w:r>
+        <w:t>methods</w:t>
+      </w:r>
+      <w:proofErr w:type="spellEnd"/>
+      <w:r>
+        <w:t xml:space="preserve"> such as </w:t>
+      </w:r>
+      <w:proofErr w:type="spellStart"/>
+      <w:r>
+        <w:t>Coupled</w:t>
+      </w:r>
+      <w:proofErr w:type="spellEnd"/>
+      <w:r>
+        <w:t xml:space="preserve"> </w:t>
+      </w:r>
+      <w:proofErr w:type="spellStart"/>
+      <w:r>
+        <w:t>cluster</w:t>
+      </w:r>
+      <w:proofErr w:type="spellEnd"/>
+      <w:r>
+        <w:t xml:space="preserve"> </w:t>
+      </w:r>
+      <w:proofErr w:type="spellStart"/>
+      <w:r>
+        <w:t>or</w:t>
+      </w:r>
+      <w:proofErr w:type="spellEnd"/>
+      <w:r>
+        <w:t xml:space="preserve"> Möller Plesset</w:t>
+      </w:r>
+      <w:r>
+        <w:t xml:space="preserve">? </w:t>
+      </w:r>
+    </w:p>
+    <w:p>
+      <w:r>
+        <w:t xml:space="preserve">32: </w:t>
+      </w:r>
+      <w:proofErr w:type="spellStart"/>
+      <w:r>
+        <w:t>Has</w:t>
+      </w:r>
+      <w:proofErr w:type="spellEnd"/>
+      <w:r>
+        <w:t xml:space="preserve"> </w:t>
+      </w:r>
+      <w:proofErr w:type="spellStart"/>
+      <w:r>
+        <w:t>anyone</w:t>
+      </w:r>
+      <w:proofErr w:type="spellEnd"/>
+      <w:r>
+        <w:t xml:space="preserve"> </w:t>
+      </w:r>
+      <w:proofErr w:type="spellStart"/>
+      <w:r>
+        <w:t>already</w:t>
+      </w:r>
+      <w:proofErr w:type="spellEnd"/>
+      <w:r>
+        <w:t xml:space="preserve"> </w:t>
+      </w:r>
+      <w:proofErr w:type="spellStart"/>
+      <w:r>
+        <w:t>gone</w:t>
+      </w:r>
+      <w:proofErr w:type="spellEnd"/>
+      <w:r>
+        <w:t xml:space="preserve"> to the „2D Materials -Physics of van der Waals </w:t>
+      </w:r>
+      <w:proofErr w:type="spellStart"/>
+      <w:r>
+        <w:t>heterostructures</w:t>
+      </w:r>
+      <w:proofErr w:type="spellEnd"/>
+      <w:r>
+        <w:t xml:space="preserve">“ </w:t>
+      </w:r>
+      <w:proofErr w:type="spellStart"/>
+      <w:r>
+        <w:t>summer</w:t>
+      </w:r>
+      <w:proofErr w:type="spellEnd"/>
+      <w:r>
+        <w:t xml:space="preserve"> </w:t>
+      </w:r>
+      <w:proofErr w:type="spellStart"/>
+      <w:r>
+        <w:t>school</w:t>
+      </w:r>
+      <w:proofErr w:type="spellEnd"/>
+      <w:r>
+        <w:t xml:space="preserve">? </w:t>
+      </w:r>
+    </w:p>
+    <w:p>
+      <w:pPr>
+        <w:rPr>
+          <w:b/>
+          <w:bCs/>
+        </w:rPr>
+      </w:pPr>
+      <w:r>
+        <w:rPr>
+          <w:b/>
+          <w:bCs/>
+        </w:rPr>
+        <w:t xml:space="preserve">33: In the </w:t>
+      </w:r>
+      <w:proofErr w:type="spellStart"/>
+      <w:r>
+        <w:rPr>
+          <w:b/>
+          <w:bCs/>
+        </w:rPr>
+        <w:t>description</w:t>
+      </w:r>
+      <w:proofErr w:type="spellEnd"/>
+      <w:r>
+        <w:rPr>
+          <w:b/>
+          <w:bCs/>
+        </w:rPr>
+        <w:t xml:space="preserve"> of SPP 2244 (DFG </w:t>
+      </w:r>
+      <w:proofErr w:type="spellStart"/>
+      <w:r>
+        <w:rPr>
+          <w:b/>
+          <w:bCs/>
+        </w:rPr>
+        <w:t>project</w:t>
+      </w:r>
+      <w:proofErr w:type="spellEnd"/>
+      <w:r>
+        <w:rPr>
+          <w:b/>
+          <w:bCs/>
+        </w:rPr>
+        <w:t xml:space="preserve">) </w:t>
+      </w:r>
+      <w:proofErr w:type="spellStart"/>
+      <w:r>
+        <w:rPr>
+          <w:b/>
+          <w:bCs/>
+        </w:rPr>
+        <w:t>you</w:t>
+      </w:r>
+      <w:proofErr w:type="spellEnd"/>
+      <w:r>
+        <w:rPr>
+          <w:b/>
+          <w:bCs/>
+        </w:rPr>
+        <w:t xml:space="preserve"> </w:t>
+      </w:r>
+      <w:proofErr w:type="spellStart"/>
+      <w:r>
+        <w:rPr>
+          <w:b/>
+          <w:bCs/>
+        </w:rPr>
+        <w:t>write</w:t>
+      </w:r>
+      <w:proofErr w:type="spellEnd"/>
+      <w:r>
+        <w:rPr>
+          <w:b/>
+          <w:bCs/>
+        </w:rPr>
+        <w:t xml:space="preserve"> at </w:t>
+      </w:r>
+      <w:proofErr w:type="spellStart"/>
+      <w:r>
+        <w:rPr>
+          <w:b/>
+          <w:bCs/>
+        </w:rPr>
+        <w:t>website</w:t>
+      </w:r>
+      <w:proofErr w:type="spellEnd"/>
+      <w:r>
+        <w:rPr>
+          <w:b/>
+          <w:bCs/>
+        </w:rPr>
+        <w:t xml:space="preserve"> </w:t>
+      </w:r>
+      <w:proofErr w:type="spellStart"/>
+      <w:r>
+        <w:rPr>
+          <w:b/>
+          <w:bCs/>
+        </w:rPr>
+        <w:t>that</w:t>
+      </w:r>
+      <w:proofErr w:type="spellEnd"/>
+      <w:r>
+        <w:rPr>
+          <w:b/>
+          <w:bCs/>
+        </w:rPr>
+        <w:t xml:space="preserve"> a semi-</w:t>
+      </w:r>
+      <w:proofErr w:type="spellStart"/>
+      <w:r>
+        <w:rPr>
+          <w:b/>
+          <w:bCs/>
+        </w:rPr>
+        <w:t>empirical</w:t>
+      </w:r>
+      <w:proofErr w:type="spellEnd"/>
+      <w:r>
+        <w:rPr>
+          <w:b/>
+          <w:bCs/>
+        </w:rPr>
+        <w:t xml:space="preserve"> </w:t>
+      </w:r>
+      <w:proofErr w:type="spellStart"/>
+      <w:r>
+        <w:rPr>
+          <w:b/>
+          <w:bCs/>
+        </w:rPr>
+        <w:t>method</w:t>
+      </w:r>
+      <w:proofErr w:type="spellEnd"/>
+      <w:r>
+        <w:rPr>
+          <w:b/>
+          <w:bCs/>
+        </w:rPr>
+        <w:t xml:space="preserve"> (AEP) </w:t>
+      </w:r>
+      <w:proofErr w:type="spellStart"/>
+      <w:r>
+        <w:rPr>
+          <w:b/>
+          <w:bCs/>
+        </w:rPr>
+        <w:t>level</w:t>
+      </w:r>
+      <w:proofErr w:type="spellEnd"/>
+      <w:r>
+        <w:rPr>
+          <w:b/>
+          <w:bCs/>
+        </w:rPr>
+        <w:t xml:space="preserve"> </w:t>
+      </w:r>
+      <w:proofErr w:type="spellStart"/>
+      <w:r>
+        <w:rPr>
+          <w:b/>
+          <w:bCs/>
+        </w:rPr>
+        <w:t>has</w:t>
+      </w:r>
+      <w:proofErr w:type="spellEnd"/>
+      <w:r>
+        <w:rPr>
+          <w:b/>
+          <w:bCs/>
+        </w:rPr>
+        <w:t xml:space="preserve"> </w:t>
+      </w:r>
+      <w:proofErr w:type="spellStart"/>
+      <w:r>
+        <w:rPr>
+          <w:b/>
+          <w:bCs/>
+        </w:rPr>
+        <w:t>been</w:t>
+      </w:r>
+      <w:proofErr w:type="spellEnd"/>
+      <w:r>
+        <w:rPr>
+          <w:b/>
+          <w:bCs/>
+        </w:rPr>
+        <w:t xml:space="preserve"> </w:t>
+      </w:r>
+      <w:proofErr w:type="spellStart"/>
+      <w:r>
+        <w:rPr>
+          <w:b/>
+          <w:bCs/>
+        </w:rPr>
+        <w:t>developed</w:t>
+      </w:r>
+      <w:proofErr w:type="spellEnd"/>
+      <w:r>
+        <w:rPr>
+          <w:b/>
+          <w:bCs/>
+        </w:rPr>
+        <w:t xml:space="preserve"> in </w:t>
+      </w:r>
+      <w:proofErr w:type="spellStart"/>
+      <w:r>
+        <w:rPr>
+          <w:b/>
+          <w:bCs/>
+        </w:rPr>
+        <w:t>first</w:t>
+      </w:r>
+      <w:proofErr w:type="spellEnd"/>
+      <w:r>
+        <w:rPr>
+          <w:b/>
+          <w:bCs/>
+        </w:rPr>
+        <w:t xml:space="preserve"> </w:t>
+      </w:r>
+      <w:proofErr w:type="spellStart"/>
+      <w:r>
+        <w:rPr>
+          <w:b/>
+          <w:bCs/>
+        </w:rPr>
+        <w:t>funding</w:t>
+      </w:r>
+      <w:proofErr w:type="spellEnd"/>
+      <w:r>
+        <w:rPr>
+          <w:b/>
+          <w:bCs/>
+        </w:rPr>
+        <w:t xml:space="preserve"> </w:t>
+      </w:r>
+      <w:proofErr w:type="spellStart"/>
+      <w:proofErr w:type="gramStart"/>
+      <w:r>
+        <w:rPr>
+          <w:b/>
+          <w:bCs/>
+        </w:rPr>
+        <w:t>period.What’s</w:t>
+      </w:r>
+      <w:proofErr w:type="spellEnd"/>
+      <w:proofErr w:type="gramEnd"/>
+      <w:r>
+        <w:rPr>
+          <w:b/>
+          <w:bCs/>
+        </w:rPr>
+        <w:t xml:space="preserve"> </w:t>
+      </w:r>
+      <w:proofErr w:type="spellStart"/>
+      <w:r>
+        <w:rPr>
+          <w:b/>
+          <w:bCs/>
+        </w:rPr>
+        <w:t>this</w:t>
+      </w:r>
+      <w:proofErr w:type="spellEnd"/>
+      <w:r>
+        <w:rPr>
+          <w:b/>
+          <w:bCs/>
+        </w:rPr>
+        <w:t xml:space="preserve"> AEP </w:t>
+      </w:r>
+      <w:proofErr w:type="spellStart"/>
+      <w:r>
+        <w:rPr>
+          <w:b/>
+          <w:bCs/>
+        </w:rPr>
+        <w:t>method</w:t>
+      </w:r>
+      <w:proofErr w:type="spellEnd"/>
+      <w:r>
+        <w:rPr>
+          <w:b/>
+          <w:bCs/>
+        </w:rPr>
+        <w:t xml:space="preserve"> and </w:t>
+      </w:r>
+      <w:proofErr w:type="spellStart"/>
+      <w:r>
+        <w:rPr>
+          <w:b/>
+          <w:bCs/>
+        </w:rPr>
+        <w:t>where</w:t>
+      </w:r>
+      <w:proofErr w:type="spellEnd"/>
+      <w:r>
+        <w:rPr>
+          <w:b/>
+          <w:bCs/>
+        </w:rPr>
+        <w:t xml:space="preserve"> do I find the code? </w:t>
+      </w:r>
+      <w:proofErr w:type="spellStart"/>
+      <w:r>
+        <w:rPr>
+          <w:b/>
+          <w:bCs/>
+        </w:rPr>
+        <w:t>Could</w:t>
+      </w:r>
+      <w:proofErr w:type="spellEnd"/>
+      <w:r>
+        <w:rPr>
+          <w:b/>
+          <w:bCs/>
+        </w:rPr>
+        <w:t xml:space="preserve"> it </w:t>
+      </w:r>
+      <w:proofErr w:type="spellStart"/>
+      <w:r>
+        <w:rPr>
+          <w:b/>
+          <w:bCs/>
+        </w:rPr>
+        <w:t>be</w:t>
+      </w:r>
+      <w:proofErr w:type="spellEnd"/>
+      <w:r>
+        <w:rPr>
+          <w:b/>
+          <w:bCs/>
+        </w:rPr>
+        <w:t xml:space="preserve"> also </w:t>
+      </w:r>
+      <w:proofErr w:type="spellStart"/>
+      <w:r>
+        <w:rPr>
+          <w:b/>
+          <w:bCs/>
+        </w:rPr>
+        <w:t>helpful</w:t>
+      </w:r>
+      <w:proofErr w:type="spellEnd"/>
+      <w:r>
+        <w:rPr>
+          <w:b/>
+          <w:bCs/>
+        </w:rPr>
+        <w:t xml:space="preserve"> for </w:t>
+      </w:r>
+      <w:proofErr w:type="spellStart"/>
+      <w:r>
+        <w:rPr>
+          <w:b/>
+          <w:bCs/>
+        </w:rPr>
+        <w:t>me</w:t>
+      </w:r>
+      <w:proofErr w:type="spellEnd"/>
+      <w:r>
+        <w:rPr>
+          <w:b/>
+          <w:bCs/>
+        </w:rPr>
+        <w:t xml:space="preserve"> and the Moiré </w:t>
+      </w:r>
+      <w:proofErr w:type="spellStart"/>
+      <w:r>
+        <w:rPr>
+          <w:b/>
+          <w:bCs/>
+        </w:rPr>
+        <w:t>materials</w:t>
+      </w:r>
+      <w:proofErr w:type="spellEnd"/>
+      <w:r>
+        <w:rPr>
+          <w:b/>
+          <w:bCs/>
+        </w:rPr>
+        <w:t xml:space="preserve">? </w:t>
+      </w:r>
+    </w:p>
+    <w:p>
+      <w:pPr>
+        <w:rPr>
+          <w:b/>
+          <w:bCs/>
+        </w:rPr>
+      </w:pPr>
+      <w:r>
+        <w:rPr>
+          <w:b/>
+          <w:bCs/>
+        </w:rPr>
         <w:lastRenderedPageBreak/>
-        <w:t xml:space="preserve">22. Wie ist das hier mit Home-Office? Selbstständig entscheiden? Welche empfohlene Anzahl an Tagen? </w:t>
-      </w:r>
-    </w:p>
+        <w:t xml:space="preserve">34:  Also in DFG SPP 2244 </w:t>
+      </w:r>
+      <w:proofErr w:type="spellStart"/>
+      <w:r>
+        <w:rPr>
+          <w:b/>
+          <w:bCs/>
+        </w:rPr>
+        <w:t>reference</w:t>
+      </w:r>
+      <w:proofErr w:type="spellEnd"/>
+      <w:r>
+        <w:rPr>
+          <w:b/>
+          <w:bCs/>
+        </w:rPr>
+        <w:t xml:space="preserve"> at </w:t>
+      </w:r>
+      <w:proofErr w:type="spellStart"/>
+      <w:r>
+        <w:rPr>
+          <w:b/>
+          <w:bCs/>
+        </w:rPr>
+        <w:t>website</w:t>
+      </w:r>
+      <w:proofErr w:type="spellEnd"/>
+      <w:r>
+        <w:rPr>
+          <w:b/>
+          <w:bCs/>
+        </w:rPr>
+        <w:t xml:space="preserve">, </w:t>
+      </w:r>
+      <w:proofErr w:type="spellStart"/>
+      <w:r>
+        <w:rPr>
+          <w:b/>
+          <w:bCs/>
+        </w:rPr>
+        <w:t>you</w:t>
+      </w:r>
+      <w:proofErr w:type="spellEnd"/>
+      <w:r>
+        <w:rPr>
+          <w:b/>
+          <w:bCs/>
+        </w:rPr>
+        <w:t xml:space="preserve"> </w:t>
+      </w:r>
+      <w:proofErr w:type="spellStart"/>
+      <w:r>
+        <w:rPr>
+          <w:b/>
+          <w:bCs/>
+        </w:rPr>
+        <w:t>say</w:t>
+      </w:r>
+      <w:proofErr w:type="spellEnd"/>
+      <w:r>
+        <w:rPr>
+          <w:b/>
+          <w:bCs/>
+        </w:rPr>
+        <w:t xml:space="preserve"> a </w:t>
+      </w:r>
+      <w:proofErr w:type="spellStart"/>
+      <w:r>
+        <w:rPr>
+          <w:b/>
+          <w:bCs/>
+        </w:rPr>
+        <w:t>classical</w:t>
+      </w:r>
+      <w:proofErr w:type="spellEnd"/>
+      <w:r>
+        <w:rPr>
+          <w:b/>
+          <w:bCs/>
+        </w:rPr>
+        <w:t xml:space="preserve"> force </w:t>
+      </w:r>
+      <w:proofErr w:type="spellStart"/>
+      <w:r>
+        <w:rPr>
+          <w:b/>
+          <w:bCs/>
+        </w:rPr>
+        <w:t>field</w:t>
+      </w:r>
+      <w:proofErr w:type="spellEnd"/>
+      <w:r>
+        <w:rPr>
+          <w:b/>
+          <w:bCs/>
+        </w:rPr>
+        <w:t xml:space="preserve"> </w:t>
+      </w:r>
+      <w:proofErr w:type="spellStart"/>
+      <w:r>
+        <w:rPr>
+          <w:b/>
+          <w:bCs/>
+        </w:rPr>
+        <w:t>has</w:t>
+      </w:r>
+      <w:proofErr w:type="spellEnd"/>
+      <w:r>
+        <w:rPr>
+          <w:b/>
+          <w:bCs/>
+        </w:rPr>
+        <w:t xml:space="preserve"> </w:t>
+      </w:r>
+      <w:proofErr w:type="spellStart"/>
+      <w:r>
+        <w:rPr>
+          <w:b/>
+          <w:bCs/>
+        </w:rPr>
+        <w:t>been</w:t>
+      </w:r>
+      <w:proofErr w:type="spellEnd"/>
+      <w:r>
+        <w:rPr>
+          <w:b/>
+          <w:bCs/>
+        </w:rPr>
+        <w:t xml:space="preserve"> </w:t>
+      </w:r>
+      <w:proofErr w:type="spellStart"/>
+      <w:r>
+        <w:rPr>
+          <w:b/>
+          <w:bCs/>
+        </w:rPr>
+        <w:t>developed</w:t>
+      </w:r>
+      <w:proofErr w:type="spellEnd"/>
+      <w:r>
+        <w:rPr>
+          <w:b/>
+          <w:bCs/>
+        </w:rPr>
+        <w:t xml:space="preserve"> by </w:t>
+      </w:r>
+      <w:proofErr w:type="spellStart"/>
+      <w:r>
+        <w:rPr>
+          <w:b/>
+          <w:bCs/>
+        </w:rPr>
+        <w:t>this</w:t>
+      </w:r>
+      <w:proofErr w:type="spellEnd"/>
+      <w:r>
+        <w:rPr>
+          <w:b/>
+          <w:bCs/>
+        </w:rPr>
+        <w:t xml:space="preserve"> </w:t>
+      </w:r>
+      <w:proofErr w:type="spellStart"/>
+      <w:r>
+        <w:rPr>
+          <w:b/>
+          <w:bCs/>
+        </w:rPr>
+        <w:t>group</w:t>
+      </w:r>
+      <w:proofErr w:type="spellEnd"/>
+      <w:r>
+        <w:rPr>
+          <w:b/>
+          <w:bCs/>
+        </w:rPr>
+        <w:t xml:space="preserve"> </w:t>
+      </w:r>
+      <w:r>
+        <w:rPr>
+          <w:b/>
+          <w:bCs/>
+        </w:rPr>
+        <w:t xml:space="preserve">for </w:t>
+      </w:r>
+      <w:proofErr w:type="spellStart"/>
+      <w:r>
+        <w:rPr>
+          <w:b/>
+          <w:bCs/>
+        </w:rPr>
+        <w:t>structural</w:t>
+      </w:r>
+      <w:proofErr w:type="spellEnd"/>
+      <w:r>
+        <w:rPr>
+          <w:b/>
+          <w:bCs/>
+        </w:rPr>
+        <w:t xml:space="preserve"> </w:t>
+      </w:r>
+      <w:proofErr w:type="spellStart"/>
+      <w:r>
+        <w:rPr>
+          <w:b/>
+          <w:bCs/>
+        </w:rPr>
+        <w:t>relaxations</w:t>
+      </w:r>
+      <w:proofErr w:type="spellEnd"/>
+      <w:r>
+        <w:rPr>
+          <w:b/>
+          <w:bCs/>
+        </w:rPr>
+        <w:t xml:space="preserve">. Can </w:t>
+      </w:r>
+      <w:proofErr w:type="spellStart"/>
+      <w:r>
+        <w:rPr>
+          <w:b/>
+          <w:bCs/>
+        </w:rPr>
+        <w:t>you</w:t>
+      </w:r>
+      <w:proofErr w:type="spellEnd"/>
+      <w:r>
+        <w:rPr>
+          <w:b/>
+          <w:bCs/>
+        </w:rPr>
+        <w:t xml:space="preserve"> </w:t>
+      </w:r>
+      <w:proofErr w:type="spellStart"/>
+      <w:r>
+        <w:rPr>
+          <w:b/>
+          <w:bCs/>
+        </w:rPr>
+        <w:t>explain</w:t>
+      </w:r>
+      <w:proofErr w:type="spellEnd"/>
+      <w:r>
+        <w:rPr>
+          <w:b/>
+          <w:bCs/>
+        </w:rPr>
+        <w:t xml:space="preserve"> </w:t>
+      </w:r>
+      <w:proofErr w:type="spellStart"/>
+      <w:r>
+        <w:rPr>
+          <w:b/>
+          <w:bCs/>
+        </w:rPr>
+        <w:t>this</w:t>
+      </w:r>
+      <w:proofErr w:type="spellEnd"/>
+      <w:r>
+        <w:rPr>
+          <w:b/>
+          <w:bCs/>
+        </w:rPr>
+        <w:t xml:space="preserve"> </w:t>
+      </w:r>
+      <w:proofErr w:type="spellStart"/>
+      <w:r>
+        <w:rPr>
+          <w:b/>
+          <w:bCs/>
+        </w:rPr>
+        <w:t>more</w:t>
+      </w:r>
+      <w:proofErr w:type="spellEnd"/>
+      <w:r>
+        <w:rPr>
+          <w:b/>
+          <w:bCs/>
+        </w:rPr>
+        <w:t xml:space="preserve"> in </w:t>
+      </w:r>
+      <w:proofErr w:type="spellStart"/>
+      <w:r>
+        <w:rPr>
+          <w:b/>
+          <w:bCs/>
+        </w:rPr>
+        <w:t>detail</w:t>
+      </w:r>
+      <w:proofErr w:type="spellEnd"/>
+      <w:r>
+        <w:rPr>
+          <w:b/>
+          <w:bCs/>
+        </w:rPr>
+        <w:t xml:space="preserve">? </w:t>
+      </w:r>
+      <w:proofErr w:type="spellStart"/>
+      <w:r>
+        <w:rPr>
+          <w:b/>
+          <w:bCs/>
+        </w:rPr>
+        <w:t>Could</w:t>
+      </w:r>
+      <w:proofErr w:type="spellEnd"/>
+      <w:r>
+        <w:rPr>
+          <w:b/>
+          <w:bCs/>
+        </w:rPr>
+        <w:t xml:space="preserve"> it </w:t>
+      </w:r>
+      <w:proofErr w:type="spellStart"/>
+      <w:r>
+        <w:rPr>
+          <w:b/>
+          <w:bCs/>
+        </w:rPr>
+        <w:t>be</w:t>
+      </w:r>
+      <w:proofErr w:type="spellEnd"/>
+      <w:r>
+        <w:rPr>
+          <w:b/>
+          <w:bCs/>
+        </w:rPr>
+        <w:t xml:space="preserve"> </w:t>
+      </w:r>
+      <w:proofErr w:type="spellStart"/>
+      <w:r>
+        <w:rPr>
+          <w:b/>
+          <w:bCs/>
+        </w:rPr>
+        <w:t>helpful</w:t>
+      </w:r>
+      <w:proofErr w:type="spellEnd"/>
+      <w:r>
+        <w:rPr>
+          <w:b/>
+          <w:bCs/>
+        </w:rPr>
+        <w:t xml:space="preserve">? </w:t>
+      </w:r>
+    </w:p>
+    <w:p>
+      <w:r>
+        <w:t xml:space="preserve">35: Are </w:t>
+      </w:r>
+      <w:proofErr w:type="spellStart"/>
+      <w:r>
+        <w:t>there</w:t>
+      </w:r>
+      <w:proofErr w:type="spellEnd"/>
+      <w:r>
+        <w:t xml:space="preserve"> 2D solar </w:t>
+      </w:r>
+      <w:proofErr w:type="spellStart"/>
+      <w:r>
+        <w:t>cells</w:t>
+      </w:r>
+      <w:proofErr w:type="spellEnd"/>
+      <w:r>
+        <w:t xml:space="preserve"> </w:t>
+      </w:r>
+      <w:proofErr w:type="spellStart"/>
+      <w:r>
+        <w:t>already</w:t>
+      </w:r>
+      <w:proofErr w:type="spellEnd"/>
+      <w:r>
+        <w:t xml:space="preserve"> </w:t>
+      </w:r>
+      <w:proofErr w:type="spellStart"/>
+      <w:r>
+        <w:t>or</w:t>
+      </w:r>
+      <w:proofErr w:type="spellEnd"/>
+      <w:r>
+        <w:t xml:space="preserve"> </w:t>
+      </w:r>
+      <w:proofErr w:type="spellStart"/>
+      <w:r>
+        <w:t>is</w:t>
+      </w:r>
+      <w:proofErr w:type="spellEnd"/>
+      <w:r>
+        <w:t xml:space="preserve"> it </w:t>
+      </w:r>
+      <w:proofErr w:type="spellStart"/>
+      <w:r>
+        <w:t>princpally</w:t>
+      </w:r>
+      <w:proofErr w:type="spellEnd"/>
+      <w:r>
+        <w:t xml:space="preserve"> possible to </w:t>
+      </w:r>
+      <w:proofErr w:type="spellStart"/>
+      <w:r>
+        <w:t>develop</w:t>
+      </w:r>
+      <w:proofErr w:type="spellEnd"/>
+      <w:r>
+        <w:t xml:space="preserve"> 2D solar </w:t>
+      </w:r>
+      <w:proofErr w:type="spellStart"/>
+      <w:r>
+        <w:t>cells</w:t>
+      </w:r>
+      <w:proofErr w:type="spellEnd"/>
+      <w:r>
+        <w:t xml:space="preserve">? How </w:t>
+      </w:r>
+      <w:proofErr w:type="spellStart"/>
+      <w:r>
+        <w:t>would</w:t>
+      </w:r>
+      <w:proofErr w:type="spellEnd"/>
+      <w:r>
+        <w:t xml:space="preserve"> </w:t>
+      </w:r>
+      <w:proofErr w:type="spellStart"/>
+      <w:r>
+        <w:t>they</w:t>
+      </w:r>
+      <w:proofErr w:type="spellEnd"/>
+      <w:r>
+        <w:t xml:space="preserve"> </w:t>
+      </w:r>
+      <w:proofErr w:type="spellStart"/>
+      <w:r>
+        <w:t>differ</w:t>
+      </w:r>
+      <w:proofErr w:type="spellEnd"/>
+      <w:r>
+        <w:t xml:space="preserve"> in </w:t>
+      </w:r>
+      <w:proofErr w:type="spellStart"/>
+      <w:r>
+        <w:t>efficiency</w:t>
+      </w:r>
+      <w:proofErr w:type="spellEnd"/>
+      <w:r>
+        <w:t xml:space="preserve"> and </w:t>
+      </w:r>
+      <w:proofErr w:type="spellStart"/>
+      <w:r>
+        <w:t>wave</w:t>
+      </w:r>
+      <w:proofErr w:type="spellEnd"/>
+      <w:r>
+        <w:t xml:space="preserve"> </w:t>
+      </w:r>
+      <w:proofErr w:type="spellStart"/>
+      <w:r>
+        <w:t>length</w:t>
+      </w:r>
+      <w:proofErr w:type="spellEnd"/>
+      <w:r>
+        <w:t xml:space="preserve"> </w:t>
+      </w:r>
+      <w:proofErr w:type="spellStart"/>
+      <w:r>
+        <w:t>range</w:t>
+      </w:r>
+      <w:proofErr w:type="spellEnd"/>
+      <w:r>
+        <w:t>?</w:t>
+      </w:r>
+    </w:p>
+    <w:p>
+      <w:r>
+        <w:t xml:space="preserve">36: How </w:t>
+      </w:r>
+      <w:proofErr w:type="spellStart"/>
+      <w:r>
+        <w:t>can</w:t>
+      </w:r>
+      <w:proofErr w:type="spellEnd"/>
+      <w:r>
+        <w:t xml:space="preserve"> </w:t>
+      </w:r>
+      <w:proofErr w:type="spellStart"/>
+      <w:r>
+        <w:t>you</w:t>
+      </w:r>
+      <w:proofErr w:type="spellEnd"/>
+      <w:r>
+        <w:t xml:space="preserve"> </w:t>
+      </w:r>
+      <w:proofErr w:type="spellStart"/>
+      <w:r>
+        <w:t>observe</w:t>
+      </w:r>
+      <w:proofErr w:type="spellEnd"/>
+      <w:r>
+        <w:t xml:space="preserve"> </w:t>
+      </w:r>
+      <w:proofErr w:type="spellStart"/>
+      <w:r>
+        <w:t>or</w:t>
+      </w:r>
+      <w:proofErr w:type="spellEnd"/>
+      <w:r>
+        <w:t xml:space="preserve"> </w:t>
+      </w:r>
+      <w:proofErr w:type="spellStart"/>
+      <w:r>
+        <w:t>measure</w:t>
+      </w:r>
+      <w:proofErr w:type="spellEnd"/>
+      <w:r>
+        <w:t xml:space="preserve"> </w:t>
+      </w:r>
+      <w:proofErr w:type="spellStart"/>
+      <w:r>
+        <w:t>dark</w:t>
+      </w:r>
+      <w:proofErr w:type="spellEnd"/>
+      <w:r>
+        <w:t xml:space="preserve"> </w:t>
+      </w:r>
+      <w:proofErr w:type="spellStart"/>
+      <w:r>
+        <w:t>state</w:t>
+      </w:r>
+      <w:proofErr w:type="spellEnd"/>
+      <w:r>
+        <w:t xml:space="preserve"> </w:t>
+      </w:r>
+      <w:proofErr w:type="spellStart"/>
+      <w:r>
+        <w:t>excitons</w:t>
+      </w:r>
+      <w:proofErr w:type="spellEnd"/>
+      <w:r>
+        <w:t xml:space="preserve">? </w:t>
+      </w:r>
+      <w:proofErr w:type="spellStart"/>
+      <w:r>
+        <w:t>What</w:t>
+      </w:r>
+      <w:proofErr w:type="spellEnd"/>
+      <w:r>
+        <w:t xml:space="preserve"> </w:t>
+      </w:r>
+      <w:proofErr w:type="spellStart"/>
+      <w:r>
+        <w:t>does</w:t>
+      </w:r>
+      <w:proofErr w:type="spellEnd"/>
+      <w:r>
+        <w:t xml:space="preserve"> the </w:t>
+      </w:r>
+      <w:proofErr w:type="spellStart"/>
+      <w:r>
+        <w:t>recombination</w:t>
+      </w:r>
+      <w:proofErr w:type="spellEnd"/>
+      <w:r>
+        <w:t xml:space="preserve"> </w:t>
+      </w:r>
+      <w:proofErr w:type="spellStart"/>
+      <w:r>
+        <w:t>over</w:t>
+      </w:r>
+      <w:proofErr w:type="spellEnd"/>
+      <w:r>
+        <w:t xml:space="preserve"> </w:t>
+      </w:r>
+      <w:proofErr w:type="spellStart"/>
+      <w:r>
+        <w:t>forbidden</w:t>
+      </w:r>
+      <w:proofErr w:type="spellEnd"/>
+      <w:r>
+        <w:t xml:space="preserve"> </w:t>
+      </w:r>
+      <w:proofErr w:type="spellStart"/>
+      <w:r>
+        <w:t>selection</w:t>
+      </w:r>
+      <w:proofErr w:type="spellEnd"/>
+      <w:r>
+        <w:t xml:space="preserve"> </w:t>
+      </w:r>
+      <w:proofErr w:type="spellStart"/>
+      <w:r>
+        <w:t>rules</w:t>
+      </w:r>
+      <w:proofErr w:type="spellEnd"/>
+      <w:r>
+        <w:t xml:space="preserve"> </w:t>
+      </w:r>
+      <w:proofErr w:type="spellStart"/>
+      <w:proofErr w:type="gramStart"/>
+      <w:r>
+        <w:t>tell</w:t>
+      </w:r>
+      <w:proofErr w:type="spellEnd"/>
+      <w:r>
+        <w:t xml:space="preserve"> </w:t>
+      </w:r>
+      <w:r>
+        <w:t xml:space="preserve"> </w:t>
+      </w:r>
+      <w:proofErr w:type="spellStart"/>
+      <w:r>
+        <w:t>about</w:t>
+      </w:r>
+      <w:proofErr w:type="spellEnd"/>
+      <w:proofErr w:type="gramEnd"/>
+      <w:r>
+        <w:t xml:space="preserve"> the </w:t>
+      </w:r>
+      <w:proofErr w:type="spellStart"/>
+      <w:r>
+        <w:t>dark</w:t>
+      </w:r>
+      <w:proofErr w:type="spellEnd"/>
+      <w:r>
+        <w:t xml:space="preserve"> </w:t>
+      </w:r>
+      <w:proofErr w:type="spellStart"/>
+      <w:r>
+        <w:t>exciton</w:t>
+      </w:r>
+      <w:proofErr w:type="spellEnd"/>
+      <w:r>
+        <w:t xml:space="preserve">? Are </w:t>
+      </w:r>
+      <w:proofErr w:type="spellStart"/>
+      <w:r>
+        <w:t>there</w:t>
+      </w:r>
+      <w:proofErr w:type="spellEnd"/>
+      <w:r>
+        <w:t xml:space="preserve"> </w:t>
+      </w:r>
+      <w:proofErr w:type="spellStart"/>
+      <w:r>
+        <w:t>indirect</w:t>
+      </w:r>
+      <w:proofErr w:type="spellEnd"/>
+      <w:r>
+        <w:t xml:space="preserve"> </w:t>
+      </w:r>
+      <w:proofErr w:type="spellStart"/>
+      <w:r>
+        <w:t>observation</w:t>
+      </w:r>
+      <w:proofErr w:type="spellEnd"/>
+      <w:r>
+        <w:t xml:space="preserve"> </w:t>
+      </w:r>
+      <w:proofErr w:type="spellStart"/>
+      <w:r>
+        <w:t>possibilities</w:t>
+      </w:r>
+      <w:proofErr w:type="spellEnd"/>
+      <w:r>
+        <w:t xml:space="preserve"> such as </w:t>
+      </w:r>
+      <w:proofErr w:type="spellStart"/>
+      <w:r>
+        <w:t>obervation</w:t>
+      </w:r>
+      <w:proofErr w:type="spellEnd"/>
+      <w:r>
+        <w:t xml:space="preserve"> of the </w:t>
+      </w:r>
+      <w:proofErr w:type="spellStart"/>
+      <w:r>
+        <w:t>phonons</w:t>
+      </w:r>
+      <w:proofErr w:type="spellEnd"/>
+      <w:r>
+        <w:t xml:space="preserve"> </w:t>
+      </w:r>
+      <w:proofErr w:type="spellStart"/>
+      <w:r>
+        <w:t>which</w:t>
+      </w:r>
+      <w:proofErr w:type="spellEnd"/>
+      <w:r>
+        <w:t xml:space="preserve"> </w:t>
+      </w:r>
+      <w:proofErr w:type="spellStart"/>
+      <w:r>
+        <w:t>have</w:t>
+      </w:r>
+      <w:proofErr w:type="spellEnd"/>
+      <w:r>
+        <w:t xml:space="preserve"> </w:t>
+      </w:r>
+      <w:proofErr w:type="spellStart"/>
+      <w:r>
+        <w:t>interacted</w:t>
+      </w:r>
+      <w:proofErr w:type="spellEnd"/>
+      <w:r>
+        <w:t xml:space="preserve"> </w:t>
+      </w:r>
+      <w:proofErr w:type="spellStart"/>
+      <w:r>
+        <w:t>with</w:t>
+      </w:r>
+      <w:proofErr w:type="spellEnd"/>
+      <w:r>
+        <w:t xml:space="preserve"> the </w:t>
+      </w:r>
+      <w:proofErr w:type="spellStart"/>
+      <w:r>
+        <w:t>dark</w:t>
+      </w:r>
+      <w:proofErr w:type="spellEnd"/>
+      <w:r>
+        <w:t xml:space="preserve"> </w:t>
+      </w:r>
+      <w:proofErr w:type="spellStart"/>
+      <w:r>
+        <w:t>exciton</w:t>
+      </w:r>
+      <w:proofErr w:type="spellEnd"/>
+      <w:r>
+        <w:t xml:space="preserve"> </w:t>
+      </w:r>
+      <w:proofErr w:type="spellStart"/>
+      <w:r>
+        <w:t>or</w:t>
+      </w:r>
+      <w:proofErr w:type="spellEnd"/>
+      <w:r>
+        <w:t xml:space="preserve"> </w:t>
+      </w:r>
+      <w:proofErr w:type="spellStart"/>
+      <w:r>
+        <w:t>bright</w:t>
+      </w:r>
+      <w:proofErr w:type="spellEnd"/>
+      <w:r>
+        <w:t xml:space="preserve"> </w:t>
+      </w:r>
+      <w:proofErr w:type="spellStart"/>
+      <w:r>
+        <w:t>excitons</w:t>
+      </w:r>
+      <w:proofErr w:type="spellEnd"/>
+      <w:r>
+        <w:t xml:space="preserve"> </w:t>
+      </w:r>
+      <w:proofErr w:type="spellStart"/>
+      <w:r>
+        <w:t>which</w:t>
+      </w:r>
+      <w:proofErr w:type="spellEnd"/>
+      <w:r>
+        <w:t xml:space="preserve"> </w:t>
+      </w:r>
+      <w:proofErr w:type="spellStart"/>
+      <w:r>
+        <w:t>have</w:t>
+      </w:r>
+      <w:proofErr w:type="spellEnd"/>
+      <w:r>
+        <w:t xml:space="preserve"> </w:t>
+      </w:r>
+      <w:proofErr w:type="spellStart"/>
+      <w:r>
+        <w:t>interacted</w:t>
+      </w:r>
+      <w:proofErr w:type="spellEnd"/>
+      <w:r>
+        <w:t xml:space="preserve"> </w:t>
+      </w:r>
+      <w:proofErr w:type="spellStart"/>
+      <w:r>
+        <w:t>with</w:t>
+      </w:r>
+      <w:proofErr w:type="spellEnd"/>
+      <w:r>
+        <w:t xml:space="preserve"> the </w:t>
+      </w:r>
+      <w:proofErr w:type="spellStart"/>
+      <w:proofErr w:type="gramStart"/>
+      <w:r>
+        <w:t>dark</w:t>
+      </w:r>
+      <w:proofErr w:type="spellEnd"/>
+      <w:r>
+        <w:t xml:space="preserve">  </w:t>
+      </w:r>
+      <w:proofErr w:type="spellStart"/>
+      <w:r>
+        <w:t>exciton</w:t>
+      </w:r>
+      <w:proofErr w:type="spellEnd"/>
+      <w:proofErr w:type="gramEnd"/>
+      <w:r>
+        <w:t xml:space="preserve">? </w:t>
+      </w:r>
+    </w:p>
+    <w:p>
+      <w:r>
+        <w:t xml:space="preserve">37: Are </w:t>
+      </w:r>
+      <w:proofErr w:type="spellStart"/>
+      <w:r>
+        <w:t>there</w:t>
+      </w:r>
+      <w:proofErr w:type="spellEnd"/>
+      <w:r>
+        <w:t xml:space="preserve"> </w:t>
+      </w:r>
+      <w:proofErr w:type="spellStart"/>
+      <w:r>
+        <w:t>other</w:t>
+      </w:r>
+      <w:proofErr w:type="spellEnd"/>
+      <w:r>
+        <w:t xml:space="preserve"> alternative </w:t>
+      </w:r>
+      <w:proofErr w:type="spellStart"/>
+      <w:r>
+        <w:t>methods</w:t>
+      </w:r>
+      <w:proofErr w:type="spellEnd"/>
+      <w:r>
+        <w:t xml:space="preserve"> to </w:t>
+      </w:r>
+      <w:proofErr w:type="spellStart"/>
+      <w:r>
+        <w:t>model</w:t>
+      </w:r>
+      <w:proofErr w:type="spellEnd"/>
+      <w:r>
+        <w:t xml:space="preserve"> </w:t>
+      </w:r>
+      <w:proofErr w:type="spellStart"/>
+      <w:r>
+        <w:t>excitons</w:t>
+      </w:r>
+      <w:proofErr w:type="spellEnd"/>
+      <w:r>
+        <w:t xml:space="preserve"> in 2D </w:t>
+      </w:r>
+      <w:proofErr w:type="spellStart"/>
+      <w:r>
+        <w:t>materials</w:t>
+      </w:r>
+      <w:proofErr w:type="spellEnd"/>
+      <w:r>
+        <w:t xml:space="preserve"> apart </w:t>
+      </w:r>
+      <w:proofErr w:type="spellStart"/>
+      <w:r>
+        <w:t>from</w:t>
+      </w:r>
+      <w:proofErr w:type="spellEnd"/>
+      <w:r>
+        <w:t xml:space="preserve"> </w:t>
+      </w:r>
+      <w:proofErr w:type="spellStart"/>
+      <w:r>
+        <w:t>screened</w:t>
+      </w:r>
+      <w:proofErr w:type="spellEnd"/>
+      <w:r>
+        <w:t xml:space="preserve"> </w:t>
+      </w:r>
+      <w:proofErr w:type="spellStart"/>
+      <w:r>
+        <w:t>configuration</w:t>
+      </w:r>
+      <w:proofErr w:type="spellEnd"/>
+      <w:r>
+        <w:t xml:space="preserve"> </w:t>
+      </w:r>
+      <w:proofErr w:type="spellStart"/>
+      <w:r>
+        <w:t>interaction</w:t>
+      </w:r>
+      <w:proofErr w:type="spellEnd"/>
+      <w:r>
+        <w:t xml:space="preserve"> </w:t>
+      </w:r>
+      <w:proofErr w:type="spellStart"/>
+      <w:r>
+        <w:t>calculations</w:t>
+      </w:r>
+      <w:proofErr w:type="spellEnd"/>
+      <w:r>
+        <w:t xml:space="preserve"> after DFT </w:t>
+      </w:r>
+      <w:proofErr w:type="spellStart"/>
+      <w:r>
+        <w:t>simulations</w:t>
+      </w:r>
+      <w:proofErr w:type="spellEnd"/>
+      <w:r>
+        <w:t xml:space="preserve">? </w:t>
+      </w:r>
+      <w:proofErr w:type="spellStart"/>
+      <w:r>
+        <w:t>Which</w:t>
+      </w:r>
+      <w:proofErr w:type="spellEnd"/>
+      <w:r>
+        <w:t xml:space="preserve"> </w:t>
+      </w:r>
+      <w:proofErr w:type="spellStart"/>
+      <w:r>
+        <w:t>one</w:t>
+      </w:r>
+      <w:proofErr w:type="spellEnd"/>
+      <w:r>
+        <w:t xml:space="preserve">? And </w:t>
+      </w:r>
+      <w:proofErr w:type="spellStart"/>
+      <w:r>
+        <w:t>which</w:t>
+      </w:r>
+      <w:proofErr w:type="spellEnd"/>
+      <w:r>
+        <w:t xml:space="preserve"> </w:t>
+      </w:r>
+      <w:proofErr w:type="spellStart"/>
+      <w:r>
+        <w:t>advantages</w:t>
+      </w:r>
+      <w:proofErr w:type="spellEnd"/>
+      <w:r>
+        <w:t xml:space="preserve"> and </w:t>
+      </w:r>
+      <w:proofErr w:type="spellStart"/>
+      <w:r>
+        <w:t>weaknesses</w:t>
+      </w:r>
+      <w:proofErr w:type="spellEnd"/>
+      <w:r>
+        <w:t xml:space="preserve"> </w:t>
+      </w:r>
+      <w:proofErr w:type="spellStart"/>
+      <w:r>
+        <w:t>does</w:t>
+      </w:r>
+      <w:proofErr w:type="spellEnd"/>
+      <w:r>
+        <w:t xml:space="preserve"> CI </w:t>
+      </w:r>
+      <w:proofErr w:type="spellStart"/>
+      <w:r>
+        <w:t>have</w:t>
+      </w:r>
+      <w:proofErr w:type="spellEnd"/>
+      <w:r>
+        <w:t xml:space="preserve"> in </w:t>
+      </w:r>
+      <w:proofErr w:type="spellStart"/>
+      <w:r>
+        <w:t>comparison</w:t>
+      </w:r>
+      <w:proofErr w:type="spellEnd"/>
+      <w:r>
+        <w:t xml:space="preserve"> to </w:t>
+      </w:r>
+      <w:proofErr w:type="spellStart"/>
+      <w:r>
+        <w:t>these</w:t>
+      </w:r>
+      <w:proofErr w:type="spellEnd"/>
+      <w:r>
+        <w:t xml:space="preserve"> </w:t>
+      </w:r>
+      <w:proofErr w:type="spellStart"/>
+      <w:r>
+        <w:t>methods</w:t>
+      </w:r>
+      <w:proofErr w:type="spellEnd"/>
+      <w:r>
+        <w:t xml:space="preserve">? </w:t>
+      </w:r>
+    </w:p>
+    <w:p/>
+    <w:p/>
     <w:p>
       <w:pPr>
         <w:rPr>
@@ -10944,128 +16067,264 @@
       </w:r>
       <w:proofErr w:type="spellStart"/>
       <w:r>
-        <w:t>doctolib</w:t>
+        <w:t>doc</w:t>
+      </w:r>
+      <w:r>
+        <w:t>ota</w:t>
+      </w:r>
+      <w:proofErr w:type="spellEnd"/>
+      <w:r>
+        <w:t xml:space="preserve"> </w:t>
+      </w:r>
+      <w:r>
+        <w:t xml:space="preserve">und </w:t>
+      </w:r>
+      <w:proofErr w:type="spellStart"/>
+      <w:r>
+        <w:t>geventis</w:t>
+      </w:r>
+      <w:proofErr w:type="spellEnd"/>
+      <w:r>
+        <w:t xml:space="preserve"> registrieren </w:t>
+      </w:r>
+    </w:p>
+    <w:p>
+      <w:r>
+        <w:rPr>
+          <w:b/>
+          <w:bCs/>
+        </w:rPr>
+        <w:t>-</w:t>
+      </w:r>
+      <w:r>
+        <w:t>Laptop einrichten -Schlüssel/Transponder erhalten</w:t>
+      </w:r>
+      <w:r>
+        <w:t xml:space="preserve"> für HARBOR und MPSD</w:t>
+      </w:r>
+      <w:r>
+        <w:t xml:space="preserve"> (</w:t>
+      </w:r>
+      <w:proofErr w:type="spellStart"/>
+      <w:r>
+        <w:t>both</w:t>
+      </w:r>
+      <w:proofErr w:type="spellEnd"/>
+      <w:r>
+        <w:t xml:space="preserve"> </w:t>
+      </w:r>
+      <w:proofErr w:type="spellStart"/>
+      <w:r>
+        <w:t>done</w:t>
+      </w:r>
+      <w:proofErr w:type="spellEnd"/>
+      <w:r>
+        <w:t>)</w:t>
+      </w:r>
+    </w:p>
+    <w:p>
+      <w:r>
+        <w:t xml:space="preserve">-Einrichten einer </w:t>
+      </w:r>
+      <w:proofErr w:type="spellStart"/>
+      <w:r>
+        <w:t>linux</w:t>
+      </w:r>
+      <w:proofErr w:type="spellEnd"/>
+      <w:r>
+        <w:t xml:space="preserve">/Unix Programmierumgebung: </w:t>
+      </w:r>
+      <w:proofErr w:type="spellStart"/>
+      <w:r>
+        <w:t>vs</w:t>
+      </w:r>
+      <w:proofErr w:type="spellEnd"/>
+      <w:r>
+        <w:t xml:space="preserve"> code, </w:t>
+      </w:r>
+      <w:r>
+        <w:t>(</w:t>
+      </w:r>
+      <w:proofErr w:type="spellStart"/>
+      <w:r>
+        <w:t>anaconda</w:t>
+      </w:r>
+      <w:proofErr w:type="spellEnd"/>
+      <w:r>
+        <w:t xml:space="preserve">?), </w:t>
+      </w:r>
+      <w:proofErr w:type="spellStart"/>
+      <w:r>
+        <w:t>compiler</w:t>
+      </w:r>
+      <w:proofErr w:type="spellEnd"/>
+      <w:r>
+        <w:t xml:space="preserve"> für </w:t>
+      </w:r>
+      <w:proofErr w:type="spellStart"/>
+      <w:r>
+        <w:t>python</w:t>
       </w:r>
       <w:proofErr w:type="spellEnd"/>
       <w:r>
         <w:t xml:space="preserve"> und </w:t>
       </w:r>
-      <w:proofErr w:type="spellStart"/>
-      <w:r>
-        <w:t>geventis</w:t>
-      </w:r>
-      <w:proofErr w:type="spellEnd"/>
-      <w:r>
-        <w:t xml:space="preserve"> registrieren </w:t>
-      </w:r>
-    </w:p>
-    <w:p>
-      <w:r>
-        <w:rPr>
-          <w:b/>
-          <w:bCs/>
-        </w:rPr>
+      <w:proofErr w:type="gramStart"/>
+      <w:r>
+        <w:t>Fortran,</w:t>
+      </w:r>
+      <w:r>
+        <w:t>(</w:t>
+      </w:r>
+      <w:proofErr w:type="spellStart"/>
+      <w:proofErr w:type="gramEnd"/>
+      <w:r>
+        <w:t>done</w:t>
+      </w:r>
+      <w:proofErr w:type="spellEnd"/>
+      <w:r>
+        <w:t>)</w:t>
+      </w:r>
+    </w:p>
+    <w:p>
+      <w:r>
+        <w:t xml:space="preserve">-Matlab installieren </w:t>
+      </w:r>
+    </w:p>
+    <w:p>
+      <w:r>
+        <w:t xml:space="preserve">-Unilizenz für Bücher und </w:t>
+      </w:r>
+      <w:proofErr w:type="spellStart"/>
+      <w:r>
+        <w:t>paper</w:t>
+      </w:r>
+      <w:proofErr w:type="spellEnd"/>
+      <w:r>
+        <w:t xml:space="preserve"> </w:t>
+      </w:r>
+      <w:r>
+        <w:t>(</w:t>
+      </w:r>
+      <w:proofErr w:type="spellStart"/>
+      <w:r>
+        <w:t>done</w:t>
+      </w:r>
+      <w:proofErr w:type="spellEnd"/>
+      <w:r>
+        <w:t>)</w:t>
+      </w:r>
+    </w:p>
+    <w:p>
+      <w:r>
         <w:t>-</w:t>
       </w:r>
       <w:r>
-        <w:t>Laptop einrichten -Schlüssel/Transponder erhalten</w:t>
-      </w:r>
-      <w:r>
-        <w:t xml:space="preserve"> für HARBOR und MPSD</w:t>
-      </w:r>
-    </w:p>
-    <w:p>
-      <w:r>
-        <w:t xml:space="preserve">-Einrichten einer </w:t>
-      </w:r>
-      <w:proofErr w:type="spellStart"/>
-      <w:r>
-        <w:t>linux</w:t>
-      </w:r>
-      <w:proofErr w:type="spellEnd"/>
-      <w:r>
-        <w:t xml:space="preserve">/Unix Programmierumgebung: </w:t>
-      </w:r>
-      <w:proofErr w:type="spellStart"/>
-      <w:r>
-        <w:t>vs</w:t>
-      </w:r>
-      <w:proofErr w:type="spellEnd"/>
-      <w:r>
-        <w:t xml:space="preserve"> code, </w:t>
+        <w:rPr>
+          <w:b/>
+          <w:bCs/>
+        </w:rPr>
+        <w:t xml:space="preserve"> </w:t>
+      </w:r>
+      <w:r>
+        <w:t xml:space="preserve">MS Office -KI </w:t>
       </w:r>
       <w:r>
         <w:t>(</w:t>
       </w:r>
       <w:proofErr w:type="spellStart"/>
       <w:r>
-        <w:t>anaconda</w:t>
-      </w:r>
-      <w:proofErr w:type="spellEnd"/>
-      <w:r>
-        <w:t xml:space="preserve">?), </w:t>
-      </w:r>
-      <w:proofErr w:type="spellStart"/>
-      <w:r>
-        <w:t>compiler</w:t>
-      </w:r>
-      <w:proofErr w:type="spellEnd"/>
-      <w:r>
-        <w:t xml:space="preserve"> für </w:t>
-      </w:r>
-      <w:proofErr w:type="spellStart"/>
-      <w:r>
-        <w:t>python</w:t>
-      </w:r>
-      <w:proofErr w:type="spellEnd"/>
-      <w:r>
-        <w:t xml:space="preserve"> und Fortran,</w:t>
-      </w:r>
-    </w:p>
-    <w:p>
-      <w:r>
-        <w:t xml:space="preserve">-Matlab installieren </w:t>
-      </w:r>
-    </w:p>
-    <w:p>
-      <w:r>
-        <w:t xml:space="preserve">-Unilizenz für Bücher und </w:t>
-      </w:r>
-      <w:proofErr w:type="spellStart"/>
-      <w:r>
-        <w:t>paper</w:t>
-      </w:r>
-      <w:proofErr w:type="spellEnd"/>
-      <w:r>
-        <w:t xml:space="preserve"> </w:t>
+        <w:t>done</w:t>
+      </w:r>
+      <w:proofErr w:type="spellEnd"/>
+      <w:r>
+        <w:t>)</w:t>
+      </w:r>
+    </w:p>
+    <w:p>
+      <w:r>
+        <w:t>-Octopus, -</w:t>
+      </w:r>
+      <w:proofErr w:type="spellStart"/>
+      <w:r>
+        <w:t>gitHub</w:t>
+      </w:r>
+      <w:proofErr w:type="spellEnd"/>
+      <w:r>
+        <w:t xml:space="preserve"> einrichten</w:t>
+      </w:r>
+      <w:r>
+        <w:t xml:space="preserve"> (</w:t>
+      </w:r>
+      <w:proofErr w:type="spellStart"/>
+      <w:r>
+        <w:t>only</w:t>
+      </w:r>
+      <w:proofErr w:type="spellEnd"/>
+      <w:r>
+        <w:t xml:space="preserve"> </w:t>
+      </w:r>
+      <w:proofErr w:type="spellStart"/>
+      <w:r>
+        <w:t>gitHub</w:t>
+      </w:r>
+      <w:proofErr w:type="spellEnd"/>
+      <w:r>
+        <w:t xml:space="preserve"> </w:t>
+      </w:r>
+      <w:proofErr w:type="spellStart"/>
+      <w:r>
+        <w:t>done</w:t>
+      </w:r>
+      <w:proofErr w:type="spellEnd"/>
+      <w:r>
+        <w:t>)</w:t>
       </w:r>
     </w:p>
     <w:p>
       <w:r>
         <w:t>-</w:t>
       </w:r>
-      <w:r>
-        <w:rPr>
-          <w:b/>
-          <w:bCs/>
-        </w:rPr>
-        <w:t xml:space="preserve"> </w:t>
-      </w:r>
-      <w:r>
-        <w:t xml:space="preserve">MS Office -KI </w:t>
-      </w:r>
-    </w:p>
-    <w:p>
-      <w:r>
-        <w:t>-Octopus, -</w:t>
-      </w:r>
-      <w:proofErr w:type="spellStart"/>
-      <w:r>
-        <w:t>gitHub</w:t>
-      </w:r>
-      <w:proofErr w:type="spellEnd"/>
-      <w:r>
-        <w:t xml:space="preserve"> einrichten, </w:t>
+      <w:proofErr w:type="spellStart"/>
+      <w:r>
+        <w:t>Desy</w:t>
+      </w:r>
+      <w:proofErr w:type="spellEnd"/>
+      <w:r>
+        <w:t xml:space="preserve"> Mensa Card </w:t>
+      </w:r>
+      <w:r>
+        <w:t xml:space="preserve">and </w:t>
+      </w:r>
+      <w:proofErr w:type="spellStart"/>
+      <w:r>
+        <w:t>library</w:t>
+      </w:r>
+      <w:proofErr w:type="spellEnd"/>
+      <w:r>
+        <w:t xml:space="preserve"> </w:t>
+      </w:r>
+      <w:proofErr w:type="spellStart"/>
+      <w:r>
+        <w:t>card</w:t>
+      </w:r>
+      <w:proofErr w:type="spellEnd"/>
+      <w:r>
+        <w:t xml:space="preserve"> </w:t>
+      </w:r>
+      <w:r>
+        <w:t>bekommen</w:t>
+      </w:r>
+      <w:r>
+        <w:t xml:space="preserve"> (</w:t>
+      </w:r>
+      <w:proofErr w:type="spellStart"/>
+      <w:r>
+        <w:t>done</w:t>
+      </w:r>
+      <w:proofErr w:type="spellEnd"/>
+      <w:r>
+        <w:t>)</w:t>
       </w:r>
     </w:p>
     <w:p>
@@ -11074,19 +16333,6 @@
       </w:r>
       <w:proofErr w:type="spellStart"/>
       <w:r>
-        <w:t>Desy</w:t>
-      </w:r>
-      <w:proofErr w:type="spellEnd"/>
-      <w:r>
-        <w:t xml:space="preserve"> Mensa Card bekommen</w:t>
-      </w:r>
-    </w:p>
-    <w:p>
-      <w:r>
-        <w:t>-</w:t>
-      </w:r>
-      <w:proofErr w:type="spellStart"/>
-      <w:r>
         <w:t>filezilla</w:t>
       </w:r>
       <w:proofErr w:type="spellEnd"/>
@@ -11103,9 +16349,15 @@
       </w:r>
       <w:proofErr w:type="spellStart"/>
       <w:r>
-        <w:t>connections</w:t>
-      </w:r>
-      <w:proofErr w:type="spellEnd"/>
+        <w:t>connecti</w:t>
+      </w:r>
+      <w:r>
+        <w:t>ons</w:t>
+      </w:r>
+      <w:proofErr w:type="spellEnd"/>
+      <w:r>
+        <w:t xml:space="preserve"> </w:t>
+      </w:r>
     </w:p>
     <w:p>
       <w:r>
@@ -11141,6 +16393,170 @@
       <w:proofErr w:type="spellEnd"/>
       <w:r>
         <w:t>, Seminaren erkundigen</w:t>
+      </w:r>
+      <w:r>
+        <w:t xml:space="preserve">: </w:t>
+      </w:r>
+      <w:proofErr w:type="spellStart"/>
+      <w:r>
+        <w:t>Answer</w:t>
+      </w:r>
+      <w:proofErr w:type="spellEnd"/>
+      <w:r>
+        <w:t xml:space="preserve">: Important </w:t>
+      </w:r>
+      <w:proofErr w:type="spellStart"/>
+      <w:r>
+        <w:t>conferences</w:t>
+      </w:r>
+      <w:proofErr w:type="spellEnd"/>
+      <w:r>
+        <w:t xml:space="preserve"> </w:t>
+      </w:r>
+      <w:proofErr w:type="spellStart"/>
+      <w:r>
+        <w:t>are</w:t>
+      </w:r>
+      <w:proofErr w:type="spellEnd"/>
+      <w:r>
+        <w:t xml:space="preserve"> the </w:t>
+      </w:r>
+      <w:r>
+        <w:t>DPG-Frühjahrstagung</w:t>
+      </w:r>
+      <w:r>
+        <w:t xml:space="preserve"> of </w:t>
+      </w:r>
+      <w:proofErr w:type="spellStart"/>
+      <w:r>
+        <w:t>condensed</w:t>
+      </w:r>
+      <w:proofErr w:type="spellEnd"/>
+      <w:r>
+        <w:t xml:space="preserve"> matter </w:t>
+      </w:r>
+      <w:proofErr w:type="spellStart"/>
+      <w:r>
+        <w:t>scientists</w:t>
+      </w:r>
+      <w:proofErr w:type="spellEnd"/>
+      <w:r>
+        <w:t xml:space="preserve">, </w:t>
+      </w:r>
+      <w:proofErr w:type="spellStart"/>
+      <w:r>
+        <w:t>Flatlands</w:t>
+      </w:r>
+      <w:proofErr w:type="spellEnd"/>
+      <w:r>
+        <w:t xml:space="preserve"> </w:t>
+      </w:r>
+      <w:proofErr w:type="spellStart"/>
+      <w:r>
+        <w:t>beyond</w:t>
+      </w:r>
+      <w:proofErr w:type="spellEnd"/>
+      <w:r>
+        <w:t xml:space="preserve"> </w:t>
+      </w:r>
+      <w:proofErr w:type="spellStart"/>
+      <w:r>
+        <w:t>graphene</w:t>
+      </w:r>
+      <w:proofErr w:type="spellEnd"/>
+      <w:r>
+        <w:t xml:space="preserve"> </w:t>
+      </w:r>
+      <w:proofErr w:type="spellStart"/>
+      <w:r>
+        <w:t>conference</w:t>
+      </w:r>
+      <w:proofErr w:type="spellEnd"/>
+      <w:r>
+        <w:t xml:space="preserve">, NOEKS </w:t>
+      </w:r>
+      <w:proofErr w:type="spellStart"/>
+      <w:r>
+        <w:t>conference</w:t>
+      </w:r>
+      <w:proofErr w:type="spellEnd"/>
+      <w:r>
+        <w:t xml:space="preserve"> (International </w:t>
+      </w:r>
+      <w:proofErr w:type="spellStart"/>
+      <w:r>
+        <w:t>conference</w:t>
+      </w:r>
+      <w:proofErr w:type="spellEnd"/>
+      <w:r>
+        <w:t xml:space="preserve"> on Non linear </w:t>
+      </w:r>
+      <w:proofErr w:type="spellStart"/>
+      <w:r>
+        <w:t>Optics</w:t>
+      </w:r>
+      <w:proofErr w:type="spellEnd"/>
+      <w:r>
+        <w:t xml:space="preserve"> and </w:t>
+      </w:r>
+      <w:proofErr w:type="spellStart"/>
+      <w:r>
+        <w:t>Excitation</w:t>
+      </w:r>
+      <w:proofErr w:type="spellEnd"/>
+      <w:r>
+        <w:t xml:space="preserve"> </w:t>
+      </w:r>
+      <w:proofErr w:type="spellStart"/>
+      <w:r>
+        <w:t>Kinetics</w:t>
+      </w:r>
+      <w:proofErr w:type="spellEnd"/>
+      <w:r>
+        <w:t xml:space="preserve"> in Semiconductors), </w:t>
+      </w:r>
+      <w:r>
+        <w:t xml:space="preserve">IWEPNM in Tirol (International </w:t>
+      </w:r>
+      <w:proofErr w:type="spellStart"/>
+      <w:r>
+        <w:t>winter</w:t>
+      </w:r>
+      <w:proofErr w:type="spellEnd"/>
+      <w:r>
+        <w:t xml:space="preserve"> </w:t>
+      </w:r>
+      <w:proofErr w:type="spellStart"/>
+      <w:r>
+        <w:t>school</w:t>
+      </w:r>
+      <w:proofErr w:type="spellEnd"/>
+      <w:r>
+        <w:t xml:space="preserve"> on electronic </w:t>
+      </w:r>
+      <w:proofErr w:type="spellStart"/>
+      <w:r>
+        <w:t>properties</w:t>
+      </w:r>
+      <w:proofErr w:type="spellEnd"/>
+      <w:r>
+        <w:t xml:space="preserve"> of </w:t>
+      </w:r>
+      <w:proofErr w:type="spellStart"/>
+      <w:r>
+        <w:t>novel</w:t>
+      </w:r>
+      <w:proofErr w:type="spellEnd"/>
+      <w:r>
+        <w:t xml:space="preserve"> </w:t>
+      </w:r>
+      <w:proofErr w:type="spellStart"/>
+      <w:r>
+        <w:t>materials</w:t>
+      </w:r>
+      <w:proofErr w:type="spellEnd"/>
+      <w:r>
+        <w:t xml:space="preserve">), </w:t>
       </w:r>
     </w:p>
     <w:p/>
@@ -11167,6 +16583,46 @@
           <w:bCs/>
         </w:rPr>
       </w:pPr>
+    </w:p>
+    <w:p>
+      <w:pPr>
+        <w:rPr>
+          <w:b/>
+          <w:bCs/>
+        </w:rPr>
+      </w:pPr>
+    </w:p>
+    <w:p>
+      <w:pPr>
+        <w:rPr>
+          <w:b/>
+          <w:bCs/>
+        </w:rPr>
+      </w:pPr>
+    </w:p>
+    <w:p>
+      <w:pPr>
+        <w:rPr>
+          <w:b/>
+          <w:bCs/>
+        </w:rPr>
+      </w:pPr>
+    </w:p>
+    <w:p>
+      <w:pPr>
+        <w:rPr>
+          <w:b/>
+          <w:bCs/>
+        </w:rPr>
+      </w:pPr>
+    </w:p>
+    <w:p>
+      <w:pPr>
+        <w:rPr>
+          <w:b/>
+          <w:bCs/>
+        </w:rPr>
+      </w:pPr>
       <w:proofErr w:type="spellStart"/>
       <w:r>
         <w:rPr>
@@ -11287,7 +16743,6 @@
     </w:p>
     <w:p>
       <w:r>
-        <w:lastRenderedPageBreak/>
         <w:t xml:space="preserve"> </w:t>
       </w:r>
       <w:proofErr w:type="spellStart"/>
@@ -11334,7 +16789,12 @@
         <w:t xml:space="preserve"> von </w:t>
       </w:r>
       <w:r>
-        <w:t>Markus Heyl</w:t>
+        <w:t>Markus Hey</w:t>
+      </w:r>
+    </w:p>
+    <w:p>
+      <w:r>
+        <w:t>l</w:t>
       </w:r>
       <w:r>
         <w:t xml:space="preserve"> (2018)</w:t>
@@ -11594,20 +17054,75 @@
           <w:bCs/>
         </w:rPr>
       </w:pPr>
-      <w:r>
-        <w:rPr>
-          <w:b/>
-          <w:bCs/>
-        </w:rPr>
-        <w:t xml:space="preserve">Einführungsgespräch mit Prof. Gabriel Bester: </w:t>
-      </w:r>
-    </w:p>
-    <w:p>
-      <w:r>
-        <w:rPr>
-          <w:b/>
-          <w:bCs/>
-        </w:rPr>
+    </w:p>
+    <w:p>
+      <w:pPr>
+        <w:rPr>
+          <w:b/>
+          <w:bCs/>
+        </w:rPr>
+      </w:pPr>
+      <w:r>
+        <w:rPr>
+          <w:b/>
+          <w:bCs/>
+        </w:rPr>
+        <w:t>Einführungsgespräch mit Prof. Gabriel Bester</w:t>
+      </w:r>
+      <w:r>
+        <w:rPr>
+          <w:b/>
+          <w:bCs/>
+        </w:rPr>
+        <w:t xml:space="preserve"> (not </w:t>
+      </w:r>
+      <w:proofErr w:type="spellStart"/>
+      <w:r>
+        <w:rPr>
+          <w:b/>
+          <w:bCs/>
+        </w:rPr>
+        <w:t>done</w:t>
+      </w:r>
+      <w:proofErr w:type="spellEnd"/>
+      <w:r>
+        <w:rPr>
+          <w:b/>
+          <w:bCs/>
+        </w:rPr>
+        <w:t xml:space="preserve"> in </w:t>
+      </w:r>
+      <w:proofErr w:type="spellStart"/>
+      <w:r>
+        <w:rPr>
+          <w:b/>
+          <w:bCs/>
+        </w:rPr>
+        <w:t>week</w:t>
+      </w:r>
+      <w:proofErr w:type="spellEnd"/>
+      <w:r>
+        <w:rPr>
+          <w:b/>
+          <w:bCs/>
+        </w:rPr>
+        <w:t xml:space="preserve"> 1)</w:t>
+      </w:r>
+      <w:r>
+        <w:rPr>
+          <w:b/>
+          <w:bCs/>
+        </w:rPr>
+        <w:t xml:space="preserve">: </w:t>
+      </w:r>
+    </w:p>
+    <w:p>
+      <w:r>
+        <w:rPr>
+          <w:b/>
+          <w:bCs/>
+        </w:rPr>
+        <w:lastRenderedPageBreak/>
         <w:t>Von deiner Vorbereitung erzählen:</w:t>
       </w:r>
       <w:r>
@@ -11902,18 +17417,15 @@
       <w:r>
         <w:t xml:space="preserve">Für den Start des PhD muss ich eine grobe Forschungsskizze von meinem Projekt schreiben. Soll ich in dieser auch auf </w:t>
       </w:r>
-      <w:proofErr w:type="spellStart"/>
-      <w:r>
-        <w:t>wisssenschaftliche</w:t>
-      </w:r>
-      <w:proofErr w:type="spellEnd"/>
+      <w:r>
+        <w:t>wissenschaftliche</w:t>
+      </w:r>
       <w:r>
         <w:t xml:space="preserve"> Artikel verweisen oder ist das nicht notwendig? </w:t>
       </w:r>
     </w:p>
     <w:p>
       <w:r>
-        <w:lastRenderedPageBreak/>
         <w:t xml:space="preserve">Mein Arbeitstitel von meinem Einstellungsvertrag heißt ja: „Novel Ab Initio </w:t>
       </w:r>
       <w:proofErr w:type="spellStart"/>
